--- a/CR/Compte-Rendu PFE.docx
+++ b/CR/Compte-Rendu PFE.docx
@@ -4,7 +4,7 @@
   <w:body>
     <w:p>
       <w:pPr>
-        <w:pStyle w:val="900"/>
+        <w:pStyle w:val="913"/>
         <w:pBdr/>
         <w:spacing/>
         <w:ind/>
@@ -32,10 +32,15 @@
           <w:rFonts w:ascii="Arial" w:hAnsi="Arial" w:eastAsia="Arial" w:cs="Arial"/>
         </w:rPr>
       </w:r>
+      <w:r>
+        <w:rPr>
+          <w:rFonts w:ascii="Arial" w:hAnsi="Arial" w:cs="Arial"/>
+        </w:rPr>
+      </w:r>
     </w:p>
     <w:p>
       <w:pPr>
-        <w:pStyle w:val="900"/>
+        <w:pStyle w:val="913"/>
         <w:pBdr/>
         <w:spacing/>
         <w:ind/>
@@ -56,12 +61,13 @@
       <w:r>
         <w:rPr>
           <w:rFonts w:ascii="Arial" w:hAnsi="Arial" w:eastAsia="Arial" w:cs="Arial"/>
-          <w:u w:val="single"/>
         </w:rPr>
       </w:r>
       <w:r>
         <w:rPr>
-          <w:rFonts w:ascii="Arial" w:hAnsi="Arial" w:eastAsia="Arial" w:cs="Arial"/>
+          <w:rFonts w:ascii="Arial" w:hAnsi="Arial" w:cs="Arial"/>
+          <w:u w:val="single"/>
+          <w14:ligatures w14:val="none"/>
         </w:rPr>
       </w:r>
     </w:p>
@@ -74,18 +80,6 @@
           <w:rFonts w:ascii="Arial" w:hAnsi="Arial" w:cs="Arial"/>
         </w:rPr>
       </w:pPr>
-      <w:r>
-        <w:rPr>
-          <w:rFonts w:ascii="Arial" w:hAnsi="Arial" w:eastAsia="Arial" w:cs="Arial"/>
-        </w:rPr>
-      </w:r>
-      <w:r/>
-      <w:r>
-        <w:rPr>
-          <w:rFonts w:ascii="Arial" w:hAnsi="Arial" w:eastAsia="Arial" w:cs="Arial"/>
-        </w:rPr>
-      </w:r>
-      <w:r/>
       <w:r>
         <w:rPr>
           <w:rFonts w:ascii="Arial" w:hAnsi="Arial" w:eastAsia="Arial" w:cs="Arial"/>
@@ -98,7 +92,7 @@
       </w:r>
       <w:r>
         <w:rPr>
-          <w:rFonts w:ascii="Arial" w:hAnsi="Arial" w:eastAsia="Arial" w:cs="Arial"/>
+          <w:rFonts w:ascii="Arial" w:hAnsi="Arial" w:cs="Arial"/>
         </w:rPr>
       </w:r>
     </w:p>
@@ -328,11 +322,6 @@
           <w:rFonts w:ascii="Arial" w:hAnsi="Arial" w:cs="Arial"/>
         </w:rPr>
       </w:r>
-      <w:r>
-        <w:rPr>
-          <w:rFonts w:ascii="Arial" w:hAnsi="Arial" w:cs="Arial"/>
-        </w:rPr>
-      </w:r>
     </w:p>
     <w:p>
       <w:pPr>
@@ -703,6 +692,11 @@
           <w:rFonts w:ascii="Arial" w:hAnsi="Arial" w:eastAsia="Arial" w:cs="Arial"/>
         </w:rPr>
       </w:r>
+      <w:r>
+        <w:rPr>
+          <w:rFonts w:ascii="Arial" w:hAnsi="Arial" w:cs="Arial"/>
+        </w:rPr>
+      </w:r>
     </w:p>
     <w:p>
       <w:pPr>
@@ -765,12 +759,44 @@
       </w:pPr>
       <w:r>
         <w:rPr>
+          <w:rFonts w:ascii="Arial" w:hAnsi="Arial" w:cs="Arial"/>
+        </w:rPr>
+      </w:r>
+      <w:r>
+        <w:rPr>
+          <w:rFonts w:ascii="Arial" w:hAnsi="Arial" w:cs="Arial"/>
+        </w:rPr>
+      </w:r>
+      <w:r>
+        <w:rPr>
+          <w:rFonts w:ascii="Arial" w:hAnsi="Arial" w:cs="Arial"/>
+        </w:rPr>
+      </w:r>
+    </w:p>
+    <w:p>
+      <w:pPr>
+        <w:pStyle w:val="892"/>
+        <w:pBdr/>
+        <w:spacing/>
+        <w:ind/>
+        <w:rPr>
+          <w:rFonts w:ascii="Arial" w:hAnsi="Arial" w:cs="Arial"/>
+        </w:rPr>
+      </w:pPr>
+      <w:r>
+        <w:rPr>
           <w:rFonts w:ascii="Arial" w:hAnsi="Arial" w:eastAsia="Arial" w:cs="Arial"/>
         </w:rPr>
       </w:r>
       <w:r>
         <w:rPr>
           <w:rFonts w:ascii="Arial" w:hAnsi="Arial" w:eastAsia="Arial" w:cs="Arial"/>
+        </w:rPr>
+        <w:t xml:space="preserve">Sommaire : </w:t>
+      </w:r>
+      <w:r>
+        <w:rPr>
+          <w:rFonts w:ascii="Arial" w:hAnsi="Arial" w:cs="Arial"/>
         </w:rPr>
       </w:r>
     </w:p>
@@ -792,7 +818,7 @@
       <w:sdtContent>
         <w:p>
           <w:pPr>
-            <w:pStyle w:val="866"/>
+            <w:pStyle w:val="879"/>
             <w:pBdr/>
             <w:tabs>
               <w:tab w:val="right" w:leader="dot" w:pos="9072"/>
@@ -828,19 +854,19 @@
           <w:hyperlink w:tooltip="#_Toc1" w:anchor="_Toc1" w:history="1">
             <w:r>
               <w:rPr>
-                <w:rStyle w:val="864"/>
+                <w:rStyle w:val="877"/>
               </w:rPr>
             </w:r>
             <w:r>
               <w:rPr>
-                <w:rStyle w:val="864"/>
+                <w:rStyle w:val="877"/>
                 <w:rFonts w:ascii="Arial" w:hAnsi="Arial" w:eastAsia="Arial" w:cs="Arial"/>
               </w:rPr>
               <w:t xml:space="preserve">Intro :</w:t>
             </w:r>
             <w:r>
               <w:rPr>
-                <w:rStyle w:val="864"/>
+                <w:rStyle w:val="877"/>
                 <w:rFonts w:ascii="Arial" w:hAnsi="Arial" w:eastAsia="Arial" w:cs="Arial"/>
               </w:rPr>
             </w:r>
@@ -861,10 +887,16 @@
               <w:highlight w:val="none"/>
             </w:rPr>
           </w:r>
+          <w:r>
+            <w:rPr>
+              <w:rFonts w:ascii="Arial" w:hAnsi="Arial" w:eastAsia="Arial" w:cs="Arial"/>
+              <w:highlight w:val="none"/>
+            </w:rPr>
+          </w:r>
         </w:p>
         <w:p>
           <w:pPr>
-            <w:pStyle w:val="867"/>
+            <w:pStyle w:val="880"/>
             <w:pBdr/>
             <w:tabs>
               <w:tab w:val="right" w:leader="dot" w:pos="9072"/>
@@ -876,22 +908,23 @@
               <w:highlight w:val="none"/>
             </w:rPr>
           </w:pPr>
+          <w:r/>
           <w:hyperlink w:tooltip="#_Toc2" w:anchor="_Toc2" w:history="1">
             <w:r>
               <w:rPr>
-                <w:rStyle w:val="864"/>
+                <w:rStyle w:val="877"/>
               </w:rPr>
             </w:r>
             <w:r>
               <w:rPr>
-                <w:rStyle w:val="864"/>
+                <w:rStyle w:val="877"/>
                 <w:rFonts w:ascii="Arial" w:hAnsi="Arial" w:eastAsia="Arial" w:cs="Arial"/>
               </w:rPr>
               <w:t xml:space="preserve">Présentation du projet en détail</w:t>
             </w:r>
             <w:r>
               <w:rPr>
-                <w:rStyle w:val="864"/>
+                <w:rStyle w:val="877"/>
                 <w:rFonts w:ascii="Arial" w:hAnsi="Arial" w:eastAsia="Arial" w:cs="Arial"/>
                 <w:highlight w:val="none"/>
               </w:rPr>
@@ -913,10 +946,16 @@
               <w:highlight w:val="none"/>
             </w:rPr>
           </w:r>
+          <w:r>
+            <w:rPr>
+              <w:rFonts w:ascii="Arial" w:hAnsi="Arial" w:cs="Arial"/>
+              <w:highlight w:val="none"/>
+            </w:rPr>
+          </w:r>
         </w:p>
         <w:p>
           <w:pPr>
-            <w:pStyle w:val="866"/>
+            <w:pStyle w:val="879"/>
             <w:pBdr/>
             <w:tabs>
               <w:tab w:val="right" w:leader="dot" w:pos="9072"/>
@@ -927,22 +966,23 @@
               <w:rFonts w:ascii="Arial" w:hAnsi="Arial" w:cs="Arial"/>
             </w:rPr>
           </w:pPr>
+          <w:r/>
           <w:hyperlink w:tooltip="#_Toc3" w:anchor="_Toc3" w:history="1">
             <w:r>
               <w:rPr>
-                <w:rStyle w:val="864"/>
+                <w:rStyle w:val="877"/>
               </w:rPr>
             </w:r>
             <w:r>
               <w:rPr>
-                <w:rStyle w:val="864"/>
+                <w:rStyle w:val="877"/>
                 <w:rFonts w:ascii="Arial" w:hAnsi="Arial" w:eastAsia="Arial" w:cs="Arial"/>
               </w:rPr>
               <w:t xml:space="preserve">Déroulement du projet :</w:t>
             </w:r>
             <w:r>
               <w:rPr>
-                <w:rStyle w:val="864"/>
+                <w:rStyle w:val="877"/>
                 <w:rFonts w:ascii="Arial" w:hAnsi="Arial" w:eastAsia="Arial" w:cs="Arial"/>
               </w:rPr>
             </w:r>
@@ -962,10 +1002,15 @@
               <w:rFonts w:ascii="Arial" w:hAnsi="Arial" w:cs="Arial"/>
             </w:rPr>
           </w:r>
+          <w:r>
+            <w:rPr>
+              <w:rFonts w:ascii="Arial" w:hAnsi="Arial" w:cs="Arial"/>
+            </w:rPr>
+          </w:r>
         </w:p>
         <w:p>
           <w:pPr>
-            <w:pStyle w:val="867"/>
+            <w:pStyle w:val="880"/>
             <w:pBdr/>
             <w:tabs>
               <w:tab w:val="right" w:leader="dot" w:pos="9072"/>
@@ -976,22 +1021,23 @@
               <w:rFonts w:ascii="Arial" w:hAnsi="Arial" w:cs="Arial"/>
             </w:rPr>
           </w:pPr>
+          <w:r/>
           <w:hyperlink w:tooltip="#_Toc4" w:anchor="_Toc4" w:history="1">
             <w:r>
               <w:rPr>
-                <w:rStyle w:val="864"/>
+                <w:rStyle w:val="877"/>
               </w:rPr>
             </w:r>
             <w:r>
               <w:rPr>
-                <w:rStyle w:val="864"/>
+                <w:rStyle w:val="877"/>
                 <w:rFonts w:ascii="Arial" w:hAnsi="Arial" w:eastAsia="Arial" w:cs="Arial"/>
               </w:rPr>
               <w:t xml:space="preserve">Gestion du système de « tir »</w:t>
             </w:r>
             <w:r>
               <w:rPr>
-                <w:rStyle w:val="864"/>
+                <w:rStyle w:val="877"/>
                 <w:rFonts w:ascii="Arial" w:hAnsi="Arial" w:eastAsia="Arial" w:cs="Arial"/>
               </w:rPr>
             </w:r>
@@ -1011,10 +1057,15 @@
               <w:rFonts w:ascii="Arial" w:hAnsi="Arial" w:cs="Arial"/>
             </w:rPr>
           </w:r>
+          <w:r>
+            <w:rPr>
+              <w:rFonts w:ascii="Arial" w:hAnsi="Arial" w:cs="Arial"/>
+            </w:rPr>
+          </w:r>
         </w:p>
         <w:p>
           <w:pPr>
-            <w:pStyle w:val="868"/>
+            <w:pStyle w:val="881"/>
             <w:pBdr/>
             <w:tabs>
               <w:tab w:val="right" w:leader="dot" w:pos="9072"/>
@@ -1025,22 +1076,23 @@
               <w:rFonts w:ascii="Arial" w:hAnsi="Arial" w:cs="Arial"/>
             </w:rPr>
           </w:pPr>
+          <w:r/>
           <w:hyperlink w:tooltip="#_Toc5" w:anchor="_Toc5" w:history="1">
             <w:r>
               <w:rPr>
-                <w:rStyle w:val="864"/>
+                <w:rStyle w:val="877"/>
               </w:rPr>
             </w:r>
             <w:r>
               <w:rPr>
-                <w:rStyle w:val="864"/>
+                <w:rStyle w:val="877"/>
                 <w:rFonts w:ascii="Arial" w:hAnsi="Arial" w:eastAsia="Arial" w:cs="Arial"/>
               </w:rPr>
               <w:t xml:space="preserve">Technologie utilisée</w:t>
             </w:r>
             <w:r>
               <w:rPr>
-                <w:rStyle w:val="864"/>
+                <w:rStyle w:val="877"/>
                 <w:rFonts w:ascii="Arial" w:hAnsi="Arial" w:eastAsia="Arial" w:cs="Arial"/>
               </w:rPr>
             </w:r>
@@ -1060,10 +1112,15 @@
               <w:rFonts w:ascii="Arial" w:hAnsi="Arial" w:cs="Arial"/>
             </w:rPr>
           </w:r>
+          <w:r>
+            <w:rPr>
+              <w:rFonts w:ascii="Arial" w:hAnsi="Arial" w:cs="Arial"/>
+            </w:rPr>
+          </w:r>
         </w:p>
         <w:p>
           <w:pPr>
-            <w:pStyle w:val="869"/>
+            <w:pStyle w:val="882"/>
             <w:pBdr/>
             <w:tabs>
               <w:tab w:val="right" w:leader="dot" w:pos="9072"/>
@@ -1074,22 +1131,23 @@
               <w:rFonts w:ascii="Arial" w:hAnsi="Arial" w:cs="Arial"/>
             </w:rPr>
           </w:pPr>
+          <w:r/>
           <w:hyperlink w:tooltip="#_Toc6" w:anchor="_Toc6" w:history="1">
             <w:r>
               <w:rPr>
-                <w:rStyle w:val="864"/>
+                <w:rStyle w:val="877"/>
               </w:rPr>
             </w:r>
             <w:r>
               <w:rPr>
-                <w:rStyle w:val="864"/>
+                <w:rStyle w:val="877"/>
                 <w:rFonts w:ascii="Arial" w:hAnsi="Arial" w:eastAsia="Arial" w:cs="Arial"/>
               </w:rPr>
               <w:t xml:space="preserve">La possibilité d’un tir LASER</w:t>
             </w:r>
             <w:r>
               <w:rPr>
-                <w:rStyle w:val="864"/>
+                <w:rStyle w:val="877"/>
                 <w:rFonts w:ascii="Arial" w:hAnsi="Arial" w:eastAsia="Arial" w:cs="Arial"/>
               </w:rPr>
             </w:r>
@@ -1109,10 +1167,15 @@
               <w:rFonts w:ascii="Arial" w:hAnsi="Arial" w:cs="Arial"/>
             </w:rPr>
           </w:r>
+          <w:r>
+            <w:rPr>
+              <w:rFonts w:ascii="Arial" w:hAnsi="Arial" w:cs="Arial"/>
+            </w:rPr>
+          </w:r>
         </w:p>
         <w:p>
           <w:pPr>
-            <w:pStyle w:val="869"/>
+            <w:pStyle w:val="882"/>
             <w:pBdr/>
             <w:tabs>
               <w:tab w:val="right" w:leader="dot" w:pos="9072"/>
@@ -1123,22 +1186,23 @@
               <w:rFonts w:ascii="Arial" w:hAnsi="Arial" w:cs="Arial"/>
             </w:rPr>
           </w:pPr>
+          <w:r/>
           <w:hyperlink w:tooltip="#_Toc7" w:anchor="_Toc7" w:history="1">
             <w:r>
               <w:rPr>
-                <w:rStyle w:val="864"/>
+                <w:rStyle w:val="877"/>
               </w:rPr>
             </w:r>
             <w:r>
               <w:rPr>
-                <w:rStyle w:val="864"/>
+                <w:rStyle w:val="877"/>
                 <w:rFonts w:ascii="Arial" w:hAnsi="Arial" w:eastAsia="Arial" w:cs="Arial"/>
               </w:rPr>
               <w:t xml:space="preserve">Passage au tir IR</w:t>
             </w:r>
             <w:r>
               <w:rPr>
-                <w:rStyle w:val="864"/>
+                <w:rStyle w:val="877"/>
                 <w:rFonts w:ascii="Arial" w:hAnsi="Arial" w:eastAsia="Arial" w:cs="Arial"/>
               </w:rPr>
             </w:r>
@@ -1158,10 +1222,15 @@
               <w:rFonts w:ascii="Arial" w:hAnsi="Arial" w:cs="Arial"/>
             </w:rPr>
           </w:r>
+          <w:r>
+            <w:rPr>
+              <w:rFonts w:ascii="Arial" w:hAnsi="Arial" w:cs="Arial"/>
+            </w:rPr>
+          </w:r>
         </w:p>
         <w:p>
           <w:pPr>
-            <w:pStyle w:val="868"/>
+            <w:pStyle w:val="881"/>
             <w:pBdr/>
             <w:tabs>
               <w:tab w:val="right" w:leader="dot" w:pos="9072"/>
@@ -1172,22 +1241,23 @@
               <w:rFonts w:ascii="Arial" w:hAnsi="Arial" w:cs="Arial"/>
             </w:rPr>
           </w:pPr>
+          <w:r/>
           <w:hyperlink w:tooltip="#_Toc8" w:anchor="_Toc8" w:history="1">
             <w:r>
               <w:rPr>
-                <w:rStyle w:val="864"/>
+                <w:rStyle w:val="877"/>
               </w:rPr>
             </w:r>
             <w:r>
               <w:rPr>
-                <w:rStyle w:val="864"/>
+                <w:rStyle w:val="877"/>
                 <w:rFonts w:ascii="Arial" w:hAnsi="Arial" w:eastAsia="Arial" w:cs="Arial"/>
               </w:rPr>
               <w:t xml:space="preserve">Protocole NEC fait maison</w:t>
             </w:r>
             <w:r>
               <w:rPr>
-                <w:rStyle w:val="864"/>
+                <w:rStyle w:val="877"/>
                 <w:rFonts w:ascii="Arial" w:hAnsi="Arial" w:eastAsia="Arial" w:cs="Arial"/>
               </w:rPr>
             </w:r>
@@ -1207,10 +1277,15 @@
               <w:rFonts w:ascii="Arial" w:hAnsi="Arial" w:cs="Arial"/>
             </w:rPr>
           </w:r>
+          <w:r>
+            <w:rPr>
+              <w:rFonts w:ascii="Arial" w:hAnsi="Arial" w:cs="Arial"/>
+            </w:rPr>
+          </w:r>
         </w:p>
         <w:p>
           <w:pPr>
-            <w:pStyle w:val="867"/>
+            <w:pStyle w:val="880"/>
             <w:pBdr/>
             <w:tabs>
               <w:tab w:val="right" w:leader="dot" w:pos="9072"/>
@@ -1221,29 +1296,30 @@
               <w:rFonts w:ascii="Arial" w:hAnsi="Arial" w:cs="Arial"/>
             </w:rPr>
           </w:pPr>
+          <w:r/>
           <w:hyperlink w:tooltip="#_Toc9" w:anchor="_Toc9" w:history="1">
             <w:r>
               <w:rPr>
-                <w:rStyle w:val="864"/>
+                <w:rStyle w:val="877"/>
               </w:rPr>
             </w:r>
             <w:r>
               <w:rPr>
-                <w:rStyle w:val="864"/>
+                <w:rStyle w:val="877"/>
                 <w:rFonts w:ascii="Arial" w:hAnsi="Arial" w:eastAsia="Arial" w:cs="Arial"/>
               </w:rPr>
               <w:t xml:space="preserve">Programmations</w:t>
             </w:r>
             <w:r>
               <w:rPr>
-                <w:rStyle w:val="864"/>
+                <w:rStyle w:val="877"/>
                 <w:rFonts w:ascii="Arial" w:hAnsi="Arial" w:eastAsia="Arial" w:cs="Arial"/>
               </w:rPr>
               <w:t xml:space="preserve"> des LEDs</w:t>
             </w:r>
             <w:r>
               <w:rPr>
-                <w:rStyle w:val="864"/>
+                <w:rStyle w:val="877"/>
                 <w:rFonts w:ascii="Arial" w:hAnsi="Arial" w:eastAsia="Arial" w:cs="Arial"/>
               </w:rPr>
             </w:r>
@@ -1263,10 +1339,15 @@
               <w:rFonts w:ascii="Arial" w:hAnsi="Arial" w:cs="Arial"/>
             </w:rPr>
           </w:r>
+          <w:r>
+            <w:rPr>
+              <w:rFonts w:ascii="Arial" w:hAnsi="Arial" w:cs="Arial"/>
+            </w:rPr>
+          </w:r>
         </w:p>
         <w:p>
           <w:pPr>
-            <w:pStyle w:val="867"/>
+            <w:pStyle w:val="880"/>
             <w:pBdr/>
             <w:tabs>
               <w:tab w:val="right" w:leader="dot" w:pos="9072"/>
@@ -1277,22 +1358,23 @@
               <w:rFonts w:ascii="Arial" w:hAnsi="Arial" w:cs="Arial"/>
             </w:rPr>
           </w:pPr>
+          <w:r/>
           <w:hyperlink w:tooltip="#_Toc10" w:anchor="_Toc10" w:history="1">
             <w:r>
               <w:rPr>
-                <w:rStyle w:val="864"/>
+                <w:rStyle w:val="877"/>
               </w:rPr>
             </w:r>
             <w:r>
               <w:rPr>
-                <w:rStyle w:val="864"/>
+                <w:rStyle w:val="877"/>
                 <w:rFonts w:ascii="Arial" w:hAnsi="Arial" w:eastAsia="Arial" w:cs="Arial"/>
               </w:rPr>
               <w:t xml:space="preserve">Utilisation du LTE-M</w:t>
             </w:r>
             <w:r>
               <w:rPr>
-                <w:rStyle w:val="864"/>
+                <w:rStyle w:val="877"/>
                 <w:rFonts w:ascii="Arial" w:hAnsi="Arial" w:eastAsia="Arial" w:cs="Arial"/>
               </w:rPr>
             </w:r>
@@ -1312,10 +1394,15 @@
               <w:rFonts w:ascii="Arial" w:hAnsi="Arial" w:cs="Arial"/>
             </w:rPr>
           </w:r>
+          <w:r>
+            <w:rPr>
+              <w:rFonts w:ascii="Arial" w:hAnsi="Arial" w:cs="Arial"/>
+            </w:rPr>
+          </w:r>
         </w:p>
         <w:p>
           <w:pPr>
-            <w:pStyle w:val="868"/>
+            <w:pStyle w:val="881"/>
             <w:pBdr/>
             <w:tabs>
               <w:tab w:val="right" w:leader="dot" w:pos="9072"/>
@@ -1326,22 +1413,23 @@
               <w:rFonts w:ascii="Arial" w:hAnsi="Arial" w:cs="Arial"/>
             </w:rPr>
           </w:pPr>
+          <w:r/>
           <w:hyperlink w:tooltip="#_Toc11" w:anchor="_Toc11" w:history="1">
             <w:r>
               <w:rPr>
-                <w:rStyle w:val="864"/>
+                <w:rStyle w:val="877"/>
               </w:rPr>
             </w:r>
             <w:r>
               <w:rPr>
-                <w:rStyle w:val="864"/>
+                <w:rStyle w:val="877"/>
                 <w:rFonts w:ascii="Arial" w:hAnsi="Arial" w:eastAsia="Arial" w:cs="Arial"/>
               </w:rPr>
               <w:t xml:space="preserve">Pourquoi LTE-M ?</w:t>
             </w:r>
             <w:r>
               <w:rPr>
-                <w:rStyle w:val="864"/>
+                <w:rStyle w:val="877"/>
                 <w:rFonts w:ascii="Arial" w:hAnsi="Arial" w:eastAsia="Arial" w:cs="Arial"/>
               </w:rPr>
             </w:r>
@@ -1361,10 +1449,15 @@
               <w:rFonts w:ascii="Arial" w:hAnsi="Arial" w:cs="Arial"/>
             </w:rPr>
           </w:r>
+          <w:r>
+            <w:rPr>
+              <w:rFonts w:ascii="Arial" w:hAnsi="Arial" w:cs="Arial"/>
+            </w:rPr>
+          </w:r>
         </w:p>
         <w:p>
           <w:pPr>
-            <w:pStyle w:val="868"/>
+            <w:pStyle w:val="881"/>
             <w:pBdr/>
             <w:tabs>
               <w:tab w:val="right" w:leader="dot" w:pos="9072"/>
@@ -1375,22 +1468,23 @@
               <w:rFonts w:ascii="Arial" w:hAnsi="Arial" w:cs="Arial"/>
             </w:rPr>
           </w:pPr>
+          <w:r/>
           <w:hyperlink w:tooltip="#_Toc12" w:anchor="_Toc12" w:history="1">
             <w:r>
               <w:rPr>
-                <w:rStyle w:val="864"/>
+                <w:rStyle w:val="877"/>
               </w:rPr>
             </w:r>
             <w:r>
               <w:rPr>
-                <w:rStyle w:val="864"/>
+                <w:rStyle w:val="877"/>
                 <w:rFonts w:ascii="Arial" w:hAnsi="Arial" w:eastAsia="Arial" w:cs="Arial"/>
               </w:rPr>
               <w:t xml:space="preserve">Samples HTTP</w:t>
             </w:r>
             <w:r>
               <w:rPr>
-                <w:rStyle w:val="864"/>
+                <w:rStyle w:val="877"/>
                 <w:rFonts w:ascii="Arial" w:hAnsi="Arial" w:eastAsia="Arial" w:cs="Arial"/>
               </w:rPr>
             </w:r>
@@ -1410,10 +1504,15 @@
               <w:rFonts w:ascii="Arial" w:hAnsi="Arial" w:cs="Arial"/>
             </w:rPr>
           </w:r>
+          <w:r>
+            <w:rPr>
+              <w:rFonts w:ascii="Arial" w:hAnsi="Arial" w:cs="Arial"/>
+            </w:rPr>
+          </w:r>
         </w:p>
         <w:p>
           <w:pPr>
-            <w:pStyle w:val="866"/>
+            <w:pStyle w:val="879"/>
             <w:pBdr/>
             <w:tabs>
               <w:tab w:val="right" w:leader="dot" w:pos="9072"/>
@@ -1424,22 +1523,23 @@
               <w:rFonts w:ascii="Arial" w:hAnsi="Arial" w:cs="Arial"/>
             </w:rPr>
           </w:pPr>
+          <w:r/>
           <w:hyperlink w:tooltip="#_Toc13" w:anchor="_Toc13" w:history="1">
             <w:r>
               <w:rPr>
-                <w:rStyle w:val="864"/>
+                <w:rStyle w:val="877"/>
               </w:rPr>
             </w:r>
             <w:r>
               <w:rPr>
-                <w:rStyle w:val="864"/>
+                <w:rStyle w:val="877"/>
                 <w:rFonts w:ascii="Arial" w:hAnsi="Arial" w:eastAsia="Arial" w:cs="Arial"/>
               </w:rPr>
               <w:t xml:space="preserve">Perspectives futurs idées de suite : </w:t>
             </w:r>
             <w:r>
               <w:rPr>
-                <w:rStyle w:val="864"/>
+                <w:rStyle w:val="877"/>
                 <w:rFonts w:ascii="Arial" w:hAnsi="Arial" w:eastAsia="Arial" w:cs="Arial"/>
               </w:rPr>
             </w:r>
@@ -1459,6 +1559,11 @@
               <w:rFonts w:ascii="Arial" w:hAnsi="Arial" w:cs="Arial"/>
             </w:rPr>
           </w:r>
+          <w:r>
+            <w:rPr>
+              <w:rFonts w:ascii="Arial" w:hAnsi="Arial" w:cs="Arial"/>
+            </w:rPr>
+          </w:r>
         </w:p>
         <w:p>
           <w:pPr>
@@ -1470,7 +1575,6 @@
               <w:highlight w:val="none"/>
             </w:rPr>
           </w:pPr>
-          <w:r/>
           <w:r>
             <w:fldChar w:fldCharType="end"/>
           </w:r>
@@ -1480,18 +1584,53 @@
               <w:highlight w:val="none"/>
             </w:rPr>
           </w:r>
-          <w:r/>
+          <w:r>
+            <w:rPr>
+              <w:rFonts w:ascii="Arial" w:hAnsi="Arial" w:eastAsia="Arial" w:cs="Arial"/>
+              <w:highlight w:val="none"/>
+            </w:rPr>
+          </w:r>
         </w:p>
       </w:sdtContent>
     </w:sdt>
     <w:p>
       <w:pPr>
-        <w:pStyle w:val="879"/>
+        <w:pStyle w:val="892"/>
         <w:pBdr/>
         <w:spacing/>
         <w:ind/>
         <w:rPr>
           <w:rFonts w:ascii="Arial" w:hAnsi="Arial" w:cs="Arial"/>
+        </w:rPr>
+      </w:pPr>
+      <w:r>
+        <w:rPr>
+          <w:rFonts w:ascii="Arial" w:hAnsi="Arial" w:eastAsia="Arial" w:cs="Arial"/>
+          <w:highlight w:val="none"/>
+        </w:rPr>
+      </w:r>
+      <w:r>
+        <w:rPr>
+          <w:rFonts w:ascii="Arial" w:hAnsi="Arial" w:eastAsia="Arial" w:cs="Arial"/>
+          <w:highlight w:val="none"/>
+        </w:rPr>
+        <w:t xml:space="preserve">Table des figures :</w:t>
+      </w:r>
+      <w:r>
+        <w:rPr>
+          <w:rFonts w:ascii="Arial" w:hAnsi="Arial" w:cs="Arial"/>
+        </w:rPr>
+      </w:r>
+    </w:p>
+    <w:p>
+      <w:pPr>
+        <w:pStyle w:val="892"/>
+        <w:pBdr/>
+        <w:spacing/>
+        <w:ind/>
+        <w:rPr>
+          <w:rFonts w:ascii="Arial" w:hAnsi="Arial" w:eastAsia="Arial" w:cs="Arial"/>
+          <w:highlight w:val="none"/>
         </w:rPr>
       </w:pPr>
       <w:r>
@@ -1515,7 +1654,7 @@
     </w:p>
     <w:p>
       <w:pPr>
-        <w:pStyle w:val="879"/>
+        <w:pStyle w:val="892"/>
         <w:pBdr/>
         <w:spacing/>
         <w:ind/>
@@ -1545,7 +1684,7 @@
     </w:p>
     <w:p>
       <w:pPr>
-        <w:pStyle w:val="879"/>
+        <w:pStyle w:val="892"/>
         <w:pBdr/>
         <w:spacing/>
         <w:ind/>
@@ -1575,7 +1714,7 @@
     </w:p>
     <w:p>
       <w:pPr>
-        <w:pStyle w:val="879"/>
+        <w:pStyle w:val="892"/>
         <w:pBdr/>
         <w:spacing/>
         <w:ind/>
@@ -1605,7 +1744,7 @@
     </w:p>
     <w:p>
       <w:pPr>
-        <w:pStyle w:val="879"/>
+        <w:pStyle w:val="892"/>
         <w:pBdr/>
         <w:spacing/>
         <w:ind/>
@@ -1642,7 +1781,6 @@
       </w:pPr>
       <w:r/>
       <w:r/>
-      <w:r/>
     </w:p>
     <w:p>
       <w:pPr>
@@ -1651,7 +1789,6 @@
         <w:ind/>
         <w:rPr/>
       </w:pPr>
-      <w:r/>
       <w:r/>
       <w:r/>
     </w:p>
@@ -1664,7 +1801,6 @@
       </w:pPr>
       <w:r/>
       <w:r/>
-      <w:r/>
     </w:p>
     <w:p>
       <w:pPr>
@@ -1673,7 +1809,6 @@
         <w:ind/>
         <w:rPr/>
       </w:pPr>
-      <w:r/>
       <w:r/>
       <w:r/>
     </w:p>
@@ -1700,7 +1835,7 @@
     </w:p>
     <w:p>
       <w:pPr>
-        <w:pStyle w:val="879"/>
+        <w:pStyle w:val="892"/>
         <w:pBdr/>
         <w:spacing/>
         <w:ind/>
@@ -1710,18 +1845,21 @@
         </w:rPr>
       </w:pPr>
       <w:r/>
-      <w:bookmarkStart w:id="1" w:name="_Toc1"/>
       <w:r>
         <w:rPr>
           <w:rFonts w:ascii="Arial" w:hAnsi="Arial" w:eastAsia="Arial" w:cs="Arial"/>
         </w:rPr>
         <w:t xml:space="preserve">Introduction au Projet :</w:t>
       </w:r>
-      <w:bookmarkEnd w:id="1"/>
-      <w:r/>
       <w:r>
         <w:rPr>
           <w:rFonts w:ascii="Arial" w:hAnsi="Arial" w:eastAsia="Arial" w:cs="Arial"/>
+        </w:rPr>
+      </w:r>
+      <w:r>
+        <w:rPr>
+          <w:rFonts w:ascii="Arial" w:hAnsi="Arial" w:eastAsia="Arial" w:cs="Arial"/>
+          <w:highlight w:val="none"/>
         </w:rPr>
       </w:r>
     </w:p>
@@ -1744,12 +1882,23 @@
         <w:rPr>
           <w:rFonts w:ascii="Arial" w:hAnsi="Arial" w:eastAsia="Arial" w:cs="Arial"/>
         </w:rPr>
-        <w:t xml:space="preserve">Ce projet de fin d’étude a été proposé par CODIUM Electronique. Il consiste à développer un système de laser game complet, intégrant des composants électroniques embarqués pour les plastrons, les modules d'épaules et les pistolets, avec une connectivité sans fil NR+ (remplacé finalement par du LTE-M). </w:t>
+        <w:t xml:space="preserve">Ce projet de fin d’étude a été proposé par CODI</w:t>
+      </w:r>
+      <w:r>
+        <w:rPr>
+          <w:rFonts w:ascii="Arial" w:hAnsi="Arial" w:eastAsia="Arial" w:cs="Arial"/>
+        </w:rPr>
+        <w:t xml:space="preserve">UM Electronique. Il consiste à développer un système de laser game complet, intégrant des composants électroniques embarqués pour les plastrons, les modules d'épaules et les pistolets, avec une connectivité sans fil NR+ (remplacé finalement par du LTE-M). </w:t>
       </w:r>
       <w:r>
         <w:rPr>
           <w:rFonts w:ascii="Arial" w:hAnsi="Arial" w:cs="Arial"/>
           <w:highlight w:val="none"/>
+        </w:rPr>
+      </w:r>
+      <w:r>
+        <w:rPr>
+          <w:rFonts w:ascii="Arial" w:hAnsi="Arial" w:eastAsia="Arial" w:cs="Arial"/>
         </w:rPr>
       </w:r>
     </w:p>
@@ -1781,7 +1930,12 @@
           <w:rFonts w:ascii="Arial" w:hAnsi="Arial" w:eastAsia="Arial" w:cs="Arial"/>
         </w:rPr>
       </w:r>
-      <w:r/>
+      <w:r>
+        <w:rPr>
+          <w:rFonts w:ascii="Arial" w:hAnsi="Arial" w:cs="Arial"/>
+          <w:highlight w:val="none"/>
+        </w:rPr>
+      </w:r>
     </w:p>
     <w:p>
       <w:pPr>
@@ -1813,10 +1967,16 @@
           <w:highlight w:val="none"/>
         </w:rPr>
       </w:r>
+      <w:r>
+        <w:rPr>
+          <w:rFonts w:ascii="Arial" w:hAnsi="Arial" w:cs="Arial"/>
+          <w:highlight w:val="none"/>
+        </w:rPr>
+      </w:r>
     </w:p>
     <w:p>
       <w:pPr>
-        <w:pStyle w:val="906"/>
+        <w:pStyle w:val="919"/>
         <w:numPr>
           <w:ilvl w:val="0"/>
           <w:numId w:val="3"/>
@@ -1875,10 +2035,16 @@
           <w:highlight w:val="none"/>
         </w:rPr>
       </w:r>
+      <w:r>
+        <w:rPr>
+          <w:rFonts w:ascii="Arial" w:hAnsi="Arial" w:cs="Arial"/>
+          <w:highlight w:val="none"/>
+        </w:rPr>
+      </w:r>
     </w:p>
     <w:p>
       <w:pPr>
-        <w:pStyle w:val="906"/>
+        <w:pStyle w:val="919"/>
         <w:numPr>
           <w:ilvl w:val="0"/>
           <w:numId w:val="3"/>
@@ -1927,10 +2093,16 @@
           <w:highlight w:val="none"/>
         </w:rPr>
       </w:r>
+      <w:r>
+        <w:rPr>
+          <w:rFonts w:ascii="Arial" w:hAnsi="Arial" w:cs="Arial"/>
+          <w:highlight w:val="none"/>
+        </w:rPr>
+      </w:r>
     </w:p>
     <w:p>
       <w:pPr>
-        <w:pStyle w:val="906"/>
+        <w:pStyle w:val="919"/>
         <w:numPr>
           <w:ilvl w:val="0"/>
           <w:numId w:val="3"/>
@@ -1980,6 +2152,12 @@
           <w:highlight w:val="none"/>
         </w:rPr>
       </w:r>
+      <w:r>
+        <w:rPr>
+          <w:rFonts w:ascii="Arial" w:hAnsi="Arial" w:cs="Arial"/>
+          <w:highlight w:val="none"/>
+        </w:rPr>
+      </w:r>
     </w:p>
     <w:p>
       <w:pPr>
@@ -2013,20 +2191,25 @@
           <w:highlight w:val="none"/>
         </w:rPr>
       </w:r>
-    </w:p>
-    <w:p>
-      <w:pPr>
-        <w:pStyle w:val="880"/>
-        <w:pBdr/>
-        <w:spacing/>
-        <w:ind/>
+      <w:r>
         <w:rPr>
           <w:rFonts w:ascii="Arial" w:hAnsi="Arial" w:cs="Arial"/>
           <w:highlight w:val="none"/>
         </w:rPr>
+      </w:r>
+    </w:p>
+    <w:p>
+      <w:pPr>
+        <w:pStyle w:val="893"/>
+        <w:pBdr/>
+        <w:spacing/>
+        <w:ind/>
+        <w:rPr>
+          <w:rFonts w:ascii="Arial" w:hAnsi="Arial" w:cs="Arial"/>
+          <w:highlight w:val="none"/>
+        </w:rPr>
       </w:pPr>
       <w:r/>
-      <w:bookmarkStart w:id="2" w:name="_Toc2"/>
       <w:r>
         <w:rPr>
           <w:rFonts w:ascii="Arial" w:hAnsi="Arial" w:eastAsia="Arial" w:cs="Arial"/>
@@ -2039,11 +2222,15 @@
           <w:highlight w:val="none"/>
         </w:rPr>
       </w:r>
-      <w:bookmarkEnd w:id="2"/>
-      <w:r/>
       <w:r>
         <w:rPr>
           <w:rFonts w:ascii="Arial" w:hAnsi="Arial" w:eastAsia="Arial" w:cs="Arial"/>
+          <w:highlight w:val="none"/>
+        </w:rPr>
+      </w:r>
+      <w:r>
+        <w:rPr>
+          <w:rFonts w:ascii="Arial" w:hAnsi="Arial" w:cs="Arial"/>
           <w:highlight w:val="none"/>
         </w:rPr>
       </w:r>
@@ -2078,14 +2265,14 @@
       </w:r>
       <w:r>
         <w:rPr>
-          <w:rFonts w:ascii="Arial" w:hAnsi="Arial" w:eastAsia="Arial" w:cs="Arial"/>
+          <w:rFonts w:ascii="Arial" w:hAnsi="Arial" w:cs="Arial"/>
           <w:highlight w:val="none"/>
         </w:rPr>
       </w:r>
     </w:p>
     <w:p>
       <w:pPr>
-        <w:pStyle w:val="906"/>
+        <w:pStyle w:val="919"/>
         <w:numPr>
           <w:ilvl w:val="0"/>
           <w:numId w:val="2"/>
@@ -2109,10 +2296,15 @@
           <w:rFonts w:ascii="Arial" w:hAnsi="Arial" w:eastAsia="Arial" w:cs="Arial"/>
         </w:rPr>
       </w:r>
+      <w:r>
+        <w:rPr>
+          <w:rFonts w:ascii="Arial" w:hAnsi="Arial" w:cs="Arial"/>
+        </w:rPr>
+      </w:r>
     </w:p>
     <w:p>
       <w:pPr>
-        <w:pStyle w:val="906"/>
+        <w:pStyle w:val="919"/>
         <w:numPr>
           <w:ilvl w:val="0"/>
           <w:numId w:val="2"/>
@@ -2134,18 +2326,17 @@
       <w:r>
         <w:rPr>
           <w:rFonts w:ascii="Arial" w:hAnsi="Arial" w:eastAsia="Arial" w:cs="Arial"/>
-          <w:highlight w:val="none"/>
         </w:rPr>
       </w:r>
       <w:r>
         <w:rPr>
-          <w:rFonts w:ascii="Arial" w:hAnsi="Arial" w:eastAsia="Arial" w:cs="Arial"/>
+          <w:rFonts w:ascii="Arial" w:hAnsi="Arial" w:cs="Arial"/>
         </w:rPr>
       </w:r>
     </w:p>
     <w:p>
       <w:pPr>
-        <w:pStyle w:val="906"/>
+        <w:pStyle w:val="919"/>
         <w:numPr>
           <w:ilvl w:val="0"/>
           <w:numId w:val="2"/>
@@ -2169,10 +2360,15 @@
           <w:rFonts w:ascii="Arial" w:hAnsi="Arial" w:eastAsia="Arial" w:cs="Arial"/>
         </w:rPr>
       </w:r>
+      <w:r>
+        <w:rPr>
+          <w:rFonts w:ascii="Arial" w:hAnsi="Arial" w:cs="Arial"/>
+        </w:rPr>
+      </w:r>
     </w:p>
     <w:p>
       <w:pPr>
-        <w:pStyle w:val="906"/>
+        <w:pStyle w:val="919"/>
         <w:numPr>
           <w:ilvl w:val="0"/>
           <w:numId w:val="2"/>
@@ -2184,12 +2380,6 @@
           <w:rFonts w:ascii="Arial" w:hAnsi="Arial" w:cs="Arial"/>
         </w:rPr>
       </w:pPr>
-      <w:r>
-        <w:rPr>
-          <w:rFonts w:ascii="Arial" w:hAnsi="Arial" w:eastAsia="Arial" w:cs="Arial"/>
-          <w:highlight w:val="none"/>
-        </w:rPr>
-      </w:r>
       <w:r>
         <w:rPr>
           <w:rFonts w:ascii="Arial" w:hAnsi="Arial" w:eastAsia="Arial" w:cs="Arial"/>
@@ -2201,108 +2391,121 @@
           <w:rFonts w:ascii="Arial" w:hAnsi="Arial" w:eastAsia="Arial" w:cs="Arial"/>
         </w:rPr>
       </w:r>
-    </w:p>
-    <w:p>
-      <w:pPr>
-        <w:pStyle w:val="879"/>
-        <w:pBdr/>
-        <w:spacing/>
-        <w:ind/>
+      <w:r>
         <w:rPr>
           <w:rFonts w:ascii="Arial" w:hAnsi="Arial" w:cs="Arial"/>
         </w:rPr>
+      </w:r>
+    </w:p>
+    <w:p>
+      <w:pPr>
+        <w:pStyle w:val="892"/>
+        <w:pBdr/>
+        <w:spacing/>
+        <w:ind/>
+        <w:rPr>
+          <w:rFonts w:ascii="Arial" w:hAnsi="Arial" w:cs="Arial"/>
+        </w:rPr>
       </w:pPr>
       <w:r/>
-      <w:bookmarkStart w:id="3" w:name="_Toc3"/>
       <w:r>
         <w:rPr>
           <w:rFonts w:ascii="Arial" w:hAnsi="Arial" w:eastAsia="Arial" w:cs="Arial"/>
         </w:rPr>
         <w:t xml:space="preserve">Déroulement du projet :</w:t>
       </w:r>
-      <w:bookmarkEnd w:id="3"/>
-      <w:r/>
       <w:r>
         <w:rPr>
           <w:rFonts w:ascii="Arial" w:hAnsi="Arial" w:eastAsia="Arial" w:cs="Arial"/>
         </w:rPr>
       </w:r>
-    </w:p>
-    <w:p>
-      <w:pPr>
-        <w:pStyle w:val="880"/>
-        <w:pBdr/>
-        <w:spacing/>
-        <w:ind/>
+      <w:r>
         <w:rPr>
           <w:rFonts w:ascii="Arial" w:hAnsi="Arial" w:cs="Arial"/>
         </w:rPr>
+      </w:r>
+    </w:p>
+    <w:p>
+      <w:pPr>
+        <w:pStyle w:val="893"/>
+        <w:pBdr/>
+        <w:spacing/>
+        <w:ind/>
+        <w:rPr>
+          <w:rFonts w:ascii="Arial" w:hAnsi="Arial" w:cs="Arial"/>
+        </w:rPr>
       </w:pPr>
       <w:r/>
-      <w:bookmarkStart w:id="4" w:name="_Toc4"/>
       <w:r>
         <w:rPr>
           <w:rFonts w:ascii="Arial" w:hAnsi="Arial" w:eastAsia="Arial" w:cs="Arial"/>
         </w:rPr>
         <w:t xml:space="preserve">Gestion du système de « tir »</w:t>
       </w:r>
-      <w:bookmarkEnd w:id="4"/>
-      <w:r/>
       <w:r>
         <w:rPr>
           <w:rFonts w:ascii="Arial" w:hAnsi="Arial" w:eastAsia="Arial" w:cs="Arial"/>
         </w:rPr>
       </w:r>
-    </w:p>
-    <w:p>
-      <w:pPr>
-        <w:pStyle w:val="881"/>
-        <w:pBdr/>
-        <w:spacing/>
-        <w:ind/>
+      <w:r>
         <w:rPr>
           <w:rFonts w:ascii="Arial" w:hAnsi="Arial" w:cs="Arial"/>
         </w:rPr>
+      </w:r>
+    </w:p>
+    <w:p>
+      <w:pPr>
+        <w:pStyle w:val="894"/>
+        <w:pBdr/>
+        <w:spacing/>
+        <w:ind/>
+        <w:rPr>
+          <w:rFonts w:ascii="Arial" w:hAnsi="Arial" w:cs="Arial"/>
+        </w:rPr>
       </w:pPr>
       <w:r/>
-      <w:bookmarkStart w:id="5" w:name="_Toc5"/>
       <w:r>
         <w:rPr>
           <w:rFonts w:ascii="Arial" w:hAnsi="Arial" w:eastAsia="Arial" w:cs="Arial"/>
         </w:rPr>
         <w:t xml:space="preserve">Technologie utilisée</w:t>
       </w:r>
-      <w:bookmarkEnd w:id="5"/>
-      <w:r/>
       <w:r>
         <w:rPr>
           <w:rFonts w:ascii="Arial" w:hAnsi="Arial" w:eastAsia="Arial" w:cs="Arial"/>
         </w:rPr>
       </w:r>
-    </w:p>
-    <w:p>
-      <w:pPr>
-        <w:pStyle w:val="882"/>
-        <w:pBdr/>
-        <w:spacing/>
-        <w:ind/>
+      <w:r>
         <w:rPr>
           <w:rFonts w:ascii="Arial" w:hAnsi="Arial" w:cs="Arial"/>
         </w:rPr>
+      </w:r>
+    </w:p>
+    <w:p>
+      <w:pPr>
+        <w:pStyle w:val="895"/>
+        <w:pBdr/>
+        <w:spacing/>
+        <w:ind/>
+        <w:rPr>
+          <w:rFonts w:ascii="Arial" w:hAnsi="Arial" w:cs="Arial"/>
+        </w:rPr>
       </w:pPr>
       <w:r/>
-      <w:bookmarkStart w:id="6" w:name="_Toc6"/>
       <w:r>
         <w:rPr>
           <w:rFonts w:ascii="Arial" w:hAnsi="Arial" w:eastAsia="Arial" w:cs="Arial"/>
         </w:rPr>
         <w:t xml:space="preserve">La possibilité d’un tir LASER</w:t>
       </w:r>
-      <w:bookmarkEnd w:id="6"/>
-      <w:r/>
       <w:r>
         <w:rPr>
           <w:rFonts w:ascii="Arial" w:hAnsi="Arial" w:eastAsia="Arial" w:cs="Arial"/>
+        </w:rPr>
+      </w:r>
+      <w:r>
+        <w:rPr>
+          <w:rFonts w:ascii="Arial" w:hAnsi="Arial" w:cs="Arial"/>
         </w:rPr>
       </w:r>
     </w:p>
@@ -2324,6 +2527,11 @@
       <w:r>
         <w:rPr>
           <w:rFonts w:ascii="Arial" w:hAnsi="Arial" w:eastAsia="Arial" w:cs="Arial"/>
+        </w:rPr>
+      </w:r>
+      <w:r>
+        <w:rPr>
+          <w:rFonts w:ascii="Arial" w:hAnsi="Arial" w:cs="Arial"/>
         </w:rPr>
       </w:r>
     </w:p>
@@ -2353,30 +2561,37 @@
           <w:rFonts w:ascii="Arial" w:hAnsi="Arial" w:eastAsia="Arial" w:cs="Arial"/>
         </w:rPr>
       </w:r>
-    </w:p>
-    <w:p>
-      <w:pPr>
-        <w:pStyle w:val="882"/>
-        <w:pBdr/>
-        <w:spacing/>
-        <w:ind/>
+      <w:r>
         <w:rPr>
           <w:rFonts w:ascii="Arial" w:hAnsi="Arial" w:cs="Arial"/>
         </w:rPr>
+      </w:r>
+    </w:p>
+    <w:p>
+      <w:pPr>
+        <w:pStyle w:val="895"/>
+        <w:pBdr/>
+        <w:spacing/>
+        <w:ind/>
+        <w:rPr>
+          <w:rFonts w:ascii="Arial" w:hAnsi="Arial" w:cs="Arial"/>
+        </w:rPr>
       </w:pPr>
       <w:r/>
-      <w:bookmarkStart w:id="7" w:name="_Toc7"/>
       <w:r>
         <w:rPr>
           <w:rFonts w:ascii="Arial" w:hAnsi="Arial" w:eastAsia="Arial" w:cs="Arial"/>
         </w:rPr>
         <w:t xml:space="preserve">Passage au tir IR</w:t>
       </w:r>
-      <w:bookmarkEnd w:id="7"/>
-      <w:r/>
       <w:r>
         <w:rPr>
           <w:rFonts w:ascii="Arial" w:hAnsi="Arial" w:eastAsia="Arial" w:cs="Arial"/>
+        </w:rPr>
+      </w:r>
+      <w:r>
+        <w:rPr>
+          <w:rFonts w:ascii="Arial" w:hAnsi="Arial" w:cs="Arial"/>
         </w:rPr>
       </w:r>
     </w:p>
@@ -2436,6 +2651,11 @@
           <w:rFonts w:ascii="Arial" w:hAnsi="Arial" w:eastAsia="Arial" w:cs="Arial"/>
         </w:rPr>
       </w:r>
+      <w:r>
+        <w:rPr>
+          <w:rFonts w:ascii="Arial" w:hAnsi="Arial" w:cs="Arial"/>
+        </w:rPr>
+      </w:r>
     </w:p>
     <w:p>
       <w:pPr>
@@ -2461,6 +2681,11 @@
       <w:r>
         <w:rPr>
           <w:rFonts w:ascii="Arial" w:hAnsi="Arial" w:eastAsia="Arial" w:cs="Arial"/>
+        </w:rPr>
+      </w:r>
+      <w:r>
+        <w:rPr>
+          <w:rFonts w:ascii="Arial" w:hAnsi="Arial" w:cs="Arial"/>
         </w:rPr>
       </w:r>
     </w:p>
@@ -2508,30 +2733,37 @@
           <w:rFonts w:ascii="Arial" w:hAnsi="Arial" w:eastAsia="Arial" w:cs="Arial"/>
         </w:rPr>
       </w:r>
-    </w:p>
-    <w:p>
-      <w:pPr>
-        <w:pStyle w:val="881"/>
-        <w:pBdr/>
-        <w:spacing/>
-        <w:ind/>
+      <w:r>
         <w:rPr>
           <w:rFonts w:ascii="Arial" w:hAnsi="Arial" w:cs="Arial"/>
         </w:rPr>
+      </w:r>
+    </w:p>
+    <w:p>
+      <w:pPr>
+        <w:pStyle w:val="894"/>
+        <w:pBdr/>
+        <w:spacing/>
+        <w:ind/>
+        <w:rPr>
+          <w:rFonts w:ascii="Arial" w:hAnsi="Arial" w:cs="Arial"/>
+        </w:rPr>
       </w:pPr>
       <w:r/>
-      <w:bookmarkStart w:id="8" w:name="_Toc8"/>
       <w:r>
         <w:rPr>
           <w:rFonts w:ascii="Arial" w:hAnsi="Arial" w:eastAsia="Arial" w:cs="Arial"/>
         </w:rPr>
         <w:t xml:space="preserve">Protocole NEC fait maison</w:t>
       </w:r>
-      <w:bookmarkEnd w:id="8"/>
-      <w:r/>
       <w:r>
         <w:rPr>
           <w:rFonts w:ascii="Arial" w:hAnsi="Arial" w:eastAsia="Arial" w:cs="Arial"/>
+        </w:rPr>
+      </w:r>
+      <w:r>
+        <w:rPr>
+          <w:rFonts w:ascii="Arial" w:hAnsi="Arial" w:cs="Arial"/>
         </w:rPr>
       </w:r>
     </w:p>
@@ -2586,19 +2818,23 @@
           <w:rFonts w:ascii="Arial" w:hAnsi="Arial" w:eastAsia="Arial" w:cs="Arial"/>
         </w:rPr>
       </w:r>
-    </w:p>
-    <w:p>
-      <w:pPr>
-        <w:pStyle w:val="880"/>
-        <w:pBdr/>
-        <w:spacing/>
-        <w:ind/>
+      <w:r>
         <w:rPr>
           <w:rFonts w:ascii="Arial" w:hAnsi="Arial" w:cs="Arial"/>
         </w:rPr>
+      </w:r>
+    </w:p>
+    <w:p>
+      <w:pPr>
+        <w:pStyle w:val="893"/>
+        <w:pBdr/>
+        <w:spacing/>
+        <w:ind/>
+        <w:rPr>
+          <w:rFonts w:ascii="Arial" w:hAnsi="Arial" w:cs="Arial"/>
+        </w:rPr>
       </w:pPr>
       <w:r/>
-      <w:bookmarkStart w:id="9" w:name="_Toc9"/>
       <w:r>
         <w:rPr>
           <w:rFonts w:ascii="Arial" w:hAnsi="Arial" w:eastAsia="Arial" w:cs="Arial"/>
@@ -2611,13 +2847,16 @@
         </w:rPr>
         <w:t xml:space="preserve"> des LEDs</w:t>
       </w:r>
-      <w:bookmarkEnd w:id="9"/>
-      <w:r/>
       <w:r>
         <w:rPr>
           <w:rFonts w:ascii="Arial" w:hAnsi="Arial" w:eastAsia="Arial" w:cs="Arial"/>
         </w:rPr>
       </w:r>
+      <w:r>
+        <w:rPr>
+          <w:rFonts w:ascii="Arial" w:hAnsi="Arial" w:cs="Arial"/>
+        </w:rPr>
+      </w:r>
     </w:p>
     <w:p>
       <w:pPr>
@@ -2634,7 +2873,6 @@
           <w:rFonts w:ascii="Arial" w:hAnsi="Arial" w:eastAsia="Arial" w:cs="Arial"/>
         </w:rPr>
       </w:r>
-      <w:r/>
       <w:r>
         <w:rPr>
           <w:rFonts w:ascii="Arial" w:hAnsi="Arial" w:eastAsia="Arial" w:cs="Arial"/>
@@ -2654,6 +2892,11 @@
           <w:rFonts w:ascii="Arial" w:hAnsi="Arial" w:cs="Arial"/>
         </w:rPr>
       </w:r>
+      <w:r>
+        <w:rPr>
+          <w:rFonts w:ascii="Arial" w:hAnsi="Arial" w:eastAsia="Arial" w:cs="Arial"/>
+        </w:rPr>
+      </w:r>
     </w:p>
     <w:p>
       <w:pPr>
@@ -2666,21 +2909,11 @@
           <w:highlight w:val="none"/>
         </w:rPr>
       </w:pPr>
-      <w:r/>
-      <w:r/>
-      <w:r/>
       <w:r>
         <w:rPr>
           <w:rFonts w:ascii="Arial" w:hAnsi="Arial" w:eastAsia="Arial" w:cs="Arial"/>
         </w:rPr>
       </w:r>
-      <w:r/>
-      <w:r>
-        <w:rPr>
-          <w:rFonts w:ascii="Arial" w:hAnsi="Arial" w:eastAsia="Arial" w:cs="Arial"/>
-        </w:rPr>
-      </w:r>
-      <w:r/>
       <w:r>
         <w:rPr>
           <w:rFonts w:ascii="Arial" w:hAnsi="Arial" w:eastAsia="Arial" w:cs="Arial"/>
@@ -2698,6 +2931,12 @@
       <w:r>
         <w:rPr>
           <w:rFonts w:ascii="Arial" w:hAnsi="Arial" w:cs="Arial"/>
+        </w:rPr>
+      </w:r>
+      <w:r>
+        <w:rPr>
+          <w:rFonts w:ascii="Arial" w:hAnsi="Arial" w:eastAsia="Arial" w:cs="Arial"/>
+          <w:highlight w:val="none"/>
         </w:rPr>
       </w:r>
     </w:p>
@@ -2737,7 +2976,7 @@
                     <wp:lineTo x="21387" y="0"/>
                     <wp:lineTo x="21387" y="15999"/>
                     <wp:lineTo x="21601" y="21606"/>
-                    <wp:lineTo x="212" y="21606"/>
+                    <wp:lineTo x="211" y="21606"/>
                     <wp:lineTo x="0" y="15999"/>
                   </wp:wrapPolygon>
                 </wp:wrapThrough>
@@ -2797,7 +3036,7 @@
                           <w:txbxContent>
                             <w:p>
                               <w:pPr>
-                                <w:pStyle w:val="857"/>
+                                <w:pStyle w:val="870"/>
                                 <w:pBdr/>
                                 <w:tabs>
                                   <w:tab w:val="center" w:leader="none" w:pos="4536"/>
@@ -2809,6 +3048,8 @@
                                   <w:rFonts w:ascii="Cambria Math" w:hAnsi="Cambria Math" w:eastAsia="Cambria Math" w:cs="Cambria Math"/>
                                 </w:rPr>
                               </w:pPr>
+                              <w:r/>
+                              <w:bookmarkStart w:id="1" w:name="_Toc1"/>
                               <w:r>
                                 <w:t xml:space="preserve">Figure </w:t>
                               </w:r>
@@ -2820,7 +3061,6 @@
                               <w:r>
                                 <w:t xml:space="preserve">1</w:t>
                               </w:r>
-                              <w:r/>
                               <w:r>
                                 <w:fldChar w:fldCharType="end"/>
                               </w:r>
@@ -2833,26 +3073,9 @@
                                 </w:rPr>
                                 <w:tab/>
                               </w:r>
-                              <w:r>
-                                <w:rPr>
-                                  <w:rFonts w:ascii="Cambria Math" w:hAnsi="Cambria Math" w:eastAsia="Cambria Math" w:cs="Cambria Math"/>
-                                </w:rPr>
-                              </w:r>
-                              <w:r>
-                                <w:rPr>
-                                  <w:rFonts w:ascii="Cambria Math" w:hAnsi="Cambria Math" w:eastAsia="Cambria Math" w:cs="Cambria Math"/>
-                                </w:rPr>
-                              </w:r>
-                              <w:r>
-                                <w:rPr>
-                                  <w:rFonts w:ascii="Cambria Math" w:hAnsi="Cambria Math" w:eastAsia="Cambria Math" w:cs="Cambria Math"/>
-                                </w:rPr>
-                              </w:r>
-                              <w:r>
-                                <w:rPr>
-                                  <w:rFonts w:ascii="Cambria Math" w:hAnsi="Cambria Math" w:eastAsia="Cambria Math" w:cs="Cambria Math"/>
-                                </w:rPr>
-                              </w:r>
+                              <w:r/>
+                              <w:bookmarkEnd w:id="1"/>
+                              <w:r/>
                               <w:r>
                                 <w:rPr>
                                   <w:rFonts w:ascii="Cambria Math" w:hAnsi="Cambria Math" w:eastAsia="Cambria Math" w:cs="Cambria Math"/>
@@ -2874,7 +3097,7 @@
           </mc:Choice>
           <mc:Fallback>
             <w:pict>
-              <v:group id="group 1" o:spid="_x0000_s0000" style="position:absolute;z-index:15360;o:allowoverlap:true;o:allowincell:true;mso-position-horizontal-relative:page;margin-left:60.35pt;mso-position-horizontal:absolute;mso-position-vertical-relative:page;margin-top:334.46pt;mso-position-vertical:absolute;width:458.10pt;height:96.65pt;mso-wrap-distance-left:0.00pt;mso-wrap-distance-top:0.00pt;mso-wrap-distance-right:0.00pt;mso-wrap-distance-bottom:0.00pt;" wrapcoords="0 0 21387 0 21387 15999 21601 21606 212 21606 0 15999" coordorigin="0,0" coordsize="58178,12274">
+              <v:group id="group 1" o:spid="_x0000_s0000" style="position:absolute;z-index:15360;o:allowoverlap:true;o:allowincell:true;mso-position-horizontal-relative:page;margin-left:60.35pt;mso-position-horizontal:absolute;mso-position-vertical-relative:page;margin-top:334.46pt;mso-position-vertical:absolute;width:458.10pt;height:96.65pt;mso-wrap-distance-left:0.00pt;mso-wrap-distance-top:0.00pt;mso-wrap-distance-right:0.00pt;mso-wrap-distance-bottom:0.00pt;" wrapcoords="0 0 21387 0 21387 15999 21601 21606 211 21606 0 15999" coordorigin="0,0" coordsize="58178,12274">
                 <v:shapetype id="_x0000_t75" coordsize="21600,21600" o:spt="75" o:preferrelative="t" path="m@4@5l@4@11@9@11@9@5xe" filled="f" stroked="f">
                   <v:stroke joinstyle="miter"/>
                   <v:formulas>
@@ -2904,7 +3127,7 @@
                     <w:txbxContent>
                       <w:p>
                         <w:pPr>
-                          <w:pStyle w:val="857"/>
+                          <w:pStyle w:val="870"/>
                           <w:pBdr/>
                           <w:tabs>
                             <w:tab w:val="center" w:leader="none" w:pos="4536"/>
@@ -2916,6 +3139,8 @@
                             <w:rFonts w:ascii="Cambria Math" w:hAnsi="Cambria Math" w:eastAsia="Cambria Math" w:cs="Cambria Math"/>
                           </w:rPr>
                         </w:pPr>
+                        <w:r/>
+                        <w:bookmarkStart w:id="1" w:name="_Toc1"/>
                         <w:r>
                           <w:t xml:space="preserve">Figure </w:t>
                         </w:r>
@@ -2927,7 +3152,6 @@
                         <w:r>
                           <w:t xml:space="preserve">1</w:t>
                         </w:r>
-                        <w:r/>
                         <w:r>
                           <w:fldChar w:fldCharType="end"/>
                         </w:r>
@@ -2940,26 +3164,9 @@
                           </w:rPr>
                           <w:tab/>
                         </w:r>
-                        <w:r>
-                          <w:rPr>
-                            <w:rFonts w:ascii="Cambria Math" w:hAnsi="Cambria Math" w:eastAsia="Cambria Math" w:cs="Cambria Math"/>
-                          </w:rPr>
-                        </w:r>
-                        <w:r>
-                          <w:rPr>
-                            <w:rFonts w:ascii="Cambria Math" w:hAnsi="Cambria Math" w:eastAsia="Cambria Math" w:cs="Cambria Math"/>
-                          </w:rPr>
-                        </w:r>
-                        <w:r>
-                          <w:rPr>
-                            <w:rFonts w:ascii="Cambria Math" w:hAnsi="Cambria Math" w:eastAsia="Cambria Math" w:cs="Cambria Math"/>
-                          </w:rPr>
-                        </w:r>
-                        <w:r>
-                          <w:rPr>
-                            <w:rFonts w:ascii="Cambria Math" w:hAnsi="Cambria Math" w:eastAsia="Cambria Math" w:cs="Cambria Math"/>
-                          </w:rPr>
-                        </w:r>
+                        <w:r/>
+                        <w:bookmarkEnd w:id="1"/>
+                        <w:r/>
                         <w:r>
                           <w:rPr>
                             <w:rFonts w:ascii="Cambria Math" w:hAnsi="Cambria Math" w:eastAsia="Cambria Math" w:cs="Cambria Math"/>
@@ -2980,37 +3187,9 @@
           <w:highlight w:val="none"/>
         </w:rPr>
       </w:r>
-      <w:r/>
       <w:r>
         <w:rPr>
-          <w:rFonts w:ascii="Arial" w:hAnsi="Arial" w:eastAsia="Arial" w:cs="Arial"/>
-          <w:highlight w:val="none"/>
-        </w:rPr>
-      </w:r>
-      <w:r/>
-      <w:r>
-        <w:rPr>
-          <w:rFonts w:ascii="Arial" w:hAnsi="Arial" w:eastAsia="Arial" w:cs="Arial"/>
-          <w:highlight w:val="none"/>
-        </w:rPr>
-      </w:r>
-      <w:r/>
-      <w:r>
-        <w:rPr>
-          <w:rFonts w:ascii="Arial" w:hAnsi="Arial" w:eastAsia="Arial" w:cs="Arial"/>
-          <w:highlight w:val="none"/>
-        </w:rPr>
-      </w:r>
-      <w:r>
-        <w:rPr>
-          <w:rFonts w:ascii="Arial" w:hAnsi="Arial" w:eastAsia="Arial" w:cs="Arial"/>
-          <w:highlight w:val="none"/>
-        </w:rPr>
-      </w:r>
-      <w:r>
-        <w:rPr>
-          <w:rFonts w:ascii="Arial" w:hAnsi="Arial" w:eastAsia="Arial" w:cs="Arial"/>
-          <w:highlight w:val="none"/>
+          <w:rFonts w:ascii="Arial" w:hAnsi="Arial" w:cs="Arial"/>
         </w:rPr>
       </w:r>
     </w:p>
@@ -3039,16 +3218,34 @@
         <w:rPr>
           <w:rFonts w:ascii="Arial" w:hAnsi="Arial" w:eastAsia="Arial" w:cs="Arial"/>
         </w:rPr>
-        <w:t xml:space="preserve">ême. Lors des essais le problème à été de synchroniser une PWM à la bonne fréquence. En effet le fréquences de PWM disponible sur le micro-controller nrf9151 : 16 , 8, 4, 2 ou 1 Mhz et 500,250 ou 125 kHz.</w:t>
+        <w:t xml:space="preserve">ême. Lors des essais le problème à été de synchroniser une PWM à la bonne fréquence. En effet le fréquences de PWM disponible </w:t>
+      </w:r>
+      <w:r>
+        <w:rPr>
+          <w:rFonts w:ascii="Arial" w:hAnsi="Arial" w:eastAsia="Arial" w:cs="Arial"/>
+        </w:rPr>
+        <w:t xml:space="preserve">sur le micro-controller nrf9151 : 16 , 8, 4, 2 ou 1 Mhz et 500,250 ou 125 kHz.</w:t>
         <w:br/>
         <w:tab/>
-        <w:t xml:space="preserve">On alors eu l’idée de sélectionner une fréquence plus élevé, multiple de la fréquence voulue, et envoyer un nombre de bits plus élevé. Par exemple, on pouvait choisir 4 MHz correspondant à 5 * 800kHz, il fallait alors envoyé 5 fois plus de bits, pour envoyer ‘01’ il aura fallu envoyer ‘0000011111’.</w:t>
+        <w:t xml:space="preserve">On alors eu l’idée de sélectionner une fréquence plus élevé, multiple de la fréquence voulue, et envoyer un nombre de bits plus élevé. Par exemple, on pouvait choisir 4 MHz cor</w:t>
+      </w:r>
+      <w:r>
+        <w:rPr>
+          <w:rFonts w:ascii="Arial" w:hAnsi="Arial" w:eastAsia="Arial" w:cs="Arial"/>
+        </w:rPr>
+        <w:t xml:space="preserve">respondant à 5 * 800kHz, il fallait alors envoyé 5 fois plus de bits, pour envoyer ‘01’ il aura fallu envoyer ‘0000011111’.</w:t>
         <w:br/>
         <w:t xml:space="preserve">Cela n’a pas fonctionner probablement car les LEDs ne reconnaissaient pas les 1 et les 0, la PWM tournant à une fréquence trop élevé</w:t>
       </w:r>
       <w:r>
         <w:rPr>
           <w:rFonts w:ascii="Arial" w:hAnsi="Arial" w:cs="Arial"/>
+        </w:rPr>
+      </w:r>
+      <w:r>
+        <w:rPr>
+          <w:rFonts w:ascii="Arial" w:hAnsi="Arial" w:eastAsia="Arial" w:cs="Arial"/>
+          <w:highlight w:val="none"/>
         </w:rPr>
       </w:r>
     </w:p>
@@ -3075,8 +3272,7 @@
       </w:r>
       <w:r>
         <w:rPr>
-          <w:rFonts w:ascii="Arial" w:hAnsi="Arial" w:eastAsia="Arial" w:cs="Arial"/>
-          <w:highlight w:val="none"/>
+          <w:rFonts w:ascii="Arial" w:hAnsi="Arial" w:cs="Arial"/>
         </w:rPr>
       </w:r>
     </w:p>
@@ -3098,12 +3294,11 @@
       <w:r>
         <w:rPr>
           <w:rFonts w:ascii="Arial" w:hAnsi="Arial" w:eastAsia="Arial" w:cs="Arial"/>
-          <w:highlight w:val="none"/>
         </w:rPr>
       </w:r>
       <w:r>
         <w:rPr>
-          <w:rFonts w:ascii="Arial" w:hAnsi="Arial" w:eastAsia="Arial" w:cs="Arial"/>
+          <w:rFonts w:ascii="Arial" w:hAnsi="Arial" w:cs="Arial"/>
         </w:rPr>
       </w:r>
     </w:p>
@@ -3163,82 +3358,93 @@
           <w:rFonts w:ascii="Arial" w:hAnsi="Arial" w:eastAsia="Arial" w:cs="Arial"/>
         </w:rPr>
       </w:r>
-    </w:p>
-    <w:p>
-      <w:pPr>
-        <w:pStyle w:val="880"/>
-        <w:pBdr/>
-        <w:spacing/>
-        <w:ind/>
+      <w:r>
         <w:rPr>
           <w:rFonts w:ascii="Arial" w:hAnsi="Arial" w:cs="Arial"/>
         </w:rPr>
+      </w:r>
+    </w:p>
+    <w:p>
+      <w:pPr>
+        <w:pStyle w:val="893"/>
+        <w:pBdr/>
+        <w:spacing/>
+        <w:ind/>
+        <w:rPr>
+          <w:rFonts w:ascii="Arial" w:hAnsi="Arial" w:cs="Arial"/>
+        </w:rPr>
       </w:pPr>
       <w:r/>
-      <w:bookmarkStart w:id="10" w:name="_Toc10"/>
       <w:r>
         <w:rPr>
           <w:rFonts w:ascii="Arial" w:hAnsi="Arial" w:eastAsia="Arial" w:cs="Arial"/>
         </w:rPr>
         <w:t xml:space="preserve">Utilisation du LTE-M</w:t>
       </w:r>
-      <w:bookmarkEnd w:id="10"/>
-      <w:r/>
       <w:r>
         <w:rPr>
           <w:rFonts w:ascii="Arial" w:hAnsi="Arial" w:eastAsia="Arial" w:cs="Arial"/>
         </w:rPr>
       </w:r>
-    </w:p>
-    <w:p>
-      <w:pPr>
-        <w:pStyle w:val="881"/>
-        <w:pBdr/>
-        <w:spacing/>
-        <w:ind/>
+      <w:r>
         <w:rPr>
           <w:rFonts w:ascii="Arial" w:hAnsi="Arial" w:cs="Arial"/>
         </w:rPr>
+      </w:r>
+    </w:p>
+    <w:p>
+      <w:pPr>
+        <w:pStyle w:val="894"/>
+        <w:pBdr/>
+        <w:spacing/>
+        <w:ind/>
+        <w:rPr>
+          <w:rFonts w:ascii="Arial" w:hAnsi="Arial" w:cs="Arial"/>
+        </w:rPr>
       </w:pPr>
       <w:r/>
-      <w:bookmarkStart w:id="11" w:name="_Toc11"/>
       <w:r>
         <w:rPr>
           <w:rFonts w:ascii="Arial" w:hAnsi="Arial" w:eastAsia="Arial" w:cs="Arial"/>
         </w:rPr>
         <w:t xml:space="preserve">Pourquoi LTE-M ?</w:t>
       </w:r>
-      <w:bookmarkEnd w:id="11"/>
-      <w:r/>
       <w:r>
         <w:rPr>
           <w:rFonts w:ascii="Arial" w:hAnsi="Arial" w:eastAsia="Arial" w:cs="Arial"/>
         </w:rPr>
       </w:r>
-    </w:p>
-    <w:p>
-      <w:pPr>
-        <w:pStyle w:val="881"/>
-        <w:pBdr/>
-        <w:spacing/>
-        <w:ind/>
+      <w:r>
         <w:rPr>
           <w:rFonts w:ascii="Arial" w:hAnsi="Arial" w:cs="Arial"/>
         </w:rPr>
+      </w:r>
+    </w:p>
+    <w:p>
+      <w:pPr>
+        <w:pStyle w:val="894"/>
+        <w:pBdr/>
+        <w:spacing/>
+        <w:ind/>
+        <w:rPr>
+          <w:rFonts w:ascii="Arial" w:hAnsi="Arial" w:cs="Arial"/>
+        </w:rPr>
       </w:pPr>
       <w:r/>
-      <w:bookmarkStart w:id="12" w:name="_Toc12"/>
       <w:r>
         <w:rPr>
           <w:rFonts w:ascii="Arial" w:hAnsi="Arial" w:eastAsia="Arial" w:cs="Arial"/>
         </w:rPr>
         <w:t xml:space="preserve">Samples HTTP</w:t>
       </w:r>
-      <w:bookmarkEnd w:id="12"/>
-      <w:r/>
       <w:r>
         <w:rPr>
           <w:rFonts w:ascii="Arial" w:hAnsi="Arial" w:eastAsia="Arial" w:cs="Arial"/>
+        </w:rPr>
+      </w:r>
+      <w:r>
+        <w:rPr>
+          <w:rFonts w:ascii="Arial" w:hAnsi="Arial" w:cs="Arial"/>
         </w:rPr>
       </w:r>
     </w:p>
@@ -3261,6 +3467,11 @@
           <w:rFonts w:ascii="Arial" w:hAnsi="Arial" w:eastAsia="Arial" w:cs="Arial"/>
         </w:rPr>
       </w:r>
+      <w:r>
+        <w:rPr>
+          <w:rFonts w:ascii="Arial" w:hAnsi="Arial" w:cs="Arial"/>
+        </w:rPr>
+      </w:r>
     </w:p>
     <w:p>
       <w:pPr>
@@ -3281,30 +3492,37 @@
           <w:rFonts w:ascii="Arial" w:hAnsi="Arial" w:eastAsia="Arial" w:cs="Arial"/>
         </w:rPr>
       </w:r>
-    </w:p>
-    <w:p>
-      <w:pPr>
-        <w:pStyle w:val="879"/>
-        <w:pBdr/>
-        <w:spacing/>
-        <w:ind/>
+      <w:r>
         <w:rPr>
           <w:rFonts w:ascii="Arial" w:hAnsi="Arial" w:cs="Arial"/>
         </w:rPr>
+      </w:r>
+    </w:p>
+    <w:p>
+      <w:pPr>
+        <w:pStyle w:val="892"/>
+        <w:pBdr/>
+        <w:spacing/>
+        <w:ind/>
+        <w:rPr>
+          <w:rFonts w:ascii="Arial" w:hAnsi="Arial" w:cs="Arial"/>
+        </w:rPr>
       </w:pPr>
       <w:r/>
-      <w:bookmarkStart w:id="13" w:name="_Toc13"/>
       <w:r>
         <w:rPr>
           <w:rFonts w:ascii="Arial" w:hAnsi="Arial" w:eastAsia="Arial" w:cs="Arial"/>
         </w:rPr>
         <w:t xml:space="preserve">Perspectives futurs idées de suite : </w:t>
       </w:r>
-      <w:bookmarkEnd w:id="13"/>
-      <w:r/>
       <w:r>
         <w:rPr>
           <w:rFonts w:ascii="Arial" w:hAnsi="Arial" w:eastAsia="Arial" w:cs="Arial"/>
+        </w:rPr>
+      </w:r>
+      <w:r>
+        <w:rPr>
+          <w:rFonts w:ascii="Arial" w:hAnsi="Arial" w:cs="Arial"/>
         </w:rPr>
       </w:r>
     </w:p>
@@ -3325,6 +3543,11 @@
       <w:r>
         <w:rPr>
           <w:rFonts w:ascii="Arial" w:hAnsi="Arial" w:eastAsia="Arial" w:cs="Arial"/>
+        </w:rPr>
+      </w:r>
+      <w:r>
+        <w:rPr>
+          <w:rFonts w:ascii="Arial" w:hAnsi="Arial" w:cs="Arial"/>
         </w:rPr>
       </w:r>
     </w:p>
@@ -3348,10 +3571,15 @@
           <w:rFonts w:ascii="Arial" w:hAnsi="Arial" w:eastAsia="Arial" w:cs="Arial"/>
         </w:rPr>
       </w:r>
+      <w:r>
+        <w:rPr>
+          <w:rFonts w:ascii="Arial" w:hAnsi="Arial" w:cs="Arial"/>
+        </w:rPr>
+      </w:r>
     </w:p>
     <w:p>
       <w:pPr>
-        <w:pStyle w:val="906"/>
+        <w:pStyle w:val="919"/>
         <w:numPr>
           <w:ilvl w:val="0"/>
           <w:numId w:val="1"/>
@@ -3392,10 +3620,15 @@
           <w:rFonts w:ascii="Arial" w:hAnsi="Arial" w:eastAsia="Arial" w:cs="Arial"/>
         </w:rPr>
       </w:r>
+      <w:r>
+        <w:rPr>
+          <w:rFonts w:ascii="Arial" w:hAnsi="Arial" w:cs="Arial"/>
+        </w:rPr>
+      </w:r>
     </w:p>
     <w:p>
       <w:pPr>
-        <w:pStyle w:val="906"/>
+        <w:pStyle w:val="919"/>
         <w:numPr>
           <w:ilvl w:val="0"/>
           <w:numId w:val="1"/>
@@ -3424,10 +3657,15 @@
           <w:rFonts w:ascii="Arial" w:hAnsi="Arial" w:eastAsia="Arial" w:cs="Arial"/>
         </w:rPr>
       </w:r>
+      <w:r>
+        <w:rPr>
+          <w:rFonts w:ascii="Arial" w:hAnsi="Arial" w:cs="Arial"/>
+        </w:rPr>
+      </w:r>
     </w:p>
     <w:p>
       <w:pPr>
-        <w:pStyle w:val="906"/>
+        <w:pStyle w:val="919"/>
         <w:numPr>
           <w:ilvl w:val="1"/>
           <w:numId w:val="1"/>
@@ -3450,10 +3688,15 @@
           <w:rFonts w:ascii="Arial" w:hAnsi="Arial" w:eastAsia="Arial" w:cs="Arial"/>
         </w:rPr>
       </w:r>
+      <w:r>
+        <w:rPr>
+          <w:rFonts w:ascii="Arial" w:hAnsi="Arial" w:cs="Arial"/>
+        </w:rPr>
+      </w:r>
     </w:p>
     <w:p>
       <w:pPr>
-        <w:pStyle w:val="906"/>
+        <w:pStyle w:val="919"/>
         <w:numPr>
           <w:ilvl w:val="0"/>
           <w:numId w:val="1"/>
@@ -3476,10 +3719,15 @@
           <w:rFonts w:ascii="Arial" w:hAnsi="Arial" w:eastAsia="Arial" w:cs="Arial"/>
         </w:rPr>
       </w:r>
+      <w:r>
+        <w:rPr>
+          <w:rFonts w:ascii="Arial" w:hAnsi="Arial" w:cs="Arial"/>
+        </w:rPr>
+      </w:r>
     </w:p>
     <w:p>
       <w:pPr>
-        <w:pStyle w:val="906"/>
+        <w:pStyle w:val="919"/>
         <w:numPr>
           <w:ilvl w:val="0"/>
           <w:numId w:val="1"/>
@@ -3502,10 +3750,15 @@
           <w:rFonts w:ascii="Arial" w:hAnsi="Arial" w:eastAsia="Arial" w:cs="Arial"/>
         </w:rPr>
       </w:r>
+      <w:r>
+        <w:rPr>
+          <w:rFonts w:ascii="Arial" w:hAnsi="Arial" w:cs="Arial"/>
+        </w:rPr>
+      </w:r>
     </w:p>
     <w:p>
       <w:pPr>
-        <w:pStyle w:val="906"/>
+        <w:pStyle w:val="919"/>
         <w:numPr>
           <w:ilvl w:val="0"/>
           <w:numId w:val="1"/>
@@ -3546,10 +3799,15 @@
           <w:rFonts w:ascii="Arial" w:hAnsi="Arial" w:eastAsia="Arial" w:cs="Arial"/>
         </w:rPr>
       </w:r>
+      <w:r>
+        <w:rPr>
+          <w:rFonts w:ascii="Arial" w:hAnsi="Arial" w:cs="Arial"/>
+        </w:rPr>
+      </w:r>
     </w:p>
     <w:p>
       <w:pPr>
-        <w:pStyle w:val="906"/>
+        <w:pStyle w:val="919"/>
         <w:numPr>
           <w:ilvl w:val="0"/>
           <w:numId w:val="1"/>
@@ -3572,10 +3830,15 @@
           <w:rFonts w:ascii="Arial" w:hAnsi="Arial" w:eastAsia="Arial" w:cs="Arial"/>
         </w:rPr>
       </w:r>
+      <w:r>
+        <w:rPr>
+          <w:rFonts w:ascii="Arial" w:hAnsi="Arial" w:cs="Arial"/>
+        </w:rPr>
+      </w:r>
     </w:p>
     <w:p>
       <w:pPr>
-        <w:pStyle w:val="906"/>
+        <w:pStyle w:val="919"/>
         <w:numPr>
           <w:ilvl w:val="0"/>
           <w:numId w:val="1"/>
@@ -3610,10 +3873,15 @@
           <w:rFonts w:ascii="Arial" w:hAnsi="Arial" w:eastAsia="Arial" w:cs="Arial"/>
         </w:rPr>
       </w:r>
+      <w:r>
+        <w:rPr>
+          <w:rFonts w:ascii="Arial" w:hAnsi="Arial" w:cs="Arial"/>
+        </w:rPr>
+      </w:r>
     </w:p>
     <w:p>
       <w:pPr>
-        <w:pStyle w:val="906"/>
+        <w:pStyle w:val="919"/>
         <w:numPr>
           <w:ilvl w:val="1"/>
           <w:numId w:val="1"/>
@@ -3648,10 +3916,15 @@
           <w:rFonts w:ascii="Arial" w:hAnsi="Arial" w:eastAsia="Arial" w:cs="Arial"/>
         </w:rPr>
       </w:r>
+      <w:r>
+        <w:rPr>
+          <w:rFonts w:ascii="Arial" w:hAnsi="Arial" w:cs="Arial"/>
+        </w:rPr>
+      </w:r>
     </w:p>
     <w:p>
       <w:pPr>
-        <w:pStyle w:val="906"/>
+        <w:pStyle w:val="919"/>
         <w:numPr>
           <w:ilvl w:val="0"/>
           <w:numId w:val="1"/>
@@ -3674,10 +3947,15 @@
           <w:rFonts w:ascii="Arial" w:hAnsi="Arial" w:eastAsia="Arial" w:cs="Arial"/>
         </w:rPr>
       </w:r>
+      <w:r>
+        <w:rPr>
+          <w:rFonts w:ascii="Arial" w:hAnsi="Arial" w:cs="Arial"/>
+        </w:rPr>
+      </w:r>
     </w:p>
     <w:p>
       <w:pPr>
-        <w:pStyle w:val="906"/>
+        <w:pStyle w:val="919"/>
         <w:numPr>
           <w:ilvl w:val="0"/>
           <w:numId w:val="1"/>
@@ -3724,10 +4002,15 @@
           <w:rFonts w:ascii="Arial" w:hAnsi="Arial" w:eastAsia="Arial" w:cs="Arial"/>
         </w:rPr>
       </w:r>
+      <w:r>
+        <w:rPr>
+          <w:rFonts w:ascii="Arial" w:hAnsi="Arial" w:cs="Arial"/>
+        </w:rPr>
+      </w:r>
     </w:p>
     <w:p>
       <w:pPr>
-        <w:pStyle w:val="906"/>
+        <w:pStyle w:val="919"/>
         <w:numPr>
           <w:ilvl w:val="0"/>
           <w:numId w:val="1"/>
@@ -3754,6 +4037,11 @@
       <w:r>
         <w:rPr>
           <w:rFonts w:ascii="Arial" w:hAnsi="Arial" w:eastAsia="Arial" w:cs="Arial"/>
+        </w:rPr>
+      </w:r>
+      <w:r>
+        <w:rPr>
+          <w:rFonts w:ascii="Arial" w:hAnsi="Arial" w:cs="Arial"/>
         </w:rPr>
       </w:r>
     </w:p>
@@ -3807,7 +4095,7 @@
 <w:ftr xmlns:wpc="http://schemas.microsoft.com/office/word/2010/wordprocessingCanvas" xmlns:mc="http://schemas.openxmlformats.org/markup-compatibility/2006" xmlns:o="urn:schemas-microsoft-com:office:office" xmlns:r="http://schemas.openxmlformats.org/officeDocument/2006/relationships" xmlns:m="http://schemas.openxmlformats.org/officeDocument/2006/math" xmlns:v="urn:schemas-microsoft-com:vml" xmlns:wp14="http://schemas.microsoft.com/office/word/2010/wordprocessingDrawing" xmlns:wp="http://schemas.openxmlformats.org/drawingml/2006/wordprocessingDrawing" xmlns:w10="urn:schemas-microsoft-com:office:word" xmlns:w="http://schemas.openxmlformats.org/wordprocessingml/2006/main" xmlns:w14="http://schemas.microsoft.com/office/word/2010/wordml" xmlns:w15="http://schemas.microsoft.com/office/word/2012/wordml" xmlns:wpg="http://schemas.microsoft.com/office/word/2010/wordprocessingGroup" xmlns:wpi="http://schemas.microsoft.com/office/word/2010/wordprocessingInk" xmlns:wne="http://schemas.microsoft.com/office/word/2006/wordml" xmlns:a="http://schemas.openxmlformats.org/drawingml/2006/main" xmlns:wps="http://schemas.microsoft.com/office/word/2010/wordprocessingShape" mc:Ignorable="w14 w15 wp14">
   <w:p>
     <w:pPr>
-      <w:pStyle w:val="855"/>
+      <w:pStyle w:val="868"/>
       <w:pBdr/>
       <w:spacing/>
       <w:ind/>
@@ -4475,9 +4763,9 @@
     <w:lsdException w:name="Bibliography" w:uiPriority="37"/>
     <w:lsdException w:name="TOC Heading" w:uiPriority="39" w:qFormat="1"/>
   </w:latentStyles>
-  <w:style w:type="table" w:styleId="708">
+  <w:style w:type="table" w:styleId="721">
     <w:name w:val="Table Grid"/>
-    <w:basedOn w:val="889"/>
+    <w:basedOn w:val="902"/>
     <w:uiPriority w:val="59"/>
     <w:pPr>
       <w:pBdr/>
@@ -4674,9 +4962,9 @@
       </w:tcPr>
     </w:tblStylePr>
   </w:style>
-  <w:style w:type="table" w:styleId="709">
+  <w:style w:type="table" w:styleId="722">
     <w:name w:val="Table Grid Light"/>
-    <w:basedOn w:val="889"/>
+    <w:basedOn w:val="902"/>
     <w:uiPriority w:val="59"/>
     <w:pPr>
       <w:pBdr/>
@@ -4873,9 +5161,9 @@
       </w:tcPr>
     </w:tblStylePr>
   </w:style>
-  <w:style w:type="table" w:styleId="710">
+  <w:style w:type="table" w:styleId="723">
     <w:name w:val="Plain Table 1"/>
-    <w:basedOn w:val="889"/>
+    <w:basedOn w:val="902"/>
     <w:uiPriority w:val="59"/>
     <w:pPr>
       <w:pBdr/>
@@ -5098,9 +5386,9 @@
       </w:tcPr>
     </w:tblStylePr>
   </w:style>
-  <w:style w:type="table" w:styleId="711">
+  <w:style w:type="table" w:styleId="724">
     <w:name w:val="Plain Table 2"/>
-    <w:basedOn w:val="889"/>
+    <w:basedOn w:val="902"/>
     <w:uiPriority w:val="59"/>
     <w:pPr>
       <w:pBdr/>
@@ -5331,9 +5619,9 @@
       </w:tcPr>
     </w:tblStylePr>
   </w:style>
-  <w:style w:type="table" w:styleId="712">
+  <w:style w:type="table" w:styleId="725">
     <w:name w:val="Plain Table 3"/>
-    <w:basedOn w:val="889"/>
+    <w:basedOn w:val="902"/>
     <w:uiPriority w:val="99"/>
     <w:pPr>
       <w:pBdr/>
@@ -5561,9 +5849,9 @@
       </w:tcPr>
     </w:tblStylePr>
   </w:style>
-  <w:style w:type="table" w:styleId="713">
+  <w:style w:type="table" w:styleId="726">
     <w:name w:val="Plain Table 4"/>
-    <w:basedOn w:val="889"/>
+    <w:basedOn w:val="902"/>
     <w:uiPriority w:val="99"/>
     <w:pPr>
       <w:pBdr/>
@@ -5777,9 +6065,9 @@
       </w:tcPr>
     </w:tblStylePr>
   </w:style>
-  <w:style w:type="table" w:styleId="714">
+  <w:style w:type="table" w:styleId="727">
     <w:name w:val="Plain Table 5"/>
-    <w:basedOn w:val="889"/>
+    <w:basedOn w:val="902"/>
     <w:uiPriority w:val="99"/>
     <w:pPr>
       <w:pBdr/>
@@ -6010,9 +6298,9 @@
       </w:tcPr>
     </w:tblStylePr>
   </w:style>
-  <w:style w:type="table" w:styleId="715">
+  <w:style w:type="table" w:styleId="728">
     <w:name w:val="Grid Table 1 Light"/>
-    <w:basedOn w:val="889"/>
+    <w:basedOn w:val="902"/>
     <w:uiPriority w:val="99"/>
     <w:pPr>
       <w:pBdr/>
@@ -6233,9 +6521,9 @@
       </w:tcPr>
     </w:tblStylePr>
   </w:style>
-  <w:style w:type="table" w:styleId="716">
+  <w:style w:type="table" w:styleId="729">
     <w:name w:val="Grid Table 1 Light - Accent 1"/>
-    <w:basedOn w:val="889"/>
+    <w:basedOn w:val="902"/>
     <w:uiPriority w:val="99"/>
     <w:pPr>
       <w:pBdr/>
@@ -6456,9 +6744,9 @@
       </w:tcPr>
     </w:tblStylePr>
   </w:style>
-  <w:style w:type="table" w:styleId="717">
+  <w:style w:type="table" w:styleId="730">
     <w:name w:val="Grid Table 1 Light - Accent 2"/>
-    <w:basedOn w:val="889"/>
+    <w:basedOn w:val="902"/>
     <w:uiPriority w:val="99"/>
     <w:pPr>
       <w:pBdr/>
@@ -6679,9 +6967,9 @@
       </w:tcPr>
     </w:tblStylePr>
   </w:style>
-  <w:style w:type="table" w:styleId="718">
+  <w:style w:type="table" w:styleId="731">
     <w:name w:val="Grid Table 1 Light - Accent 3"/>
-    <w:basedOn w:val="889"/>
+    <w:basedOn w:val="902"/>
     <w:uiPriority w:val="99"/>
     <w:pPr>
       <w:pBdr/>
@@ -6902,9 +7190,9 @@
       </w:tcPr>
     </w:tblStylePr>
   </w:style>
-  <w:style w:type="table" w:styleId="719">
+  <w:style w:type="table" w:styleId="732">
     <w:name w:val="Grid Table 1 Light - Accent 4"/>
-    <w:basedOn w:val="889"/>
+    <w:basedOn w:val="902"/>
     <w:uiPriority w:val="99"/>
     <w:pPr>
       <w:pBdr/>
@@ -7125,9 +7413,9 @@
       </w:tcPr>
     </w:tblStylePr>
   </w:style>
-  <w:style w:type="table" w:styleId="720">
+  <w:style w:type="table" w:styleId="733">
     <w:name w:val="Grid Table 1 Light - Accent 5"/>
-    <w:basedOn w:val="889"/>
+    <w:basedOn w:val="902"/>
     <w:uiPriority w:val="99"/>
     <w:pPr>
       <w:pBdr/>
@@ -7348,9 +7636,9 @@
       </w:tcPr>
     </w:tblStylePr>
   </w:style>
-  <w:style w:type="table" w:styleId="721">
+  <w:style w:type="table" w:styleId="734">
     <w:name w:val="Grid Table 1 Light - Accent 6"/>
-    <w:basedOn w:val="889"/>
+    <w:basedOn w:val="902"/>
     <w:uiPriority w:val="99"/>
     <w:pPr>
       <w:pBdr/>
@@ -7571,9 +7859,9 @@
       </w:tcPr>
     </w:tblStylePr>
   </w:style>
-  <w:style w:type="table" w:styleId="722">
+  <w:style w:type="table" w:styleId="735">
     <w:name w:val="Grid Table 2"/>
-    <w:basedOn w:val="889"/>
+    <w:basedOn w:val="902"/>
     <w:uiPriority w:val="99"/>
     <w:pPr>
       <w:pBdr/>
@@ -7803,9 +8091,9 @@
       </w:tcPr>
     </w:tblStylePr>
   </w:style>
-  <w:style w:type="table" w:styleId="723">
+  <w:style w:type="table" w:styleId="736">
     <w:name w:val="Grid Table 2 - Accent 1"/>
-    <w:basedOn w:val="889"/>
+    <w:basedOn w:val="902"/>
     <w:uiPriority w:val="99"/>
     <w:pPr>
       <w:pBdr/>
@@ -8035,9 +8323,9 @@
       </w:tcPr>
     </w:tblStylePr>
   </w:style>
-  <w:style w:type="table" w:styleId="724">
+  <w:style w:type="table" w:styleId="737">
     <w:name w:val="Grid Table 2 - Accent 2"/>
-    <w:basedOn w:val="889"/>
+    <w:basedOn w:val="902"/>
     <w:uiPriority w:val="99"/>
     <w:pPr>
       <w:pBdr/>
@@ -8267,9 +8555,9 @@
       </w:tcPr>
     </w:tblStylePr>
   </w:style>
-  <w:style w:type="table" w:styleId="725">
+  <w:style w:type="table" w:styleId="738">
     <w:name w:val="Grid Table 2 - Accent 3"/>
-    <w:basedOn w:val="889"/>
+    <w:basedOn w:val="902"/>
     <w:uiPriority w:val="99"/>
     <w:pPr>
       <w:pBdr/>
@@ -8499,9 +8787,9 @@
       </w:tcPr>
     </w:tblStylePr>
   </w:style>
-  <w:style w:type="table" w:styleId="726">
+  <w:style w:type="table" w:styleId="739">
     <w:name w:val="Grid Table 2 - Accent 4"/>
-    <w:basedOn w:val="889"/>
+    <w:basedOn w:val="902"/>
     <w:uiPriority w:val="99"/>
     <w:pPr>
       <w:pBdr/>
@@ -8731,9 +9019,9 @@
       </w:tcPr>
     </w:tblStylePr>
   </w:style>
-  <w:style w:type="table" w:styleId="727">
+  <w:style w:type="table" w:styleId="740">
     <w:name w:val="Grid Table 2 - Accent 5"/>
-    <w:basedOn w:val="889"/>
+    <w:basedOn w:val="902"/>
     <w:uiPriority w:val="99"/>
     <w:pPr>
       <w:pBdr/>
@@ -8963,9 +9251,9 @@
       </w:tcPr>
     </w:tblStylePr>
   </w:style>
-  <w:style w:type="table" w:styleId="728">
+  <w:style w:type="table" w:styleId="741">
     <w:name w:val="Grid Table 2 - Accent 6"/>
-    <w:basedOn w:val="889"/>
+    <w:basedOn w:val="902"/>
     <w:uiPriority w:val="99"/>
     <w:pPr>
       <w:pBdr/>
@@ -9195,9 +9483,9 @@
       </w:tcPr>
     </w:tblStylePr>
   </w:style>
-  <w:style w:type="table" w:styleId="729">
+  <w:style w:type="table" w:styleId="742">
     <w:name w:val="Grid Table 3"/>
-    <w:basedOn w:val="889"/>
+    <w:basedOn w:val="902"/>
     <w:uiPriority w:val="99"/>
     <w:pPr>
       <w:pBdr/>
@@ -9440,9 +9728,9 @@
       </w:tcPr>
     </w:tblStylePr>
   </w:style>
-  <w:style w:type="table" w:styleId="730">
+  <w:style w:type="table" w:styleId="743">
     <w:name w:val="Grid Table 3 - Accent 1"/>
-    <w:basedOn w:val="889"/>
+    <w:basedOn w:val="902"/>
     <w:uiPriority w:val="99"/>
     <w:pPr>
       <w:pBdr/>
@@ -9685,9 +9973,9 @@
       </w:tcPr>
     </w:tblStylePr>
   </w:style>
-  <w:style w:type="table" w:styleId="731">
+  <w:style w:type="table" w:styleId="744">
     <w:name w:val="Grid Table 3 - Accent 2"/>
-    <w:basedOn w:val="889"/>
+    <w:basedOn w:val="902"/>
     <w:uiPriority w:val="99"/>
     <w:pPr>
       <w:pBdr/>
@@ -9930,9 +10218,9 @@
       </w:tcPr>
     </w:tblStylePr>
   </w:style>
-  <w:style w:type="table" w:styleId="732">
+  <w:style w:type="table" w:styleId="745">
     <w:name w:val="Grid Table 3 - Accent 3"/>
-    <w:basedOn w:val="889"/>
+    <w:basedOn w:val="902"/>
     <w:uiPriority w:val="99"/>
     <w:pPr>
       <w:pBdr/>
@@ -10175,9 +10463,9 @@
       </w:tcPr>
     </w:tblStylePr>
   </w:style>
-  <w:style w:type="table" w:styleId="733">
+  <w:style w:type="table" w:styleId="746">
     <w:name w:val="Grid Table 3 - Accent 4"/>
-    <w:basedOn w:val="889"/>
+    <w:basedOn w:val="902"/>
     <w:uiPriority w:val="99"/>
     <w:pPr>
       <w:pBdr/>
@@ -10420,9 +10708,9 @@
       </w:tcPr>
     </w:tblStylePr>
   </w:style>
-  <w:style w:type="table" w:styleId="734">
+  <w:style w:type="table" w:styleId="747">
     <w:name w:val="Grid Table 3 - Accent 5"/>
-    <w:basedOn w:val="889"/>
+    <w:basedOn w:val="902"/>
     <w:uiPriority w:val="99"/>
     <w:pPr>
       <w:pBdr/>
@@ -10665,9 +10953,9 @@
       </w:tcPr>
     </w:tblStylePr>
   </w:style>
-  <w:style w:type="table" w:styleId="735">
+  <w:style w:type="table" w:styleId="748">
     <w:name w:val="Grid Table 3 - Accent 6"/>
-    <w:basedOn w:val="889"/>
+    <w:basedOn w:val="902"/>
     <w:uiPriority w:val="99"/>
     <w:pPr>
       <w:pBdr/>
@@ -10910,9 +11198,9 @@
       </w:tcPr>
     </w:tblStylePr>
   </w:style>
-  <w:style w:type="table" w:styleId="736">
+  <w:style w:type="table" w:styleId="749">
     <w:name w:val="Grid Table 4"/>
-    <w:basedOn w:val="889"/>
+    <w:basedOn w:val="902"/>
     <w:uiPriority w:val="59"/>
     <w:pPr>
       <w:pBdr/>
@@ -11143,9 +11431,9 @@
       </w:tcPr>
     </w:tblStylePr>
   </w:style>
-  <w:style w:type="table" w:styleId="737">
+  <w:style w:type="table" w:styleId="750">
     <w:name w:val="Grid Table 4 - Accent 1"/>
-    <w:basedOn w:val="889"/>
+    <w:basedOn w:val="902"/>
     <w:uiPriority w:val="59"/>
     <w:pPr>
       <w:pBdr/>
@@ -11376,9 +11664,9 @@
       </w:tcPr>
     </w:tblStylePr>
   </w:style>
-  <w:style w:type="table" w:styleId="738">
+  <w:style w:type="table" w:styleId="751">
     <w:name w:val="Grid Table 4 - Accent 2"/>
-    <w:basedOn w:val="889"/>
+    <w:basedOn w:val="902"/>
     <w:uiPriority w:val="59"/>
     <w:pPr>
       <w:pBdr/>
@@ -11609,9 +11897,9 @@
       </w:tcPr>
     </w:tblStylePr>
   </w:style>
-  <w:style w:type="table" w:styleId="739">
+  <w:style w:type="table" w:styleId="752">
     <w:name w:val="Grid Table 4 - Accent 3"/>
-    <w:basedOn w:val="889"/>
+    <w:basedOn w:val="902"/>
     <w:uiPriority w:val="59"/>
     <w:pPr>
       <w:pBdr/>
@@ -11842,9 +12130,9 @@
       </w:tcPr>
     </w:tblStylePr>
   </w:style>
-  <w:style w:type="table" w:styleId="740">
+  <w:style w:type="table" w:styleId="753">
     <w:name w:val="Grid Table 4 - Accent 4"/>
-    <w:basedOn w:val="889"/>
+    <w:basedOn w:val="902"/>
     <w:uiPriority w:val="59"/>
     <w:pPr>
       <w:pBdr/>
@@ -12075,9 +12363,9 @@
       </w:tcPr>
     </w:tblStylePr>
   </w:style>
-  <w:style w:type="table" w:styleId="741">
+  <w:style w:type="table" w:styleId="754">
     <w:name w:val="Grid Table 4 - Accent 5"/>
-    <w:basedOn w:val="889"/>
+    <w:basedOn w:val="902"/>
     <w:uiPriority w:val="59"/>
     <w:pPr>
       <w:pBdr/>
@@ -12308,9 +12596,9 @@
       </w:tcPr>
     </w:tblStylePr>
   </w:style>
-  <w:style w:type="table" w:styleId="742">
+  <w:style w:type="table" w:styleId="755">
     <w:name w:val="Grid Table 4 - Accent 6"/>
-    <w:basedOn w:val="889"/>
+    <w:basedOn w:val="902"/>
     <w:uiPriority w:val="59"/>
     <w:pPr>
       <w:pBdr/>
@@ -12541,9 +12829,9 @@
       </w:tcPr>
     </w:tblStylePr>
   </w:style>
-  <w:style w:type="table" w:styleId="743">
+  <w:style w:type="table" w:styleId="756">
     <w:name w:val="Grid Table 5 Dark"/>
-    <w:basedOn w:val="889"/>
+    <w:basedOn w:val="902"/>
     <w:uiPriority w:val="99"/>
     <w:pPr>
       <w:pBdr/>
@@ -12769,9 +13057,9 @@
       </w:tcPr>
     </w:tblStylePr>
   </w:style>
-  <w:style w:type="table" w:styleId="744">
+  <w:style w:type="table" w:styleId="757">
     <w:name w:val="Grid Table 5 Dark- Accent 1"/>
-    <w:basedOn w:val="889"/>
+    <w:basedOn w:val="902"/>
     <w:uiPriority w:val="99"/>
     <w:pPr>
       <w:pBdr/>
@@ -12997,9 +13285,9 @@
       </w:tcPr>
     </w:tblStylePr>
   </w:style>
-  <w:style w:type="table" w:styleId="745">
+  <w:style w:type="table" w:styleId="758">
     <w:name w:val="Grid Table 5 Dark - Accent 2"/>
-    <w:basedOn w:val="889"/>
+    <w:basedOn w:val="902"/>
     <w:uiPriority w:val="99"/>
     <w:pPr>
       <w:pBdr/>
@@ -13225,9 +13513,9 @@
       </w:tcPr>
     </w:tblStylePr>
   </w:style>
-  <w:style w:type="table" w:styleId="746">
+  <w:style w:type="table" w:styleId="759">
     <w:name w:val="Grid Table 5 Dark - Accent 3"/>
-    <w:basedOn w:val="889"/>
+    <w:basedOn w:val="902"/>
     <w:uiPriority w:val="99"/>
     <w:pPr>
       <w:pBdr/>
@@ -13453,9 +13741,9 @@
       </w:tcPr>
     </w:tblStylePr>
   </w:style>
-  <w:style w:type="table" w:styleId="747">
+  <w:style w:type="table" w:styleId="760">
     <w:name w:val="Grid Table 5 Dark- Accent 4"/>
-    <w:basedOn w:val="889"/>
+    <w:basedOn w:val="902"/>
     <w:uiPriority w:val="99"/>
     <w:pPr>
       <w:pBdr/>
@@ -13681,9 +13969,9 @@
       </w:tcPr>
     </w:tblStylePr>
   </w:style>
-  <w:style w:type="table" w:styleId="748">
+  <w:style w:type="table" w:styleId="761">
     <w:name w:val="Grid Table 5 Dark - Accent 5"/>
-    <w:basedOn w:val="889"/>
+    <w:basedOn w:val="902"/>
     <w:uiPriority w:val="99"/>
     <w:pPr>
       <w:pBdr/>
@@ -13909,9 +14197,9 @@
       </w:tcPr>
     </w:tblStylePr>
   </w:style>
-  <w:style w:type="table" w:styleId="749">
+  <w:style w:type="table" w:styleId="762">
     <w:name w:val="Grid Table 5 Dark - Accent 6"/>
-    <w:basedOn w:val="889"/>
+    <w:basedOn w:val="902"/>
     <w:uiPriority w:val="99"/>
     <w:pPr>
       <w:pBdr/>
@@ -14137,9 +14425,9 @@
       </w:tcPr>
     </w:tblStylePr>
   </w:style>
-  <w:style w:type="table" w:styleId="750">
+  <w:style w:type="table" w:styleId="763">
     <w:name w:val="Grid Table 6 Colorful"/>
-    <w:basedOn w:val="889"/>
+    <w:basedOn w:val="902"/>
     <w:uiPriority w:val="99"/>
     <w:pPr>
       <w:pBdr/>
@@ -14367,9 +14655,9 @@
       </w:tcPr>
     </w:tblStylePr>
   </w:style>
-  <w:style w:type="table" w:styleId="751">
+  <w:style w:type="table" w:styleId="764">
     <w:name w:val="Grid Table 6 Colorful - Accent 1"/>
-    <w:basedOn w:val="889"/>
+    <w:basedOn w:val="902"/>
     <w:uiPriority w:val="99"/>
     <w:pPr>
       <w:pBdr/>
@@ -14597,9 +14885,9 @@
       </w:tcPr>
     </w:tblStylePr>
   </w:style>
-  <w:style w:type="table" w:styleId="752">
+  <w:style w:type="table" w:styleId="765">
     <w:name w:val="Grid Table 6 Colorful - Accent 2"/>
-    <w:basedOn w:val="889"/>
+    <w:basedOn w:val="902"/>
     <w:uiPriority w:val="99"/>
     <w:pPr>
       <w:pBdr/>
@@ -14827,9 +15115,9 @@
       </w:tcPr>
     </w:tblStylePr>
   </w:style>
-  <w:style w:type="table" w:styleId="753">
+  <w:style w:type="table" w:styleId="766">
     <w:name w:val="Grid Table 6 Colorful - Accent 3"/>
-    <w:basedOn w:val="889"/>
+    <w:basedOn w:val="902"/>
     <w:uiPriority w:val="99"/>
     <w:pPr>
       <w:pBdr/>
@@ -15057,9 +15345,9 @@
       </w:tcPr>
     </w:tblStylePr>
   </w:style>
-  <w:style w:type="table" w:styleId="754">
+  <w:style w:type="table" w:styleId="767">
     <w:name w:val="Grid Table 6 Colorful - Accent 4"/>
-    <w:basedOn w:val="889"/>
+    <w:basedOn w:val="902"/>
     <w:uiPriority w:val="99"/>
     <w:pPr>
       <w:pBdr/>
@@ -15287,9 +15575,9 @@
       </w:tcPr>
     </w:tblStylePr>
   </w:style>
-  <w:style w:type="table" w:styleId="755">
+  <w:style w:type="table" w:styleId="768">
     <w:name w:val="Grid Table 6 Colorful - Accent 5"/>
-    <w:basedOn w:val="889"/>
+    <w:basedOn w:val="902"/>
     <w:uiPriority w:val="99"/>
     <w:pPr>
       <w:pBdr/>
@@ -15517,9 +15805,9 @@
       </w:tcPr>
     </w:tblStylePr>
   </w:style>
-  <w:style w:type="table" w:styleId="756">
+  <w:style w:type="table" w:styleId="769">
     <w:name w:val="Grid Table 6 Colorful - Accent 6"/>
-    <w:basedOn w:val="889"/>
+    <w:basedOn w:val="902"/>
     <w:uiPriority w:val="99"/>
     <w:pPr>
       <w:pBdr/>
@@ -15747,9 +16035,9 @@
       </w:tcPr>
     </w:tblStylePr>
   </w:style>
-  <w:style w:type="table" w:styleId="757">
+  <w:style w:type="table" w:styleId="770">
     <w:name w:val="Grid Table 7 Colorful"/>
-    <w:basedOn w:val="889"/>
+    <w:basedOn w:val="902"/>
     <w:uiPriority w:val="99"/>
     <w:pPr>
       <w:pBdr/>
@@ -16001,9 +16289,9 @@
       </w:tcPr>
     </w:tblStylePr>
   </w:style>
-  <w:style w:type="table" w:styleId="758">
+  <w:style w:type="table" w:styleId="771">
     <w:name w:val="Grid Table 7 Colorful - Accent 1"/>
-    <w:basedOn w:val="889"/>
+    <w:basedOn w:val="902"/>
     <w:uiPriority w:val="99"/>
     <w:pPr>
       <w:pBdr/>
@@ -16255,9 +16543,9 @@
       </w:tcPr>
     </w:tblStylePr>
   </w:style>
-  <w:style w:type="table" w:styleId="759">
+  <w:style w:type="table" w:styleId="772">
     <w:name w:val="Grid Table 7 Colorful - Accent 2"/>
-    <w:basedOn w:val="889"/>
+    <w:basedOn w:val="902"/>
     <w:uiPriority w:val="99"/>
     <w:pPr>
       <w:pBdr/>
@@ -16509,9 +16797,9 @@
       </w:tcPr>
     </w:tblStylePr>
   </w:style>
-  <w:style w:type="table" w:styleId="760">
+  <w:style w:type="table" w:styleId="773">
     <w:name w:val="Grid Table 7 Colorful - Accent 3"/>
-    <w:basedOn w:val="889"/>
+    <w:basedOn w:val="902"/>
     <w:uiPriority w:val="99"/>
     <w:pPr>
       <w:pBdr/>
@@ -16763,9 +17051,9 @@
       </w:tcPr>
     </w:tblStylePr>
   </w:style>
-  <w:style w:type="table" w:styleId="761">
+  <w:style w:type="table" w:styleId="774">
     <w:name w:val="Grid Table 7 Colorful - Accent 4"/>
-    <w:basedOn w:val="889"/>
+    <w:basedOn w:val="902"/>
     <w:uiPriority w:val="99"/>
     <w:pPr>
       <w:pBdr/>
@@ -17017,9 +17305,9 @@
       </w:tcPr>
     </w:tblStylePr>
   </w:style>
-  <w:style w:type="table" w:styleId="762">
+  <w:style w:type="table" w:styleId="775">
     <w:name w:val="Grid Table 7 Colorful - Accent 5"/>
-    <w:basedOn w:val="889"/>
+    <w:basedOn w:val="902"/>
     <w:uiPriority w:val="99"/>
     <w:pPr>
       <w:pBdr/>
@@ -17271,9 +17559,9 @@
       </w:tcPr>
     </w:tblStylePr>
   </w:style>
-  <w:style w:type="table" w:styleId="763">
+  <w:style w:type="table" w:styleId="776">
     <w:name w:val="Grid Table 7 Colorful - Accent 6"/>
-    <w:basedOn w:val="889"/>
+    <w:basedOn w:val="902"/>
     <w:uiPriority w:val="99"/>
     <w:pPr>
       <w:pBdr/>
@@ -17525,9 +17813,9 @@
       </w:tcPr>
     </w:tblStylePr>
   </w:style>
-  <w:style w:type="table" w:styleId="764">
+  <w:style w:type="table" w:styleId="777">
     <w:name w:val="List Table 1 Light"/>
-    <w:basedOn w:val="889"/>
+    <w:basedOn w:val="902"/>
     <w:uiPriority w:val="99"/>
     <w:pPr>
       <w:pBdr/>
@@ -17741,9 +18029,9 @@
       </w:tcPr>
     </w:tblStylePr>
   </w:style>
-  <w:style w:type="table" w:styleId="765">
+  <w:style w:type="table" w:styleId="778">
     <w:name w:val="List Table 1 Light - Accent 1"/>
-    <w:basedOn w:val="889"/>
+    <w:basedOn w:val="902"/>
     <w:uiPriority w:val="99"/>
     <w:pPr>
       <w:pBdr/>
@@ -17957,9 +18245,9 @@
       </w:tcPr>
     </w:tblStylePr>
   </w:style>
-  <w:style w:type="table" w:styleId="766">
+  <w:style w:type="table" w:styleId="779">
     <w:name w:val="List Table 1 Light - Accent 2"/>
-    <w:basedOn w:val="889"/>
+    <w:basedOn w:val="902"/>
     <w:uiPriority w:val="99"/>
     <w:pPr>
       <w:pBdr/>
@@ -18173,9 +18461,9 @@
       </w:tcPr>
     </w:tblStylePr>
   </w:style>
-  <w:style w:type="table" w:styleId="767">
+  <w:style w:type="table" w:styleId="780">
     <w:name w:val="List Table 1 Light - Accent 3"/>
-    <w:basedOn w:val="889"/>
+    <w:basedOn w:val="902"/>
     <w:uiPriority w:val="99"/>
     <w:pPr>
       <w:pBdr/>
@@ -18389,9 +18677,9 @@
       </w:tcPr>
     </w:tblStylePr>
   </w:style>
-  <w:style w:type="table" w:styleId="768">
+  <w:style w:type="table" w:styleId="781">
     <w:name w:val="List Table 1 Light - Accent 4"/>
-    <w:basedOn w:val="889"/>
+    <w:basedOn w:val="902"/>
     <w:uiPriority w:val="99"/>
     <w:pPr>
       <w:pBdr/>
@@ -18605,9 +18893,9 @@
       </w:tcPr>
     </w:tblStylePr>
   </w:style>
-  <w:style w:type="table" w:styleId="769">
+  <w:style w:type="table" w:styleId="782">
     <w:name w:val="List Table 1 Light - Accent 5"/>
-    <w:basedOn w:val="889"/>
+    <w:basedOn w:val="902"/>
     <w:uiPriority w:val="99"/>
     <w:pPr>
       <w:pBdr/>
@@ -18821,9 +19109,9 @@
       </w:tcPr>
     </w:tblStylePr>
   </w:style>
-  <w:style w:type="table" w:styleId="770">
+  <w:style w:type="table" w:styleId="783">
     <w:name w:val="List Table 1 Light - Accent 6"/>
-    <w:basedOn w:val="889"/>
+    <w:basedOn w:val="902"/>
     <w:uiPriority w:val="99"/>
     <w:pPr>
       <w:pBdr/>
@@ -19037,9 +19325,9 @@
       </w:tcPr>
     </w:tblStylePr>
   </w:style>
-  <w:style w:type="table" w:styleId="771">
+  <w:style w:type="table" w:styleId="784">
     <w:name w:val="List Table 2"/>
-    <w:basedOn w:val="889"/>
+    <w:basedOn w:val="902"/>
     <w:uiPriority w:val="99"/>
     <w:pPr>
       <w:pBdr/>
@@ -19275,9 +19563,9 @@
       </w:tcPr>
     </w:tblStylePr>
   </w:style>
-  <w:style w:type="table" w:styleId="772">
+  <w:style w:type="table" w:styleId="785">
     <w:name w:val="List Table 2 - Accent 1"/>
-    <w:basedOn w:val="889"/>
+    <w:basedOn w:val="902"/>
     <w:uiPriority w:val="99"/>
     <w:pPr>
       <w:pBdr/>
@@ -19513,9 +19801,9 @@
       </w:tcPr>
     </w:tblStylePr>
   </w:style>
-  <w:style w:type="table" w:styleId="773">
+  <w:style w:type="table" w:styleId="786">
     <w:name w:val="List Table 2 - Accent 2"/>
-    <w:basedOn w:val="889"/>
+    <w:basedOn w:val="902"/>
     <w:uiPriority w:val="99"/>
     <w:pPr>
       <w:pBdr/>
@@ -19751,9 +20039,9 @@
       </w:tcPr>
     </w:tblStylePr>
   </w:style>
-  <w:style w:type="table" w:styleId="774">
+  <w:style w:type="table" w:styleId="787">
     <w:name w:val="List Table 2 - Accent 3"/>
-    <w:basedOn w:val="889"/>
+    <w:basedOn w:val="902"/>
     <w:uiPriority w:val="99"/>
     <w:pPr>
       <w:pBdr/>
@@ -19989,9 +20277,9 @@
       </w:tcPr>
     </w:tblStylePr>
   </w:style>
-  <w:style w:type="table" w:styleId="775">
+  <w:style w:type="table" w:styleId="788">
     <w:name w:val="List Table 2 - Accent 4"/>
-    <w:basedOn w:val="889"/>
+    <w:basedOn w:val="902"/>
     <w:uiPriority w:val="99"/>
     <w:pPr>
       <w:pBdr/>
@@ -20227,9 +20515,9 @@
       </w:tcPr>
     </w:tblStylePr>
   </w:style>
-  <w:style w:type="table" w:styleId="776">
+  <w:style w:type="table" w:styleId="789">
     <w:name w:val="List Table 2 - Accent 5"/>
-    <w:basedOn w:val="889"/>
+    <w:basedOn w:val="902"/>
     <w:uiPriority w:val="99"/>
     <w:pPr>
       <w:pBdr/>
@@ -20465,9 +20753,9 @@
       </w:tcPr>
     </w:tblStylePr>
   </w:style>
-  <w:style w:type="table" w:styleId="777">
+  <w:style w:type="table" w:styleId="790">
     <w:name w:val="List Table 2 - Accent 6"/>
-    <w:basedOn w:val="889"/>
+    <w:basedOn w:val="902"/>
     <w:uiPriority w:val="99"/>
     <w:pPr>
       <w:pBdr/>
@@ -20703,9 +20991,9 @@
       </w:tcPr>
     </w:tblStylePr>
   </w:style>
-  <w:style w:type="table" w:styleId="778">
+  <w:style w:type="table" w:styleId="791">
     <w:name w:val="List Table 3"/>
-    <w:basedOn w:val="889"/>
+    <w:basedOn w:val="902"/>
     <w:uiPriority w:val="99"/>
     <w:pPr>
       <w:pBdr/>
@@ -20931,9 +21219,9 @@
       </w:tcPr>
     </w:tblStylePr>
   </w:style>
-  <w:style w:type="table" w:styleId="779">
+  <w:style w:type="table" w:styleId="792">
     <w:name w:val="List Table 3 - Accent 1"/>
-    <w:basedOn w:val="889"/>
+    <w:basedOn w:val="902"/>
     <w:uiPriority w:val="99"/>
     <w:pPr>
       <w:pBdr/>
@@ -21159,9 +21447,9 @@
       </w:tcPr>
     </w:tblStylePr>
   </w:style>
-  <w:style w:type="table" w:styleId="780">
+  <w:style w:type="table" w:styleId="793">
     <w:name w:val="List Table 3 - Accent 2"/>
-    <w:basedOn w:val="889"/>
+    <w:basedOn w:val="902"/>
     <w:uiPriority w:val="99"/>
     <w:pPr>
       <w:pBdr/>
@@ -21387,9 +21675,9 @@
       </w:tcPr>
     </w:tblStylePr>
   </w:style>
-  <w:style w:type="table" w:styleId="781">
+  <w:style w:type="table" w:styleId="794">
     <w:name w:val="List Table 3 - Accent 3"/>
-    <w:basedOn w:val="889"/>
+    <w:basedOn w:val="902"/>
     <w:uiPriority w:val="99"/>
     <w:pPr>
       <w:pBdr/>
@@ -21615,9 +21903,9 @@
       </w:tcPr>
     </w:tblStylePr>
   </w:style>
-  <w:style w:type="table" w:styleId="782">
+  <w:style w:type="table" w:styleId="795">
     <w:name w:val="List Table 3 - Accent 4"/>
-    <w:basedOn w:val="889"/>
+    <w:basedOn w:val="902"/>
     <w:uiPriority w:val="99"/>
     <w:pPr>
       <w:pBdr/>
@@ -21843,9 +22131,9 @@
       </w:tcPr>
     </w:tblStylePr>
   </w:style>
-  <w:style w:type="table" w:styleId="783">
+  <w:style w:type="table" w:styleId="796">
     <w:name w:val="List Table 3 - Accent 5"/>
-    <w:basedOn w:val="889"/>
+    <w:basedOn w:val="902"/>
     <w:uiPriority w:val="99"/>
     <w:pPr>
       <w:pBdr/>
@@ -22071,9 +22359,9 @@
       </w:tcPr>
     </w:tblStylePr>
   </w:style>
-  <w:style w:type="table" w:styleId="784">
+  <w:style w:type="table" w:styleId="797">
     <w:name w:val="List Table 3 - Accent 6"/>
-    <w:basedOn w:val="889"/>
+    <w:basedOn w:val="902"/>
     <w:uiPriority w:val="99"/>
     <w:pPr>
       <w:pBdr/>
@@ -22299,9 +22587,9 @@
       </w:tcPr>
     </w:tblStylePr>
   </w:style>
-  <w:style w:type="table" w:styleId="785">
+  <w:style w:type="table" w:styleId="798">
     <w:name w:val="List Table 4"/>
-    <w:basedOn w:val="889"/>
+    <w:basedOn w:val="902"/>
     <w:uiPriority w:val="99"/>
     <w:pPr>
       <w:pBdr/>
@@ -22524,9 +22812,9 @@
       </w:tcPr>
     </w:tblStylePr>
   </w:style>
-  <w:style w:type="table" w:styleId="786">
+  <w:style w:type="table" w:styleId="799">
     <w:name w:val="List Table 4 - Accent 1"/>
-    <w:basedOn w:val="889"/>
+    <w:basedOn w:val="902"/>
     <w:uiPriority w:val="99"/>
     <w:pPr>
       <w:pBdr/>
@@ -22749,9 +23037,9 @@
       </w:tcPr>
     </w:tblStylePr>
   </w:style>
-  <w:style w:type="table" w:styleId="787">
+  <w:style w:type="table" w:styleId="800">
     <w:name w:val="List Table 4 - Accent 2"/>
-    <w:basedOn w:val="889"/>
+    <w:basedOn w:val="902"/>
     <w:uiPriority w:val="99"/>
     <w:pPr>
       <w:pBdr/>
@@ -22974,9 +23262,9 @@
       </w:tcPr>
     </w:tblStylePr>
   </w:style>
-  <w:style w:type="table" w:styleId="788">
+  <w:style w:type="table" w:styleId="801">
     <w:name w:val="List Table 4 - Accent 3"/>
-    <w:basedOn w:val="889"/>
+    <w:basedOn w:val="902"/>
     <w:uiPriority w:val="99"/>
     <w:pPr>
       <w:pBdr/>
@@ -23199,9 +23487,9 @@
       </w:tcPr>
     </w:tblStylePr>
   </w:style>
-  <w:style w:type="table" w:styleId="789">
+  <w:style w:type="table" w:styleId="802">
     <w:name w:val="List Table 4 - Accent 4"/>
-    <w:basedOn w:val="889"/>
+    <w:basedOn w:val="902"/>
     <w:uiPriority w:val="99"/>
     <w:pPr>
       <w:pBdr/>
@@ -23424,9 +23712,9 @@
       </w:tcPr>
     </w:tblStylePr>
   </w:style>
-  <w:style w:type="table" w:styleId="790">
+  <w:style w:type="table" w:styleId="803">
     <w:name w:val="List Table 4 - Accent 5"/>
-    <w:basedOn w:val="889"/>
+    <w:basedOn w:val="902"/>
     <w:uiPriority w:val="99"/>
     <w:pPr>
       <w:pBdr/>
@@ -23649,9 +23937,9 @@
       </w:tcPr>
     </w:tblStylePr>
   </w:style>
-  <w:style w:type="table" w:styleId="791">
+  <w:style w:type="table" w:styleId="804">
     <w:name w:val="List Table 4 - Accent 6"/>
-    <w:basedOn w:val="889"/>
+    <w:basedOn w:val="902"/>
     <w:uiPriority w:val="99"/>
     <w:pPr>
       <w:pBdr/>
@@ -23874,9 +24162,9 @@
       </w:tcPr>
     </w:tblStylePr>
   </w:style>
-  <w:style w:type="table" w:styleId="792">
+  <w:style w:type="table" w:styleId="805">
     <w:name w:val="List Table 5 Dark"/>
-    <w:basedOn w:val="889"/>
+    <w:basedOn w:val="902"/>
     <w:uiPriority w:val="99"/>
     <w:pPr>
       <w:pBdr/>
@@ -24116,9 +24404,9 @@
       </w:tcPr>
     </w:tblStylePr>
   </w:style>
-  <w:style w:type="table" w:styleId="793">
+  <w:style w:type="table" w:styleId="806">
     <w:name w:val="List Table 5 Dark - Accent 1"/>
-    <w:basedOn w:val="889"/>
+    <w:basedOn w:val="902"/>
     <w:uiPriority w:val="99"/>
     <w:pPr>
       <w:pBdr/>
@@ -24358,9 +24646,9 @@
       </w:tcPr>
     </w:tblStylePr>
   </w:style>
-  <w:style w:type="table" w:styleId="794">
+  <w:style w:type="table" w:styleId="807">
     <w:name w:val="List Table 5 Dark - Accent 2"/>
-    <w:basedOn w:val="889"/>
+    <w:basedOn w:val="902"/>
     <w:uiPriority w:val="99"/>
     <w:pPr>
       <w:pBdr/>
@@ -24600,9 +24888,9 @@
       </w:tcPr>
     </w:tblStylePr>
   </w:style>
-  <w:style w:type="table" w:styleId="795">
+  <w:style w:type="table" w:styleId="808">
     <w:name w:val="List Table 5 Dark - Accent 3"/>
-    <w:basedOn w:val="889"/>
+    <w:basedOn w:val="902"/>
     <w:uiPriority w:val="99"/>
     <w:pPr>
       <w:pBdr/>
@@ -24842,9 +25130,9 @@
       </w:tcPr>
     </w:tblStylePr>
   </w:style>
-  <w:style w:type="table" w:styleId="796">
+  <w:style w:type="table" w:styleId="809">
     <w:name w:val="List Table 5 Dark - Accent 4"/>
-    <w:basedOn w:val="889"/>
+    <w:basedOn w:val="902"/>
     <w:uiPriority w:val="99"/>
     <w:pPr>
       <w:pBdr/>
@@ -25084,9 +25372,9 @@
       </w:tcPr>
     </w:tblStylePr>
   </w:style>
-  <w:style w:type="table" w:styleId="797">
+  <w:style w:type="table" w:styleId="810">
     <w:name w:val="List Table 5 Dark - Accent 5"/>
-    <w:basedOn w:val="889"/>
+    <w:basedOn w:val="902"/>
     <w:uiPriority w:val="99"/>
     <w:pPr>
       <w:pBdr/>
@@ -25326,9 +25614,9 @@
       </w:tcPr>
     </w:tblStylePr>
   </w:style>
-  <w:style w:type="table" w:styleId="798">
+  <w:style w:type="table" w:styleId="811">
     <w:name w:val="List Table 5 Dark - Accent 6"/>
-    <w:basedOn w:val="889"/>
+    <w:basedOn w:val="902"/>
     <w:uiPriority w:val="99"/>
     <w:pPr>
       <w:pBdr/>
@@ -25568,9 +25856,9 @@
       </w:tcPr>
     </w:tblStylePr>
   </w:style>
-  <w:style w:type="table" w:styleId="799">
+  <w:style w:type="table" w:styleId="812">
     <w:name w:val="List Table 6 Colorful"/>
-    <w:basedOn w:val="889"/>
+    <w:basedOn w:val="902"/>
     <w:uiPriority w:val="99"/>
     <w:pPr>
       <w:pBdr/>
@@ -25791,9 +26079,9 @@
       </w:tcPr>
     </w:tblStylePr>
   </w:style>
-  <w:style w:type="table" w:styleId="800">
+  <w:style w:type="table" w:styleId="813">
     <w:name w:val="List Table 6 Colorful - Accent 1"/>
-    <w:basedOn w:val="889"/>
+    <w:basedOn w:val="902"/>
     <w:uiPriority w:val="99"/>
     <w:pPr>
       <w:pBdr/>
@@ -26014,9 +26302,9 @@
       </w:tcPr>
     </w:tblStylePr>
   </w:style>
-  <w:style w:type="table" w:styleId="801">
+  <w:style w:type="table" w:styleId="814">
     <w:name w:val="List Table 6 Colorful - Accent 2"/>
-    <w:basedOn w:val="889"/>
+    <w:basedOn w:val="902"/>
     <w:uiPriority w:val="99"/>
     <w:pPr>
       <w:pBdr/>
@@ -26237,9 +26525,9 @@
       </w:tcPr>
     </w:tblStylePr>
   </w:style>
-  <w:style w:type="table" w:styleId="802">
+  <w:style w:type="table" w:styleId="815">
     <w:name w:val="List Table 6 Colorful - Accent 3"/>
-    <w:basedOn w:val="889"/>
+    <w:basedOn w:val="902"/>
     <w:uiPriority w:val="99"/>
     <w:pPr>
       <w:pBdr/>
@@ -26460,9 +26748,9 @@
       </w:tcPr>
     </w:tblStylePr>
   </w:style>
-  <w:style w:type="table" w:styleId="803">
+  <w:style w:type="table" w:styleId="816">
     <w:name w:val="List Table 6 Colorful - Accent 4"/>
-    <w:basedOn w:val="889"/>
+    <w:basedOn w:val="902"/>
     <w:uiPriority w:val="99"/>
     <w:pPr>
       <w:pBdr/>
@@ -26683,9 +26971,9 @@
       </w:tcPr>
     </w:tblStylePr>
   </w:style>
-  <w:style w:type="table" w:styleId="804">
+  <w:style w:type="table" w:styleId="817">
     <w:name w:val="List Table 6 Colorful - Accent 5"/>
-    <w:basedOn w:val="889"/>
+    <w:basedOn w:val="902"/>
     <w:uiPriority w:val="99"/>
     <w:pPr>
       <w:pBdr/>
@@ -26906,9 +27194,9 @@
       </w:tcPr>
     </w:tblStylePr>
   </w:style>
-  <w:style w:type="table" w:styleId="805">
+  <w:style w:type="table" w:styleId="818">
     <w:name w:val="List Table 6 Colorful - Accent 6"/>
-    <w:basedOn w:val="889"/>
+    <w:basedOn w:val="902"/>
     <w:uiPriority w:val="99"/>
     <w:pPr>
       <w:pBdr/>
@@ -27129,9 +27417,9 @@
       </w:tcPr>
     </w:tblStylePr>
   </w:style>
-  <w:style w:type="table" w:styleId="806">
+  <w:style w:type="table" w:styleId="819">
     <w:name w:val="List Table 7 Colorful"/>
-    <w:basedOn w:val="889"/>
+    <w:basedOn w:val="902"/>
     <w:uiPriority w:val="99"/>
     <w:pPr>
       <w:pBdr/>
@@ -27385,9 +27673,9 @@
       </w:tcPr>
     </w:tblStylePr>
   </w:style>
-  <w:style w:type="table" w:styleId="807">
+  <w:style w:type="table" w:styleId="820">
     <w:name w:val="List Table 7 Colorful - Accent 1"/>
-    <w:basedOn w:val="889"/>
+    <w:basedOn w:val="902"/>
     <w:uiPriority w:val="99"/>
     <w:pPr>
       <w:pBdr/>
@@ -27641,9 +27929,9 @@
       </w:tcPr>
     </w:tblStylePr>
   </w:style>
-  <w:style w:type="table" w:styleId="808">
+  <w:style w:type="table" w:styleId="821">
     <w:name w:val="List Table 7 Colorful - Accent 2"/>
-    <w:basedOn w:val="889"/>
+    <w:basedOn w:val="902"/>
     <w:uiPriority w:val="99"/>
     <w:pPr>
       <w:pBdr/>
@@ -27897,9 +28185,9 @@
       </w:tcPr>
     </w:tblStylePr>
   </w:style>
-  <w:style w:type="table" w:styleId="809">
+  <w:style w:type="table" w:styleId="822">
     <w:name w:val="List Table 7 Colorful - Accent 3"/>
-    <w:basedOn w:val="889"/>
+    <w:basedOn w:val="902"/>
     <w:uiPriority w:val="99"/>
     <w:pPr>
       <w:pBdr/>
@@ -28153,9 +28441,9 @@
       </w:tcPr>
     </w:tblStylePr>
   </w:style>
-  <w:style w:type="table" w:styleId="810">
+  <w:style w:type="table" w:styleId="823">
     <w:name w:val="List Table 7 Colorful - Accent 4"/>
-    <w:basedOn w:val="889"/>
+    <w:basedOn w:val="902"/>
     <w:uiPriority w:val="99"/>
     <w:pPr>
       <w:pBdr/>
@@ -28409,9 +28697,9 @@
       </w:tcPr>
     </w:tblStylePr>
   </w:style>
-  <w:style w:type="table" w:styleId="811">
+  <w:style w:type="table" w:styleId="824">
     <w:name w:val="List Table 7 Colorful - Accent 5"/>
-    <w:basedOn w:val="889"/>
+    <w:basedOn w:val="902"/>
     <w:uiPriority w:val="99"/>
     <w:pPr>
       <w:pBdr/>
@@ -28665,9 +28953,9 @@
       </w:tcPr>
     </w:tblStylePr>
   </w:style>
-  <w:style w:type="table" w:styleId="812">
+  <w:style w:type="table" w:styleId="825">
     <w:name w:val="List Table 7 Colorful - Accent 6"/>
-    <w:basedOn w:val="889"/>
+    <w:basedOn w:val="902"/>
     <w:uiPriority w:val="99"/>
     <w:pPr>
       <w:pBdr/>
@@ -28921,9 +29209,9 @@
       </w:tcPr>
     </w:tblStylePr>
   </w:style>
-  <w:style w:type="table" w:styleId="813">
+  <w:style w:type="table" w:styleId="826">
     <w:name w:val="Lined - Accent"/>
-    <w:basedOn w:val="889"/>
+    <w:basedOn w:val="902"/>
     <w:uiPriority w:val="99"/>
     <w:pPr>
       <w:pBdr/>
@@ -29158,9 +29446,9 @@
       </w:tcPr>
     </w:tblStylePr>
   </w:style>
-  <w:style w:type="table" w:styleId="814">
+  <w:style w:type="table" w:styleId="827">
     <w:name w:val="Lined - Accent 1"/>
-    <w:basedOn w:val="889"/>
+    <w:basedOn w:val="902"/>
     <w:uiPriority w:val="99"/>
     <w:pPr>
       <w:pBdr/>
@@ -29395,9 +29683,9 @@
       </w:tcPr>
     </w:tblStylePr>
   </w:style>
-  <w:style w:type="table" w:styleId="815">
+  <w:style w:type="table" w:styleId="828">
     <w:name w:val="Lined - Accent 2"/>
-    <w:basedOn w:val="889"/>
+    <w:basedOn w:val="902"/>
     <w:uiPriority w:val="99"/>
     <w:pPr>
       <w:pBdr/>
@@ -29632,9 +29920,9 @@
       </w:tcPr>
     </w:tblStylePr>
   </w:style>
-  <w:style w:type="table" w:styleId="816">
+  <w:style w:type="table" w:styleId="829">
     <w:name w:val="Lined - Accent 3"/>
-    <w:basedOn w:val="889"/>
+    <w:basedOn w:val="902"/>
     <w:uiPriority w:val="99"/>
     <w:pPr>
       <w:pBdr/>
@@ -29869,9 +30157,9 @@
       </w:tcPr>
     </w:tblStylePr>
   </w:style>
-  <w:style w:type="table" w:styleId="817">
+  <w:style w:type="table" w:styleId="830">
     <w:name w:val="Lined - Accent 4"/>
-    <w:basedOn w:val="889"/>
+    <w:basedOn w:val="902"/>
     <w:uiPriority w:val="99"/>
     <w:pPr>
       <w:pBdr/>
@@ -30106,9 +30394,9 @@
       </w:tcPr>
     </w:tblStylePr>
   </w:style>
-  <w:style w:type="table" w:styleId="818">
+  <w:style w:type="table" w:styleId="831">
     <w:name w:val="Lined - Accent 5"/>
-    <w:basedOn w:val="889"/>
+    <w:basedOn w:val="902"/>
     <w:uiPriority w:val="99"/>
     <w:pPr>
       <w:pBdr/>
@@ -30343,9 +30631,9 @@
       </w:tcPr>
     </w:tblStylePr>
   </w:style>
-  <w:style w:type="table" w:styleId="819">
+  <w:style w:type="table" w:styleId="832">
     <w:name w:val="Lined - Accent 6"/>
-    <w:basedOn w:val="889"/>
+    <w:basedOn w:val="902"/>
     <w:uiPriority w:val="99"/>
     <w:pPr>
       <w:pBdr/>
@@ -30580,9 +30868,9 @@
       </w:tcPr>
     </w:tblStylePr>
   </w:style>
-  <w:style w:type="table" w:styleId="820">
+  <w:style w:type="table" w:styleId="833">
     <w:name w:val="Bordered &amp; Lined - Accent"/>
-    <w:basedOn w:val="889"/>
+    <w:basedOn w:val="902"/>
     <w:uiPriority w:val="99"/>
     <w:pPr>
       <w:pBdr/>
@@ -30824,9 +31112,9 @@
       </w:tcPr>
     </w:tblStylePr>
   </w:style>
-  <w:style w:type="table" w:styleId="821">
+  <w:style w:type="table" w:styleId="834">
     <w:name w:val="Bordered &amp; Lined - Accent 1"/>
-    <w:basedOn w:val="889"/>
+    <w:basedOn w:val="902"/>
     <w:uiPriority w:val="99"/>
     <w:pPr>
       <w:pBdr/>
@@ -31068,9 +31356,9 @@
       </w:tcPr>
     </w:tblStylePr>
   </w:style>
-  <w:style w:type="table" w:styleId="822">
+  <w:style w:type="table" w:styleId="835">
     <w:name w:val="Bordered &amp; Lined - Accent 2"/>
-    <w:basedOn w:val="889"/>
+    <w:basedOn w:val="902"/>
     <w:uiPriority w:val="99"/>
     <w:pPr>
       <w:pBdr/>
@@ -31312,9 +31600,9 @@
       </w:tcPr>
     </w:tblStylePr>
   </w:style>
-  <w:style w:type="table" w:styleId="823">
+  <w:style w:type="table" w:styleId="836">
     <w:name w:val="Bordered &amp; Lined - Accent 3"/>
-    <w:basedOn w:val="889"/>
+    <w:basedOn w:val="902"/>
     <w:uiPriority w:val="99"/>
     <w:pPr>
       <w:pBdr/>
@@ -31556,9 +31844,9 @@
       </w:tcPr>
     </w:tblStylePr>
   </w:style>
-  <w:style w:type="table" w:styleId="824">
+  <w:style w:type="table" w:styleId="837">
     <w:name w:val="Bordered &amp; Lined - Accent 4"/>
-    <w:basedOn w:val="889"/>
+    <w:basedOn w:val="902"/>
     <w:uiPriority w:val="99"/>
     <w:pPr>
       <w:pBdr/>
@@ -31800,9 +32088,9 @@
       </w:tcPr>
     </w:tblStylePr>
   </w:style>
-  <w:style w:type="table" w:styleId="825">
+  <w:style w:type="table" w:styleId="838">
     <w:name w:val="Bordered &amp; Lined - Accent 5"/>
-    <w:basedOn w:val="889"/>
+    <w:basedOn w:val="902"/>
     <w:uiPriority w:val="99"/>
     <w:pPr>
       <w:pBdr/>
@@ -32044,9 +32332,9 @@
       </w:tcPr>
     </w:tblStylePr>
   </w:style>
-  <w:style w:type="table" w:styleId="826">
+  <w:style w:type="table" w:styleId="839">
     <w:name w:val="Bordered &amp; Lined - Accent 6"/>
-    <w:basedOn w:val="889"/>
+    <w:basedOn w:val="902"/>
     <w:uiPriority w:val="99"/>
     <w:pPr>
       <w:pBdr/>
@@ -32288,9 +32576,9 @@
       </w:tcPr>
     </w:tblStylePr>
   </w:style>
-  <w:style w:type="table" w:styleId="827">
+  <w:style w:type="table" w:styleId="840">
     <w:name w:val="Bordered"/>
-    <w:basedOn w:val="889"/>
+    <w:basedOn w:val="902"/>
     <w:uiPriority w:val="99"/>
     <w:pPr>
       <w:pBdr/>
@@ -32519,9 +32807,9 @@
       </w:tcPr>
     </w:tblStylePr>
   </w:style>
-  <w:style w:type="table" w:styleId="828">
+  <w:style w:type="table" w:styleId="841">
     <w:name w:val="Bordered - Accent 1"/>
-    <w:basedOn w:val="889"/>
+    <w:basedOn w:val="902"/>
     <w:uiPriority w:val="99"/>
     <w:pPr>
       <w:pBdr/>
@@ -32750,9 +33038,9 @@
       </w:tcPr>
     </w:tblStylePr>
   </w:style>
-  <w:style w:type="table" w:styleId="829">
+  <w:style w:type="table" w:styleId="842">
     <w:name w:val="Bordered - Accent 2"/>
-    <w:basedOn w:val="889"/>
+    <w:basedOn w:val="902"/>
     <w:uiPriority w:val="99"/>
     <w:pPr>
       <w:pBdr/>
@@ -32981,9 +33269,9 @@
       </w:tcPr>
     </w:tblStylePr>
   </w:style>
-  <w:style w:type="table" w:styleId="830">
+  <w:style w:type="table" w:styleId="843">
     <w:name w:val="Bordered - Accent 3"/>
-    <w:basedOn w:val="889"/>
+    <w:basedOn w:val="902"/>
     <w:uiPriority w:val="99"/>
     <w:pPr>
       <w:pBdr/>
@@ -33212,9 +33500,9 @@
       </w:tcPr>
     </w:tblStylePr>
   </w:style>
-  <w:style w:type="table" w:styleId="831">
+  <w:style w:type="table" w:styleId="844">
     <w:name w:val="Bordered - Accent 4"/>
-    <w:basedOn w:val="889"/>
+    <w:basedOn w:val="902"/>
     <w:uiPriority w:val="99"/>
     <w:pPr>
       <w:pBdr/>
@@ -33443,9 +33731,9 @@
       </w:tcPr>
     </w:tblStylePr>
   </w:style>
-  <w:style w:type="table" w:styleId="832">
+  <w:style w:type="table" w:styleId="845">
     <w:name w:val="Bordered - Accent 5"/>
-    <w:basedOn w:val="889"/>
+    <w:basedOn w:val="902"/>
     <w:uiPriority w:val="99"/>
     <w:pPr>
       <w:pBdr/>
@@ -33674,9 +33962,9 @@
       </w:tcPr>
     </w:tblStylePr>
   </w:style>
-  <w:style w:type="table" w:styleId="833">
+  <w:style w:type="table" w:styleId="846">
     <w:name w:val="Bordered - Accent 6"/>
-    <w:basedOn w:val="889"/>
+    <w:basedOn w:val="902"/>
     <w:uiPriority w:val="99"/>
     <w:pPr>
       <w:pBdr/>
@@ -33905,10 +34193,10 @@
       </w:tcPr>
     </w:tblStylePr>
   </w:style>
-  <w:style w:type="character" w:styleId="834">
+  <w:style w:type="character" w:styleId="847">
     <w:name w:val="Heading 1 Char"/>
-    <w:basedOn w:val="888"/>
-    <w:link w:val="879"/>
+    <w:basedOn w:val="901"/>
+    <w:link w:val="892"/>
     <w:uiPriority w:val="9"/>
     <w:pPr>
       <w:pBdr/>
@@ -33922,10 +34210,10 @@
       <w:szCs w:val="40"/>
     </w:rPr>
   </w:style>
-  <w:style w:type="character" w:styleId="835">
+  <w:style w:type="character" w:styleId="848">
     <w:name w:val="Heading 2 Char"/>
-    <w:basedOn w:val="888"/>
-    <w:link w:val="880"/>
+    <w:basedOn w:val="901"/>
+    <w:link w:val="893"/>
     <w:uiPriority w:val="9"/>
     <w:pPr>
       <w:pBdr/>
@@ -33939,10 +34227,10 @@
       <w:szCs w:val="32"/>
     </w:rPr>
   </w:style>
-  <w:style w:type="character" w:styleId="836">
+  <w:style w:type="character" w:styleId="849">
     <w:name w:val="Heading 3 Char"/>
-    <w:basedOn w:val="888"/>
-    <w:link w:val="881"/>
+    <w:basedOn w:val="901"/>
+    <w:link w:val="894"/>
     <w:uiPriority w:val="9"/>
     <w:pPr>
       <w:pBdr/>
@@ -33956,10 +34244,10 @@
       <w:szCs w:val="28"/>
     </w:rPr>
   </w:style>
-  <w:style w:type="character" w:styleId="837">
+  <w:style w:type="character" w:styleId="850">
     <w:name w:val="Heading 4 Char"/>
-    <w:basedOn w:val="888"/>
-    <w:link w:val="882"/>
+    <w:basedOn w:val="901"/>
+    <w:link w:val="895"/>
     <w:uiPriority w:val="9"/>
     <w:pPr>
       <w:pBdr/>
@@ -33973,10 +34261,10 @@
       <w:color w:val="0f4761" w:themeColor="accent1" w:themeShade="BF"/>
     </w:rPr>
   </w:style>
-  <w:style w:type="character" w:styleId="838">
+  <w:style w:type="character" w:styleId="851">
     <w:name w:val="Heading 5 Char"/>
-    <w:basedOn w:val="888"/>
-    <w:link w:val="883"/>
+    <w:basedOn w:val="901"/>
+    <w:link w:val="896"/>
     <w:uiPriority w:val="9"/>
     <w:pPr>
       <w:pBdr/>
@@ -33988,10 +34276,10 @@
       <w:color w:val="0f4761" w:themeColor="accent1" w:themeShade="BF"/>
     </w:rPr>
   </w:style>
-  <w:style w:type="character" w:styleId="839">
+  <w:style w:type="character" w:styleId="852">
     <w:name w:val="Heading 6 Char"/>
-    <w:basedOn w:val="888"/>
-    <w:link w:val="884"/>
+    <w:basedOn w:val="901"/>
+    <w:link w:val="897"/>
     <w:uiPriority w:val="9"/>
     <w:pPr>
       <w:pBdr/>
@@ -34005,10 +34293,10 @@
       <w:color w:val="595959" w:themeColor="text1" w:themeTint="A6"/>
     </w:rPr>
   </w:style>
-  <w:style w:type="character" w:styleId="840">
+  <w:style w:type="character" w:styleId="853">
     <w:name w:val="Heading 7 Char"/>
-    <w:basedOn w:val="888"/>
-    <w:link w:val="885"/>
+    <w:basedOn w:val="901"/>
+    <w:link w:val="898"/>
     <w:uiPriority w:val="9"/>
     <w:pPr>
       <w:pBdr/>
@@ -34020,10 +34308,10 @@
       <w:color w:val="595959" w:themeColor="text1" w:themeTint="A6"/>
     </w:rPr>
   </w:style>
-  <w:style w:type="character" w:styleId="841">
+  <w:style w:type="character" w:styleId="854">
     <w:name w:val="Heading 8 Char"/>
-    <w:basedOn w:val="888"/>
-    <w:link w:val="886"/>
+    <w:basedOn w:val="901"/>
+    <w:link w:val="899"/>
     <w:uiPriority w:val="9"/>
     <w:pPr>
       <w:pBdr/>
@@ -34037,10 +34325,10 @@
       <w:color w:val="272727" w:themeColor="text1" w:themeTint="D8"/>
     </w:rPr>
   </w:style>
-  <w:style w:type="character" w:styleId="842">
+  <w:style w:type="character" w:styleId="855">
     <w:name w:val="Heading 9 Char"/>
-    <w:basedOn w:val="888"/>
-    <w:link w:val="887"/>
+    <w:basedOn w:val="901"/>
+    <w:link w:val="900"/>
     <w:uiPriority w:val="9"/>
     <w:pPr>
       <w:pBdr/>
@@ -34054,10 +34342,10 @@
       <w:color w:val="272727" w:themeColor="text1" w:themeTint="D8"/>
     </w:rPr>
   </w:style>
-  <w:style w:type="character" w:styleId="843">
+  <w:style w:type="character" w:styleId="856">
     <w:name w:val="Title Char"/>
-    <w:basedOn w:val="888"/>
-    <w:link w:val="900"/>
+    <w:basedOn w:val="901"/>
+    <w:link w:val="913"/>
     <w:uiPriority w:val="10"/>
     <w:pPr>
       <w:pBdr/>
@@ -34071,10 +34359,10 @@
       <w:szCs w:val="56"/>
     </w:rPr>
   </w:style>
-  <w:style w:type="character" w:styleId="844">
+  <w:style w:type="character" w:styleId="857">
     <w:name w:val="Subtitle Char"/>
-    <w:basedOn w:val="888"/>
-    <w:link w:val="902"/>
+    <w:basedOn w:val="901"/>
+    <w:link w:val="915"/>
     <w:uiPriority w:val="11"/>
     <w:pPr>
       <w:pBdr/>
@@ -34088,10 +34376,10 @@
       <w:szCs w:val="28"/>
     </w:rPr>
   </w:style>
-  <w:style w:type="character" w:styleId="845">
+  <w:style w:type="character" w:styleId="858">
     <w:name w:val="Quote Char"/>
-    <w:basedOn w:val="888"/>
-    <w:link w:val="904"/>
+    <w:basedOn w:val="901"/>
+    <w:link w:val="917"/>
     <w:uiPriority w:val="29"/>
     <w:pPr>
       <w:pBdr/>
@@ -34104,10 +34392,10 @@
       <w:color w:val="404040" w:themeColor="text1" w:themeTint="BF"/>
     </w:rPr>
   </w:style>
-  <w:style w:type="character" w:styleId="846">
+  <w:style w:type="character" w:styleId="859">
     <w:name w:val="Intense Quote Char"/>
-    <w:basedOn w:val="888"/>
-    <w:link w:val="908"/>
+    <w:basedOn w:val="901"/>
+    <w:link w:val="921"/>
     <w:uiPriority w:val="30"/>
     <w:pPr>
       <w:pBdr/>
@@ -34120,9 +34408,9 @@
       <w:color w:val="0f4761" w:themeColor="accent1" w:themeShade="BF"/>
     </w:rPr>
   </w:style>
-  <w:style w:type="paragraph" w:styleId="847">
+  <w:style w:type="paragraph" w:styleId="860">
     <w:name w:val="No Spacing"/>
-    <w:basedOn w:val="878"/>
+    <w:basedOn w:val="891"/>
     <w:uiPriority w:val="1"/>
     <w:qFormat/>
     <w:pPr>
@@ -34131,9 +34419,9 @@
       <w:ind/>
     </w:pPr>
   </w:style>
-  <w:style w:type="character" w:styleId="848">
+  <w:style w:type="character" w:styleId="861">
     <w:name w:val="Subtle Emphasis"/>
-    <w:basedOn w:val="888"/>
+    <w:basedOn w:val="901"/>
     <w:uiPriority w:val="19"/>
     <w:qFormat/>
     <w:pPr>
@@ -34147,9 +34435,9 @@
       <w:color w:val="404040" w:themeColor="text1" w:themeTint="BF"/>
     </w:rPr>
   </w:style>
-  <w:style w:type="character" w:styleId="849">
+  <w:style w:type="character" w:styleId="862">
     <w:name w:val="Emphasis"/>
-    <w:basedOn w:val="888"/>
+    <w:basedOn w:val="901"/>
     <w:uiPriority w:val="20"/>
     <w:qFormat/>
     <w:pPr>
@@ -34162,9 +34450,9 @@
       <w:iCs/>
     </w:rPr>
   </w:style>
-  <w:style w:type="character" w:styleId="850">
+  <w:style w:type="character" w:styleId="863">
     <w:name w:val="Strong"/>
-    <w:basedOn w:val="888"/>
+    <w:basedOn w:val="901"/>
     <w:uiPriority w:val="22"/>
     <w:qFormat/>
     <w:pPr>
@@ -34177,9 +34465,9 @@
       <w:bCs/>
     </w:rPr>
   </w:style>
-  <w:style w:type="character" w:styleId="851">
+  <w:style w:type="character" w:styleId="864">
     <w:name w:val="Subtle Reference"/>
-    <w:basedOn w:val="888"/>
+    <w:basedOn w:val="901"/>
     <w:uiPriority w:val="31"/>
     <w:qFormat/>
     <w:pPr>
@@ -34192,9 +34480,9 @@
       <w:color w:val="5a5a5a" w:themeColor="text1" w:themeTint="A5"/>
     </w:rPr>
   </w:style>
-  <w:style w:type="character" w:styleId="852">
+  <w:style w:type="character" w:styleId="865">
     <w:name w:val="Book Title"/>
-    <w:basedOn w:val="888"/>
+    <w:basedOn w:val="901"/>
     <w:uiPriority w:val="33"/>
     <w:qFormat/>
     <w:pPr>
@@ -34210,10 +34498,10 @@
       <w:spacing w:val="5"/>
     </w:rPr>
   </w:style>
-  <w:style w:type="paragraph" w:styleId="853">
+  <w:style w:type="paragraph" w:styleId="866">
     <w:name w:val="Header"/>
-    <w:basedOn w:val="878"/>
-    <w:link w:val="854"/>
+    <w:basedOn w:val="891"/>
+    <w:link w:val="867"/>
     <w:uiPriority w:val="99"/>
     <w:unhideWhenUsed/>
     <w:pPr>
@@ -34226,10 +34514,10 @@
       <w:ind/>
     </w:pPr>
   </w:style>
-  <w:style w:type="character" w:styleId="854">
+  <w:style w:type="character" w:styleId="867">
     <w:name w:val="Header Char"/>
-    <w:basedOn w:val="888"/>
-    <w:link w:val="853"/>
+    <w:basedOn w:val="901"/>
+    <w:link w:val="866"/>
     <w:uiPriority w:val="99"/>
     <w:pPr>
       <w:pBdr/>
@@ -34237,10 +34525,10 @@
       <w:ind/>
     </w:pPr>
   </w:style>
-  <w:style w:type="paragraph" w:styleId="855">
+  <w:style w:type="paragraph" w:styleId="868">
     <w:name w:val="Footer"/>
-    <w:basedOn w:val="878"/>
-    <w:link w:val="856"/>
+    <w:basedOn w:val="891"/>
+    <w:link w:val="869"/>
     <w:uiPriority w:val="99"/>
     <w:unhideWhenUsed/>
     <w:pPr>
@@ -34253,10 +34541,10 @@
       <w:ind/>
     </w:pPr>
   </w:style>
-  <w:style w:type="character" w:styleId="856">
+  <w:style w:type="character" w:styleId="869">
     <w:name w:val="Footer Char"/>
-    <w:basedOn w:val="888"/>
-    <w:link w:val="855"/>
+    <w:basedOn w:val="901"/>
+    <w:link w:val="868"/>
     <w:uiPriority w:val="99"/>
     <w:pPr>
       <w:pBdr/>
@@ -34264,10 +34552,10 @@
       <w:ind/>
     </w:pPr>
   </w:style>
-  <w:style w:type="paragraph" w:styleId="857">
+  <w:style w:type="paragraph" w:styleId="870">
     <w:name w:val="Caption"/>
-    <w:basedOn w:val="878"/>
-    <w:next w:val="878"/>
+    <w:basedOn w:val="891"/>
+    <w:next w:val="891"/>
     <w:uiPriority w:val="35"/>
     <w:unhideWhenUsed/>
     <w:qFormat/>
@@ -34284,10 +34572,10 @@
       <w:szCs w:val="18"/>
     </w:rPr>
   </w:style>
-  <w:style w:type="paragraph" w:styleId="858">
+  <w:style w:type="paragraph" w:styleId="871">
     <w:name w:val="footnote text"/>
-    <w:basedOn w:val="878"/>
-    <w:link w:val="859"/>
+    <w:basedOn w:val="891"/>
+    <w:link w:val="872"/>
     <w:uiPriority w:val="99"/>
     <w:semiHidden/>
     <w:unhideWhenUsed/>
@@ -34301,10 +34589,10 @@
       <w:szCs w:val="20"/>
     </w:rPr>
   </w:style>
-  <w:style w:type="character" w:styleId="859">
+  <w:style w:type="character" w:styleId="872">
     <w:name w:val="Footnote Text Char"/>
-    <w:basedOn w:val="888"/>
-    <w:link w:val="858"/>
+    <w:basedOn w:val="901"/>
+    <w:link w:val="871"/>
     <w:uiPriority w:val="99"/>
     <w:semiHidden/>
     <w:pPr>
@@ -34317,9 +34605,9 @@
       <w:szCs w:val="20"/>
     </w:rPr>
   </w:style>
-  <w:style w:type="character" w:styleId="860">
+  <w:style w:type="character" w:styleId="873">
     <w:name w:val="footnote reference"/>
-    <w:basedOn w:val="888"/>
+    <w:basedOn w:val="901"/>
     <w:uiPriority w:val="99"/>
     <w:semiHidden/>
     <w:unhideWhenUsed/>
@@ -34332,10 +34620,10 @@
       <w:vertAlign w:val="superscript"/>
     </w:rPr>
   </w:style>
-  <w:style w:type="paragraph" w:styleId="861">
+  <w:style w:type="paragraph" w:styleId="874">
     <w:name w:val="endnote text"/>
-    <w:basedOn w:val="878"/>
-    <w:link w:val="862"/>
+    <w:basedOn w:val="891"/>
+    <w:link w:val="875"/>
     <w:uiPriority w:val="99"/>
     <w:semiHidden/>
     <w:unhideWhenUsed/>
@@ -34349,10 +34637,10 @@
       <w:szCs w:val="20"/>
     </w:rPr>
   </w:style>
-  <w:style w:type="character" w:styleId="862">
+  <w:style w:type="character" w:styleId="875">
     <w:name w:val="Endnote Text Char"/>
-    <w:basedOn w:val="888"/>
-    <w:link w:val="861"/>
+    <w:basedOn w:val="901"/>
+    <w:link w:val="874"/>
     <w:uiPriority w:val="99"/>
     <w:semiHidden/>
     <w:pPr>
@@ -34365,9 +34653,9 @@
       <w:szCs w:val="20"/>
     </w:rPr>
   </w:style>
-  <w:style w:type="character" w:styleId="863">
+  <w:style w:type="character" w:styleId="876">
     <w:name w:val="endnote reference"/>
-    <w:basedOn w:val="888"/>
+    <w:basedOn w:val="901"/>
     <w:uiPriority w:val="99"/>
     <w:semiHidden/>
     <w:unhideWhenUsed/>
@@ -34380,9 +34668,9 @@
       <w:vertAlign w:val="superscript"/>
     </w:rPr>
   </w:style>
-  <w:style w:type="character" w:styleId="864">
+  <w:style w:type="character" w:styleId="877">
     <w:name w:val="Hyperlink"/>
-    <w:basedOn w:val="888"/>
+    <w:basedOn w:val="901"/>
     <w:uiPriority w:val="99"/>
     <w:unhideWhenUsed/>
     <w:pPr>
@@ -34395,9 +34683,9 @@
       <w:u w:val="single"/>
     </w:rPr>
   </w:style>
-  <w:style w:type="character" w:styleId="865">
+  <w:style w:type="character" w:styleId="878">
     <w:name w:val="FollowedHyperlink"/>
-    <w:basedOn w:val="888"/>
+    <w:basedOn w:val="901"/>
     <w:uiPriority w:val="99"/>
     <w:semiHidden/>
     <w:unhideWhenUsed/>
@@ -34411,10 +34699,10 @@
       <w:u w:val="single"/>
     </w:rPr>
   </w:style>
-  <w:style w:type="paragraph" w:styleId="866">
+  <w:style w:type="paragraph" w:styleId="879">
     <w:name w:val="toc 1"/>
-    <w:basedOn w:val="878"/>
-    <w:next w:val="878"/>
+    <w:basedOn w:val="891"/>
+    <w:next w:val="891"/>
     <w:uiPriority w:val="39"/>
     <w:unhideWhenUsed/>
     <w:pPr>
@@ -34423,10 +34711,10 @@
       <w:ind/>
     </w:pPr>
   </w:style>
-  <w:style w:type="paragraph" w:styleId="867">
+  <w:style w:type="paragraph" w:styleId="880">
     <w:name w:val="toc 2"/>
-    <w:basedOn w:val="878"/>
-    <w:next w:val="878"/>
+    <w:basedOn w:val="891"/>
+    <w:next w:val="891"/>
     <w:uiPriority w:val="39"/>
     <w:unhideWhenUsed/>
     <w:pPr>
@@ -34435,10 +34723,10 @@
       <w:ind w:left="220"/>
     </w:pPr>
   </w:style>
-  <w:style w:type="paragraph" w:styleId="868">
+  <w:style w:type="paragraph" w:styleId="881">
     <w:name w:val="toc 3"/>
-    <w:basedOn w:val="878"/>
-    <w:next w:val="878"/>
+    <w:basedOn w:val="891"/>
+    <w:next w:val="891"/>
     <w:uiPriority w:val="39"/>
     <w:unhideWhenUsed/>
     <w:pPr>
@@ -34447,10 +34735,10 @@
       <w:ind w:left="440"/>
     </w:pPr>
   </w:style>
-  <w:style w:type="paragraph" w:styleId="869">
+  <w:style w:type="paragraph" w:styleId="882">
     <w:name w:val="toc 4"/>
-    <w:basedOn w:val="878"/>
-    <w:next w:val="878"/>
+    <w:basedOn w:val="891"/>
+    <w:next w:val="891"/>
     <w:uiPriority w:val="39"/>
     <w:unhideWhenUsed/>
     <w:pPr>
@@ -34459,10 +34747,10 @@
       <w:ind w:left="660"/>
     </w:pPr>
   </w:style>
-  <w:style w:type="paragraph" w:styleId="870">
+  <w:style w:type="paragraph" w:styleId="883">
     <w:name w:val="toc 5"/>
-    <w:basedOn w:val="878"/>
-    <w:next w:val="878"/>
+    <w:basedOn w:val="891"/>
+    <w:next w:val="891"/>
     <w:uiPriority w:val="39"/>
     <w:unhideWhenUsed/>
     <w:pPr>
@@ -34471,10 +34759,10 @@
       <w:ind w:left="880"/>
     </w:pPr>
   </w:style>
-  <w:style w:type="paragraph" w:styleId="871">
+  <w:style w:type="paragraph" w:styleId="884">
     <w:name w:val="toc 6"/>
-    <w:basedOn w:val="878"/>
-    <w:next w:val="878"/>
+    <w:basedOn w:val="891"/>
+    <w:next w:val="891"/>
     <w:uiPriority w:val="39"/>
     <w:unhideWhenUsed/>
     <w:pPr>
@@ -34483,10 +34771,10 @@
       <w:ind w:left="1100"/>
     </w:pPr>
   </w:style>
-  <w:style w:type="paragraph" w:styleId="872">
+  <w:style w:type="paragraph" w:styleId="885">
     <w:name w:val="toc 7"/>
-    <w:basedOn w:val="878"/>
-    <w:next w:val="878"/>
+    <w:basedOn w:val="891"/>
+    <w:next w:val="891"/>
     <w:uiPriority w:val="39"/>
     <w:unhideWhenUsed/>
     <w:pPr>
@@ -34495,10 +34783,10 @@
       <w:ind w:left="1320"/>
     </w:pPr>
   </w:style>
-  <w:style w:type="paragraph" w:styleId="873">
+  <w:style w:type="paragraph" w:styleId="886">
     <w:name w:val="toc 8"/>
-    <w:basedOn w:val="878"/>
-    <w:next w:val="878"/>
+    <w:basedOn w:val="891"/>
+    <w:next w:val="891"/>
     <w:uiPriority w:val="39"/>
     <w:unhideWhenUsed/>
     <w:pPr>
@@ -34507,10 +34795,10 @@
       <w:ind w:left="1540"/>
     </w:pPr>
   </w:style>
-  <w:style w:type="paragraph" w:styleId="874">
+  <w:style w:type="paragraph" w:styleId="887">
     <w:name w:val="toc 9"/>
-    <w:basedOn w:val="878"/>
-    <w:next w:val="878"/>
+    <w:basedOn w:val="891"/>
+    <w:next w:val="891"/>
     <w:uiPriority w:val="39"/>
     <w:unhideWhenUsed/>
     <w:pPr>
@@ -34519,9 +34807,9 @@
       <w:ind w:left="1760"/>
     </w:pPr>
   </w:style>
-  <w:style w:type="character" w:styleId="875">
+  <w:style w:type="character" w:styleId="888">
     <w:name w:val="Placeholder Text"/>
-    <w:basedOn w:val="888"/>
+    <w:basedOn w:val="901"/>
     <w:uiPriority w:val="99"/>
     <w:semiHidden/>
     <w:pPr>
@@ -34533,7 +34821,7 @@
       <w:color w:val="666666"/>
     </w:rPr>
   </w:style>
-  <w:style w:type="paragraph" w:styleId="876">
+  <w:style w:type="paragraph" w:styleId="889">
     <w:name w:val="TOC Heading"/>
     <w:uiPriority w:val="39"/>
     <w:unhideWhenUsed/>
@@ -34543,10 +34831,10 @@
       <w:ind/>
     </w:pPr>
   </w:style>
-  <w:style w:type="paragraph" w:styleId="877">
+  <w:style w:type="paragraph" w:styleId="890">
     <w:name w:val="table of figures"/>
-    <w:basedOn w:val="878"/>
-    <w:next w:val="878"/>
+    <w:basedOn w:val="891"/>
+    <w:next w:val="891"/>
     <w:uiPriority w:val="99"/>
     <w:unhideWhenUsed/>
     <w:pPr>
@@ -34555,7 +34843,7 @@
       <w:ind/>
     </w:pPr>
   </w:style>
-  <w:style w:type="paragraph" w:styleId="878" w:default="1">
+  <w:style w:type="paragraph" w:styleId="891" w:default="1">
     <w:name w:val="Normal"/>
     <w:qFormat/>
     <w:pPr>
@@ -34564,11 +34852,11 @@
       <w:ind/>
     </w:pPr>
   </w:style>
-  <w:style w:type="paragraph" w:styleId="879">
+  <w:style w:type="paragraph" w:styleId="892">
     <w:name w:val="Heading 1"/>
-    <w:basedOn w:val="878"/>
-    <w:next w:val="878"/>
-    <w:link w:val="891"/>
+    <w:basedOn w:val="891"/>
+    <w:next w:val="891"/>
+    <w:link w:val="904"/>
     <w:uiPriority w:val="9"/>
     <w:qFormat/>
     <w:pPr>
@@ -34586,11 +34874,11 @@
       <w:szCs w:val="40"/>
     </w:rPr>
   </w:style>
-  <w:style w:type="paragraph" w:styleId="880">
+  <w:style w:type="paragraph" w:styleId="893">
     <w:name w:val="Heading 2"/>
-    <w:basedOn w:val="878"/>
-    <w:next w:val="878"/>
-    <w:link w:val="892"/>
+    <w:basedOn w:val="891"/>
+    <w:next w:val="891"/>
+    <w:link w:val="905"/>
     <w:uiPriority w:val="9"/>
     <w:unhideWhenUsed/>
     <w:qFormat/>
@@ -34609,11 +34897,11 @@
       <w:szCs w:val="32"/>
     </w:rPr>
   </w:style>
-  <w:style w:type="paragraph" w:styleId="881">
+  <w:style w:type="paragraph" w:styleId="894">
     <w:name w:val="Heading 3"/>
-    <w:basedOn w:val="878"/>
-    <w:next w:val="878"/>
-    <w:link w:val="893"/>
+    <w:basedOn w:val="891"/>
+    <w:next w:val="891"/>
+    <w:link w:val="906"/>
     <w:uiPriority w:val="9"/>
     <w:unhideWhenUsed/>
     <w:qFormat/>
@@ -34632,11 +34920,11 @@
       <w:szCs w:val="28"/>
     </w:rPr>
   </w:style>
-  <w:style w:type="paragraph" w:styleId="882">
+  <w:style w:type="paragraph" w:styleId="895">
     <w:name w:val="Heading 4"/>
-    <w:basedOn w:val="878"/>
-    <w:next w:val="878"/>
-    <w:link w:val="894"/>
+    <w:basedOn w:val="891"/>
+    <w:next w:val="891"/>
+    <w:link w:val="907"/>
     <w:uiPriority w:val="9"/>
     <w:unhideWhenUsed/>
     <w:qFormat/>
@@ -34655,11 +34943,11 @@
       <w:color w:val="0f4761" w:themeColor="accent1" w:themeShade="BF"/>
     </w:rPr>
   </w:style>
-  <w:style w:type="paragraph" w:styleId="883">
+  <w:style w:type="paragraph" w:styleId="896">
     <w:name w:val="Heading 5"/>
-    <w:basedOn w:val="878"/>
-    <w:next w:val="878"/>
-    <w:link w:val="895"/>
+    <w:basedOn w:val="891"/>
+    <w:next w:val="891"/>
+    <w:link w:val="908"/>
     <w:uiPriority w:val="9"/>
     <w:semiHidden/>
     <w:unhideWhenUsed/>
@@ -34677,11 +34965,11 @@
       <w:color w:val="0f4761" w:themeColor="accent1" w:themeShade="BF"/>
     </w:rPr>
   </w:style>
-  <w:style w:type="paragraph" w:styleId="884">
+  <w:style w:type="paragraph" w:styleId="897">
     <w:name w:val="Heading 6"/>
-    <w:basedOn w:val="878"/>
-    <w:next w:val="878"/>
-    <w:link w:val="896"/>
+    <w:basedOn w:val="891"/>
+    <w:next w:val="891"/>
+    <w:link w:val="909"/>
     <w:uiPriority w:val="9"/>
     <w:semiHidden/>
     <w:unhideWhenUsed/>
@@ -34701,11 +34989,11 @@
       <w:color w:val="595959" w:themeColor="text1" w:themeTint="A6"/>
     </w:rPr>
   </w:style>
-  <w:style w:type="paragraph" w:styleId="885">
+  <w:style w:type="paragraph" w:styleId="898">
     <w:name w:val="Heading 7"/>
-    <w:basedOn w:val="878"/>
-    <w:next w:val="878"/>
-    <w:link w:val="897"/>
+    <w:basedOn w:val="891"/>
+    <w:next w:val="891"/>
+    <w:link w:val="910"/>
     <w:uiPriority w:val="9"/>
     <w:semiHidden/>
     <w:unhideWhenUsed/>
@@ -34723,11 +35011,11 @@
       <w:color w:val="595959" w:themeColor="text1" w:themeTint="A6"/>
     </w:rPr>
   </w:style>
-  <w:style w:type="paragraph" w:styleId="886">
+  <w:style w:type="paragraph" w:styleId="899">
     <w:name w:val="Heading 8"/>
-    <w:basedOn w:val="878"/>
-    <w:next w:val="878"/>
-    <w:link w:val="898"/>
+    <w:basedOn w:val="891"/>
+    <w:next w:val="891"/>
+    <w:link w:val="911"/>
     <w:uiPriority w:val="9"/>
     <w:semiHidden/>
     <w:unhideWhenUsed/>
@@ -34747,11 +35035,11 @@
       <w:color w:val="272727" w:themeColor="text1" w:themeTint="D8"/>
     </w:rPr>
   </w:style>
-  <w:style w:type="paragraph" w:styleId="887">
+  <w:style w:type="paragraph" w:styleId="900">
     <w:name w:val="Heading 9"/>
-    <w:basedOn w:val="878"/>
-    <w:next w:val="878"/>
-    <w:link w:val="899"/>
+    <w:basedOn w:val="891"/>
+    <w:next w:val="891"/>
+    <w:link w:val="912"/>
     <w:uiPriority w:val="9"/>
     <w:semiHidden/>
     <w:unhideWhenUsed/>
@@ -34769,7 +35057,7 @@
       <w:color w:val="272727" w:themeColor="text1" w:themeTint="D8"/>
     </w:rPr>
   </w:style>
-  <w:style w:type="character" w:styleId="888" w:default="1">
+  <w:style w:type="character" w:styleId="901" w:default="1">
     <w:name w:val="Default Paragraph Font"/>
     <w:uiPriority w:val="1"/>
     <w:semiHidden/>
@@ -34780,7 +35068,7 @@
       <w:ind/>
     </w:pPr>
   </w:style>
-  <w:style w:type="table" w:styleId="889" w:default="1">
+  <w:style w:type="table" w:styleId="902" w:default="1">
     <w:name w:val="Normal Table"/>
     <w:uiPriority w:val="99"/>
     <w:semiHidden/>
@@ -34973,7 +35261,7 @@
       </w:tcPr>
     </w:tblStylePr>
   </w:style>
-  <w:style w:type="numbering" w:styleId="890" w:default="1">
+  <w:style w:type="numbering" w:styleId="903" w:default="1">
     <w:name w:val="No List"/>
     <w:uiPriority w:val="99"/>
     <w:semiHidden/>
@@ -34984,10 +35272,10 @@
       <w:ind/>
     </w:pPr>
   </w:style>
-  <w:style w:type="character" w:styleId="891" w:customStyle="1">
+  <w:style w:type="character" w:styleId="904" w:customStyle="1">
     <w:name w:val="Titre 1 Car"/>
-    <w:basedOn w:val="888"/>
-    <w:link w:val="879"/>
+    <w:basedOn w:val="901"/>
+    <w:link w:val="892"/>
     <w:uiPriority w:val="9"/>
     <w:pPr>
       <w:pBdr/>
@@ -35001,10 +35289,10 @@
       <w:szCs w:val="40"/>
     </w:rPr>
   </w:style>
-  <w:style w:type="character" w:styleId="892" w:customStyle="1">
+  <w:style w:type="character" w:styleId="905" w:customStyle="1">
     <w:name w:val="Titre 2 Car"/>
-    <w:basedOn w:val="888"/>
-    <w:link w:val="880"/>
+    <w:basedOn w:val="901"/>
+    <w:link w:val="893"/>
     <w:uiPriority w:val="9"/>
     <w:pPr>
       <w:pBdr/>
@@ -35018,10 +35306,10 @@
       <w:szCs w:val="32"/>
     </w:rPr>
   </w:style>
-  <w:style w:type="character" w:styleId="893" w:customStyle="1">
+  <w:style w:type="character" w:styleId="906" w:customStyle="1">
     <w:name w:val="Titre 3 Car"/>
-    <w:basedOn w:val="888"/>
-    <w:link w:val="881"/>
+    <w:basedOn w:val="901"/>
+    <w:link w:val="894"/>
     <w:uiPriority w:val="9"/>
     <w:pPr>
       <w:pBdr/>
@@ -35035,10 +35323,10 @@
       <w:szCs w:val="28"/>
     </w:rPr>
   </w:style>
-  <w:style w:type="character" w:styleId="894" w:customStyle="1">
+  <w:style w:type="character" w:styleId="907" w:customStyle="1">
     <w:name w:val="Titre 4 Car"/>
-    <w:basedOn w:val="888"/>
-    <w:link w:val="882"/>
+    <w:basedOn w:val="901"/>
+    <w:link w:val="895"/>
     <w:uiPriority w:val="9"/>
     <w:pPr>
       <w:pBdr/>
@@ -35052,10 +35340,10 @@
       <w:color w:val="0f4761" w:themeColor="accent1" w:themeShade="BF"/>
     </w:rPr>
   </w:style>
-  <w:style w:type="character" w:styleId="895" w:customStyle="1">
+  <w:style w:type="character" w:styleId="908" w:customStyle="1">
     <w:name w:val="Titre 5 Car"/>
-    <w:basedOn w:val="888"/>
-    <w:link w:val="883"/>
+    <w:basedOn w:val="901"/>
+    <w:link w:val="896"/>
     <w:uiPriority w:val="9"/>
     <w:semiHidden/>
     <w:pPr>
@@ -35068,10 +35356,10 @@
       <w:color w:val="0f4761" w:themeColor="accent1" w:themeShade="BF"/>
     </w:rPr>
   </w:style>
-  <w:style w:type="character" w:styleId="896" w:customStyle="1">
+  <w:style w:type="character" w:styleId="909" w:customStyle="1">
     <w:name w:val="Titre 6 Car"/>
-    <w:basedOn w:val="888"/>
-    <w:link w:val="884"/>
+    <w:basedOn w:val="901"/>
+    <w:link w:val="897"/>
     <w:uiPriority w:val="9"/>
     <w:semiHidden/>
     <w:pPr>
@@ -35086,10 +35374,10 @@
       <w:color w:val="595959" w:themeColor="text1" w:themeTint="A6"/>
     </w:rPr>
   </w:style>
-  <w:style w:type="character" w:styleId="897" w:customStyle="1">
+  <w:style w:type="character" w:styleId="910" w:customStyle="1">
     <w:name w:val="Titre 7 Car"/>
-    <w:basedOn w:val="888"/>
-    <w:link w:val="885"/>
+    <w:basedOn w:val="901"/>
+    <w:link w:val="898"/>
     <w:uiPriority w:val="9"/>
     <w:semiHidden/>
     <w:pPr>
@@ -35102,10 +35390,10 @@
       <w:color w:val="595959" w:themeColor="text1" w:themeTint="A6"/>
     </w:rPr>
   </w:style>
-  <w:style w:type="character" w:styleId="898" w:customStyle="1">
+  <w:style w:type="character" w:styleId="911" w:customStyle="1">
     <w:name w:val="Titre 8 Car"/>
-    <w:basedOn w:val="888"/>
-    <w:link w:val="886"/>
+    <w:basedOn w:val="901"/>
+    <w:link w:val="899"/>
     <w:uiPriority w:val="9"/>
     <w:semiHidden/>
     <w:pPr>
@@ -35120,10 +35408,10 @@
       <w:color w:val="272727" w:themeColor="text1" w:themeTint="D8"/>
     </w:rPr>
   </w:style>
-  <w:style w:type="character" w:styleId="899" w:customStyle="1">
+  <w:style w:type="character" w:styleId="912" w:customStyle="1">
     <w:name w:val="Titre 9 Car"/>
-    <w:basedOn w:val="888"/>
-    <w:link w:val="887"/>
+    <w:basedOn w:val="901"/>
+    <w:link w:val="900"/>
     <w:uiPriority w:val="9"/>
     <w:semiHidden/>
     <w:pPr>
@@ -35136,11 +35424,11 @@
       <w:color w:val="272727" w:themeColor="text1" w:themeTint="D8"/>
     </w:rPr>
   </w:style>
-  <w:style w:type="paragraph" w:styleId="900">
+  <w:style w:type="paragraph" w:styleId="913">
     <w:name w:val="Title"/>
-    <w:basedOn w:val="878"/>
-    <w:next w:val="878"/>
-    <w:link w:val="901"/>
+    <w:basedOn w:val="891"/>
+    <w:next w:val="891"/>
+    <w:link w:val="914"/>
     <w:uiPriority w:val="10"/>
     <w:qFormat/>
     <w:pPr>
@@ -35156,10 +35444,10 @@
       <w:szCs w:val="56"/>
     </w:rPr>
   </w:style>
-  <w:style w:type="character" w:styleId="901" w:customStyle="1">
+  <w:style w:type="character" w:styleId="914" w:customStyle="1">
     <w:name w:val="Titre Car"/>
-    <w:basedOn w:val="888"/>
-    <w:link w:val="900"/>
+    <w:basedOn w:val="901"/>
+    <w:link w:val="913"/>
     <w:uiPriority w:val="10"/>
     <w:pPr>
       <w:pBdr/>
@@ -35173,11 +35461,11 @@
       <w:szCs w:val="56"/>
     </w:rPr>
   </w:style>
-  <w:style w:type="paragraph" w:styleId="902">
+  <w:style w:type="paragraph" w:styleId="915">
     <w:name w:val="Subtitle"/>
-    <w:basedOn w:val="878"/>
-    <w:next w:val="878"/>
-    <w:link w:val="903"/>
+    <w:basedOn w:val="891"/>
+    <w:next w:val="891"/>
+    <w:link w:val="916"/>
     <w:uiPriority w:val="11"/>
     <w:qFormat/>
     <w:pPr>
@@ -35196,10 +35484,10 @@
       <w:szCs w:val="28"/>
     </w:rPr>
   </w:style>
-  <w:style w:type="character" w:styleId="903" w:customStyle="1">
+  <w:style w:type="character" w:styleId="916" w:customStyle="1">
     <w:name w:val="Sous-titre Car"/>
-    <w:basedOn w:val="888"/>
-    <w:link w:val="902"/>
+    <w:basedOn w:val="901"/>
+    <w:link w:val="915"/>
     <w:uiPriority w:val="11"/>
     <w:pPr>
       <w:pBdr/>
@@ -35214,11 +35502,11 @@
       <w:szCs w:val="28"/>
     </w:rPr>
   </w:style>
-  <w:style w:type="paragraph" w:styleId="904">
+  <w:style w:type="paragraph" w:styleId="917">
     <w:name w:val="Quote"/>
-    <w:basedOn w:val="878"/>
-    <w:next w:val="878"/>
-    <w:link w:val="905"/>
+    <w:basedOn w:val="891"/>
+    <w:next w:val="891"/>
+    <w:link w:val="918"/>
     <w:uiPriority w:val="29"/>
     <w:qFormat/>
     <w:pPr>
@@ -35233,10 +35521,10 @@
       <w:color w:val="404040" w:themeColor="text1" w:themeTint="BF"/>
     </w:rPr>
   </w:style>
-  <w:style w:type="character" w:styleId="905" w:customStyle="1">
+  <w:style w:type="character" w:styleId="918" w:customStyle="1">
     <w:name w:val="Citation Car"/>
-    <w:basedOn w:val="888"/>
-    <w:link w:val="904"/>
+    <w:basedOn w:val="901"/>
+    <w:link w:val="917"/>
     <w:uiPriority w:val="29"/>
     <w:pPr>
       <w:pBdr/>
@@ -35249,9 +35537,9 @@
       <w:color w:val="404040" w:themeColor="text1" w:themeTint="BF"/>
     </w:rPr>
   </w:style>
-  <w:style w:type="paragraph" w:styleId="906">
+  <w:style w:type="paragraph" w:styleId="919">
     <w:name w:val="List Paragraph"/>
-    <w:basedOn w:val="878"/>
+    <w:basedOn w:val="891"/>
     <w:uiPriority w:val="34"/>
     <w:qFormat/>
     <w:pPr>
@@ -35261,9 +35549,9 @@
       <w:contextualSpacing w:val="true"/>
     </w:pPr>
   </w:style>
-  <w:style w:type="character" w:styleId="907">
+  <w:style w:type="character" w:styleId="920">
     <w:name w:val="Intense Emphasis"/>
-    <w:basedOn w:val="888"/>
+    <w:basedOn w:val="901"/>
     <w:uiPriority w:val="21"/>
     <w:qFormat/>
     <w:pPr>
@@ -35277,11 +35565,11 @@
       <w:color w:val="0f4761" w:themeColor="accent1" w:themeShade="BF"/>
     </w:rPr>
   </w:style>
-  <w:style w:type="paragraph" w:styleId="908">
+  <w:style w:type="paragraph" w:styleId="921">
     <w:name w:val="Intense Quote"/>
-    <w:basedOn w:val="878"/>
-    <w:next w:val="878"/>
-    <w:link w:val="909"/>
+    <w:basedOn w:val="891"/>
+    <w:next w:val="891"/>
+    <w:link w:val="922"/>
     <w:uiPriority w:val="30"/>
     <w:qFormat/>
     <w:pPr>
@@ -35299,10 +35587,10 @@
       <w:color w:val="0f4761" w:themeColor="accent1" w:themeShade="BF"/>
     </w:rPr>
   </w:style>
-  <w:style w:type="character" w:styleId="909" w:customStyle="1">
+  <w:style w:type="character" w:styleId="922" w:customStyle="1">
     <w:name w:val="Citation intense Car"/>
-    <w:basedOn w:val="888"/>
-    <w:link w:val="908"/>
+    <w:basedOn w:val="901"/>
+    <w:link w:val="921"/>
     <w:uiPriority w:val="30"/>
     <w:pPr>
       <w:pBdr/>
@@ -35315,9 +35603,9 @@
       <w:color w:val="0f4761" w:themeColor="accent1" w:themeShade="BF"/>
     </w:rPr>
   </w:style>
-  <w:style w:type="character" w:styleId="910">
+  <w:style w:type="character" w:styleId="923">
     <w:name w:val="Intense Reference"/>
-    <w:basedOn w:val="888"/>
+    <w:basedOn w:val="901"/>
     <w:uiPriority w:val="32"/>
     <w:qFormat/>
     <w:pPr>
@@ -35363,7 +35651,7 @@
           </w:pPr>
           <w:r>
             <w:rPr>
-              <w:rStyle w:val="875"/>
+              <w:rStyle w:val="888"/>
             </w:rPr>
             <w:t xml:space="preserve">Votre texte ici</w:t>
           </w:r>
@@ -35374,6 +35662,41 @@
     </w:docPart>
   </w:docParts>
 </w:glossaryDocument>
+</file>
+
+<file path=word/glossary/endnotes.xml><?xml version="1.0" encoding="utf-8"?>
+<w:endnotes xmlns:wpc="http://schemas.microsoft.com/office/word/2010/wordprocessingCanvas" xmlns:mc="http://schemas.openxmlformats.org/markup-compatibility/2006" xmlns:o="urn:schemas-microsoft-com:office:office" xmlns:r="http://schemas.openxmlformats.org/officeDocument/2006/relationships" xmlns:m="http://schemas.openxmlformats.org/officeDocument/2006/math" xmlns:v="urn:schemas-microsoft-com:vml" xmlns:wp14="http://schemas.microsoft.com/office/word/2010/wordprocessingDrawing" xmlns:wp="http://schemas.openxmlformats.org/drawingml/2006/wordprocessingDrawing" xmlns:w10="urn:schemas-microsoft-com:office:word" xmlns:w="http://schemas.openxmlformats.org/wordprocessingml/2006/main" xmlns:w14="http://schemas.microsoft.com/office/word/2010/wordml" xmlns:w15="http://schemas.microsoft.com/office/word/2012/wordml" xmlns:wpg="http://schemas.microsoft.com/office/word/2010/wordprocessingGroup" xmlns:wpi="http://schemas.microsoft.com/office/word/2010/wordprocessingInk" xmlns:wne="http://schemas.microsoft.com/office/word/2006/wordml" xmlns:a="http://schemas.openxmlformats.org/drawingml/2006/main" xmlns:wps="http://schemas.microsoft.com/office/word/2010/wordprocessingShape" mc:Ignorable="w14 w15 wp14">
+  <w:endnote w:type="separator" w:id="-1">
+    <w:p>
+      <w:pPr>
+        <w:pBdr/>
+        <w:spacing w:after="0" w:line="240" w:lineRule="auto"/>
+        <w:ind/>
+        <w:rPr/>
+      </w:pPr>
+      <w:r/>
+      <w:r>
+        <w:separator/>
+      </w:r>
+      <w:r/>
+    </w:p>
+  </w:endnote>
+  <w:endnote w:type="continuationSeparator" w:id="0">
+    <w:p>
+      <w:pPr>
+        <w:pBdr/>
+        <w:spacing w:after="0" w:line="240" w:lineRule="auto"/>
+        <w:ind/>
+        <w:rPr/>
+      </w:pPr>
+      <w:r/>
+      <w:r>
+        <w:continuationSeparator/>
+      </w:r>
+      <w:r/>
+    </w:p>
+  </w:endnote>
+</w:endnotes>
 </file>
 
 <file path=word/glossary/fontTable.xml><?xml version="1.0" encoding="utf-8"?>
@@ -35393,6 +35716,41 @@
 </w:fonts>
 </file>
 
+<file path=word/glossary/footnotes.xml><?xml version="1.0" encoding="utf-8"?>
+<w:footnotes xmlns:wpc="http://schemas.microsoft.com/office/word/2010/wordprocessingCanvas" xmlns:mc="http://schemas.openxmlformats.org/markup-compatibility/2006" xmlns:o="urn:schemas-microsoft-com:office:office" xmlns:r="http://schemas.openxmlformats.org/officeDocument/2006/relationships" xmlns:m="http://schemas.openxmlformats.org/officeDocument/2006/math" xmlns:v="urn:schemas-microsoft-com:vml" xmlns:wp14="http://schemas.microsoft.com/office/word/2010/wordprocessingDrawing" xmlns:wp="http://schemas.openxmlformats.org/drawingml/2006/wordprocessingDrawing" xmlns:w10="urn:schemas-microsoft-com:office:word" xmlns:w="http://schemas.openxmlformats.org/wordprocessingml/2006/main" xmlns:w14="http://schemas.microsoft.com/office/word/2010/wordml" xmlns:w15="http://schemas.microsoft.com/office/word/2012/wordml" xmlns:wpg="http://schemas.microsoft.com/office/word/2010/wordprocessingGroup" xmlns:wpi="http://schemas.microsoft.com/office/word/2010/wordprocessingInk" xmlns:wne="http://schemas.microsoft.com/office/word/2006/wordml" xmlns:a="http://schemas.openxmlformats.org/drawingml/2006/main" xmlns:wps="http://schemas.microsoft.com/office/word/2010/wordprocessingShape" mc:Ignorable="w14 w15 wp14">
+  <w:footnote w:type="separator" w:id="-1">
+    <w:p>
+      <w:pPr>
+        <w:pBdr/>
+        <w:spacing w:after="0" w:line="240" w:lineRule="auto"/>
+        <w:ind/>
+        <w:rPr/>
+      </w:pPr>
+      <w:r/>
+      <w:r>
+        <w:separator/>
+      </w:r>
+      <w:r/>
+    </w:p>
+  </w:footnote>
+  <w:footnote w:type="continuationSeparator" w:id="0">
+    <w:p>
+      <w:pPr>
+        <w:pBdr/>
+        <w:spacing w:after="0" w:line="240" w:lineRule="auto"/>
+        <w:ind/>
+        <w:rPr/>
+      </w:pPr>
+      <w:r/>
+      <w:r>
+        <w:continuationSeparator/>
+      </w:r>
+      <w:r/>
+    </w:p>
+  </w:footnote>
+</w:footnotes>
+</file>
+
 <file path=word/glossary/settings.xml><?xml version="1.0" encoding="utf-8"?>
 <w:settings xmlns:mc="http://schemas.openxmlformats.org/markup-compatibility/2006" xmlns:o="urn:schemas-microsoft-com:office:office" xmlns:r="http://schemas.openxmlformats.org/officeDocument/2006/relationships" xmlns:m="http://schemas.openxmlformats.org/officeDocument/2006/math" xmlns:v="urn:schemas-microsoft-com:vml" xmlns:w10="urn:schemas-microsoft-com:office:word" xmlns:w="http://schemas.openxmlformats.org/wordprocessingml/2006/main" xmlns:w14="http://schemas.microsoft.com/office/word/2010/wordml" xmlns:w15="http://schemas.microsoft.com/office/word/2012/wordml" xmlns:sl="http://schemas.openxmlformats.org/schemaLibrary/2006/main" mc:Ignorable="w14 w15">
   <w:zoom w:percent="100"/>
@@ -35405,12 +35763,16 @@
     <w:numFmt w:val="decimal"/>
     <w:numStart w:val="1"/>
     <w:numRestart w:val="continuous"/>
+    <w:footnote w:id="-1"/>
+    <w:footnote w:id="0"/>
   </w:footnotePr>
   <w:endnotePr>
     <w:pos w:val="docEnd"/>
     <w:numFmt w:val="lowerRoman"/>
     <w:numStart w:val="1"/>
     <w:numRestart w:val="continuous"/>
+    <w:endnote w:id="-1"/>
+    <w:endnote w:id="0"/>
   </w:endnotePr>
   <w:compat>
     <w:compatSetting w:name="compatibilityMode" w:uri="http://schemas.microsoft.com/office/word" w:val="12"/>
@@ -35587,7 +35949,7 @@
     <w:lsdException w:name="Bibliography" w:uiPriority="37"/>
     <w:lsdException w:name="TOC Heading" w:uiPriority="39" w:qFormat="1"/>
   </w:latentStyles>
-  <w:style w:type="table" w:styleId="269" w:default="1">
+  <w:style w:type="table" w:styleId="1390" w:default="1">
     <w:name w:val="Normal Table"/>
     <w:uiPriority w:val="99"/>
     <w:semiHidden/>
@@ -35780,9 +36142,9 @@
       </w:tcPr>
     </w:tblStylePr>
   </w:style>
-  <w:style w:type="table" w:styleId="270">
+  <w:style w:type="table" w:styleId="1391">
     <w:name w:val="Table Grid"/>
-    <w:basedOn w:val="269"/>
+    <w:basedOn w:val="1390"/>
     <w:uiPriority w:val="59"/>
     <w:pPr>
       <w:pBdr/>
@@ -35979,9 +36341,9 @@
       </w:tcPr>
     </w:tblStylePr>
   </w:style>
-  <w:style w:type="table" w:styleId="271">
+  <w:style w:type="table" w:styleId="1392">
     <w:name w:val="Table Grid Light"/>
-    <w:basedOn w:val="269"/>
+    <w:basedOn w:val="1390"/>
     <w:uiPriority w:val="59"/>
     <w:pPr>
       <w:pBdr/>
@@ -36178,9 +36540,9 @@
       </w:tcPr>
     </w:tblStylePr>
   </w:style>
-  <w:style w:type="table" w:styleId="272">
+  <w:style w:type="table" w:styleId="1393">
     <w:name w:val="Plain Table 1"/>
-    <w:basedOn w:val="269"/>
+    <w:basedOn w:val="1390"/>
     <w:uiPriority w:val="59"/>
     <w:pPr>
       <w:pBdr/>
@@ -36403,9 +36765,9 @@
       </w:tcPr>
     </w:tblStylePr>
   </w:style>
-  <w:style w:type="table" w:styleId="273">
+  <w:style w:type="table" w:styleId="1394">
     <w:name w:val="Plain Table 2"/>
-    <w:basedOn w:val="269"/>
+    <w:basedOn w:val="1390"/>
     <w:uiPriority w:val="59"/>
     <w:pPr>
       <w:pBdr/>
@@ -36636,9 +36998,9 @@
       </w:tcPr>
     </w:tblStylePr>
   </w:style>
-  <w:style w:type="table" w:styleId="274">
+  <w:style w:type="table" w:styleId="1395">
     <w:name w:val="Plain Table 3"/>
-    <w:basedOn w:val="269"/>
+    <w:basedOn w:val="1390"/>
     <w:uiPriority w:val="99"/>
     <w:pPr>
       <w:pBdr/>
@@ -36866,9 +37228,9 @@
       </w:tcPr>
     </w:tblStylePr>
   </w:style>
-  <w:style w:type="table" w:styleId="275">
+  <w:style w:type="table" w:styleId="1396">
     <w:name w:val="Plain Table 4"/>
-    <w:basedOn w:val="269"/>
+    <w:basedOn w:val="1390"/>
     <w:uiPriority w:val="99"/>
     <w:pPr>
       <w:pBdr/>
@@ -37082,9 +37444,9 @@
       </w:tcPr>
     </w:tblStylePr>
   </w:style>
-  <w:style w:type="table" w:styleId="276">
+  <w:style w:type="table" w:styleId="1397">
     <w:name w:val="Plain Table 5"/>
-    <w:basedOn w:val="269"/>
+    <w:basedOn w:val="1390"/>
     <w:uiPriority w:val="99"/>
     <w:pPr>
       <w:pBdr/>
@@ -37315,9 +37677,9 @@
       </w:tcPr>
     </w:tblStylePr>
   </w:style>
-  <w:style w:type="table" w:styleId="277">
+  <w:style w:type="table" w:styleId="1398">
     <w:name w:val="Grid Table 1 Light"/>
-    <w:basedOn w:val="269"/>
+    <w:basedOn w:val="1390"/>
     <w:uiPriority w:val="99"/>
     <w:pPr>
       <w:pBdr/>
@@ -37538,9 +37900,9 @@
       </w:tcPr>
     </w:tblStylePr>
   </w:style>
-  <w:style w:type="table" w:styleId="278">
+  <w:style w:type="table" w:styleId="1399">
     <w:name w:val="Grid Table 1 Light - Accent 1"/>
-    <w:basedOn w:val="269"/>
+    <w:basedOn w:val="1390"/>
     <w:uiPriority w:val="99"/>
     <w:pPr>
       <w:pBdr/>
@@ -37761,9 +38123,9 @@
       </w:tcPr>
     </w:tblStylePr>
   </w:style>
-  <w:style w:type="table" w:styleId="279">
+  <w:style w:type="table" w:styleId="1400">
     <w:name w:val="Grid Table 1 Light - Accent 2"/>
-    <w:basedOn w:val="269"/>
+    <w:basedOn w:val="1390"/>
     <w:uiPriority w:val="99"/>
     <w:pPr>
       <w:pBdr/>
@@ -37984,9 +38346,9 @@
       </w:tcPr>
     </w:tblStylePr>
   </w:style>
-  <w:style w:type="table" w:styleId="280">
+  <w:style w:type="table" w:styleId="1401">
     <w:name w:val="Grid Table 1 Light - Accent 3"/>
-    <w:basedOn w:val="269"/>
+    <w:basedOn w:val="1390"/>
     <w:uiPriority w:val="99"/>
     <w:pPr>
       <w:pBdr/>
@@ -38207,9 +38569,9 @@
       </w:tcPr>
     </w:tblStylePr>
   </w:style>
-  <w:style w:type="table" w:styleId="281">
+  <w:style w:type="table" w:styleId="1402">
     <w:name w:val="Grid Table 1 Light - Accent 4"/>
-    <w:basedOn w:val="269"/>
+    <w:basedOn w:val="1390"/>
     <w:uiPriority w:val="99"/>
     <w:pPr>
       <w:pBdr/>
@@ -38430,9 +38792,9 @@
       </w:tcPr>
     </w:tblStylePr>
   </w:style>
-  <w:style w:type="table" w:styleId="282">
+  <w:style w:type="table" w:styleId="1403">
     <w:name w:val="Grid Table 1 Light - Accent 5"/>
-    <w:basedOn w:val="269"/>
+    <w:basedOn w:val="1390"/>
     <w:uiPriority w:val="99"/>
     <w:pPr>
       <w:pBdr/>
@@ -38653,9 +39015,9 @@
       </w:tcPr>
     </w:tblStylePr>
   </w:style>
-  <w:style w:type="table" w:styleId="283">
+  <w:style w:type="table" w:styleId="1404">
     <w:name w:val="Grid Table 1 Light - Accent 6"/>
-    <w:basedOn w:val="269"/>
+    <w:basedOn w:val="1390"/>
     <w:uiPriority w:val="99"/>
     <w:pPr>
       <w:pBdr/>
@@ -38876,9 +39238,9 @@
       </w:tcPr>
     </w:tblStylePr>
   </w:style>
-  <w:style w:type="table" w:styleId="284">
+  <w:style w:type="table" w:styleId="1405">
     <w:name w:val="Grid Table 2"/>
-    <w:basedOn w:val="269"/>
+    <w:basedOn w:val="1390"/>
     <w:uiPriority w:val="99"/>
     <w:pPr>
       <w:pBdr/>
@@ -39108,9 +39470,9 @@
       </w:tcPr>
     </w:tblStylePr>
   </w:style>
-  <w:style w:type="table" w:styleId="285">
+  <w:style w:type="table" w:styleId="1406">
     <w:name w:val="Grid Table 2 - Accent 1"/>
-    <w:basedOn w:val="269"/>
+    <w:basedOn w:val="1390"/>
     <w:uiPriority w:val="99"/>
     <w:pPr>
       <w:pBdr/>
@@ -39340,9 +39702,9 @@
       </w:tcPr>
     </w:tblStylePr>
   </w:style>
-  <w:style w:type="table" w:styleId="286">
+  <w:style w:type="table" w:styleId="1407">
     <w:name w:val="Grid Table 2 - Accent 2"/>
-    <w:basedOn w:val="269"/>
+    <w:basedOn w:val="1390"/>
     <w:uiPriority w:val="99"/>
     <w:pPr>
       <w:pBdr/>
@@ -39572,9 +39934,9 @@
       </w:tcPr>
     </w:tblStylePr>
   </w:style>
-  <w:style w:type="table" w:styleId="287">
+  <w:style w:type="table" w:styleId="1408">
     <w:name w:val="Grid Table 2 - Accent 3"/>
-    <w:basedOn w:val="269"/>
+    <w:basedOn w:val="1390"/>
     <w:uiPriority w:val="99"/>
     <w:pPr>
       <w:pBdr/>
@@ -39804,9 +40166,9 @@
       </w:tcPr>
     </w:tblStylePr>
   </w:style>
-  <w:style w:type="table" w:styleId="288">
+  <w:style w:type="table" w:styleId="1409">
     <w:name w:val="Grid Table 2 - Accent 4"/>
-    <w:basedOn w:val="269"/>
+    <w:basedOn w:val="1390"/>
     <w:uiPriority w:val="99"/>
     <w:pPr>
       <w:pBdr/>
@@ -40036,9 +40398,9 @@
       </w:tcPr>
     </w:tblStylePr>
   </w:style>
-  <w:style w:type="table" w:styleId="289">
+  <w:style w:type="table" w:styleId="1410">
     <w:name w:val="Grid Table 2 - Accent 5"/>
-    <w:basedOn w:val="269"/>
+    <w:basedOn w:val="1390"/>
     <w:uiPriority w:val="99"/>
     <w:pPr>
       <w:pBdr/>
@@ -40268,9 +40630,9 @@
       </w:tcPr>
     </w:tblStylePr>
   </w:style>
-  <w:style w:type="table" w:styleId="290">
+  <w:style w:type="table" w:styleId="1411">
     <w:name w:val="Grid Table 2 - Accent 6"/>
-    <w:basedOn w:val="269"/>
+    <w:basedOn w:val="1390"/>
     <w:uiPriority w:val="99"/>
     <w:pPr>
       <w:pBdr/>
@@ -40500,9 +40862,9 @@
       </w:tcPr>
     </w:tblStylePr>
   </w:style>
-  <w:style w:type="table" w:styleId="291">
+  <w:style w:type="table" w:styleId="1412">
     <w:name w:val="Grid Table 3"/>
-    <w:basedOn w:val="269"/>
+    <w:basedOn w:val="1390"/>
     <w:uiPriority w:val="99"/>
     <w:pPr>
       <w:pBdr/>
@@ -40601,29 +40963,6 @@
         <w:tblBorders/>
       </w:tblPr>
       <w:tcPr>
-        <w:shd w:color="ffffff"/>
-        <w:tcBorders>
-          <w:top w:val="none" w:color="000000" w:sz="4" w:space="0"/>
-          <w:left w:val="none" w:color="000000" w:sz="4" w:space="0"/>
-          <w:bottom w:val="none" w:color="000000" w:sz="4" w:space="0"/>
-          <w:right w:val="none" w:color="000000" w:sz="4" w:space="0"/>
-        </w:tcBorders>
-      </w:tcPr>
-    </w:tblStylePr>
-    <w:tblStylePr w:type="firstRow">
-      <w:rPr>
-        <w:b/>
-        <w:color w:val="404040"/>
-      </w:rPr>
-      <w:pPr>
-        <w:pBdr/>
-        <w:spacing/>
-        <w:ind/>
-      </w:pPr>
-      <w:tblPr>
-        <w:tblBorders/>
-      </w:tblPr>
-      <w:tcPr>
         <w:shd w:val="clear" w:color="ffffff"/>
         <w:tcBorders>
           <w:top w:val="none" w:color="000000" w:sz="4" w:space="0"/>
@@ -40633,30 +40972,7 @@
         </w:tcBorders>
       </w:tcPr>
     </w:tblStylePr>
-    <w:tblStylePr w:type="lastCol">
-      <w:rPr>
-        <w:i/>
-        <w:color w:val="404040"/>
-      </w:rPr>
-      <w:pPr>
-        <w:pBdr/>
-        <w:spacing/>
-        <w:ind/>
-      </w:pPr>
-      <w:tblPr>
-        <w:tblBorders/>
-      </w:tblPr>
-      <w:tcPr>
-        <w:shd w:color="ffffff"/>
-        <w:tcBorders>
-          <w:top w:val="none" w:color="000000" w:sz="4" w:space="0"/>
-          <w:left w:val="none" w:color="000000" w:sz="4" w:space="0"/>
-          <w:bottom w:val="none" w:color="000000" w:sz="4" w:space="0"/>
-          <w:right w:val="none" w:color="000000" w:sz="4" w:space="0"/>
-        </w:tcBorders>
-      </w:tcPr>
-    </w:tblStylePr>
-    <w:tblStylePr w:type="lastRow">
+    <w:tblStylePr w:type="firstRow">
       <w:rPr>
         <w:b/>
         <w:color w:val="404040"/>
@@ -40679,6 +40995,52 @@
         </w:tcBorders>
       </w:tcPr>
     </w:tblStylePr>
+    <w:tblStylePr w:type="lastCol">
+      <w:rPr>
+        <w:i/>
+        <w:color w:val="404040"/>
+      </w:rPr>
+      <w:pPr>
+        <w:pBdr/>
+        <w:spacing/>
+        <w:ind/>
+      </w:pPr>
+      <w:tblPr>
+        <w:tblBorders/>
+      </w:tblPr>
+      <w:tcPr>
+        <w:shd w:val="clear" w:color="ffffff"/>
+        <w:tcBorders>
+          <w:top w:val="none" w:color="000000" w:sz="4" w:space="0"/>
+          <w:left w:val="none" w:color="000000" w:sz="4" w:space="0"/>
+          <w:bottom w:val="none" w:color="000000" w:sz="4" w:space="0"/>
+          <w:right w:val="none" w:color="000000" w:sz="4" w:space="0"/>
+        </w:tcBorders>
+      </w:tcPr>
+    </w:tblStylePr>
+    <w:tblStylePr w:type="lastRow">
+      <w:rPr>
+        <w:b/>
+        <w:color w:val="404040"/>
+      </w:rPr>
+      <w:pPr>
+        <w:pBdr/>
+        <w:spacing/>
+        <w:ind/>
+      </w:pPr>
+      <w:tblPr>
+        <w:tblBorders/>
+      </w:tblPr>
+      <w:tcPr>
+        <w:shd w:val="clear" w:color="ffffff"/>
+        <w:tcBorders>
+          <w:top w:val="none" w:color="000000" w:sz="4" w:space="0"/>
+          <w:left w:val="none" w:color="000000" w:sz="4" w:space="0"/>
+          <w:bottom w:val="none" w:color="000000" w:sz="4" w:space="0"/>
+          <w:right w:val="none" w:color="000000" w:sz="4" w:space="0"/>
+        </w:tcBorders>
+      </w:tcPr>
+    </w:tblStylePr>
     <w:tblStylePr w:type="nwCell">
       <w:pPr>
         <w:pBdr/>
@@ -40745,9 +41107,9 @@
       </w:tcPr>
     </w:tblStylePr>
   </w:style>
-  <w:style w:type="table" w:styleId="292">
+  <w:style w:type="table" w:styleId="1413">
     <w:name w:val="Grid Table 3 - Accent 1"/>
-    <w:basedOn w:val="269"/>
+    <w:basedOn w:val="1390"/>
     <w:uiPriority w:val="99"/>
     <w:pPr>
       <w:pBdr/>
@@ -40846,29 +41208,6 @@
         <w:tblBorders/>
       </w:tblPr>
       <w:tcPr>
-        <w:shd w:color="ffffff"/>
-        <w:tcBorders>
-          <w:top w:val="none" w:color="000000" w:sz="4" w:space="0"/>
-          <w:left w:val="none" w:color="000000" w:sz="4" w:space="0"/>
-          <w:bottom w:val="none" w:color="000000" w:sz="4" w:space="0"/>
-          <w:right w:val="none" w:color="000000" w:sz="4" w:space="0"/>
-        </w:tcBorders>
-      </w:tcPr>
-    </w:tblStylePr>
-    <w:tblStylePr w:type="firstRow">
-      <w:rPr>
-        <w:b/>
-        <w:color w:val="404040"/>
-      </w:rPr>
-      <w:pPr>
-        <w:pBdr/>
-        <w:spacing/>
-        <w:ind/>
-      </w:pPr>
-      <w:tblPr>
-        <w:tblBorders/>
-      </w:tblPr>
-      <w:tcPr>
         <w:shd w:val="clear" w:color="ffffff"/>
         <w:tcBorders>
           <w:top w:val="none" w:color="000000" w:sz="4" w:space="0"/>
@@ -40878,30 +41217,7 @@
         </w:tcBorders>
       </w:tcPr>
     </w:tblStylePr>
-    <w:tblStylePr w:type="lastCol">
-      <w:rPr>
-        <w:i/>
-        <w:color w:val="404040"/>
-      </w:rPr>
-      <w:pPr>
-        <w:pBdr/>
-        <w:spacing/>
-        <w:ind/>
-      </w:pPr>
-      <w:tblPr>
-        <w:tblBorders/>
-      </w:tblPr>
-      <w:tcPr>
-        <w:shd w:color="ffffff"/>
-        <w:tcBorders>
-          <w:top w:val="none" w:color="000000" w:sz="4" w:space="0"/>
-          <w:left w:val="none" w:color="000000" w:sz="4" w:space="0"/>
-          <w:bottom w:val="none" w:color="000000" w:sz="4" w:space="0"/>
-          <w:right w:val="none" w:color="000000" w:sz="4" w:space="0"/>
-        </w:tcBorders>
-      </w:tcPr>
-    </w:tblStylePr>
-    <w:tblStylePr w:type="lastRow">
+    <w:tblStylePr w:type="firstRow">
       <w:rPr>
         <w:b/>
         <w:color w:val="404040"/>
@@ -40924,6 +41240,52 @@
         </w:tcBorders>
       </w:tcPr>
     </w:tblStylePr>
+    <w:tblStylePr w:type="lastCol">
+      <w:rPr>
+        <w:i/>
+        <w:color w:val="404040"/>
+      </w:rPr>
+      <w:pPr>
+        <w:pBdr/>
+        <w:spacing/>
+        <w:ind/>
+      </w:pPr>
+      <w:tblPr>
+        <w:tblBorders/>
+      </w:tblPr>
+      <w:tcPr>
+        <w:shd w:val="clear" w:color="ffffff"/>
+        <w:tcBorders>
+          <w:top w:val="none" w:color="000000" w:sz="4" w:space="0"/>
+          <w:left w:val="none" w:color="000000" w:sz="4" w:space="0"/>
+          <w:bottom w:val="none" w:color="000000" w:sz="4" w:space="0"/>
+          <w:right w:val="none" w:color="000000" w:sz="4" w:space="0"/>
+        </w:tcBorders>
+      </w:tcPr>
+    </w:tblStylePr>
+    <w:tblStylePr w:type="lastRow">
+      <w:rPr>
+        <w:b/>
+        <w:color w:val="404040"/>
+      </w:rPr>
+      <w:pPr>
+        <w:pBdr/>
+        <w:spacing/>
+        <w:ind/>
+      </w:pPr>
+      <w:tblPr>
+        <w:tblBorders/>
+      </w:tblPr>
+      <w:tcPr>
+        <w:shd w:val="clear" w:color="ffffff"/>
+        <w:tcBorders>
+          <w:top w:val="none" w:color="000000" w:sz="4" w:space="0"/>
+          <w:left w:val="none" w:color="000000" w:sz="4" w:space="0"/>
+          <w:bottom w:val="none" w:color="000000" w:sz="4" w:space="0"/>
+          <w:right w:val="none" w:color="000000" w:sz="4" w:space="0"/>
+        </w:tcBorders>
+      </w:tcPr>
+    </w:tblStylePr>
     <w:tblStylePr w:type="nwCell">
       <w:pPr>
         <w:pBdr/>
@@ -40990,9 +41352,9 @@
       </w:tcPr>
     </w:tblStylePr>
   </w:style>
-  <w:style w:type="table" w:styleId="293">
+  <w:style w:type="table" w:styleId="1414">
     <w:name w:val="Grid Table 3 - Accent 2"/>
-    <w:basedOn w:val="269"/>
+    <w:basedOn w:val="1390"/>
     <w:uiPriority w:val="99"/>
     <w:pPr>
       <w:pBdr/>
@@ -41091,29 +41453,6 @@
         <w:tblBorders/>
       </w:tblPr>
       <w:tcPr>
-        <w:shd w:color="ffffff"/>
-        <w:tcBorders>
-          <w:top w:val="none" w:color="000000" w:sz="4" w:space="0"/>
-          <w:left w:val="none" w:color="000000" w:sz="4" w:space="0"/>
-          <w:bottom w:val="none" w:color="000000" w:sz="4" w:space="0"/>
-          <w:right w:val="none" w:color="000000" w:sz="4" w:space="0"/>
-        </w:tcBorders>
-      </w:tcPr>
-    </w:tblStylePr>
-    <w:tblStylePr w:type="firstRow">
-      <w:rPr>
-        <w:b/>
-        <w:color w:val="404040"/>
-      </w:rPr>
-      <w:pPr>
-        <w:pBdr/>
-        <w:spacing/>
-        <w:ind/>
-      </w:pPr>
-      <w:tblPr>
-        <w:tblBorders/>
-      </w:tblPr>
-      <w:tcPr>
         <w:shd w:val="clear" w:color="ffffff"/>
         <w:tcBorders>
           <w:top w:val="none" w:color="000000" w:sz="4" w:space="0"/>
@@ -41123,30 +41462,7 @@
         </w:tcBorders>
       </w:tcPr>
     </w:tblStylePr>
-    <w:tblStylePr w:type="lastCol">
-      <w:rPr>
-        <w:i/>
-        <w:color w:val="404040"/>
-      </w:rPr>
-      <w:pPr>
-        <w:pBdr/>
-        <w:spacing/>
-        <w:ind/>
-      </w:pPr>
-      <w:tblPr>
-        <w:tblBorders/>
-      </w:tblPr>
-      <w:tcPr>
-        <w:shd w:color="ffffff"/>
-        <w:tcBorders>
-          <w:top w:val="none" w:color="000000" w:sz="4" w:space="0"/>
-          <w:left w:val="none" w:color="000000" w:sz="4" w:space="0"/>
-          <w:bottom w:val="none" w:color="000000" w:sz="4" w:space="0"/>
-          <w:right w:val="none" w:color="000000" w:sz="4" w:space="0"/>
-        </w:tcBorders>
-      </w:tcPr>
-    </w:tblStylePr>
-    <w:tblStylePr w:type="lastRow">
+    <w:tblStylePr w:type="firstRow">
       <w:rPr>
         <w:b/>
         <w:color w:val="404040"/>
@@ -41169,6 +41485,52 @@
         </w:tcBorders>
       </w:tcPr>
     </w:tblStylePr>
+    <w:tblStylePr w:type="lastCol">
+      <w:rPr>
+        <w:i/>
+        <w:color w:val="404040"/>
+      </w:rPr>
+      <w:pPr>
+        <w:pBdr/>
+        <w:spacing/>
+        <w:ind/>
+      </w:pPr>
+      <w:tblPr>
+        <w:tblBorders/>
+      </w:tblPr>
+      <w:tcPr>
+        <w:shd w:val="clear" w:color="ffffff"/>
+        <w:tcBorders>
+          <w:top w:val="none" w:color="000000" w:sz="4" w:space="0"/>
+          <w:left w:val="none" w:color="000000" w:sz="4" w:space="0"/>
+          <w:bottom w:val="none" w:color="000000" w:sz="4" w:space="0"/>
+          <w:right w:val="none" w:color="000000" w:sz="4" w:space="0"/>
+        </w:tcBorders>
+      </w:tcPr>
+    </w:tblStylePr>
+    <w:tblStylePr w:type="lastRow">
+      <w:rPr>
+        <w:b/>
+        <w:color w:val="404040"/>
+      </w:rPr>
+      <w:pPr>
+        <w:pBdr/>
+        <w:spacing/>
+        <w:ind/>
+      </w:pPr>
+      <w:tblPr>
+        <w:tblBorders/>
+      </w:tblPr>
+      <w:tcPr>
+        <w:shd w:val="clear" w:color="ffffff"/>
+        <w:tcBorders>
+          <w:top w:val="none" w:color="000000" w:sz="4" w:space="0"/>
+          <w:left w:val="none" w:color="000000" w:sz="4" w:space="0"/>
+          <w:bottom w:val="none" w:color="000000" w:sz="4" w:space="0"/>
+          <w:right w:val="none" w:color="000000" w:sz="4" w:space="0"/>
+        </w:tcBorders>
+      </w:tcPr>
+    </w:tblStylePr>
     <w:tblStylePr w:type="nwCell">
       <w:pPr>
         <w:pBdr/>
@@ -41235,9 +41597,9 @@
       </w:tcPr>
     </w:tblStylePr>
   </w:style>
-  <w:style w:type="table" w:styleId="294">
+  <w:style w:type="table" w:styleId="1415">
     <w:name w:val="Grid Table 3 - Accent 3"/>
-    <w:basedOn w:val="269"/>
+    <w:basedOn w:val="1390"/>
     <w:uiPriority w:val="99"/>
     <w:pPr>
       <w:pBdr/>
@@ -41336,29 +41698,6 @@
         <w:tblBorders/>
       </w:tblPr>
       <w:tcPr>
-        <w:shd w:color="ffffff"/>
-        <w:tcBorders>
-          <w:top w:val="none" w:color="000000" w:sz="4" w:space="0"/>
-          <w:left w:val="none" w:color="000000" w:sz="4" w:space="0"/>
-          <w:bottom w:val="none" w:color="000000" w:sz="4" w:space="0"/>
-          <w:right w:val="none" w:color="000000" w:sz="4" w:space="0"/>
-        </w:tcBorders>
-      </w:tcPr>
-    </w:tblStylePr>
-    <w:tblStylePr w:type="firstRow">
-      <w:rPr>
-        <w:b/>
-        <w:color w:val="404040"/>
-      </w:rPr>
-      <w:pPr>
-        <w:pBdr/>
-        <w:spacing/>
-        <w:ind/>
-      </w:pPr>
-      <w:tblPr>
-        <w:tblBorders/>
-      </w:tblPr>
-      <w:tcPr>
         <w:shd w:val="clear" w:color="ffffff"/>
         <w:tcBorders>
           <w:top w:val="none" w:color="000000" w:sz="4" w:space="0"/>
@@ -41368,30 +41707,7 @@
         </w:tcBorders>
       </w:tcPr>
     </w:tblStylePr>
-    <w:tblStylePr w:type="lastCol">
-      <w:rPr>
-        <w:i/>
-        <w:color w:val="404040"/>
-      </w:rPr>
-      <w:pPr>
-        <w:pBdr/>
-        <w:spacing/>
-        <w:ind/>
-      </w:pPr>
-      <w:tblPr>
-        <w:tblBorders/>
-      </w:tblPr>
-      <w:tcPr>
-        <w:shd w:color="ffffff"/>
-        <w:tcBorders>
-          <w:top w:val="none" w:color="000000" w:sz="4" w:space="0"/>
-          <w:left w:val="none" w:color="000000" w:sz="4" w:space="0"/>
-          <w:bottom w:val="none" w:color="000000" w:sz="4" w:space="0"/>
-          <w:right w:val="none" w:color="000000" w:sz="4" w:space="0"/>
-        </w:tcBorders>
-      </w:tcPr>
-    </w:tblStylePr>
-    <w:tblStylePr w:type="lastRow">
+    <w:tblStylePr w:type="firstRow">
       <w:rPr>
         <w:b/>
         <w:color w:val="404040"/>
@@ -41414,6 +41730,52 @@
         </w:tcBorders>
       </w:tcPr>
     </w:tblStylePr>
+    <w:tblStylePr w:type="lastCol">
+      <w:rPr>
+        <w:i/>
+        <w:color w:val="404040"/>
+      </w:rPr>
+      <w:pPr>
+        <w:pBdr/>
+        <w:spacing/>
+        <w:ind/>
+      </w:pPr>
+      <w:tblPr>
+        <w:tblBorders/>
+      </w:tblPr>
+      <w:tcPr>
+        <w:shd w:val="clear" w:color="ffffff"/>
+        <w:tcBorders>
+          <w:top w:val="none" w:color="000000" w:sz="4" w:space="0"/>
+          <w:left w:val="none" w:color="000000" w:sz="4" w:space="0"/>
+          <w:bottom w:val="none" w:color="000000" w:sz="4" w:space="0"/>
+          <w:right w:val="none" w:color="000000" w:sz="4" w:space="0"/>
+        </w:tcBorders>
+      </w:tcPr>
+    </w:tblStylePr>
+    <w:tblStylePr w:type="lastRow">
+      <w:rPr>
+        <w:b/>
+        <w:color w:val="404040"/>
+      </w:rPr>
+      <w:pPr>
+        <w:pBdr/>
+        <w:spacing/>
+        <w:ind/>
+      </w:pPr>
+      <w:tblPr>
+        <w:tblBorders/>
+      </w:tblPr>
+      <w:tcPr>
+        <w:shd w:val="clear" w:color="ffffff"/>
+        <w:tcBorders>
+          <w:top w:val="none" w:color="000000" w:sz="4" w:space="0"/>
+          <w:left w:val="none" w:color="000000" w:sz="4" w:space="0"/>
+          <w:bottom w:val="none" w:color="000000" w:sz="4" w:space="0"/>
+          <w:right w:val="none" w:color="000000" w:sz="4" w:space="0"/>
+        </w:tcBorders>
+      </w:tcPr>
+    </w:tblStylePr>
     <w:tblStylePr w:type="nwCell">
       <w:pPr>
         <w:pBdr/>
@@ -41480,9 +41842,9 @@
       </w:tcPr>
     </w:tblStylePr>
   </w:style>
-  <w:style w:type="table" w:styleId="295">
+  <w:style w:type="table" w:styleId="1416">
     <w:name w:val="Grid Table 3 - Accent 4"/>
-    <w:basedOn w:val="269"/>
+    <w:basedOn w:val="1390"/>
     <w:uiPriority w:val="99"/>
     <w:pPr>
       <w:pBdr/>
@@ -41581,29 +41943,6 @@
         <w:tblBorders/>
       </w:tblPr>
       <w:tcPr>
-        <w:shd w:color="ffffff"/>
-        <w:tcBorders>
-          <w:top w:val="none" w:color="000000" w:sz="4" w:space="0"/>
-          <w:left w:val="none" w:color="000000" w:sz="4" w:space="0"/>
-          <w:bottom w:val="none" w:color="000000" w:sz="4" w:space="0"/>
-          <w:right w:val="none" w:color="000000" w:sz="4" w:space="0"/>
-        </w:tcBorders>
-      </w:tcPr>
-    </w:tblStylePr>
-    <w:tblStylePr w:type="firstRow">
-      <w:rPr>
-        <w:b/>
-        <w:color w:val="404040"/>
-      </w:rPr>
-      <w:pPr>
-        <w:pBdr/>
-        <w:spacing/>
-        <w:ind/>
-      </w:pPr>
-      <w:tblPr>
-        <w:tblBorders/>
-      </w:tblPr>
-      <w:tcPr>
         <w:shd w:val="clear" w:color="ffffff"/>
         <w:tcBorders>
           <w:top w:val="none" w:color="000000" w:sz="4" w:space="0"/>
@@ -41613,30 +41952,7 @@
         </w:tcBorders>
       </w:tcPr>
     </w:tblStylePr>
-    <w:tblStylePr w:type="lastCol">
-      <w:rPr>
-        <w:i/>
-        <w:color w:val="404040"/>
-      </w:rPr>
-      <w:pPr>
-        <w:pBdr/>
-        <w:spacing/>
-        <w:ind/>
-      </w:pPr>
-      <w:tblPr>
-        <w:tblBorders/>
-      </w:tblPr>
-      <w:tcPr>
-        <w:shd w:color="ffffff"/>
-        <w:tcBorders>
-          <w:top w:val="none" w:color="000000" w:sz="4" w:space="0"/>
-          <w:left w:val="none" w:color="000000" w:sz="4" w:space="0"/>
-          <w:bottom w:val="none" w:color="000000" w:sz="4" w:space="0"/>
-          <w:right w:val="none" w:color="000000" w:sz="4" w:space="0"/>
-        </w:tcBorders>
-      </w:tcPr>
-    </w:tblStylePr>
-    <w:tblStylePr w:type="lastRow">
+    <w:tblStylePr w:type="firstRow">
       <w:rPr>
         <w:b/>
         <w:color w:val="404040"/>
@@ -41659,6 +41975,52 @@
         </w:tcBorders>
       </w:tcPr>
     </w:tblStylePr>
+    <w:tblStylePr w:type="lastCol">
+      <w:rPr>
+        <w:i/>
+        <w:color w:val="404040"/>
+      </w:rPr>
+      <w:pPr>
+        <w:pBdr/>
+        <w:spacing/>
+        <w:ind/>
+      </w:pPr>
+      <w:tblPr>
+        <w:tblBorders/>
+      </w:tblPr>
+      <w:tcPr>
+        <w:shd w:val="clear" w:color="ffffff"/>
+        <w:tcBorders>
+          <w:top w:val="none" w:color="000000" w:sz="4" w:space="0"/>
+          <w:left w:val="none" w:color="000000" w:sz="4" w:space="0"/>
+          <w:bottom w:val="none" w:color="000000" w:sz="4" w:space="0"/>
+          <w:right w:val="none" w:color="000000" w:sz="4" w:space="0"/>
+        </w:tcBorders>
+      </w:tcPr>
+    </w:tblStylePr>
+    <w:tblStylePr w:type="lastRow">
+      <w:rPr>
+        <w:b/>
+        <w:color w:val="404040"/>
+      </w:rPr>
+      <w:pPr>
+        <w:pBdr/>
+        <w:spacing/>
+        <w:ind/>
+      </w:pPr>
+      <w:tblPr>
+        <w:tblBorders/>
+      </w:tblPr>
+      <w:tcPr>
+        <w:shd w:val="clear" w:color="ffffff"/>
+        <w:tcBorders>
+          <w:top w:val="none" w:color="000000" w:sz="4" w:space="0"/>
+          <w:left w:val="none" w:color="000000" w:sz="4" w:space="0"/>
+          <w:bottom w:val="none" w:color="000000" w:sz="4" w:space="0"/>
+          <w:right w:val="none" w:color="000000" w:sz="4" w:space="0"/>
+        </w:tcBorders>
+      </w:tcPr>
+    </w:tblStylePr>
     <w:tblStylePr w:type="nwCell">
       <w:pPr>
         <w:pBdr/>
@@ -41725,9 +42087,9 @@
       </w:tcPr>
     </w:tblStylePr>
   </w:style>
-  <w:style w:type="table" w:styleId="296">
+  <w:style w:type="table" w:styleId="1417">
     <w:name w:val="Grid Table 3 - Accent 5"/>
-    <w:basedOn w:val="269"/>
+    <w:basedOn w:val="1390"/>
     <w:uiPriority w:val="99"/>
     <w:pPr>
       <w:pBdr/>
@@ -41826,29 +42188,6 @@
         <w:tblBorders/>
       </w:tblPr>
       <w:tcPr>
-        <w:shd w:color="ffffff"/>
-        <w:tcBorders>
-          <w:top w:val="none" w:color="000000" w:sz="4" w:space="0"/>
-          <w:left w:val="none" w:color="000000" w:sz="4" w:space="0"/>
-          <w:bottom w:val="none" w:color="000000" w:sz="4" w:space="0"/>
-          <w:right w:val="none" w:color="000000" w:sz="4" w:space="0"/>
-        </w:tcBorders>
-      </w:tcPr>
-    </w:tblStylePr>
-    <w:tblStylePr w:type="firstRow">
-      <w:rPr>
-        <w:b/>
-        <w:color w:val="404040"/>
-      </w:rPr>
-      <w:pPr>
-        <w:pBdr/>
-        <w:spacing/>
-        <w:ind/>
-      </w:pPr>
-      <w:tblPr>
-        <w:tblBorders/>
-      </w:tblPr>
-      <w:tcPr>
         <w:shd w:val="clear" w:color="ffffff"/>
         <w:tcBorders>
           <w:top w:val="none" w:color="000000" w:sz="4" w:space="0"/>
@@ -41858,30 +42197,7 @@
         </w:tcBorders>
       </w:tcPr>
     </w:tblStylePr>
-    <w:tblStylePr w:type="lastCol">
-      <w:rPr>
-        <w:i/>
-        <w:color w:val="404040"/>
-      </w:rPr>
-      <w:pPr>
-        <w:pBdr/>
-        <w:spacing/>
-        <w:ind/>
-      </w:pPr>
-      <w:tblPr>
-        <w:tblBorders/>
-      </w:tblPr>
-      <w:tcPr>
-        <w:shd w:color="ffffff"/>
-        <w:tcBorders>
-          <w:top w:val="none" w:color="000000" w:sz="4" w:space="0"/>
-          <w:left w:val="none" w:color="000000" w:sz="4" w:space="0"/>
-          <w:bottom w:val="none" w:color="000000" w:sz="4" w:space="0"/>
-          <w:right w:val="none" w:color="000000" w:sz="4" w:space="0"/>
-        </w:tcBorders>
-      </w:tcPr>
-    </w:tblStylePr>
-    <w:tblStylePr w:type="lastRow">
+    <w:tblStylePr w:type="firstRow">
       <w:rPr>
         <w:b/>
         <w:color w:val="404040"/>
@@ -41904,6 +42220,52 @@
         </w:tcBorders>
       </w:tcPr>
     </w:tblStylePr>
+    <w:tblStylePr w:type="lastCol">
+      <w:rPr>
+        <w:i/>
+        <w:color w:val="404040"/>
+      </w:rPr>
+      <w:pPr>
+        <w:pBdr/>
+        <w:spacing/>
+        <w:ind/>
+      </w:pPr>
+      <w:tblPr>
+        <w:tblBorders/>
+      </w:tblPr>
+      <w:tcPr>
+        <w:shd w:val="clear" w:color="ffffff"/>
+        <w:tcBorders>
+          <w:top w:val="none" w:color="000000" w:sz="4" w:space="0"/>
+          <w:left w:val="none" w:color="000000" w:sz="4" w:space="0"/>
+          <w:bottom w:val="none" w:color="000000" w:sz="4" w:space="0"/>
+          <w:right w:val="none" w:color="000000" w:sz="4" w:space="0"/>
+        </w:tcBorders>
+      </w:tcPr>
+    </w:tblStylePr>
+    <w:tblStylePr w:type="lastRow">
+      <w:rPr>
+        <w:b/>
+        <w:color w:val="404040"/>
+      </w:rPr>
+      <w:pPr>
+        <w:pBdr/>
+        <w:spacing/>
+        <w:ind/>
+      </w:pPr>
+      <w:tblPr>
+        <w:tblBorders/>
+      </w:tblPr>
+      <w:tcPr>
+        <w:shd w:val="clear" w:color="ffffff"/>
+        <w:tcBorders>
+          <w:top w:val="none" w:color="000000" w:sz="4" w:space="0"/>
+          <w:left w:val="none" w:color="000000" w:sz="4" w:space="0"/>
+          <w:bottom w:val="none" w:color="000000" w:sz="4" w:space="0"/>
+          <w:right w:val="none" w:color="000000" w:sz="4" w:space="0"/>
+        </w:tcBorders>
+      </w:tcPr>
+    </w:tblStylePr>
     <w:tblStylePr w:type="nwCell">
       <w:pPr>
         <w:pBdr/>
@@ -41970,9 +42332,9 @@
       </w:tcPr>
     </w:tblStylePr>
   </w:style>
-  <w:style w:type="table" w:styleId="297">
+  <w:style w:type="table" w:styleId="1418">
     <w:name w:val="Grid Table 3 - Accent 6"/>
-    <w:basedOn w:val="269"/>
+    <w:basedOn w:val="1390"/>
     <w:uiPriority w:val="99"/>
     <w:pPr>
       <w:pBdr/>
@@ -42071,29 +42433,6 @@
         <w:tblBorders/>
       </w:tblPr>
       <w:tcPr>
-        <w:shd w:color="ffffff"/>
-        <w:tcBorders>
-          <w:top w:val="none" w:color="000000" w:sz="4" w:space="0"/>
-          <w:left w:val="none" w:color="000000" w:sz="4" w:space="0"/>
-          <w:bottom w:val="none" w:color="000000" w:sz="4" w:space="0"/>
-          <w:right w:val="none" w:color="000000" w:sz="4" w:space="0"/>
-        </w:tcBorders>
-      </w:tcPr>
-    </w:tblStylePr>
-    <w:tblStylePr w:type="firstRow">
-      <w:rPr>
-        <w:b/>
-        <w:color w:val="404040"/>
-      </w:rPr>
-      <w:pPr>
-        <w:pBdr/>
-        <w:spacing/>
-        <w:ind/>
-      </w:pPr>
-      <w:tblPr>
-        <w:tblBorders/>
-      </w:tblPr>
-      <w:tcPr>
         <w:shd w:val="clear" w:color="ffffff"/>
         <w:tcBorders>
           <w:top w:val="none" w:color="000000" w:sz="4" w:space="0"/>
@@ -42103,30 +42442,7 @@
         </w:tcBorders>
       </w:tcPr>
     </w:tblStylePr>
-    <w:tblStylePr w:type="lastCol">
-      <w:rPr>
-        <w:i/>
-        <w:color w:val="404040"/>
-      </w:rPr>
-      <w:pPr>
-        <w:pBdr/>
-        <w:spacing/>
-        <w:ind/>
-      </w:pPr>
-      <w:tblPr>
-        <w:tblBorders/>
-      </w:tblPr>
-      <w:tcPr>
-        <w:shd w:color="ffffff"/>
-        <w:tcBorders>
-          <w:top w:val="none" w:color="000000" w:sz="4" w:space="0"/>
-          <w:left w:val="none" w:color="000000" w:sz="4" w:space="0"/>
-          <w:bottom w:val="none" w:color="000000" w:sz="4" w:space="0"/>
-          <w:right w:val="none" w:color="000000" w:sz="4" w:space="0"/>
-        </w:tcBorders>
-      </w:tcPr>
-    </w:tblStylePr>
-    <w:tblStylePr w:type="lastRow">
+    <w:tblStylePr w:type="firstRow">
       <w:rPr>
         <w:b/>
         <w:color w:val="404040"/>
@@ -42149,6 +42465,52 @@
         </w:tcBorders>
       </w:tcPr>
     </w:tblStylePr>
+    <w:tblStylePr w:type="lastCol">
+      <w:rPr>
+        <w:i/>
+        <w:color w:val="404040"/>
+      </w:rPr>
+      <w:pPr>
+        <w:pBdr/>
+        <w:spacing/>
+        <w:ind/>
+      </w:pPr>
+      <w:tblPr>
+        <w:tblBorders/>
+      </w:tblPr>
+      <w:tcPr>
+        <w:shd w:val="clear" w:color="ffffff"/>
+        <w:tcBorders>
+          <w:top w:val="none" w:color="000000" w:sz="4" w:space="0"/>
+          <w:left w:val="none" w:color="000000" w:sz="4" w:space="0"/>
+          <w:bottom w:val="none" w:color="000000" w:sz="4" w:space="0"/>
+          <w:right w:val="none" w:color="000000" w:sz="4" w:space="0"/>
+        </w:tcBorders>
+      </w:tcPr>
+    </w:tblStylePr>
+    <w:tblStylePr w:type="lastRow">
+      <w:rPr>
+        <w:b/>
+        <w:color w:val="404040"/>
+      </w:rPr>
+      <w:pPr>
+        <w:pBdr/>
+        <w:spacing/>
+        <w:ind/>
+      </w:pPr>
+      <w:tblPr>
+        <w:tblBorders/>
+      </w:tblPr>
+      <w:tcPr>
+        <w:shd w:val="clear" w:color="ffffff"/>
+        <w:tcBorders>
+          <w:top w:val="none" w:color="000000" w:sz="4" w:space="0"/>
+          <w:left w:val="none" w:color="000000" w:sz="4" w:space="0"/>
+          <w:bottom w:val="none" w:color="000000" w:sz="4" w:space="0"/>
+          <w:right w:val="none" w:color="000000" w:sz="4" w:space="0"/>
+        </w:tcBorders>
+      </w:tcPr>
+    </w:tblStylePr>
     <w:tblStylePr w:type="nwCell">
       <w:pPr>
         <w:pBdr/>
@@ -42215,9 +42577,9 @@
       </w:tcPr>
     </w:tblStylePr>
   </w:style>
-  <w:style w:type="table" w:styleId="298">
+  <w:style w:type="table" w:styleId="1419">
     <w:name w:val="Grid Table 4"/>
-    <w:basedOn w:val="269"/>
+    <w:basedOn w:val="1390"/>
     <w:uiPriority w:val="59"/>
     <w:pPr>
       <w:pBdr/>
@@ -42448,9 +42810,9 @@
       </w:tcPr>
     </w:tblStylePr>
   </w:style>
-  <w:style w:type="table" w:styleId="299">
+  <w:style w:type="table" w:styleId="1420">
     <w:name w:val="Grid Table 4 - Accent 1"/>
-    <w:basedOn w:val="269"/>
+    <w:basedOn w:val="1390"/>
     <w:uiPriority w:val="59"/>
     <w:pPr>
       <w:pBdr/>
@@ -42681,9 +43043,9 @@
       </w:tcPr>
     </w:tblStylePr>
   </w:style>
-  <w:style w:type="table" w:styleId="300">
+  <w:style w:type="table" w:styleId="1421">
     <w:name w:val="Grid Table 4 - Accent 2"/>
-    <w:basedOn w:val="269"/>
+    <w:basedOn w:val="1390"/>
     <w:uiPriority w:val="59"/>
     <w:pPr>
       <w:pBdr/>
@@ -42914,9 +43276,9 @@
       </w:tcPr>
     </w:tblStylePr>
   </w:style>
-  <w:style w:type="table" w:styleId="301">
+  <w:style w:type="table" w:styleId="1422">
     <w:name w:val="Grid Table 4 - Accent 3"/>
-    <w:basedOn w:val="269"/>
+    <w:basedOn w:val="1390"/>
     <w:uiPriority w:val="59"/>
     <w:pPr>
       <w:pBdr/>
@@ -43147,9 +43509,9 @@
       </w:tcPr>
     </w:tblStylePr>
   </w:style>
-  <w:style w:type="table" w:styleId="302">
+  <w:style w:type="table" w:styleId="1423">
     <w:name w:val="Grid Table 4 - Accent 4"/>
-    <w:basedOn w:val="269"/>
+    <w:basedOn w:val="1390"/>
     <w:uiPriority w:val="59"/>
     <w:pPr>
       <w:pBdr/>
@@ -43380,9 +43742,9 @@
       </w:tcPr>
     </w:tblStylePr>
   </w:style>
-  <w:style w:type="table" w:styleId="303">
+  <w:style w:type="table" w:styleId="1424">
     <w:name w:val="Grid Table 4 - Accent 5"/>
-    <w:basedOn w:val="269"/>
+    <w:basedOn w:val="1390"/>
     <w:uiPriority w:val="59"/>
     <w:pPr>
       <w:pBdr/>
@@ -43613,9 +43975,9 @@
       </w:tcPr>
     </w:tblStylePr>
   </w:style>
-  <w:style w:type="table" w:styleId="304">
+  <w:style w:type="table" w:styleId="1425">
     <w:name w:val="Grid Table 4 - Accent 6"/>
-    <w:basedOn w:val="269"/>
+    <w:basedOn w:val="1390"/>
     <w:uiPriority w:val="59"/>
     <w:pPr>
       <w:pBdr/>
@@ -43846,9 +44208,9 @@
       </w:tcPr>
     </w:tblStylePr>
   </w:style>
-  <w:style w:type="table" w:styleId="305">
+  <w:style w:type="table" w:styleId="1426">
     <w:name w:val="Grid Table 5 Dark"/>
-    <w:basedOn w:val="269"/>
+    <w:basedOn w:val="1390"/>
     <w:uiPriority w:val="99"/>
     <w:pPr>
       <w:pBdr/>
@@ -44074,9 +44436,9 @@
       </w:tcPr>
     </w:tblStylePr>
   </w:style>
-  <w:style w:type="table" w:styleId="306">
+  <w:style w:type="table" w:styleId="1427">
     <w:name w:val="Grid Table 5 Dark- Accent 1"/>
-    <w:basedOn w:val="269"/>
+    <w:basedOn w:val="1390"/>
     <w:uiPriority w:val="99"/>
     <w:pPr>
       <w:pBdr/>
@@ -44302,9 +44664,9 @@
       </w:tcPr>
     </w:tblStylePr>
   </w:style>
-  <w:style w:type="table" w:styleId="307">
+  <w:style w:type="table" w:styleId="1428">
     <w:name w:val="Grid Table 5 Dark - Accent 2"/>
-    <w:basedOn w:val="269"/>
+    <w:basedOn w:val="1390"/>
     <w:uiPriority w:val="99"/>
     <w:pPr>
       <w:pBdr/>
@@ -44530,9 +44892,9 @@
       </w:tcPr>
     </w:tblStylePr>
   </w:style>
-  <w:style w:type="table" w:styleId="308">
+  <w:style w:type="table" w:styleId="1429">
     <w:name w:val="Grid Table 5 Dark - Accent 3"/>
-    <w:basedOn w:val="269"/>
+    <w:basedOn w:val="1390"/>
     <w:uiPriority w:val="99"/>
     <w:pPr>
       <w:pBdr/>
@@ -44758,9 +45120,9 @@
       </w:tcPr>
     </w:tblStylePr>
   </w:style>
-  <w:style w:type="table" w:styleId="309">
+  <w:style w:type="table" w:styleId="1430">
     <w:name w:val="Grid Table 5 Dark- Accent 4"/>
-    <w:basedOn w:val="269"/>
+    <w:basedOn w:val="1390"/>
     <w:uiPriority w:val="99"/>
     <w:pPr>
       <w:pBdr/>
@@ -44986,9 +45348,9 @@
       </w:tcPr>
     </w:tblStylePr>
   </w:style>
-  <w:style w:type="table" w:styleId="310">
+  <w:style w:type="table" w:styleId="1431">
     <w:name w:val="Grid Table 5 Dark - Accent 5"/>
-    <w:basedOn w:val="269"/>
+    <w:basedOn w:val="1390"/>
     <w:uiPriority w:val="99"/>
     <w:pPr>
       <w:pBdr/>
@@ -45214,9 +45576,9 @@
       </w:tcPr>
     </w:tblStylePr>
   </w:style>
-  <w:style w:type="table" w:styleId="311">
+  <w:style w:type="table" w:styleId="1432">
     <w:name w:val="Grid Table 5 Dark - Accent 6"/>
-    <w:basedOn w:val="269"/>
+    <w:basedOn w:val="1390"/>
     <w:uiPriority w:val="99"/>
     <w:pPr>
       <w:pBdr/>
@@ -45442,9 +45804,9 @@
       </w:tcPr>
     </w:tblStylePr>
   </w:style>
-  <w:style w:type="table" w:styleId="312">
+  <w:style w:type="table" w:styleId="1433">
     <w:name w:val="Grid Table 6 Colorful"/>
-    <w:basedOn w:val="269"/>
+    <w:basedOn w:val="1390"/>
     <w:uiPriority w:val="99"/>
     <w:pPr>
       <w:pBdr/>
@@ -45672,9 +46034,9 @@
       </w:tcPr>
     </w:tblStylePr>
   </w:style>
-  <w:style w:type="table" w:styleId="313">
+  <w:style w:type="table" w:styleId="1434">
     <w:name w:val="Grid Table 6 Colorful - Accent 1"/>
-    <w:basedOn w:val="269"/>
+    <w:basedOn w:val="1390"/>
     <w:uiPriority w:val="99"/>
     <w:pPr>
       <w:pBdr/>
@@ -45902,9 +46264,9 @@
       </w:tcPr>
     </w:tblStylePr>
   </w:style>
-  <w:style w:type="table" w:styleId="314">
+  <w:style w:type="table" w:styleId="1435">
     <w:name w:val="Grid Table 6 Colorful - Accent 2"/>
-    <w:basedOn w:val="269"/>
+    <w:basedOn w:val="1390"/>
     <w:uiPriority w:val="99"/>
     <w:pPr>
       <w:pBdr/>
@@ -46132,9 +46494,9 @@
       </w:tcPr>
     </w:tblStylePr>
   </w:style>
-  <w:style w:type="table" w:styleId="315">
+  <w:style w:type="table" w:styleId="1436">
     <w:name w:val="Grid Table 6 Colorful - Accent 3"/>
-    <w:basedOn w:val="269"/>
+    <w:basedOn w:val="1390"/>
     <w:uiPriority w:val="99"/>
     <w:pPr>
       <w:pBdr/>
@@ -46362,9 +46724,9 @@
       </w:tcPr>
     </w:tblStylePr>
   </w:style>
-  <w:style w:type="table" w:styleId="316">
+  <w:style w:type="table" w:styleId="1437">
     <w:name w:val="Grid Table 6 Colorful - Accent 4"/>
-    <w:basedOn w:val="269"/>
+    <w:basedOn w:val="1390"/>
     <w:uiPriority w:val="99"/>
     <w:pPr>
       <w:pBdr/>
@@ -46592,9 +46954,9 @@
       </w:tcPr>
     </w:tblStylePr>
   </w:style>
-  <w:style w:type="table" w:styleId="317">
+  <w:style w:type="table" w:styleId="1438">
     <w:name w:val="Grid Table 6 Colorful - Accent 5"/>
-    <w:basedOn w:val="269"/>
+    <w:basedOn w:val="1390"/>
     <w:uiPriority w:val="99"/>
     <w:pPr>
       <w:pBdr/>
@@ -46822,9 +47184,9 @@
       </w:tcPr>
     </w:tblStylePr>
   </w:style>
-  <w:style w:type="table" w:styleId="318">
+  <w:style w:type="table" w:styleId="1439">
     <w:name w:val="Grid Table 6 Colorful - Accent 6"/>
-    <w:basedOn w:val="269"/>
+    <w:basedOn w:val="1390"/>
     <w:uiPriority w:val="99"/>
     <w:pPr>
       <w:pBdr/>
@@ -47052,9 +47414,9 @@
       </w:tcPr>
     </w:tblStylePr>
   </w:style>
-  <w:style w:type="table" w:styleId="319">
+  <w:style w:type="table" w:styleId="1440">
     <w:name w:val="Grid Table 7 Colorful"/>
-    <w:basedOn w:val="269"/>
+    <w:basedOn w:val="1390"/>
     <w:uiPriority w:val="99"/>
     <w:pPr>
       <w:pBdr/>
@@ -47156,11 +47518,11 @@
         <w:tblBorders/>
       </w:tblPr>
       <w:tcPr>
-        <w:shd w:color="ffffff"/>
+        <w:shd w:val="clear" w:color="ffffff"/>
         <w:tcBorders>
-          <w:top w:val="none"/>
-          <w:left w:val="none"/>
-          <w:bottom w:val="none"/>
+          <w:top w:val="none" w:color="000000" w:sz="4" w:space="0"/>
+          <w:left w:val="none" w:color="000000" w:sz="4" w:space="0"/>
+          <w:bottom w:val="none" w:color="000000" w:sz="4" w:space="0"/>
           <w:right w:val="single" w:color="000000" w:themeColor="text1" w:themeTint="80" w:sz="4" w:space="0"/>
         </w:tcBorders>
       </w:tcPr>
@@ -47183,10 +47545,10 @@
       <w:tcPr>
         <w:shd w:val="clear" w:color="ffffff" w:themeColor="light1" w:fill="ffffff" w:themeFill="light1"/>
         <w:tcBorders>
-          <w:top w:val="none"/>
-          <w:left w:val="none"/>
+          <w:top w:val="none" w:color="000000" w:sz="4" w:space="0"/>
+          <w:left w:val="none" w:color="000000" w:sz="4" w:space="0"/>
           <w:bottom w:val="single" w:color="000000" w:themeColor="text1" w:themeTint="80" w:sz="4" w:space="0"/>
-          <w:right w:val="none"/>
+          <w:right w:val="none" w:color="000000" w:sz="4" w:space="0"/>
         </w:tcBorders>
       </w:tcPr>
     </w:tblStylePr>
@@ -47206,12 +47568,12 @@
         <w:tblBorders/>
       </w:tblPr>
       <w:tcPr>
-        <w:shd w:color="ffffff"/>
+        <w:shd w:val="clear" w:color="ffffff"/>
         <w:tcBorders>
-          <w:top w:val="none"/>
+          <w:top w:val="none" w:color="000000" w:sz="4" w:space="0"/>
           <w:left w:val="single" w:color="000000" w:themeColor="text1" w:themeTint="80" w:sz="4" w:space="0"/>
-          <w:bottom w:val="none"/>
-          <w:right w:val="none"/>
+          <w:bottom w:val="none" w:color="000000" w:sz="4" w:space="0"/>
+          <w:right w:val="none" w:color="000000" w:sz="4" w:space="0"/>
         </w:tcBorders>
       </w:tcPr>
     </w:tblStylePr>
@@ -47234,9 +47596,9 @@
         <w:shd w:val="clear" w:color="ffffff" w:themeColor="light1" w:fill="ffffff" w:themeFill="light1"/>
         <w:tcBorders>
           <w:top w:val="single" w:color="000000" w:themeColor="text1" w:themeTint="80" w:sz="4" w:space="0"/>
-          <w:left w:val="none"/>
-          <w:bottom w:val="none"/>
-          <w:right w:val="none"/>
+          <w:left w:val="none" w:color="000000" w:sz="4" w:space="0"/>
+          <w:bottom w:val="none" w:color="000000" w:sz="4" w:space="0"/>
+          <w:right w:val="none" w:color="000000" w:sz="4" w:space="0"/>
         </w:tcBorders>
       </w:tcPr>
     </w:tblStylePr>
@@ -47306,9 +47668,9 @@
       </w:tcPr>
     </w:tblStylePr>
   </w:style>
-  <w:style w:type="table" w:styleId="320">
+  <w:style w:type="table" w:styleId="1441">
     <w:name w:val="Grid Table 7 Colorful - Accent 1"/>
-    <w:basedOn w:val="269"/>
+    <w:basedOn w:val="1390"/>
     <w:uiPriority w:val="99"/>
     <w:pPr>
       <w:pBdr/>
@@ -47410,11 +47772,11 @@
         <w:tblBorders/>
       </w:tblPr>
       <w:tcPr>
-        <w:shd w:color="ffffff"/>
+        <w:shd w:val="clear" w:color="ffffff"/>
         <w:tcBorders>
-          <w:top w:val="none"/>
-          <w:left w:val="none"/>
-          <w:bottom w:val="none"/>
+          <w:top w:val="none" w:color="000000" w:sz="4" w:space="0"/>
+          <w:left w:val="none" w:color="000000" w:sz="4" w:space="0"/>
+          <w:bottom w:val="none" w:color="000000" w:sz="4" w:space="0"/>
           <w:right w:val="single" w:color="000000" w:themeColor="accent1" w:themeTint="80" w:sz="4" w:space="0"/>
         </w:tcBorders>
       </w:tcPr>
@@ -47437,10 +47799,10 @@
       <w:tcPr>
         <w:shd w:val="clear" w:color="ffffff" w:themeColor="light1" w:fill="ffffff" w:themeFill="light1"/>
         <w:tcBorders>
-          <w:top w:val="none"/>
-          <w:left w:val="none"/>
+          <w:top w:val="none" w:color="000000" w:sz="4" w:space="0"/>
+          <w:left w:val="none" w:color="000000" w:sz="4" w:space="0"/>
           <w:bottom w:val="single" w:color="000000" w:themeColor="accent1" w:themeTint="80" w:sz="4" w:space="0"/>
-          <w:right w:val="none"/>
+          <w:right w:val="none" w:color="000000" w:sz="4" w:space="0"/>
         </w:tcBorders>
       </w:tcPr>
     </w:tblStylePr>
@@ -47460,12 +47822,12 @@
         <w:tblBorders/>
       </w:tblPr>
       <w:tcPr>
-        <w:shd w:color="ffffff"/>
+        <w:shd w:val="clear" w:color="ffffff"/>
         <w:tcBorders>
-          <w:top w:val="none"/>
+          <w:top w:val="none" w:color="000000" w:sz="4" w:space="0"/>
           <w:left w:val="single" w:color="000000" w:themeColor="accent1" w:themeTint="80" w:sz="4" w:space="0"/>
-          <w:bottom w:val="none"/>
-          <w:right w:val="none"/>
+          <w:bottom w:val="none" w:color="000000" w:sz="4" w:space="0"/>
+          <w:right w:val="none" w:color="000000" w:sz="4" w:space="0"/>
         </w:tcBorders>
       </w:tcPr>
     </w:tblStylePr>
@@ -47488,9 +47850,9 @@
         <w:shd w:val="clear" w:color="ffffff" w:themeColor="light1" w:fill="ffffff" w:themeFill="light1"/>
         <w:tcBorders>
           <w:top w:val="single" w:color="000000" w:themeColor="accent1" w:themeTint="80" w:sz="4" w:space="0"/>
-          <w:left w:val="none"/>
-          <w:bottom w:val="none"/>
-          <w:right w:val="none"/>
+          <w:left w:val="none" w:color="000000" w:sz="4" w:space="0"/>
+          <w:bottom w:val="none" w:color="000000" w:sz="4" w:space="0"/>
+          <w:right w:val="none" w:color="000000" w:sz="4" w:space="0"/>
         </w:tcBorders>
       </w:tcPr>
     </w:tblStylePr>
@@ -47560,9 +47922,9 @@
       </w:tcPr>
     </w:tblStylePr>
   </w:style>
-  <w:style w:type="table" w:styleId="321">
+  <w:style w:type="table" w:styleId="1442">
     <w:name w:val="Grid Table 7 Colorful - Accent 2"/>
-    <w:basedOn w:val="269"/>
+    <w:basedOn w:val="1390"/>
     <w:uiPriority w:val="99"/>
     <w:pPr>
       <w:pBdr/>
@@ -47664,11 +48026,11 @@
         <w:tblBorders/>
       </w:tblPr>
       <w:tcPr>
-        <w:shd w:color="ffffff"/>
+        <w:shd w:val="clear" w:color="ffffff"/>
         <w:tcBorders>
-          <w:top w:val="none"/>
-          <w:left w:val="none"/>
-          <w:bottom w:val="none"/>
+          <w:top w:val="none" w:color="000000" w:sz="4" w:space="0"/>
+          <w:left w:val="none" w:color="000000" w:sz="4" w:space="0"/>
+          <w:bottom w:val="none" w:color="000000" w:sz="4" w:space="0"/>
           <w:right w:val="single" w:color="000000" w:themeColor="accent2" w:themeTint="97" w:sz="4" w:space="0"/>
         </w:tcBorders>
       </w:tcPr>
@@ -47691,10 +48053,10 @@
       <w:tcPr>
         <w:shd w:val="clear" w:color="ffffff" w:themeColor="light1" w:fill="ffffff" w:themeFill="light1"/>
         <w:tcBorders>
-          <w:top w:val="none"/>
-          <w:left w:val="none"/>
+          <w:top w:val="none" w:color="000000" w:sz="4" w:space="0"/>
+          <w:left w:val="none" w:color="000000" w:sz="4" w:space="0"/>
           <w:bottom w:val="single" w:color="000000" w:themeColor="accent2" w:themeTint="97" w:sz="4" w:space="0"/>
-          <w:right w:val="none"/>
+          <w:right w:val="none" w:color="000000" w:sz="4" w:space="0"/>
         </w:tcBorders>
       </w:tcPr>
     </w:tblStylePr>
@@ -47714,12 +48076,12 @@
         <w:tblBorders/>
       </w:tblPr>
       <w:tcPr>
-        <w:shd w:color="ffffff"/>
+        <w:shd w:val="clear" w:color="ffffff"/>
         <w:tcBorders>
-          <w:top w:val="none"/>
+          <w:top w:val="none" w:color="000000" w:sz="4" w:space="0"/>
           <w:left w:val="single" w:color="000000" w:themeColor="accent2" w:themeTint="97" w:sz="4" w:space="0"/>
-          <w:bottom w:val="none"/>
-          <w:right w:val="none"/>
+          <w:bottom w:val="none" w:color="000000" w:sz="4" w:space="0"/>
+          <w:right w:val="none" w:color="000000" w:sz="4" w:space="0"/>
         </w:tcBorders>
       </w:tcPr>
     </w:tblStylePr>
@@ -47742,9 +48104,9 @@
         <w:shd w:val="clear" w:color="ffffff" w:themeColor="light1" w:fill="ffffff" w:themeFill="light1"/>
         <w:tcBorders>
           <w:top w:val="single" w:color="000000" w:themeColor="accent2" w:themeTint="97" w:sz="4" w:space="0"/>
-          <w:left w:val="none"/>
-          <w:bottom w:val="none"/>
-          <w:right w:val="none"/>
+          <w:left w:val="none" w:color="000000" w:sz="4" w:space="0"/>
+          <w:bottom w:val="none" w:color="000000" w:sz="4" w:space="0"/>
+          <w:right w:val="none" w:color="000000" w:sz="4" w:space="0"/>
         </w:tcBorders>
       </w:tcPr>
     </w:tblStylePr>
@@ -47814,9 +48176,9 @@
       </w:tcPr>
     </w:tblStylePr>
   </w:style>
-  <w:style w:type="table" w:styleId="322">
+  <w:style w:type="table" w:styleId="1443">
     <w:name w:val="Grid Table 7 Colorful - Accent 3"/>
-    <w:basedOn w:val="269"/>
+    <w:basedOn w:val="1390"/>
     <w:uiPriority w:val="99"/>
     <w:pPr>
       <w:pBdr/>
@@ -47918,11 +48280,11 @@
         <w:tblBorders/>
       </w:tblPr>
       <w:tcPr>
-        <w:shd w:color="ffffff"/>
+        <w:shd w:val="clear" w:color="ffffff"/>
         <w:tcBorders>
-          <w:top w:val="none"/>
-          <w:left w:val="none"/>
-          <w:bottom w:val="none"/>
+          <w:top w:val="none" w:color="000000" w:sz="4" w:space="0"/>
+          <w:left w:val="none" w:color="000000" w:sz="4" w:space="0"/>
+          <w:bottom w:val="none" w:color="000000" w:sz="4" w:space="0"/>
           <w:right w:val="single" w:color="000000" w:themeColor="accent3" w:themeTint="FE" w:sz="4" w:space="0"/>
         </w:tcBorders>
       </w:tcPr>
@@ -47945,10 +48307,10 @@
       <w:tcPr>
         <w:shd w:val="clear" w:color="ffffff" w:themeColor="light1" w:fill="ffffff" w:themeFill="light1"/>
         <w:tcBorders>
-          <w:top w:val="none"/>
-          <w:left w:val="none"/>
+          <w:top w:val="none" w:color="000000" w:sz="4" w:space="0"/>
+          <w:left w:val="none" w:color="000000" w:sz="4" w:space="0"/>
           <w:bottom w:val="single" w:color="000000" w:themeColor="accent3" w:themeTint="FE" w:sz="4" w:space="0"/>
-          <w:right w:val="none"/>
+          <w:right w:val="none" w:color="000000" w:sz="4" w:space="0"/>
         </w:tcBorders>
       </w:tcPr>
     </w:tblStylePr>
@@ -47968,12 +48330,12 @@
         <w:tblBorders/>
       </w:tblPr>
       <w:tcPr>
-        <w:shd w:color="ffffff"/>
+        <w:shd w:val="clear" w:color="ffffff"/>
         <w:tcBorders>
-          <w:top w:val="none"/>
+          <w:top w:val="none" w:color="000000" w:sz="4" w:space="0"/>
           <w:left w:val="single" w:color="000000" w:themeColor="accent3" w:themeTint="FE" w:sz="4" w:space="0"/>
-          <w:bottom w:val="none"/>
-          <w:right w:val="none"/>
+          <w:bottom w:val="none" w:color="000000" w:sz="4" w:space="0"/>
+          <w:right w:val="none" w:color="000000" w:sz="4" w:space="0"/>
         </w:tcBorders>
       </w:tcPr>
     </w:tblStylePr>
@@ -47996,9 +48358,9 @@
         <w:shd w:val="clear" w:color="ffffff" w:themeColor="light1" w:fill="ffffff" w:themeFill="light1"/>
         <w:tcBorders>
           <w:top w:val="single" w:color="000000" w:themeColor="accent3" w:themeTint="FE" w:sz="4" w:space="0"/>
-          <w:left w:val="none"/>
-          <w:bottom w:val="none"/>
-          <w:right w:val="none"/>
+          <w:left w:val="none" w:color="000000" w:sz="4" w:space="0"/>
+          <w:bottom w:val="none" w:color="000000" w:sz="4" w:space="0"/>
+          <w:right w:val="none" w:color="000000" w:sz="4" w:space="0"/>
         </w:tcBorders>
       </w:tcPr>
     </w:tblStylePr>
@@ -48068,9 +48430,9 @@
       </w:tcPr>
     </w:tblStylePr>
   </w:style>
-  <w:style w:type="table" w:styleId="323">
+  <w:style w:type="table" w:styleId="1444">
     <w:name w:val="Grid Table 7 Colorful - Accent 4"/>
-    <w:basedOn w:val="269"/>
+    <w:basedOn w:val="1390"/>
     <w:uiPriority w:val="99"/>
     <w:pPr>
       <w:pBdr/>
@@ -48172,11 +48534,11 @@
         <w:tblBorders/>
       </w:tblPr>
       <w:tcPr>
-        <w:shd w:color="ffffff"/>
+        <w:shd w:val="clear" w:color="ffffff"/>
         <w:tcBorders>
-          <w:top w:val="none"/>
-          <w:left w:val="none"/>
-          <w:bottom w:val="none"/>
+          <w:top w:val="none" w:color="000000" w:sz="4" w:space="0"/>
+          <w:left w:val="none" w:color="000000" w:sz="4" w:space="0"/>
+          <w:bottom w:val="none" w:color="000000" w:sz="4" w:space="0"/>
           <w:right w:val="single" w:color="000000" w:themeColor="accent4" w:themeTint="9A" w:sz="4" w:space="0"/>
         </w:tcBorders>
       </w:tcPr>
@@ -48199,10 +48561,10 @@
       <w:tcPr>
         <w:shd w:val="clear" w:color="ffffff" w:themeColor="light1" w:fill="ffffff" w:themeFill="light1"/>
         <w:tcBorders>
-          <w:top w:val="none"/>
-          <w:left w:val="none"/>
+          <w:top w:val="none" w:color="000000" w:sz="4" w:space="0"/>
+          <w:left w:val="none" w:color="000000" w:sz="4" w:space="0"/>
           <w:bottom w:val="single" w:color="000000" w:themeColor="accent4" w:themeTint="9A" w:sz="4" w:space="0"/>
-          <w:right w:val="none"/>
+          <w:right w:val="none" w:color="000000" w:sz="4" w:space="0"/>
         </w:tcBorders>
       </w:tcPr>
     </w:tblStylePr>
@@ -48222,12 +48584,12 @@
         <w:tblBorders/>
       </w:tblPr>
       <w:tcPr>
-        <w:shd w:color="ffffff"/>
+        <w:shd w:val="clear" w:color="ffffff"/>
         <w:tcBorders>
-          <w:top w:val="none"/>
+          <w:top w:val="none" w:color="000000" w:sz="4" w:space="0"/>
           <w:left w:val="single" w:color="000000" w:themeColor="accent4" w:themeTint="9A" w:sz="4" w:space="0"/>
-          <w:bottom w:val="none"/>
-          <w:right w:val="none"/>
+          <w:bottom w:val="none" w:color="000000" w:sz="4" w:space="0"/>
+          <w:right w:val="none" w:color="000000" w:sz="4" w:space="0"/>
         </w:tcBorders>
       </w:tcPr>
     </w:tblStylePr>
@@ -48250,9 +48612,9 @@
         <w:shd w:val="clear" w:color="ffffff" w:themeColor="light1" w:fill="ffffff" w:themeFill="light1"/>
         <w:tcBorders>
           <w:top w:val="single" w:color="000000" w:themeColor="accent4" w:themeTint="9A" w:sz="4" w:space="0"/>
-          <w:left w:val="none"/>
-          <w:bottom w:val="none"/>
-          <w:right w:val="none"/>
+          <w:left w:val="none" w:color="000000" w:sz="4" w:space="0"/>
+          <w:bottom w:val="none" w:color="000000" w:sz="4" w:space="0"/>
+          <w:right w:val="none" w:color="000000" w:sz="4" w:space="0"/>
         </w:tcBorders>
       </w:tcPr>
     </w:tblStylePr>
@@ -48322,9 +48684,9 @@
       </w:tcPr>
     </w:tblStylePr>
   </w:style>
-  <w:style w:type="table" w:styleId="324">
+  <w:style w:type="table" w:styleId="1445">
     <w:name w:val="Grid Table 7 Colorful - Accent 5"/>
-    <w:basedOn w:val="269"/>
+    <w:basedOn w:val="1390"/>
     <w:uiPriority w:val="99"/>
     <w:pPr>
       <w:pBdr/>
@@ -48426,11 +48788,11 @@
         <w:tblBorders/>
       </w:tblPr>
       <w:tcPr>
-        <w:shd w:color="ffffff"/>
+        <w:shd w:val="clear" w:color="ffffff"/>
         <w:tcBorders>
-          <w:top w:val="none"/>
-          <w:left w:val="none"/>
-          <w:bottom w:val="none"/>
+          <w:top w:val="none" w:color="000000" w:sz="4" w:space="0"/>
+          <w:left w:val="none" w:color="000000" w:sz="4" w:space="0"/>
+          <w:bottom w:val="none" w:color="000000" w:sz="4" w:space="0"/>
           <w:right w:val="single" w:color="000000" w:themeColor="accent5" w:themeTint="90" w:sz="4" w:space="0"/>
         </w:tcBorders>
       </w:tcPr>
@@ -48453,10 +48815,10 @@
       <w:tcPr>
         <w:shd w:val="clear" w:color="ffffff" w:themeColor="light1" w:fill="ffffff" w:themeFill="light1"/>
         <w:tcBorders>
-          <w:top w:val="none"/>
-          <w:left w:val="none"/>
+          <w:top w:val="none" w:color="000000" w:sz="4" w:space="0"/>
+          <w:left w:val="none" w:color="000000" w:sz="4" w:space="0"/>
           <w:bottom w:val="single" w:color="000000" w:themeColor="accent5" w:themeTint="90" w:sz="4" w:space="0"/>
-          <w:right w:val="none"/>
+          <w:right w:val="none" w:color="000000" w:sz="4" w:space="0"/>
         </w:tcBorders>
       </w:tcPr>
     </w:tblStylePr>
@@ -48476,12 +48838,12 @@
         <w:tblBorders/>
       </w:tblPr>
       <w:tcPr>
-        <w:shd w:color="ffffff"/>
+        <w:shd w:val="clear" w:color="ffffff"/>
         <w:tcBorders>
-          <w:top w:val="none"/>
+          <w:top w:val="none" w:color="000000" w:sz="4" w:space="0"/>
           <w:left w:val="single" w:color="000000" w:themeColor="accent5" w:themeTint="90" w:sz="4" w:space="0"/>
-          <w:bottom w:val="none"/>
-          <w:right w:val="none"/>
+          <w:bottom w:val="none" w:color="000000" w:sz="4" w:space="0"/>
+          <w:right w:val="none" w:color="000000" w:sz="4" w:space="0"/>
         </w:tcBorders>
       </w:tcPr>
     </w:tblStylePr>
@@ -48504,9 +48866,9 @@
         <w:shd w:val="clear" w:color="ffffff" w:themeColor="light1" w:fill="ffffff" w:themeFill="light1"/>
         <w:tcBorders>
           <w:top w:val="single" w:color="000000" w:themeColor="accent5" w:themeTint="90" w:sz="4" w:space="0"/>
-          <w:left w:val="none"/>
-          <w:bottom w:val="none"/>
-          <w:right w:val="none"/>
+          <w:left w:val="none" w:color="000000" w:sz="4" w:space="0"/>
+          <w:bottom w:val="none" w:color="000000" w:sz="4" w:space="0"/>
+          <w:right w:val="none" w:color="000000" w:sz="4" w:space="0"/>
         </w:tcBorders>
       </w:tcPr>
     </w:tblStylePr>
@@ -48576,9 +48938,9 @@
       </w:tcPr>
     </w:tblStylePr>
   </w:style>
-  <w:style w:type="table" w:styleId="325">
+  <w:style w:type="table" w:styleId="1446">
     <w:name w:val="Grid Table 7 Colorful - Accent 6"/>
-    <w:basedOn w:val="269"/>
+    <w:basedOn w:val="1390"/>
     <w:uiPriority w:val="99"/>
     <w:pPr>
       <w:pBdr/>
@@ -48680,11 +49042,11 @@
         <w:tblBorders/>
       </w:tblPr>
       <w:tcPr>
-        <w:shd w:color="ffffff"/>
+        <w:shd w:val="clear" w:color="ffffff"/>
         <w:tcBorders>
-          <w:top w:val="none"/>
-          <w:left w:val="none"/>
-          <w:bottom w:val="none"/>
+          <w:top w:val="none" w:color="000000" w:sz="4" w:space="0"/>
+          <w:left w:val="none" w:color="000000" w:sz="4" w:space="0"/>
+          <w:bottom w:val="none" w:color="000000" w:sz="4" w:space="0"/>
           <w:right w:val="single" w:color="000000" w:themeColor="accent6" w:themeTint="90" w:sz="4" w:space="0"/>
         </w:tcBorders>
       </w:tcPr>
@@ -48707,10 +49069,10 @@
       <w:tcPr>
         <w:shd w:val="clear" w:color="ffffff" w:themeColor="light1" w:fill="ffffff" w:themeFill="light1"/>
         <w:tcBorders>
-          <w:top w:val="none"/>
-          <w:left w:val="none"/>
+          <w:top w:val="none" w:color="000000" w:sz="4" w:space="0"/>
+          <w:left w:val="none" w:color="000000" w:sz="4" w:space="0"/>
           <w:bottom w:val="single" w:color="000000" w:themeColor="accent6" w:themeTint="90" w:sz="4" w:space="0"/>
-          <w:right w:val="none"/>
+          <w:right w:val="none" w:color="000000" w:sz="4" w:space="0"/>
         </w:tcBorders>
       </w:tcPr>
     </w:tblStylePr>
@@ -48730,12 +49092,12 @@
         <w:tblBorders/>
       </w:tblPr>
       <w:tcPr>
-        <w:shd w:color="ffffff"/>
+        <w:shd w:val="clear" w:color="ffffff"/>
         <w:tcBorders>
-          <w:top w:val="none"/>
+          <w:top w:val="none" w:color="000000" w:sz="4" w:space="0"/>
           <w:left w:val="single" w:color="000000" w:themeColor="accent6" w:themeTint="90" w:sz="4" w:space="0"/>
-          <w:bottom w:val="none"/>
-          <w:right w:val="none"/>
+          <w:bottom w:val="none" w:color="000000" w:sz="4" w:space="0"/>
+          <w:right w:val="none" w:color="000000" w:sz="4" w:space="0"/>
         </w:tcBorders>
       </w:tcPr>
     </w:tblStylePr>
@@ -48758,9 +49120,9 @@
         <w:shd w:val="clear" w:color="ffffff" w:themeColor="light1" w:fill="ffffff" w:themeFill="light1"/>
         <w:tcBorders>
           <w:top w:val="single" w:color="000000" w:themeColor="accent6" w:themeTint="90" w:sz="4" w:space="0"/>
-          <w:left w:val="none"/>
-          <w:bottom w:val="none"/>
-          <w:right w:val="none"/>
+          <w:left w:val="none" w:color="000000" w:sz="4" w:space="0"/>
+          <w:bottom w:val="none" w:color="000000" w:sz="4" w:space="0"/>
+          <w:right w:val="none" w:color="000000" w:sz="4" w:space="0"/>
         </w:tcBorders>
       </w:tcPr>
     </w:tblStylePr>
@@ -48830,9 +49192,9 @@
       </w:tcPr>
     </w:tblStylePr>
   </w:style>
-  <w:style w:type="table" w:styleId="326">
+  <w:style w:type="table" w:styleId="1447">
     <w:name w:val="List Table 1 Light"/>
-    <w:basedOn w:val="269"/>
+    <w:basedOn w:val="1390"/>
     <w:uiPriority w:val="99"/>
     <w:pPr>
       <w:pBdr/>
@@ -49046,9 +49408,9 @@
       </w:tcPr>
     </w:tblStylePr>
   </w:style>
-  <w:style w:type="table" w:styleId="327">
+  <w:style w:type="table" w:styleId="1448">
     <w:name w:val="List Table 1 Light - Accent 1"/>
-    <w:basedOn w:val="269"/>
+    <w:basedOn w:val="1390"/>
     <w:uiPriority w:val="99"/>
     <w:pPr>
       <w:pBdr/>
@@ -49262,9 +49624,9 @@
       </w:tcPr>
     </w:tblStylePr>
   </w:style>
-  <w:style w:type="table" w:styleId="328">
+  <w:style w:type="table" w:styleId="1449">
     <w:name w:val="List Table 1 Light - Accent 2"/>
-    <w:basedOn w:val="269"/>
+    <w:basedOn w:val="1390"/>
     <w:uiPriority w:val="99"/>
     <w:pPr>
       <w:pBdr/>
@@ -49478,9 +49840,9 @@
       </w:tcPr>
     </w:tblStylePr>
   </w:style>
-  <w:style w:type="table" w:styleId="329">
+  <w:style w:type="table" w:styleId="1450">
     <w:name w:val="List Table 1 Light - Accent 3"/>
-    <w:basedOn w:val="269"/>
+    <w:basedOn w:val="1390"/>
     <w:uiPriority w:val="99"/>
     <w:pPr>
       <w:pBdr/>
@@ -49694,9 +50056,9 @@
       </w:tcPr>
     </w:tblStylePr>
   </w:style>
-  <w:style w:type="table" w:styleId="330">
+  <w:style w:type="table" w:styleId="1451">
     <w:name w:val="List Table 1 Light - Accent 4"/>
-    <w:basedOn w:val="269"/>
+    <w:basedOn w:val="1390"/>
     <w:uiPriority w:val="99"/>
     <w:pPr>
       <w:pBdr/>
@@ -49910,9 +50272,9 @@
       </w:tcPr>
     </w:tblStylePr>
   </w:style>
-  <w:style w:type="table" w:styleId="331">
+  <w:style w:type="table" w:styleId="1452">
     <w:name w:val="List Table 1 Light - Accent 5"/>
-    <w:basedOn w:val="269"/>
+    <w:basedOn w:val="1390"/>
     <w:uiPriority w:val="99"/>
     <w:pPr>
       <w:pBdr/>
@@ -50126,9 +50488,9 @@
       </w:tcPr>
     </w:tblStylePr>
   </w:style>
-  <w:style w:type="table" w:styleId="332">
+  <w:style w:type="table" w:styleId="1453">
     <w:name w:val="List Table 1 Light - Accent 6"/>
-    <w:basedOn w:val="269"/>
+    <w:basedOn w:val="1390"/>
     <w:uiPriority w:val="99"/>
     <w:pPr>
       <w:pBdr/>
@@ -50342,9 +50704,9 @@
       </w:tcPr>
     </w:tblStylePr>
   </w:style>
-  <w:style w:type="table" w:styleId="333">
+  <w:style w:type="table" w:styleId="1454">
     <w:name w:val="List Table 2"/>
-    <w:basedOn w:val="269"/>
+    <w:basedOn w:val="1390"/>
     <w:uiPriority w:val="99"/>
     <w:pPr>
       <w:pBdr/>
@@ -50580,9 +50942,9 @@
       </w:tcPr>
     </w:tblStylePr>
   </w:style>
-  <w:style w:type="table" w:styleId="334">
+  <w:style w:type="table" w:styleId="1455">
     <w:name w:val="List Table 2 - Accent 1"/>
-    <w:basedOn w:val="269"/>
+    <w:basedOn w:val="1390"/>
     <w:uiPriority w:val="99"/>
     <w:pPr>
       <w:pBdr/>
@@ -50818,9 +51180,9 @@
       </w:tcPr>
     </w:tblStylePr>
   </w:style>
-  <w:style w:type="table" w:styleId="335">
+  <w:style w:type="table" w:styleId="1456">
     <w:name w:val="List Table 2 - Accent 2"/>
-    <w:basedOn w:val="269"/>
+    <w:basedOn w:val="1390"/>
     <w:uiPriority w:val="99"/>
     <w:pPr>
       <w:pBdr/>
@@ -51056,9 +51418,9 @@
       </w:tcPr>
     </w:tblStylePr>
   </w:style>
-  <w:style w:type="table" w:styleId="336">
+  <w:style w:type="table" w:styleId="1457">
     <w:name w:val="List Table 2 - Accent 3"/>
-    <w:basedOn w:val="269"/>
+    <w:basedOn w:val="1390"/>
     <w:uiPriority w:val="99"/>
     <w:pPr>
       <w:pBdr/>
@@ -51294,9 +51656,9 @@
       </w:tcPr>
     </w:tblStylePr>
   </w:style>
-  <w:style w:type="table" w:styleId="337">
+  <w:style w:type="table" w:styleId="1458">
     <w:name w:val="List Table 2 - Accent 4"/>
-    <w:basedOn w:val="269"/>
+    <w:basedOn w:val="1390"/>
     <w:uiPriority w:val="99"/>
     <w:pPr>
       <w:pBdr/>
@@ -51532,9 +51894,9 @@
       </w:tcPr>
     </w:tblStylePr>
   </w:style>
-  <w:style w:type="table" w:styleId="338">
+  <w:style w:type="table" w:styleId="1459">
     <w:name w:val="List Table 2 - Accent 5"/>
-    <w:basedOn w:val="269"/>
+    <w:basedOn w:val="1390"/>
     <w:uiPriority w:val="99"/>
     <w:pPr>
       <w:pBdr/>
@@ -51770,9 +52132,9 @@
       </w:tcPr>
     </w:tblStylePr>
   </w:style>
-  <w:style w:type="table" w:styleId="339">
+  <w:style w:type="table" w:styleId="1460">
     <w:name w:val="List Table 2 - Accent 6"/>
-    <w:basedOn w:val="269"/>
+    <w:basedOn w:val="1390"/>
     <w:uiPriority w:val="99"/>
     <w:pPr>
       <w:pBdr/>
@@ -52008,9 +52370,9 @@
       </w:tcPr>
     </w:tblStylePr>
   </w:style>
-  <w:style w:type="table" w:styleId="340">
+  <w:style w:type="table" w:styleId="1461">
     <w:name w:val="List Table 3"/>
-    <w:basedOn w:val="269"/>
+    <w:basedOn w:val="1390"/>
     <w:uiPriority w:val="99"/>
     <w:pPr>
       <w:pBdr/>
@@ -52236,9 +52598,9 @@
       </w:tcPr>
     </w:tblStylePr>
   </w:style>
-  <w:style w:type="table" w:styleId="341">
+  <w:style w:type="table" w:styleId="1462">
     <w:name w:val="List Table 3 - Accent 1"/>
-    <w:basedOn w:val="269"/>
+    <w:basedOn w:val="1390"/>
     <w:uiPriority w:val="99"/>
     <w:pPr>
       <w:pBdr/>
@@ -52464,9 +52826,9 @@
       </w:tcPr>
     </w:tblStylePr>
   </w:style>
-  <w:style w:type="table" w:styleId="342">
+  <w:style w:type="table" w:styleId="1463">
     <w:name w:val="List Table 3 - Accent 2"/>
-    <w:basedOn w:val="269"/>
+    <w:basedOn w:val="1390"/>
     <w:uiPriority w:val="99"/>
     <w:pPr>
       <w:pBdr/>
@@ -52692,9 +53054,9 @@
       </w:tcPr>
     </w:tblStylePr>
   </w:style>
-  <w:style w:type="table" w:styleId="343">
+  <w:style w:type="table" w:styleId="1464">
     <w:name w:val="List Table 3 - Accent 3"/>
-    <w:basedOn w:val="269"/>
+    <w:basedOn w:val="1390"/>
     <w:uiPriority w:val="99"/>
     <w:pPr>
       <w:pBdr/>
@@ -52920,9 +53282,9 @@
       </w:tcPr>
     </w:tblStylePr>
   </w:style>
-  <w:style w:type="table" w:styleId="344">
+  <w:style w:type="table" w:styleId="1465">
     <w:name w:val="List Table 3 - Accent 4"/>
-    <w:basedOn w:val="269"/>
+    <w:basedOn w:val="1390"/>
     <w:uiPriority w:val="99"/>
     <w:pPr>
       <w:pBdr/>
@@ -53148,9 +53510,9 @@
       </w:tcPr>
     </w:tblStylePr>
   </w:style>
-  <w:style w:type="table" w:styleId="345">
+  <w:style w:type="table" w:styleId="1466">
     <w:name w:val="List Table 3 - Accent 5"/>
-    <w:basedOn w:val="269"/>
+    <w:basedOn w:val="1390"/>
     <w:uiPriority w:val="99"/>
     <w:pPr>
       <w:pBdr/>
@@ -53376,9 +53738,9 @@
       </w:tcPr>
     </w:tblStylePr>
   </w:style>
-  <w:style w:type="table" w:styleId="346">
+  <w:style w:type="table" w:styleId="1467">
     <w:name w:val="List Table 3 - Accent 6"/>
-    <w:basedOn w:val="269"/>
+    <w:basedOn w:val="1390"/>
     <w:uiPriority w:val="99"/>
     <w:pPr>
       <w:pBdr/>
@@ -53604,9 +53966,9 @@
       </w:tcPr>
     </w:tblStylePr>
   </w:style>
-  <w:style w:type="table" w:styleId="347">
+  <w:style w:type="table" w:styleId="1468">
     <w:name w:val="List Table 4"/>
-    <w:basedOn w:val="269"/>
+    <w:basedOn w:val="1390"/>
     <w:uiPriority w:val="99"/>
     <w:pPr>
       <w:pBdr/>
@@ -53829,9 +54191,9 @@
       </w:tcPr>
     </w:tblStylePr>
   </w:style>
-  <w:style w:type="table" w:styleId="348">
+  <w:style w:type="table" w:styleId="1469">
     <w:name w:val="List Table 4 - Accent 1"/>
-    <w:basedOn w:val="269"/>
+    <w:basedOn w:val="1390"/>
     <w:uiPriority w:val="99"/>
     <w:pPr>
       <w:pBdr/>
@@ -54054,9 +54416,9 @@
       </w:tcPr>
     </w:tblStylePr>
   </w:style>
-  <w:style w:type="table" w:styleId="349">
+  <w:style w:type="table" w:styleId="1470">
     <w:name w:val="List Table 4 - Accent 2"/>
-    <w:basedOn w:val="269"/>
+    <w:basedOn w:val="1390"/>
     <w:uiPriority w:val="99"/>
     <w:pPr>
       <w:pBdr/>
@@ -54279,9 +54641,9 @@
       </w:tcPr>
     </w:tblStylePr>
   </w:style>
-  <w:style w:type="table" w:styleId="350">
+  <w:style w:type="table" w:styleId="1471">
     <w:name w:val="List Table 4 - Accent 3"/>
-    <w:basedOn w:val="269"/>
+    <w:basedOn w:val="1390"/>
     <w:uiPriority w:val="99"/>
     <w:pPr>
       <w:pBdr/>
@@ -54504,9 +54866,9 @@
       </w:tcPr>
     </w:tblStylePr>
   </w:style>
-  <w:style w:type="table" w:styleId="351">
+  <w:style w:type="table" w:styleId="1472">
     <w:name w:val="List Table 4 - Accent 4"/>
-    <w:basedOn w:val="269"/>
+    <w:basedOn w:val="1390"/>
     <w:uiPriority w:val="99"/>
     <w:pPr>
       <w:pBdr/>
@@ -54729,9 +55091,9 @@
       </w:tcPr>
     </w:tblStylePr>
   </w:style>
-  <w:style w:type="table" w:styleId="352">
+  <w:style w:type="table" w:styleId="1473">
     <w:name w:val="List Table 4 - Accent 5"/>
-    <w:basedOn w:val="269"/>
+    <w:basedOn w:val="1390"/>
     <w:uiPriority w:val="99"/>
     <w:pPr>
       <w:pBdr/>
@@ -54954,9 +55316,9 @@
       </w:tcPr>
     </w:tblStylePr>
   </w:style>
-  <w:style w:type="table" w:styleId="353">
+  <w:style w:type="table" w:styleId="1474">
     <w:name w:val="List Table 4 - Accent 6"/>
-    <w:basedOn w:val="269"/>
+    <w:basedOn w:val="1390"/>
     <w:uiPriority w:val="99"/>
     <w:pPr>
       <w:pBdr/>
@@ -55179,9 +55541,9 @@
       </w:tcPr>
     </w:tblStylePr>
   </w:style>
-  <w:style w:type="table" w:styleId="354">
+  <w:style w:type="table" w:styleId="1475">
     <w:name w:val="List Table 5 Dark"/>
-    <w:basedOn w:val="269"/>
+    <w:basedOn w:val="1390"/>
     <w:uiPriority w:val="99"/>
     <w:pPr>
       <w:pBdr/>
@@ -55421,9 +55783,9 @@
       </w:tcPr>
     </w:tblStylePr>
   </w:style>
-  <w:style w:type="table" w:styleId="355">
+  <w:style w:type="table" w:styleId="1476">
     <w:name w:val="List Table 5 Dark - Accent 1"/>
-    <w:basedOn w:val="269"/>
+    <w:basedOn w:val="1390"/>
     <w:uiPriority w:val="99"/>
     <w:pPr>
       <w:pBdr/>
@@ -55663,9 +56025,9 @@
       </w:tcPr>
     </w:tblStylePr>
   </w:style>
-  <w:style w:type="table" w:styleId="356">
+  <w:style w:type="table" w:styleId="1477">
     <w:name w:val="List Table 5 Dark - Accent 2"/>
-    <w:basedOn w:val="269"/>
+    <w:basedOn w:val="1390"/>
     <w:uiPriority w:val="99"/>
     <w:pPr>
       <w:pBdr/>
@@ -55905,9 +56267,9 @@
       </w:tcPr>
     </w:tblStylePr>
   </w:style>
-  <w:style w:type="table" w:styleId="357">
+  <w:style w:type="table" w:styleId="1478">
     <w:name w:val="List Table 5 Dark - Accent 3"/>
-    <w:basedOn w:val="269"/>
+    <w:basedOn w:val="1390"/>
     <w:uiPriority w:val="99"/>
     <w:pPr>
       <w:pBdr/>
@@ -56147,9 +56509,9 @@
       </w:tcPr>
     </w:tblStylePr>
   </w:style>
-  <w:style w:type="table" w:styleId="358">
+  <w:style w:type="table" w:styleId="1479">
     <w:name w:val="List Table 5 Dark - Accent 4"/>
-    <w:basedOn w:val="269"/>
+    <w:basedOn w:val="1390"/>
     <w:uiPriority w:val="99"/>
     <w:pPr>
       <w:pBdr/>
@@ -56389,9 +56751,9 @@
       </w:tcPr>
     </w:tblStylePr>
   </w:style>
-  <w:style w:type="table" w:styleId="359">
+  <w:style w:type="table" w:styleId="1480">
     <w:name w:val="List Table 5 Dark - Accent 5"/>
-    <w:basedOn w:val="269"/>
+    <w:basedOn w:val="1390"/>
     <w:uiPriority w:val="99"/>
     <w:pPr>
       <w:pBdr/>
@@ -56631,9 +56993,9 @@
       </w:tcPr>
     </w:tblStylePr>
   </w:style>
-  <w:style w:type="table" w:styleId="360">
+  <w:style w:type="table" w:styleId="1481">
     <w:name w:val="List Table 5 Dark - Accent 6"/>
-    <w:basedOn w:val="269"/>
+    <w:basedOn w:val="1390"/>
     <w:uiPriority w:val="99"/>
     <w:pPr>
       <w:pBdr/>
@@ -56873,9 +57235,9 @@
       </w:tcPr>
     </w:tblStylePr>
   </w:style>
-  <w:style w:type="table" w:styleId="361">
+  <w:style w:type="table" w:styleId="1482">
     <w:name w:val="List Table 6 Colorful"/>
-    <w:basedOn w:val="269"/>
+    <w:basedOn w:val="1390"/>
     <w:uiPriority w:val="99"/>
     <w:pPr>
       <w:pBdr/>
@@ -57096,9 +57458,9 @@
       </w:tcPr>
     </w:tblStylePr>
   </w:style>
-  <w:style w:type="table" w:styleId="362">
+  <w:style w:type="table" w:styleId="1483">
     <w:name w:val="List Table 6 Colorful - Accent 1"/>
-    <w:basedOn w:val="269"/>
+    <w:basedOn w:val="1390"/>
     <w:uiPriority w:val="99"/>
     <w:pPr>
       <w:pBdr/>
@@ -57319,9 +57681,9 @@
       </w:tcPr>
     </w:tblStylePr>
   </w:style>
-  <w:style w:type="table" w:styleId="363">
+  <w:style w:type="table" w:styleId="1484">
     <w:name w:val="List Table 6 Colorful - Accent 2"/>
-    <w:basedOn w:val="269"/>
+    <w:basedOn w:val="1390"/>
     <w:uiPriority w:val="99"/>
     <w:pPr>
       <w:pBdr/>
@@ -57542,9 +57904,9 @@
       </w:tcPr>
     </w:tblStylePr>
   </w:style>
-  <w:style w:type="table" w:styleId="364">
+  <w:style w:type="table" w:styleId="1485">
     <w:name w:val="List Table 6 Colorful - Accent 3"/>
-    <w:basedOn w:val="269"/>
+    <w:basedOn w:val="1390"/>
     <w:uiPriority w:val="99"/>
     <w:pPr>
       <w:pBdr/>
@@ -57765,9 +58127,9 @@
       </w:tcPr>
     </w:tblStylePr>
   </w:style>
-  <w:style w:type="table" w:styleId="365">
+  <w:style w:type="table" w:styleId="1486">
     <w:name w:val="List Table 6 Colorful - Accent 4"/>
-    <w:basedOn w:val="269"/>
+    <w:basedOn w:val="1390"/>
     <w:uiPriority w:val="99"/>
     <w:pPr>
       <w:pBdr/>
@@ -57988,9 +58350,9 @@
       </w:tcPr>
     </w:tblStylePr>
   </w:style>
-  <w:style w:type="table" w:styleId="366">
+  <w:style w:type="table" w:styleId="1487">
     <w:name w:val="List Table 6 Colorful - Accent 5"/>
-    <w:basedOn w:val="269"/>
+    <w:basedOn w:val="1390"/>
     <w:uiPriority w:val="99"/>
     <w:pPr>
       <w:pBdr/>
@@ -58211,9 +58573,9 @@
       </w:tcPr>
     </w:tblStylePr>
   </w:style>
-  <w:style w:type="table" w:styleId="367">
+  <w:style w:type="table" w:styleId="1488">
     <w:name w:val="List Table 6 Colorful - Accent 6"/>
-    <w:basedOn w:val="269"/>
+    <w:basedOn w:val="1390"/>
     <w:uiPriority w:val="99"/>
     <w:pPr>
       <w:pBdr/>
@@ -58434,9 +58796,9 @@
       </w:tcPr>
     </w:tblStylePr>
   </w:style>
-  <w:style w:type="table" w:styleId="368">
+  <w:style w:type="table" w:styleId="1489">
     <w:name w:val="List Table 7 Colorful"/>
-    <w:basedOn w:val="269"/>
+    <w:basedOn w:val="1390"/>
     <w:uiPriority w:val="99"/>
     <w:pPr>
       <w:pBdr/>
@@ -58535,11 +58897,11 @@
         <w:tblBorders/>
       </w:tblPr>
       <w:tcPr>
-        <w:shd w:color="ffffff"/>
+        <w:shd w:val="clear" w:color="ffffff"/>
         <w:tcBorders>
-          <w:top w:val="none"/>
-          <w:left w:val="none"/>
-          <w:bottom w:val="none"/>
+          <w:top w:val="none" w:color="000000" w:sz="4" w:space="0"/>
+          <w:left w:val="none" w:color="000000" w:sz="4" w:space="0"/>
+          <w:bottom w:val="none" w:color="000000" w:sz="4" w:space="0"/>
           <w:right w:val="single" w:color="000000" w:themeColor="text1" w:themeTint="80" w:sz="4" w:space="0"/>
         </w:tcBorders>
       </w:tcPr>
@@ -58562,10 +58924,10 @@
       <w:tcPr>
         <w:shd w:val="clear" w:color="ffffff" w:themeColor="light1" w:fill="ffffff" w:themeFill="light1"/>
         <w:tcBorders>
-          <w:top w:val="none"/>
-          <w:left w:val="none"/>
+          <w:top w:val="none" w:color="000000" w:sz="4" w:space="0"/>
+          <w:left w:val="none" w:color="000000" w:sz="4" w:space="0"/>
           <w:bottom w:val="single" w:color="000000" w:themeColor="text1" w:themeTint="80" w:sz="4" w:space="0"/>
-          <w:right w:val="none"/>
+          <w:right w:val="none" w:color="000000" w:sz="4" w:space="0"/>
         </w:tcBorders>
       </w:tcPr>
     </w:tblStylePr>
@@ -58585,12 +58947,12 @@
         <w:tblBorders/>
       </w:tblPr>
       <w:tcPr>
-        <w:shd w:color="ffffff"/>
+        <w:shd w:val="clear" w:color="ffffff"/>
         <w:tcBorders>
-          <w:top w:val="none"/>
+          <w:top w:val="none" w:color="000000" w:sz="4" w:space="0"/>
           <w:left w:val="single" w:color="000000" w:themeColor="text1" w:themeTint="80" w:sz="4" w:space="0"/>
-          <w:bottom w:val="none"/>
-          <w:right w:val="none"/>
+          <w:bottom w:val="none" w:color="000000" w:sz="4" w:space="0"/>
+          <w:right w:val="none" w:color="000000" w:sz="4" w:space="0"/>
         </w:tcBorders>
       </w:tcPr>
     </w:tblStylePr>
@@ -58613,9 +58975,9 @@
         <w:shd w:val="clear" w:color="ffffff" w:themeColor="light1" w:fill="ffffff" w:themeFill="light1"/>
         <w:tcBorders>
           <w:top w:val="single" w:color="000000" w:themeColor="text1" w:themeTint="80" w:sz="4" w:space="0"/>
-          <w:left w:val="none"/>
-          <w:bottom w:val="none"/>
-          <w:right w:val="none"/>
+          <w:left w:val="none" w:color="000000" w:sz="4" w:space="0"/>
+          <w:bottom w:val="none" w:color="000000" w:sz="4" w:space="0"/>
+          <w:right w:val="none" w:color="000000" w:sz="4" w:space="0"/>
         </w:tcBorders>
       </w:tcPr>
     </w:tblStylePr>
@@ -58690,9 +59052,9 @@
       </w:tcPr>
     </w:tblStylePr>
   </w:style>
-  <w:style w:type="table" w:styleId="369">
+  <w:style w:type="table" w:styleId="1490">
     <w:name w:val="List Table 7 Colorful - Accent 1"/>
-    <w:basedOn w:val="269"/>
+    <w:basedOn w:val="1390"/>
     <w:uiPriority w:val="99"/>
     <w:pPr>
       <w:pBdr/>
@@ -58791,11 +59153,11 @@
         <w:tblBorders/>
       </w:tblPr>
       <w:tcPr>
-        <w:shd w:color="ffffff"/>
+        <w:shd w:val="clear" w:color="ffffff"/>
         <w:tcBorders>
-          <w:top w:val="none"/>
-          <w:left w:val="none"/>
-          <w:bottom w:val="none"/>
+          <w:top w:val="none" w:color="000000" w:sz="4" w:space="0"/>
+          <w:left w:val="none" w:color="000000" w:sz="4" w:space="0"/>
+          <w:bottom w:val="none" w:color="000000" w:sz="4" w:space="0"/>
           <w:right w:val="single" w:color="000000" w:themeColor="accent1" w:sz="4" w:space="0"/>
         </w:tcBorders>
       </w:tcPr>
@@ -58818,10 +59180,10 @@
       <w:tcPr>
         <w:shd w:val="clear" w:color="ffffff" w:themeColor="light1" w:fill="ffffff" w:themeFill="light1"/>
         <w:tcBorders>
-          <w:top w:val="none"/>
-          <w:left w:val="none"/>
+          <w:top w:val="none" w:color="000000" w:sz="4" w:space="0"/>
+          <w:left w:val="none" w:color="000000" w:sz="4" w:space="0"/>
           <w:bottom w:val="single" w:color="000000" w:themeColor="accent1" w:sz="4" w:space="0"/>
-          <w:right w:val="none"/>
+          <w:right w:val="none" w:color="000000" w:sz="4" w:space="0"/>
         </w:tcBorders>
       </w:tcPr>
     </w:tblStylePr>
@@ -58841,12 +59203,12 @@
         <w:tblBorders/>
       </w:tblPr>
       <w:tcPr>
-        <w:shd w:color="ffffff"/>
+        <w:shd w:val="clear" w:color="ffffff"/>
         <w:tcBorders>
-          <w:top w:val="none"/>
+          <w:top w:val="none" w:color="000000" w:sz="4" w:space="0"/>
           <w:left w:val="single" w:color="000000" w:themeColor="accent1" w:sz="4" w:space="0"/>
-          <w:bottom w:val="none"/>
-          <w:right w:val="none"/>
+          <w:bottom w:val="none" w:color="000000" w:sz="4" w:space="0"/>
+          <w:right w:val="none" w:color="000000" w:sz="4" w:space="0"/>
         </w:tcBorders>
       </w:tcPr>
     </w:tblStylePr>
@@ -58869,9 +59231,9 @@
         <w:shd w:val="clear" w:color="ffffff" w:themeColor="light1" w:fill="ffffff" w:themeFill="light1"/>
         <w:tcBorders>
           <w:top w:val="single" w:color="000000" w:themeColor="accent1" w:sz="4" w:space="0"/>
-          <w:left w:val="none"/>
-          <w:bottom w:val="none"/>
-          <w:right w:val="none"/>
+          <w:left w:val="none" w:color="000000" w:sz="4" w:space="0"/>
+          <w:bottom w:val="none" w:color="000000" w:sz="4" w:space="0"/>
+          <w:right w:val="none" w:color="000000" w:sz="4" w:space="0"/>
         </w:tcBorders>
       </w:tcPr>
     </w:tblStylePr>
@@ -58946,9 +59308,9 @@
       </w:tcPr>
     </w:tblStylePr>
   </w:style>
-  <w:style w:type="table" w:styleId="370">
+  <w:style w:type="table" w:styleId="1491">
     <w:name w:val="List Table 7 Colorful - Accent 2"/>
-    <w:basedOn w:val="269"/>
+    <w:basedOn w:val="1390"/>
     <w:uiPriority w:val="99"/>
     <w:pPr>
       <w:pBdr/>
@@ -59047,11 +59409,11 @@
         <w:tblBorders/>
       </w:tblPr>
       <w:tcPr>
-        <w:shd w:color="ffffff"/>
+        <w:shd w:val="clear" w:color="ffffff"/>
         <w:tcBorders>
-          <w:top w:val="none"/>
-          <w:left w:val="none"/>
-          <w:bottom w:val="none"/>
+          <w:top w:val="none" w:color="000000" w:sz="4" w:space="0"/>
+          <w:left w:val="none" w:color="000000" w:sz="4" w:space="0"/>
+          <w:bottom w:val="none" w:color="000000" w:sz="4" w:space="0"/>
           <w:right w:val="single" w:color="000000" w:themeColor="accent2" w:themeTint="97" w:sz="4" w:space="0"/>
         </w:tcBorders>
       </w:tcPr>
@@ -59074,10 +59436,10 @@
       <w:tcPr>
         <w:shd w:val="clear" w:color="ffffff" w:themeColor="light1" w:fill="ffffff" w:themeFill="light1"/>
         <w:tcBorders>
-          <w:top w:val="none"/>
-          <w:left w:val="none"/>
+          <w:top w:val="none" w:color="000000" w:sz="4" w:space="0"/>
+          <w:left w:val="none" w:color="000000" w:sz="4" w:space="0"/>
           <w:bottom w:val="single" w:color="000000" w:themeColor="accent2" w:themeTint="97" w:sz="4" w:space="0"/>
-          <w:right w:val="none"/>
+          <w:right w:val="none" w:color="000000" w:sz="4" w:space="0"/>
         </w:tcBorders>
       </w:tcPr>
     </w:tblStylePr>
@@ -59097,12 +59459,12 @@
         <w:tblBorders/>
       </w:tblPr>
       <w:tcPr>
-        <w:shd w:color="ffffff"/>
+        <w:shd w:val="clear" w:color="ffffff"/>
         <w:tcBorders>
-          <w:top w:val="none"/>
+          <w:top w:val="none" w:color="000000" w:sz="4" w:space="0"/>
           <w:left w:val="single" w:color="000000" w:themeColor="accent2" w:themeTint="97" w:sz="4" w:space="0"/>
-          <w:bottom w:val="none"/>
-          <w:right w:val="none"/>
+          <w:bottom w:val="none" w:color="000000" w:sz="4" w:space="0"/>
+          <w:right w:val="none" w:color="000000" w:sz="4" w:space="0"/>
         </w:tcBorders>
       </w:tcPr>
     </w:tblStylePr>
@@ -59125,9 +59487,9 @@
         <w:shd w:val="clear" w:color="ffffff" w:themeColor="light1" w:fill="ffffff" w:themeFill="light1"/>
         <w:tcBorders>
           <w:top w:val="single" w:color="000000" w:themeColor="accent2" w:themeTint="97" w:sz="4" w:space="0"/>
-          <w:left w:val="none"/>
-          <w:bottom w:val="none"/>
-          <w:right w:val="none"/>
+          <w:left w:val="none" w:color="000000" w:sz="4" w:space="0"/>
+          <w:bottom w:val="none" w:color="000000" w:sz="4" w:space="0"/>
+          <w:right w:val="none" w:color="000000" w:sz="4" w:space="0"/>
         </w:tcBorders>
       </w:tcPr>
     </w:tblStylePr>
@@ -59202,9 +59564,9 @@
       </w:tcPr>
     </w:tblStylePr>
   </w:style>
-  <w:style w:type="table" w:styleId="371">
+  <w:style w:type="table" w:styleId="1492">
     <w:name w:val="List Table 7 Colorful - Accent 3"/>
-    <w:basedOn w:val="269"/>
+    <w:basedOn w:val="1390"/>
     <w:uiPriority w:val="99"/>
     <w:pPr>
       <w:pBdr/>
@@ -59303,11 +59665,11 @@
         <w:tblBorders/>
       </w:tblPr>
       <w:tcPr>
-        <w:shd w:color="ffffff"/>
+        <w:shd w:val="clear" w:color="ffffff"/>
         <w:tcBorders>
-          <w:top w:val="none"/>
-          <w:left w:val="none"/>
-          <w:bottom w:val="none"/>
+          <w:top w:val="none" w:color="000000" w:sz="4" w:space="0"/>
+          <w:left w:val="none" w:color="000000" w:sz="4" w:space="0"/>
+          <w:bottom w:val="none" w:color="000000" w:sz="4" w:space="0"/>
           <w:right w:val="single" w:color="000000" w:themeColor="accent3" w:themeTint="98" w:sz="4" w:space="0"/>
         </w:tcBorders>
       </w:tcPr>
@@ -59330,10 +59692,10 @@
       <w:tcPr>
         <w:shd w:val="clear" w:color="ffffff" w:themeColor="light1" w:fill="ffffff" w:themeFill="light1"/>
         <w:tcBorders>
-          <w:top w:val="none"/>
-          <w:left w:val="none"/>
+          <w:top w:val="none" w:color="000000" w:sz="4" w:space="0"/>
+          <w:left w:val="none" w:color="000000" w:sz="4" w:space="0"/>
           <w:bottom w:val="single" w:color="000000" w:themeColor="accent3" w:themeTint="98" w:sz="4" w:space="0"/>
-          <w:right w:val="none"/>
+          <w:right w:val="none" w:color="000000" w:sz="4" w:space="0"/>
         </w:tcBorders>
       </w:tcPr>
     </w:tblStylePr>
@@ -59353,12 +59715,12 @@
         <w:tblBorders/>
       </w:tblPr>
       <w:tcPr>
-        <w:shd w:color="ffffff"/>
+        <w:shd w:val="clear" w:color="ffffff"/>
         <w:tcBorders>
-          <w:top w:val="none"/>
+          <w:top w:val="none" w:color="000000" w:sz="4" w:space="0"/>
           <w:left w:val="single" w:color="000000" w:themeColor="accent3" w:themeTint="98" w:sz="4" w:space="0"/>
-          <w:bottom w:val="none"/>
-          <w:right w:val="none"/>
+          <w:bottom w:val="none" w:color="000000" w:sz="4" w:space="0"/>
+          <w:right w:val="none" w:color="000000" w:sz="4" w:space="0"/>
         </w:tcBorders>
       </w:tcPr>
     </w:tblStylePr>
@@ -59381,9 +59743,9 @@
         <w:shd w:val="clear" w:color="ffffff" w:themeColor="light1" w:fill="ffffff" w:themeFill="light1"/>
         <w:tcBorders>
           <w:top w:val="single" w:color="000000" w:themeColor="accent3" w:themeTint="98" w:sz="4" w:space="0"/>
-          <w:left w:val="none"/>
-          <w:bottom w:val="none"/>
-          <w:right w:val="none"/>
+          <w:left w:val="none" w:color="000000" w:sz="4" w:space="0"/>
+          <w:bottom w:val="none" w:color="000000" w:sz="4" w:space="0"/>
+          <w:right w:val="none" w:color="000000" w:sz="4" w:space="0"/>
         </w:tcBorders>
       </w:tcPr>
     </w:tblStylePr>
@@ -59458,9 +59820,9 @@
       </w:tcPr>
     </w:tblStylePr>
   </w:style>
-  <w:style w:type="table" w:styleId="372">
+  <w:style w:type="table" w:styleId="1493">
     <w:name w:val="List Table 7 Colorful - Accent 4"/>
-    <w:basedOn w:val="269"/>
+    <w:basedOn w:val="1390"/>
     <w:uiPriority w:val="99"/>
     <w:pPr>
       <w:pBdr/>
@@ -59559,11 +59921,11 @@
         <w:tblBorders/>
       </w:tblPr>
       <w:tcPr>
-        <w:shd w:color="ffffff"/>
+        <w:shd w:val="clear" w:color="ffffff"/>
         <w:tcBorders>
-          <w:top w:val="none"/>
-          <w:left w:val="none"/>
-          <w:bottom w:val="none"/>
+          <w:top w:val="none" w:color="000000" w:sz="4" w:space="0"/>
+          <w:left w:val="none" w:color="000000" w:sz="4" w:space="0"/>
+          <w:bottom w:val="none" w:color="000000" w:sz="4" w:space="0"/>
           <w:right w:val="single" w:color="000000" w:themeColor="accent4" w:themeTint="9A" w:sz="4" w:space="0"/>
         </w:tcBorders>
       </w:tcPr>
@@ -59586,10 +59948,10 @@
       <w:tcPr>
         <w:shd w:val="clear" w:color="ffffff" w:themeColor="light1" w:fill="ffffff" w:themeFill="light1"/>
         <w:tcBorders>
-          <w:top w:val="none"/>
-          <w:left w:val="none"/>
+          <w:top w:val="none" w:color="000000" w:sz="4" w:space="0"/>
+          <w:left w:val="none" w:color="000000" w:sz="4" w:space="0"/>
           <w:bottom w:val="single" w:color="000000" w:themeColor="accent4" w:themeTint="9A" w:sz="4" w:space="0"/>
-          <w:right w:val="none"/>
+          <w:right w:val="none" w:color="000000" w:sz="4" w:space="0"/>
         </w:tcBorders>
       </w:tcPr>
     </w:tblStylePr>
@@ -59609,12 +59971,12 @@
         <w:tblBorders/>
       </w:tblPr>
       <w:tcPr>
-        <w:shd w:color="ffffff"/>
+        <w:shd w:val="clear" w:color="ffffff"/>
         <w:tcBorders>
-          <w:top w:val="none"/>
+          <w:top w:val="none" w:color="000000" w:sz="4" w:space="0"/>
           <w:left w:val="single" w:color="000000" w:themeColor="accent4" w:themeTint="9A" w:sz="4" w:space="0"/>
-          <w:bottom w:val="none"/>
-          <w:right w:val="none"/>
+          <w:bottom w:val="none" w:color="000000" w:sz="4" w:space="0"/>
+          <w:right w:val="none" w:color="000000" w:sz="4" w:space="0"/>
         </w:tcBorders>
       </w:tcPr>
     </w:tblStylePr>
@@ -59637,9 +59999,9 @@
         <w:shd w:val="clear" w:color="ffffff" w:themeColor="light1" w:fill="ffffff" w:themeFill="light1"/>
         <w:tcBorders>
           <w:top w:val="single" w:color="000000" w:themeColor="accent4" w:themeTint="9A" w:sz="4" w:space="0"/>
-          <w:left w:val="none"/>
-          <w:bottom w:val="none"/>
-          <w:right w:val="none"/>
+          <w:left w:val="none" w:color="000000" w:sz="4" w:space="0"/>
+          <w:bottom w:val="none" w:color="000000" w:sz="4" w:space="0"/>
+          <w:right w:val="none" w:color="000000" w:sz="4" w:space="0"/>
         </w:tcBorders>
       </w:tcPr>
     </w:tblStylePr>
@@ -59714,9 +60076,9 @@
       </w:tcPr>
     </w:tblStylePr>
   </w:style>
-  <w:style w:type="table" w:styleId="373">
+  <w:style w:type="table" w:styleId="1494">
     <w:name w:val="List Table 7 Colorful - Accent 5"/>
-    <w:basedOn w:val="269"/>
+    <w:basedOn w:val="1390"/>
     <w:uiPriority w:val="99"/>
     <w:pPr>
       <w:pBdr/>
@@ -59815,11 +60177,11 @@
         <w:tblBorders/>
       </w:tblPr>
       <w:tcPr>
-        <w:shd w:color="ffffff"/>
+        <w:shd w:val="clear" w:color="ffffff"/>
         <w:tcBorders>
-          <w:top w:val="none"/>
-          <w:left w:val="none"/>
-          <w:bottom w:val="none"/>
+          <w:top w:val="none" w:color="000000" w:sz="4" w:space="0"/>
+          <w:left w:val="none" w:color="000000" w:sz="4" w:space="0"/>
+          <w:bottom w:val="none" w:color="000000" w:sz="4" w:space="0"/>
           <w:right w:val="single" w:color="000000" w:themeColor="accent5" w:themeTint="9A" w:sz="4" w:space="0"/>
         </w:tcBorders>
       </w:tcPr>
@@ -59842,10 +60204,10 @@
       <w:tcPr>
         <w:shd w:val="clear" w:color="ffffff" w:themeColor="light1" w:fill="ffffff" w:themeFill="light1"/>
         <w:tcBorders>
-          <w:top w:val="none"/>
-          <w:left w:val="none"/>
+          <w:top w:val="none" w:color="000000" w:sz="4" w:space="0"/>
+          <w:left w:val="none" w:color="000000" w:sz="4" w:space="0"/>
           <w:bottom w:val="single" w:color="000000" w:themeColor="accent5" w:themeTint="9A" w:sz="4" w:space="0"/>
-          <w:right w:val="none"/>
+          <w:right w:val="none" w:color="000000" w:sz="4" w:space="0"/>
         </w:tcBorders>
       </w:tcPr>
     </w:tblStylePr>
@@ -59865,12 +60227,12 @@
         <w:tblBorders/>
       </w:tblPr>
       <w:tcPr>
-        <w:shd w:color="ffffff"/>
+        <w:shd w:val="clear" w:color="ffffff"/>
         <w:tcBorders>
-          <w:top w:val="none"/>
+          <w:top w:val="none" w:color="000000" w:sz="4" w:space="0"/>
           <w:left w:val="single" w:color="000000" w:themeColor="accent5" w:themeTint="9A" w:sz="4" w:space="0"/>
-          <w:bottom w:val="none"/>
-          <w:right w:val="none"/>
+          <w:bottom w:val="none" w:color="000000" w:sz="4" w:space="0"/>
+          <w:right w:val="none" w:color="000000" w:sz="4" w:space="0"/>
         </w:tcBorders>
       </w:tcPr>
     </w:tblStylePr>
@@ -59893,9 +60255,9 @@
         <w:shd w:val="clear" w:color="ffffff" w:themeColor="light1" w:fill="ffffff" w:themeFill="light1"/>
         <w:tcBorders>
           <w:top w:val="single" w:color="000000" w:themeColor="accent5" w:themeTint="9A" w:sz="4" w:space="0"/>
-          <w:left w:val="none"/>
-          <w:bottom w:val="none"/>
-          <w:right w:val="none"/>
+          <w:left w:val="none" w:color="000000" w:sz="4" w:space="0"/>
+          <w:bottom w:val="none" w:color="000000" w:sz="4" w:space="0"/>
+          <w:right w:val="none" w:color="000000" w:sz="4" w:space="0"/>
         </w:tcBorders>
       </w:tcPr>
     </w:tblStylePr>
@@ -59970,9 +60332,9 @@
       </w:tcPr>
     </w:tblStylePr>
   </w:style>
-  <w:style w:type="table" w:styleId="374">
+  <w:style w:type="table" w:styleId="1495">
     <w:name w:val="List Table 7 Colorful - Accent 6"/>
-    <w:basedOn w:val="269"/>
+    <w:basedOn w:val="1390"/>
     <w:uiPriority w:val="99"/>
     <w:pPr>
       <w:pBdr/>
@@ -60071,11 +60433,11 @@
         <w:tblBorders/>
       </w:tblPr>
       <w:tcPr>
-        <w:shd w:color="ffffff"/>
+        <w:shd w:val="clear" w:color="ffffff"/>
         <w:tcBorders>
-          <w:top w:val="none"/>
-          <w:left w:val="none"/>
-          <w:bottom w:val="none"/>
+          <w:top w:val="none" w:color="000000" w:sz="4" w:space="0"/>
+          <w:left w:val="none" w:color="000000" w:sz="4" w:space="0"/>
+          <w:bottom w:val="none" w:color="000000" w:sz="4" w:space="0"/>
           <w:right w:val="single" w:color="000000" w:themeColor="accent6" w:themeTint="98" w:sz="4" w:space="0"/>
         </w:tcBorders>
       </w:tcPr>
@@ -60098,10 +60460,10 @@
       <w:tcPr>
         <w:shd w:val="clear" w:color="ffffff" w:themeColor="light1" w:fill="ffffff" w:themeFill="light1"/>
         <w:tcBorders>
-          <w:top w:val="none"/>
-          <w:left w:val="none"/>
+          <w:top w:val="none" w:color="000000" w:sz="4" w:space="0"/>
+          <w:left w:val="none" w:color="000000" w:sz="4" w:space="0"/>
           <w:bottom w:val="single" w:color="000000" w:themeColor="accent6" w:themeTint="98" w:sz="4" w:space="0"/>
-          <w:right w:val="none"/>
+          <w:right w:val="none" w:color="000000" w:sz="4" w:space="0"/>
         </w:tcBorders>
       </w:tcPr>
     </w:tblStylePr>
@@ -60121,12 +60483,12 @@
         <w:tblBorders/>
       </w:tblPr>
       <w:tcPr>
-        <w:shd w:color="ffffff"/>
+        <w:shd w:val="clear" w:color="ffffff"/>
         <w:tcBorders>
-          <w:top w:val="none"/>
+          <w:top w:val="none" w:color="000000" w:sz="4" w:space="0"/>
           <w:left w:val="single" w:color="000000" w:themeColor="accent6" w:themeTint="98" w:sz="4" w:space="0"/>
-          <w:bottom w:val="none"/>
-          <w:right w:val="none"/>
+          <w:bottom w:val="none" w:color="000000" w:sz="4" w:space="0"/>
+          <w:right w:val="none" w:color="000000" w:sz="4" w:space="0"/>
         </w:tcBorders>
       </w:tcPr>
     </w:tblStylePr>
@@ -60149,9 +60511,9 @@
         <w:shd w:val="clear" w:color="ffffff" w:themeColor="light1" w:fill="ffffff" w:themeFill="light1"/>
         <w:tcBorders>
           <w:top w:val="single" w:color="000000" w:themeColor="accent6" w:themeTint="98" w:sz="4" w:space="0"/>
-          <w:left w:val="none"/>
-          <w:bottom w:val="none"/>
-          <w:right w:val="none"/>
+          <w:left w:val="none" w:color="000000" w:sz="4" w:space="0"/>
+          <w:bottom w:val="none" w:color="000000" w:sz="4" w:space="0"/>
+          <w:right w:val="none" w:color="000000" w:sz="4" w:space="0"/>
         </w:tcBorders>
       </w:tcPr>
     </w:tblStylePr>
@@ -60226,9 +60588,9 @@
       </w:tcPr>
     </w:tblStylePr>
   </w:style>
-  <w:style w:type="table" w:styleId="375">
+  <w:style w:type="table" w:styleId="1496">
     <w:name w:val="Lined - Accent"/>
-    <w:basedOn w:val="269"/>
+    <w:basedOn w:val="1390"/>
     <w:uiPriority w:val="99"/>
     <w:pPr>
       <w:pBdr/>
@@ -60463,9 +60825,9 @@
       </w:tcPr>
     </w:tblStylePr>
   </w:style>
-  <w:style w:type="table" w:styleId="376">
+  <w:style w:type="table" w:styleId="1497">
     <w:name w:val="Lined - Accent 1"/>
-    <w:basedOn w:val="269"/>
+    <w:basedOn w:val="1390"/>
     <w:uiPriority w:val="99"/>
     <w:pPr>
       <w:pBdr/>
@@ -60700,9 +61062,9 @@
       </w:tcPr>
     </w:tblStylePr>
   </w:style>
-  <w:style w:type="table" w:styleId="377">
+  <w:style w:type="table" w:styleId="1498">
     <w:name w:val="Lined - Accent 2"/>
-    <w:basedOn w:val="269"/>
+    <w:basedOn w:val="1390"/>
     <w:uiPriority w:val="99"/>
     <w:pPr>
       <w:pBdr/>
@@ -60937,9 +61299,9 @@
       </w:tcPr>
     </w:tblStylePr>
   </w:style>
-  <w:style w:type="table" w:styleId="378">
+  <w:style w:type="table" w:styleId="1499">
     <w:name w:val="Lined - Accent 3"/>
-    <w:basedOn w:val="269"/>
+    <w:basedOn w:val="1390"/>
     <w:uiPriority w:val="99"/>
     <w:pPr>
       <w:pBdr/>
@@ -61174,9 +61536,9 @@
       </w:tcPr>
     </w:tblStylePr>
   </w:style>
-  <w:style w:type="table" w:styleId="379">
+  <w:style w:type="table" w:styleId="1500">
     <w:name w:val="Lined - Accent 4"/>
-    <w:basedOn w:val="269"/>
+    <w:basedOn w:val="1390"/>
     <w:uiPriority w:val="99"/>
     <w:pPr>
       <w:pBdr/>
@@ -61411,9 +61773,9 @@
       </w:tcPr>
     </w:tblStylePr>
   </w:style>
-  <w:style w:type="table" w:styleId="380">
+  <w:style w:type="table" w:styleId="1501">
     <w:name w:val="Lined - Accent 5"/>
-    <w:basedOn w:val="269"/>
+    <w:basedOn w:val="1390"/>
     <w:uiPriority w:val="99"/>
     <w:pPr>
       <w:pBdr/>
@@ -61648,9 +62010,9 @@
       </w:tcPr>
     </w:tblStylePr>
   </w:style>
-  <w:style w:type="table" w:styleId="381">
+  <w:style w:type="table" w:styleId="1502">
     <w:name w:val="Lined - Accent 6"/>
-    <w:basedOn w:val="269"/>
+    <w:basedOn w:val="1390"/>
     <w:uiPriority w:val="99"/>
     <w:pPr>
       <w:pBdr/>
@@ -61885,9 +62247,9 @@
       </w:tcPr>
     </w:tblStylePr>
   </w:style>
-  <w:style w:type="table" w:styleId="382">
+  <w:style w:type="table" w:styleId="1503">
     <w:name w:val="Bordered &amp; Lined - Accent"/>
-    <w:basedOn w:val="269"/>
+    <w:basedOn w:val="1390"/>
     <w:uiPriority w:val="99"/>
     <w:pPr>
       <w:pBdr/>
@@ -62129,9 +62491,9 @@
       </w:tcPr>
     </w:tblStylePr>
   </w:style>
-  <w:style w:type="table" w:styleId="383">
+  <w:style w:type="table" w:styleId="1504">
     <w:name w:val="Bordered &amp; Lined - Accent 1"/>
-    <w:basedOn w:val="269"/>
+    <w:basedOn w:val="1390"/>
     <w:uiPriority w:val="99"/>
     <w:pPr>
       <w:pBdr/>
@@ -62373,9 +62735,9 @@
       </w:tcPr>
     </w:tblStylePr>
   </w:style>
-  <w:style w:type="table" w:styleId="384">
+  <w:style w:type="table" w:styleId="1505">
     <w:name w:val="Bordered &amp; Lined - Accent 2"/>
-    <w:basedOn w:val="269"/>
+    <w:basedOn w:val="1390"/>
     <w:uiPriority w:val="99"/>
     <w:pPr>
       <w:pBdr/>
@@ -62617,9 +62979,9 @@
       </w:tcPr>
     </w:tblStylePr>
   </w:style>
-  <w:style w:type="table" w:styleId="385">
+  <w:style w:type="table" w:styleId="1506">
     <w:name w:val="Bordered &amp; Lined - Accent 3"/>
-    <w:basedOn w:val="269"/>
+    <w:basedOn w:val="1390"/>
     <w:uiPriority w:val="99"/>
     <w:pPr>
       <w:pBdr/>
@@ -62861,9 +63223,9 @@
       </w:tcPr>
     </w:tblStylePr>
   </w:style>
-  <w:style w:type="table" w:styleId="386">
+  <w:style w:type="table" w:styleId="1507">
     <w:name w:val="Bordered &amp; Lined - Accent 4"/>
-    <w:basedOn w:val="269"/>
+    <w:basedOn w:val="1390"/>
     <w:uiPriority w:val="99"/>
     <w:pPr>
       <w:pBdr/>
@@ -63105,9 +63467,9 @@
       </w:tcPr>
     </w:tblStylePr>
   </w:style>
-  <w:style w:type="table" w:styleId="387">
+  <w:style w:type="table" w:styleId="1508">
     <w:name w:val="Bordered &amp; Lined - Accent 5"/>
-    <w:basedOn w:val="269"/>
+    <w:basedOn w:val="1390"/>
     <w:uiPriority w:val="99"/>
     <w:pPr>
       <w:pBdr/>
@@ -63349,9 +63711,9 @@
       </w:tcPr>
     </w:tblStylePr>
   </w:style>
-  <w:style w:type="table" w:styleId="388">
+  <w:style w:type="table" w:styleId="1509">
     <w:name w:val="Bordered &amp; Lined - Accent 6"/>
-    <w:basedOn w:val="269"/>
+    <w:basedOn w:val="1390"/>
     <w:uiPriority w:val="99"/>
     <w:pPr>
       <w:pBdr/>
@@ -63593,9 +63955,9 @@
       </w:tcPr>
     </w:tblStylePr>
   </w:style>
-  <w:style w:type="table" w:styleId="389">
+  <w:style w:type="table" w:styleId="1510">
     <w:name w:val="Bordered"/>
-    <w:basedOn w:val="269"/>
+    <w:basedOn w:val="1390"/>
     <w:uiPriority w:val="99"/>
     <w:pPr>
       <w:pBdr/>
@@ -63824,9 +64186,9 @@
       </w:tcPr>
     </w:tblStylePr>
   </w:style>
-  <w:style w:type="table" w:styleId="390">
+  <w:style w:type="table" w:styleId="1511">
     <w:name w:val="Bordered - Accent 1"/>
-    <w:basedOn w:val="269"/>
+    <w:basedOn w:val="1390"/>
     <w:uiPriority w:val="99"/>
     <w:pPr>
       <w:pBdr/>
@@ -64055,9 +64417,9 @@
       </w:tcPr>
     </w:tblStylePr>
   </w:style>
-  <w:style w:type="table" w:styleId="391">
+  <w:style w:type="table" w:styleId="1512">
     <w:name w:val="Bordered - Accent 2"/>
-    <w:basedOn w:val="269"/>
+    <w:basedOn w:val="1390"/>
     <w:uiPriority w:val="99"/>
     <w:pPr>
       <w:pBdr/>
@@ -64286,9 +64648,9 @@
       </w:tcPr>
     </w:tblStylePr>
   </w:style>
-  <w:style w:type="table" w:styleId="392">
+  <w:style w:type="table" w:styleId="1513">
     <w:name w:val="Bordered - Accent 3"/>
-    <w:basedOn w:val="269"/>
+    <w:basedOn w:val="1390"/>
     <w:uiPriority w:val="99"/>
     <w:pPr>
       <w:pBdr/>
@@ -64517,9 +64879,9 @@
       </w:tcPr>
     </w:tblStylePr>
   </w:style>
-  <w:style w:type="table" w:styleId="393">
+  <w:style w:type="table" w:styleId="1514">
     <w:name w:val="Bordered - Accent 4"/>
-    <w:basedOn w:val="269"/>
+    <w:basedOn w:val="1390"/>
     <w:uiPriority w:val="99"/>
     <w:pPr>
       <w:pBdr/>
@@ -64748,9 +65110,9 @@
       </w:tcPr>
     </w:tblStylePr>
   </w:style>
-  <w:style w:type="table" w:styleId="394">
+  <w:style w:type="table" w:styleId="1515">
     <w:name w:val="Bordered - Accent 5"/>
-    <w:basedOn w:val="269"/>
+    <w:basedOn w:val="1390"/>
     <w:uiPriority w:val="99"/>
     <w:pPr>
       <w:pBdr/>
@@ -64979,9 +65341,9 @@
       </w:tcPr>
     </w:tblStylePr>
   </w:style>
-  <w:style w:type="table" w:styleId="395">
+  <w:style w:type="table" w:styleId="1516">
     <w:name w:val="Bordered - Accent 6"/>
-    <w:basedOn w:val="269"/>
+    <w:basedOn w:val="1390"/>
     <w:uiPriority w:val="99"/>
     <w:pPr>
       <w:pBdr/>
@@ -65210,7 +65572,7 @@
       </w:tcPr>
     </w:tblStylePr>
   </w:style>
-  <w:style w:type="paragraph" w:styleId="396" w:default="1">
+  <w:style w:type="paragraph" w:styleId="1517" w:default="1">
     <w:name w:val="Normal"/>
     <w:qFormat/>
     <w:pPr>
@@ -65219,11 +65581,11 @@
       <w:ind/>
     </w:pPr>
   </w:style>
-  <w:style w:type="paragraph" w:styleId="397">
+  <w:style w:type="paragraph" w:styleId="1518">
     <w:name w:val="Heading 1"/>
-    <w:basedOn w:val="396"/>
-    <w:next w:val="396"/>
-    <w:link w:val="408"/>
+    <w:basedOn w:val="1517"/>
+    <w:next w:val="1517"/>
+    <w:link w:val="1529"/>
     <w:uiPriority w:val="9"/>
     <w:qFormat/>
     <w:pPr>
@@ -65241,11 +65603,11 @@
       <w:szCs w:val="40"/>
     </w:rPr>
   </w:style>
-  <w:style w:type="paragraph" w:styleId="398">
+  <w:style w:type="paragraph" w:styleId="1519">
     <w:name w:val="Heading 2"/>
-    <w:basedOn w:val="396"/>
-    <w:next w:val="396"/>
-    <w:link w:val="409"/>
+    <w:basedOn w:val="1517"/>
+    <w:next w:val="1517"/>
+    <w:link w:val="1530"/>
     <w:uiPriority w:val="9"/>
     <w:unhideWhenUsed/>
     <w:qFormat/>
@@ -65264,11 +65626,11 @@
       <w:szCs w:val="32"/>
     </w:rPr>
   </w:style>
-  <w:style w:type="paragraph" w:styleId="399">
+  <w:style w:type="paragraph" w:styleId="1520">
     <w:name w:val="Heading 3"/>
-    <w:basedOn w:val="396"/>
-    <w:next w:val="396"/>
-    <w:link w:val="410"/>
+    <w:basedOn w:val="1517"/>
+    <w:next w:val="1517"/>
+    <w:link w:val="1531"/>
     <w:uiPriority w:val="9"/>
     <w:unhideWhenUsed/>
     <w:qFormat/>
@@ -65287,11 +65649,11 @@
       <w:szCs w:val="28"/>
     </w:rPr>
   </w:style>
-  <w:style w:type="paragraph" w:styleId="400">
+  <w:style w:type="paragraph" w:styleId="1521">
     <w:name w:val="Heading 4"/>
-    <w:basedOn w:val="396"/>
-    <w:next w:val="396"/>
-    <w:link w:val="411"/>
+    <w:basedOn w:val="1517"/>
+    <w:next w:val="1517"/>
+    <w:link w:val="1532"/>
     <w:uiPriority w:val="9"/>
     <w:unhideWhenUsed/>
     <w:qFormat/>
@@ -65310,11 +65672,11 @@
       <w:color w:val="0f4761" w:themeColor="accent1" w:themeShade="BF"/>
     </w:rPr>
   </w:style>
-  <w:style w:type="paragraph" w:styleId="401">
+  <w:style w:type="paragraph" w:styleId="1522">
     <w:name w:val="Heading 5"/>
-    <w:basedOn w:val="396"/>
-    <w:next w:val="396"/>
-    <w:link w:val="412"/>
+    <w:basedOn w:val="1517"/>
+    <w:next w:val="1517"/>
+    <w:link w:val="1533"/>
     <w:uiPriority w:val="9"/>
     <w:unhideWhenUsed/>
     <w:qFormat/>
@@ -65331,11 +65693,11 @@
       <w:color w:val="0f4761" w:themeColor="accent1" w:themeShade="BF"/>
     </w:rPr>
   </w:style>
-  <w:style w:type="paragraph" w:styleId="402">
+  <w:style w:type="paragraph" w:styleId="1523">
     <w:name w:val="Heading 6"/>
-    <w:basedOn w:val="396"/>
-    <w:next w:val="396"/>
-    <w:link w:val="413"/>
+    <w:basedOn w:val="1517"/>
+    <w:next w:val="1517"/>
+    <w:link w:val="1534"/>
     <w:uiPriority w:val="9"/>
     <w:unhideWhenUsed/>
     <w:qFormat/>
@@ -65354,11 +65716,11 @@
       <w:color w:val="595959" w:themeColor="text1" w:themeTint="A6"/>
     </w:rPr>
   </w:style>
-  <w:style w:type="paragraph" w:styleId="403">
+  <w:style w:type="paragraph" w:styleId="1524">
     <w:name w:val="Heading 7"/>
-    <w:basedOn w:val="396"/>
-    <w:next w:val="396"/>
-    <w:link w:val="414"/>
+    <w:basedOn w:val="1517"/>
+    <w:next w:val="1517"/>
+    <w:link w:val="1535"/>
     <w:uiPriority w:val="9"/>
     <w:unhideWhenUsed/>
     <w:qFormat/>
@@ -65375,11 +65737,11 @@
       <w:color w:val="595959" w:themeColor="text1" w:themeTint="A6"/>
     </w:rPr>
   </w:style>
-  <w:style w:type="paragraph" w:styleId="404">
+  <w:style w:type="paragraph" w:styleId="1525">
     <w:name w:val="Heading 8"/>
-    <w:basedOn w:val="396"/>
-    <w:next w:val="396"/>
-    <w:link w:val="415"/>
+    <w:basedOn w:val="1517"/>
+    <w:next w:val="1517"/>
+    <w:link w:val="1536"/>
     <w:uiPriority w:val="9"/>
     <w:unhideWhenUsed/>
     <w:qFormat/>
@@ -65398,11 +65760,11 @@
       <w:color w:val="272727" w:themeColor="text1" w:themeTint="D8"/>
     </w:rPr>
   </w:style>
-  <w:style w:type="paragraph" w:styleId="405">
+  <w:style w:type="paragraph" w:styleId="1526">
     <w:name w:val="Heading 9"/>
-    <w:basedOn w:val="396"/>
-    <w:next w:val="396"/>
-    <w:link w:val="416"/>
+    <w:basedOn w:val="1517"/>
+    <w:next w:val="1517"/>
+    <w:link w:val="1537"/>
     <w:uiPriority w:val="9"/>
     <w:unhideWhenUsed/>
     <w:qFormat/>
@@ -65421,7 +65783,7 @@
       <w:color w:val="272727" w:themeColor="text1" w:themeTint="D8"/>
     </w:rPr>
   </w:style>
-  <w:style w:type="character" w:styleId="406" w:default="1">
+  <w:style w:type="character" w:styleId="1527" w:default="1">
     <w:name w:val="Default Paragraph Font"/>
     <w:uiPriority w:val="1"/>
     <w:semiHidden/>
@@ -65432,7 +65794,7 @@
       <w:ind/>
     </w:pPr>
   </w:style>
-  <w:style w:type="numbering" w:styleId="407" w:default="1">
+  <w:style w:type="numbering" w:styleId="1528" w:default="1">
     <w:name w:val="No List"/>
     <w:uiPriority w:val="99"/>
     <w:semiHidden/>
@@ -65443,10 +65805,10 @@
       <w:ind/>
     </w:pPr>
   </w:style>
-  <w:style w:type="character" w:styleId="408">
+  <w:style w:type="character" w:styleId="1529">
     <w:name w:val="Heading 1 Char"/>
-    <w:basedOn w:val="406"/>
-    <w:link w:val="397"/>
+    <w:basedOn w:val="1527"/>
+    <w:link w:val="1518"/>
     <w:uiPriority w:val="9"/>
     <w:pPr>
       <w:pBdr/>
@@ -65460,10 +65822,10 @@
       <w:szCs w:val="40"/>
     </w:rPr>
   </w:style>
-  <w:style w:type="character" w:styleId="409">
+  <w:style w:type="character" w:styleId="1530">
     <w:name w:val="Heading 2 Char"/>
-    <w:basedOn w:val="406"/>
-    <w:link w:val="398"/>
+    <w:basedOn w:val="1527"/>
+    <w:link w:val="1519"/>
     <w:uiPriority w:val="9"/>
     <w:pPr>
       <w:pBdr/>
@@ -65477,10 +65839,10 @@
       <w:szCs w:val="32"/>
     </w:rPr>
   </w:style>
-  <w:style w:type="character" w:styleId="410">
+  <w:style w:type="character" w:styleId="1531">
     <w:name w:val="Heading 3 Char"/>
-    <w:basedOn w:val="406"/>
-    <w:link w:val="399"/>
+    <w:basedOn w:val="1527"/>
+    <w:link w:val="1520"/>
     <w:uiPriority w:val="9"/>
     <w:pPr>
       <w:pBdr/>
@@ -65494,10 +65856,10 @@
       <w:szCs w:val="28"/>
     </w:rPr>
   </w:style>
-  <w:style w:type="character" w:styleId="411">
+  <w:style w:type="character" w:styleId="1532">
     <w:name w:val="Heading 4 Char"/>
-    <w:basedOn w:val="406"/>
-    <w:link w:val="400"/>
+    <w:basedOn w:val="1527"/>
+    <w:link w:val="1521"/>
     <w:uiPriority w:val="9"/>
     <w:pPr>
       <w:pBdr/>
@@ -65511,10 +65873,10 @@
       <w:color w:val="0f4761" w:themeColor="accent1" w:themeShade="BF"/>
     </w:rPr>
   </w:style>
-  <w:style w:type="character" w:styleId="412">
+  <w:style w:type="character" w:styleId="1533">
     <w:name w:val="Heading 5 Char"/>
-    <w:basedOn w:val="406"/>
-    <w:link w:val="401"/>
+    <w:basedOn w:val="1527"/>
+    <w:link w:val="1522"/>
     <w:uiPriority w:val="9"/>
     <w:pPr>
       <w:pBdr/>
@@ -65526,10 +65888,10 @@
       <w:color w:val="0f4761" w:themeColor="accent1" w:themeShade="BF"/>
     </w:rPr>
   </w:style>
-  <w:style w:type="character" w:styleId="413">
+  <w:style w:type="character" w:styleId="1534">
     <w:name w:val="Heading 6 Char"/>
-    <w:basedOn w:val="406"/>
-    <w:link w:val="402"/>
+    <w:basedOn w:val="1527"/>
+    <w:link w:val="1523"/>
     <w:uiPriority w:val="9"/>
     <w:pPr>
       <w:pBdr/>
@@ -65543,10 +65905,10 @@
       <w:color w:val="595959" w:themeColor="text1" w:themeTint="A6"/>
     </w:rPr>
   </w:style>
-  <w:style w:type="character" w:styleId="414">
+  <w:style w:type="character" w:styleId="1535">
     <w:name w:val="Heading 7 Char"/>
-    <w:basedOn w:val="406"/>
-    <w:link w:val="403"/>
+    <w:basedOn w:val="1527"/>
+    <w:link w:val="1524"/>
     <w:uiPriority w:val="9"/>
     <w:pPr>
       <w:pBdr/>
@@ -65558,10 +65920,10 @@
       <w:color w:val="595959" w:themeColor="text1" w:themeTint="A6"/>
     </w:rPr>
   </w:style>
-  <w:style w:type="character" w:styleId="415">
+  <w:style w:type="character" w:styleId="1536">
     <w:name w:val="Heading 8 Char"/>
-    <w:basedOn w:val="406"/>
-    <w:link w:val="404"/>
+    <w:basedOn w:val="1527"/>
+    <w:link w:val="1525"/>
     <w:uiPriority w:val="9"/>
     <w:pPr>
       <w:pBdr/>
@@ -65575,10 +65937,10 @@
       <w:color w:val="272727" w:themeColor="text1" w:themeTint="D8"/>
     </w:rPr>
   </w:style>
-  <w:style w:type="character" w:styleId="416">
+  <w:style w:type="character" w:styleId="1537">
     <w:name w:val="Heading 9 Char"/>
-    <w:basedOn w:val="406"/>
-    <w:link w:val="405"/>
+    <w:basedOn w:val="1527"/>
+    <w:link w:val="1526"/>
     <w:uiPriority w:val="9"/>
     <w:pPr>
       <w:pBdr/>
@@ -65592,11 +65954,11 @@
       <w:color w:val="272727" w:themeColor="text1" w:themeTint="D8"/>
     </w:rPr>
   </w:style>
-  <w:style w:type="paragraph" w:styleId="417">
+  <w:style w:type="paragraph" w:styleId="1538">
     <w:name w:val="Title"/>
-    <w:basedOn w:val="396"/>
-    <w:next w:val="396"/>
-    <w:link w:val="418"/>
+    <w:basedOn w:val="1517"/>
+    <w:next w:val="1517"/>
+    <w:link w:val="1539"/>
     <w:uiPriority w:val="10"/>
     <w:qFormat/>
     <w:pPr>
@@ -65612,10 +65974,10 @@
       <w:szCs w:val="56"/>
     </w:rPr>
   </w:style>
-  <w:style w:type="character" w:styleId="418">
+  <w:style w:type="character" w:styleId="1539">
     <w:name w:val="Title Char"/>
-    <w:basedOn w:val="406"/>
-    <w:link w:val="417"/>
+    <w:basedOn w:val="1527"/>
+    <w:link w:val="1538"/>
     <w:uiPriority w:val="10"/>
     <w:pPr>
       <w:pBdr/>
@@ -65629,11 +65991,11 @@
       <w:szCs w:val="56"/>
     </w:rPr>
   </w:style>
-  <w:style w:type="paragraph" w:styleId="419">
+  <w:style w:type="paragraph" w:styleId="1540">
     <w:name w:val="Subtitle"/>
-    <w:basedOn w:val="396"/>
-    <w:next w:val="396"/>
-    <w:link w:val="420"/>
+    <w:basedOn w:val="1517"/>
+    <w:next w:val="1517"/>
+    <w:link w:val="1541"/>
     <w:uiPriority w:val="11"/>
     <w:qFormat/>
     <w:pPr>
@@ -65651,10 +66013,10 @@
       <w:szCs w:val="28"/>
     </w:rPr>
   </w:style>
-  <w:style w:type="character" w:styleId="420">
+  <w:style w:type="character" w:styleId="1541">
     <w:name w:val="Subtitle Char"/>
-    <w:basedOn w:val="406"/>
-    <w:link w:val="419"/>
+    <w:basedOn w:val="1527"/>
+    <w:link w:val="1540"/>
     <w:uiPriority w:val="11"/>
     <w:pPr>
       <w:pBdr/>
@@ -65668,11 +66030,11 @@
       <w:szCs w:val="28"/>
     </w:rPr>
   </w:style>
-  <w:style w:type="paragraph" w:styleId="421">
+  <w:style w:type="paragraph" w:styleId="1542">
     <w:name w:val="Quote"/>
-    <w:basedOn w:val="396"/>
-    <w:next w:val="396"/>
-    <w:link w:val="422"/>
+    <w:basedOn w:val="1517"/>
+    <w:next w:val="1517"/>
+    <w:link w:val="1543"/>
     <w:uiPriority w:val="29"/>
     <w:qFormat/>
     <w:pPr>
@@ -65687,10 +66049,10 @@
       <w:color w:val="404040" w:themeColor="text1" w:themeTint="BF"/>
     </w:rPr>
   </w:style>
-  <w:style w:type="character" w:styleId="422">
+  <w:style w:type="character" w:styleId="1543">
     <w:name w:val="Quote Char"/>
-    <w:basedOn w:val="406"/>
-    <w:link w:val="421"/>
+    <w:basedOn w:val="1527"/>
+    <w:link w:val="1542"/>
     <w:uiPriority w:val="29"/>
     <w:pPr>
       <w:pBdr/>
@@ -65703,9 +66065,9 @@
       <w:color w:val="404040" w:themeColor="text1" w:themeTint="BF"/>
     </w:rPr>
   </w:style>
-  <w:style w:type="paragraph" w:styleId="423">
+  <w:style w:type="paragraph" w:styleId="1544">
     <w:name w:val="List Paragraph"/>
-    <w:basedOn w:val="396"/>
+    <w:basedOn w:val="1517"/>
     <w:uiPriority w:val="34"/>
     <w:qFormat/>
     <w:pPr>
@@ -65715,9 +66077,9 @@
       <w:contextualSpacing w:val="true"/>
     </w:pPr>
   </w:style>
-  <w:style w:type="character" w:styleId="424">
+  <w:style w:type="character" w:styleId="1545">
     <w:name w:val="Intense Emphasis"/>
-    <w:basedOn w:val="406"/>
+    <w:basedOn w:val="1527"/>
     <w:uiPriority w:val="21"/>
     <w:qFormat/>
     <w:pPr>
@@ -65731,11 +66093,11 @@
       <w:color w:val="0f4761" w:themeColor="accent1" w:themeShade="BF"/>
     </w:rPr>
   </w:style>
-  <w:style w:type="paragraph" w:styleId="425">
+  <w:style w:type="paragraph" w:styleId="1546">
     <w:name w:val="Intense Quote"/>
-    <w:basedOn w:val="396"/>
-    <w:next w:val="396"/>
-    <w:link w:val="426"/>
+    <w:basedOn w:val="1517"/>
+    <w:next w:val="1517"/>
+    <w:link w:val="1547"/>
     <w:uiPriority w:val="30"/>
     <w:qFormat/>
     <w:pPr>
@@ -65753,10 +66115,10 @@
       <w:color w:val="0f4761" w:themeColor="accent1" w:themeShade="BF"/>
     </w:rPr>
   </w:style>
-  <w:style w:type="character" w:styleId="426">
+  <w:style w:type="character" w:styleId="1547">
     <w:name w:val="Intense Quote Char"/>
-    <w:basedOn w:val="406"/>
-    <w:link w:val="425"/>
+    <w:basedOn w:val="1527"/>
+    <w:link w:val="1546"/>
     <w:uiPriority w:val="30"/>
     <w:pPr>
       <w:pBdr/>
@@ -65769,9 +66131,9 @@
       <w:color w:val="0f4761" w:themeColor="accent1" w:themeShade="BF"/>
     </w:rPr>
   </w:style>
-  <w:style w:type="character" w:styleId="427">
+  <w:style w:type="character" w:styleId="1548">
     <w:name w:val="Intense Reference"/>
-    <w:basedOn w:val="406"/>
+    <w:basedOn w:val="1527"/>
     <w:uiPriority w:val="32"/>
     <w:qFormat/>
     <w:pPr>
@@ -65787,9 +66149,9 @@
       <w:spacing w:val="5"/>
     </w:rPr>
   </w:style>
-  <w:style w:type="paragraph" w:styleId="428">
+  <w:style w:type="paragraph" w:styleId="1549">
     <w:name w:val="No Spacing"/>
-    <w:basedOn w:val="396"/>
+    <w:basedOn w:val="1517"/>
     <w:uiPriority w:val="1"/>
     <w:qFormat/>
     <w:pPr>
@@ -65798,9 +66160,9 @@
       <w:ind/>
     </w:pPr>
   </w:style>
-  <w:style w:type="character" w:styleId="429">
+  <w:style w:type="character" w:styleId="1550">
     <w:name w:val="Subtle Emphasis"/>
-    <w:basedOn w:val="406"/>
+    <w:basedOn w:val="1527"/>
     <w:uiPriority w:val="19"/>
     <w:qFormat/>
     <w:pPr>
@@ -65814,9 +66176,9 @@
       <w:color w:val="404040" w:themeColor="text1" w:themeTint="BF"/>
     </w:rPr>
   </w:style>
-  <w:style w:type="character" w:styleId="430">
+  <w:style w:type="character" w:styleId="1551">
     <w:name w:val="Emphasis"/>
-    <w:basedOn w:val="406"/>
+    <w:basedOn w:val="1527"/>
     <w:uiPriority w:val="20"/>
     <w:qFormat/>
     <w:pPr>
@@ -65829,9 +66191,9 @@
       <w:iCs/>
     </w:rPr>
   </w:style>
-  <w:style w:type="character" w:styleId="431">
+  <w:style w:type="character" w:styleId="1552">
     <w:name w:val="Strong"/>
-    <w:basedOn w:val="406"/>
+    <w:basedOn w:val="1527"/>
     <w:uiPriority w:val="22"/>
     <w:qFormat/>
     <w:pPr>
@@ -65844,9 +66206,9 @@
       <w:bCs/>
     </w:rPr>
   </w:style>
-  <w:style w:type="character" w:styleId="432">
+  <w:style w:type="character" w:styleId="1553">
     <w:name w:val="Subtle Reference"/>
-    <w:basedOn w:val="406"/>
+    <w:basedOn w:val="1527"/>
     <w:uiPriority w:val="31"/>
     <w:qFormat/>
     <w:pPr>
@@ -65859,9 +66221,9 @@
       <w:color w:val="5a5a5a" w:themeColor="text1" w:themeTint="A5"/>
     </w:rPr>
   </w:style>
-  <w:style w:type="character" w:styleId="433">
+  <w:style w:type="character" w:styleId="1554">
     <w:name w:val="Book Title"/>
-    <w:basedOn w:val="406"/>
+    <w:basedOn w:val="1527"/>
     <w:uiPriority w:val="33"/>
     <w:qFormat/>
     <w:pPr>
@@ -65877,10 +66239,10 @@
       <w:spacing w:val="5"/>
     </w:rPr>
   </w:style>
-  <w:style w:type="paragraph" w:styleId="434">
+  <w:style w:type="paragraph" w:styleId="1555">
     <w:name w:val="Header"/>
-    <w:basedOn w:val="396"/>
-    <w:link w:val="435"/>
+    <w:basedOn w:val="1517"/>
+    <w:link w:val="1556"/>
     <w:uiPriority w:val="99"/>
     <w:unhideWhenUsed/>
     <w:pPr>
@@ -65893,10 +66255,10 @@
       <w:ind/>
     </w:pPr>
   </w:style>
-  <w:style w:type="character" w:styleId="435">
+  <w:style w:type="character" w:styleId="1556">
     <w:name w:val="Header Char"/>
-    <w:basedOn w:val="406"/>
-    <w:link w:val="434"/>
+    <w:basedOn w:val="1527"/>
+    <w:link w:val="1555"/>
     <w:uiPriority w:val="99"/>
     <w:pPr>
       <w:pBdr/>
@@ -65904,10 +66266,10 @@
       <w:ind/>
     </w:pPr>
   </w:style>
-  <w:style w:type="paragraph" w:styleId="436">
+  <w:style w:type="paragraph" w:styleId="1557">
     <w:name w:val="Footer"/>
-    <w:basedOn w:val="396"/>
-    <w:link w:val="437"/>
+    <w:basedOn w:val="1517"/>
+    <w:link w:val="1558"/>
     <w:uiPriority w:val="99"/>
     <w:unhideWhenUsed/>
     <w:pPr>
@@ -65920,10 +66282,10 @@
       <w:ind/>
     </w:pPr>
   </w:style>
-  <w:style w:type="character" w:styleId="437">
+  <w:style w:type="character" w:styleId="1558">
     <w:name w:val="Footer Char"/>
-    <w:basedOn w:val="406"/>
-    <w:link w:val="436"/>
+    <w:basedOn w:val="1527"/>
+    <w:link w:val="1557"/>
     <w:uiPriority w:val="99"/>
     <w:pPr>
       <w:pBdr/>
@@ -65931,10 +66293,10 @@
       <w:ind/>
     </w:pPr>
   </w:style>
-  <w:style w:type="paragraph" w:styleId="438">
+  <w:style w:type="paragraph" w:styleId="1559">
     <w:name w:val="Caption"/>
-    <w:basedOn w:val="396"/>
-    <w:next w:val="396"/>
+    <w:basedOn w:val="1517"/>
+    <w:next w:val="1517"/>
     <w:uiPriority w:val="35"/>
     <w:unhideWhenUsed/>
     <w:qFormat/>
@@ -65951,10 +66313,10 @@
       <w:szCs w:val="18"/>
     </w:rPr>
   </w:style>
-  <w:style w:type="paragraph" w:styleId="439">
+  <w:style w:type="paragraph" w:styleId="1560">
     <w:name w:val="footnote text"/>
-    <w:basedOn w:val="396"/>
-    <w:link w:val="440"/>
+    <w:basedOn w:val="1517"/>
+    <w:link w:val="1561"/>
     <w:uiPriority w:val="99"/>
     <w:semiHidden/>
     <w:unhideWhenUsed/>
@@ -65968,10 +66330,10 @@
       <w:szCs w:val="20"/>
     </w:rPr>
   </w:style>
-  <w:style w:type="character" w:styleId="440">
+  <w:style w:type="character" w:styleId="1561">
     <w:name w:val="Footnote Text Char"/>
-    <w:basedOn w:val="406"/>
-    <w:link w:val="439"/>
+    <w:basedOn w:val="1527"/>
+    <w:link w:val="1560"/>
     <w:uiPriority w:val="99"/>
     <w:semiHidden/>
     <w:pPr>
@@ -65984,9 +66346,9 @@
       <w:szCs w:val="20"/>
     </w:rPr>
   </w:style>
-  <w:style w:type="character" w:styleId="441">
+  <w:style w:type="character" w:styleId="1562">
     <w:name w:val="footnote reference"/>
-    <w:basedOn w:val="406"/>
+    <w:basedOn w:val="1527"/>
     <w:uiPriority w:val="99"/>
     <w:semiHidden/>
     <w:unhideWhenUsed/>
@@ -65999,10 +66361,10 @@
       <w:vertAlign w:val="superscript"/>
     </w:rPr>
   </w:style>
-  <w:style w:type="paragraph" w:styleId="442">
+  <w:style w:type="paragraph" w:styleId="1563">
     <w:name w:val="endnote text"/>
-    <w:basedOn w:val="396"/>
-    <w:link w:val="443"/>
+    <w:basedOn w:val="1517"/>
+    <w:link w:val="1564"/>
     <w:uiPriority w:val="99"/>
     <w:semiHidden/>
     <w:unhideWhenUsed/>
@@ -66016,10 +66378,10 @@
       <w:szCs w:val="20"/>
     </w:rPr>
   </w:style>
-  <w:style w:type="character" w:styleId="443">
+  <w:style w:type="character" w:styleId="1564">
     <w:name w:val="Endnote Text Char"/>
-    <w:basedOn w:val="406"/>
-    <w:link w:val="442"/>
+    <w:basedOn w:val="1527"/>
+    <w:link w:val="1563"/>
     <w:uiPriority w:val="99"/>
     <w:semiHidden/>
     <w:pPr>
@@ -66032,9 +66394,9 @@
       <w:szCs w:val="20"/>
     </w:rPr>
   </w:style>
-  <w:style w:type="character" w:styleId="444">
+  <w:style w:type="character" w:styleId="1565">
     <w:name w:val="endnote reference"/>
-    <w:basedOn w:val="406"/>
+    <w:basedOn w:val="1527"/>
     <w:uiPriority w:val="99"/>
     <w:semiHidden/>
     <w:unhideWhenUsed/>
@@ -66047,9 +66409,9 @@
       <w:vertAlign w:val="superscript"/>
     </w:rPr>
   </w:style>
-  <w:style w:type="character" w:styleId="445">
+  <w:style w:type="character" w:styleId="1566">
     <w:name w:val="Hyperlink"/>
-    <w:basedOn w:val="406"/>
+    <w:basedOn w:val="1527"/>
     <w:uiPriority w:val="99"/>
     <w:unhideWhenUsed/>
     <w:pPr>
@@ -66062,9 +66424,9 @@
       <w:u w:val="single"/>
     </w:rPr>
   </w:style>
-  <w:style w:type="character" w:styleId="446">
+  <w:style w:type="character" w:styleId="1567">
     <w:name w:val="FollowedHyperlink"/>
-    <w:basedOn w:val="406"/>
+    <w:basedOn w:val="1527"/>
     <w:uiPriority w:val="99"/>
     <w:semiHidden/>
     <w:unhideWhenUsed/>
@@ -66078,10 +66440,10 @@
       <w:u w:val="single"/>
     </w:rPr>
   </w:style>
-  <w:style w:type="paragraph" w:styleId="447">
+  <w:style w:type="paragraph" w:styleId="1568">
     <w:name w:val="toc 1"/>
-    <w:basedOn w:val="396"/>
-    <w:next w:val="396"/>
+    <w:basedOn w:val="1517"/>
+    <w:next w:val="1517"/>
     <w:uiPriority w:val="39"/>
     <w:unhideWhenUsed/>
     <w:pPr>
@@ -66090,10 +66452,10 @@
       <w:ind/>
     </w:pPr>
   </w:style>
-  <w:style w:type="paragraph" w:styleId="448">
+  <w:style w:type="paragraph" w:styleId="1569">
     <w:name w:val="toc 2"/>
-    <w:basedOn w:val="396"/>
-    <w:next w:val="396"/>
+    <w:basedOn w:val="1517"/>
+    <w:next w:val="1517"/>
     <w:uiPriority w:val="39"/>
     <w:unhideWhenUsed/>
     <w:pPr>
@@ -66102,10 +66464,10 @@
       <w:ind w:left="220"/>
     </w:pPr>
   </w:style>
-  <w:style w:type="paragraph" w:styleId="449">
+  <w:style w:type="paragraph" w:styleId="1570">
     <w:name w:val="toc 3"/>
-    <w:basedOn w:val="396"/>
-    <w:next w:val="396"/>
+    <w:basedOn w:val="1517"/>
+    <w:next w:val="1517"/>
     <w:uiPriority w:val="39"/>
     <w:unhideWhenUsed/>
     <w:pPr>
@@ -66114,10 +66476,10 @@
       <w:ind w:left="440"/>
     </w:pPr>
   </w:style>
-  <w:style w:type="paragraph" w:styleId="450">
+  <w:style w:type="paragraph" w:styleId="1571">
     <w:name w:val="toc 4"/>
-    <w:basedOn w:val="396"/>
-    <w:next w:val="396"/>
+    <w:basedOn w:val="1517"/>
+    <w:next w:val="1517"/>
     <w:uiPriority w:val="39"/>
     <w:unhideWhenUsed/>
     <w:pPr>
@@ -66126,10 +66488,10 @@
       <w:ind w:left="660"/>
     </w:pPr>
   </w:style>
-  <w:style w:type="paragraph" w:styleId="451">
+  <w:style w:type="paragraph" w:styleId="1572">
     <w:name w:val="toc 5"/>
-    <w:basedOn w:val="396"/>
-    <w:next w:val="396"/>
+    <w:basedOn w:val="1517"/>
+    <w:next w:val="1517"/>
     <w:uiPriority w:val="39"/>
     <w:unhideWhenUsed/>
     <w:pPr>
@@ -66138,10 +66500,10 @@
       <w:ind w:left="880"/>
     </w:pPr>
   </w:style>
-  <w:style w:type="paragraph" w:styleId="452">
+  <w:style w:type="paragraph" w:styleId="1573">
     <w:name w:val="toc 6"/>
-    <w:basedOn w:val="396"/>
-    <w:next w:val="396"/>
+    <w:basedOn w:val="1517"/>
+    <w:next w:val="1517"/>
     <w:uiPriority w:val="39"/>
     <w:unhideWhenUsed/>
     <w:pPr>
@@ -66150,10 +66512,10 @@
       <w:ind w:left="1100"/>
     </w:pPr>
   </w:style>
-  <w:style w:type="paragraph" w:styleId="453">
+  <w:style w:type="paragraph" w:styleId="1574">
     <w:name w:val="toc 7"/>
-    <w:basedOn w:val="396"/>
-    <w:next w:val="396"/>
+    <w:basedOn w:val="1517"/>
+    <w:next w:val="1517"/>
     <w:uiPriority w:val="39"/>
     <w:unhideWhenUsed/>
     <w:pPr>
@@ -66162,10 +66524,10 @@
       <w:ind w:left="1320"/>
     </w:pPr>
   </w:style>
-  <w:style w:type="paragraph" w:styleId="454">
+  <w:style w:type="paragraph" w:styleId="1575">
     <w:name w:val="toc 8"/>
-    <w:basedOn w:val="396"/>
-    <w:next w:val="396"/>
+    <w:basedOn w:val="1517"/>
+    <w:next w:val="1517"/>
     <w:uiPriority w:val="39"/>
     <w:unhideWhenUsed/>
     <w:pPr>
@@ -66174,10 +66536,10 @@
       <w:ind w:left="1540"/>
     </w:pPr>
   </w:style>
-  <w:style w:type="paragraph" w:styleId="455">
+  <w:style w:type="paragraph" w:styleId="1576">
     <w:name w:val="toc 9"/>
-    <w:basedOn w:val="396"/>
-    <w:next w:val="396"/>
+    <w:basedOn w:val="1517"/>
+    <w:next w:val="1517"/>
     <w:uiPriority w:val="39"/>
     <w:unhideWhenUsed/>
     <w:pPr>
@@ -66186,9 +66548,9 @@
       <w:ind w:left="1760"/>
     </w:pPr>
   </w:style>
-  <w:style w:type="character" w:styleId="456">
+  <w:style w:type="character" w:styleId="1577">
     <w:name w:val="Placeholder Text"/>
-    <w:basedOn w:val="406"/>
+    <w:basedOn w:val="1527"/>
     <w:uiPriority w:val="99"/>
     <w:semiHidden/>
     <w:pPr>
@@ -66200,7 +66562,7 @@
       <w:color w:val="666666"/>
     </w:rPr>
   </w:style>
-  <w:style w:type="paragraph" w:styleId="466">
+  <w:style w:type="paragraph" w:styleId="1578">
     <w:name w:val="TOC Heading"/>
     <w:uiPriority w:val="39"/>
     <w:unhideWhenUsed/>
@@ -66210,10 +66572,10 @@
       <w:ind/>
     </w:pPr>
   </w:style>
-  <w:style w:type="paragraph" w:styleId="467">
+  <w:style w:type="paragraph" w:styleId="1579">
     <w:name w:val="table of figures"/>
-    <w:basedOn w:val="396"/>
-    <w:next w:val="396"/>
+    <w:basedOn w:val="1517"/>
+    <w:next w:val="1517"/>
     <w:uiPriority w:val="99"/>
     <w:unhideWhenUsed/>
     <w:pPr>

--- a/CR/Compte-Rendu PFE.docx
+++ b/CR/Compte-Rendu PFE.docx
@@ -29,7 +29,7 @@
       </w:r>
       <w:r>
         <w:rPr>
-          <w:rFonts w:ascii="Arial" w:hAnsi="Arial" w:eastAsia="Arial" w:cs="Arial"/>
+          <w:rFonts w:ascii="Arial" w:hAnsi="Arial" w:cs="Arial"/>
         </w:rPr>
       </w:r>
       <w:r>
@@ -60,7 +60,9 @@
       </w:r>
       <w:r>
         <w:rPr>
-          <w:rFonts w:ascii="Arial" w:hAnsi="Arial" w:eastAsia="Arial" w:cs="Arial"/>
+          <w:rFonts w:ascii="Arial" w:hAnsi="Arial" w:cs="Arial"/>
+          <w:u w:val="single"/>
+          <w14:ligatures w14:val="none"/>
         </w:rPr>
       </w:r>
       <w:r>
@@ -87,7 +89,7 @@
       </w:r>
       <w:r>
         <w:rPr>
-          <w:rFonts w:ascii="Arial" w:hAnsi="Arial" w:eastAsia="Arial" w:cs="Arial"/>
+          <w:rFonts w:ascii="Arial" w:hAnsi="Arial" w:cs="Arial"/>
         </w:rPr>
       </w:r>
       <w:r>
@@ -689,7 +691,7 @@
       </w:r>
       <w:r>
         <w:rPr>
-          <w:rFonts w:ascii="Arial" w:hAnsi="Arial" w:eastAsia="Arial" w:cs="Arial"/>
+          <w:rFonts w:ascii="Arial" w:hAnsi="Arial" w:cs="Arial"/>
         </w:rPr>
       </w:r>
       <w:r>
@@ -783,17 +785,17 @@
           <w:rFonts w:ascii="Arial" w:hAnsi="Arial" w:cs="Arial"/>
         </w:rPr>
       </w:pPr>
-      <w:r>
-        <w:rPr>
-          <w:rFonts w:ascii="Arial" w:hAnsi="Arial" w:eastAsia="Arial" w:cs="Arial"/>
-        </w:rPr>
-      </w:r>
+      <w:r/>
+      <w:bookmarkStart w:id="11" w:name="_Toc11"/>
       <w:r>
         <w:rPr>
           <w:rFonts w:ascii="Arial" w:hAnsi="Arial" w:eastAsia="Arial" w:cs="Arial"/>
         </w:rPr>
         <w:t xml:space="preserve">Sommaire : </w:t>
       </w:r>
+      <w:r/>
+      <w:bookmarkEnd w:id="11"/>
+      <w:r/>
       <w:r>
         <w:rPr>
           <w:rFonts w:ascii="Arial" w:hAnsi="Arial" w:cs="Arial"/>
@@ -826,8 +828,7 @@
             <w:spacing/>
             <w:ind/>
             <w:rPr>
-              <w:rFonts w:ascii="Arial" w:hAnsi="Arial" w:eastAsia="Arial" w:cs="Arial"/>
-              <w:highlight w:val="none"/>
+              <w:rFonts w:ascii="Arial" w:hAnsi="Arial" w:cs="Arial"/>
             </w:rPr>
           </w:pPr>
           <w:r>
@@ -851,7 +852,7 @@
               <w:highlight w:val="none"/>
             </w:rPr>
           </w:r>
-          <w:hyperlink w:tooltip="#_Toc1" w:anchor="_Toc1" w:history="1">
+          <w:hyperlink w:tooltip="#_Toc11" w:anchor="_Toc11" w:history="1">
             <w:r>
               <w:rPr>
                 <w:rStyle w:val="877"/>
@@ -862,12 +863,12 @@
                 <w:rStyle w:val="877"/>
                 <w:rFonts w:ascii="Arial" w:hAnsi="Arial" w:eastAsia="Arial" w:cs="Arial"/>
               </w:rPr>
-              <w:t xml:space="preserve">Intro :</w:t>
+              <w:t xml:space="preserve">Sommaire : </w:t>
             </w:r>
             <w:r>
               <w:rPr>
                 <w:rStyle w:val="877"/>
-                <w:rFonts w:ascii="Arial" w:hAnsi="Arial" w:eastAsia="Arial" w:cs="Arial"/>
+                <w:rFonts w:ascii="Arial" w:hAnsi="Arial" w:cs="Arial"/>
               </w:rPr>
             </w:r>
             <w:r>
@@ -875,18 +876,113 @@
             </w:r>
             <w:r>
               <w:fldChar w:fldCharType="begin"/>
-              <w:instrText xml:space="preserve">PAGEREF _Toc1 \h</w:instrText>
+              <w:instrText xml:space="preserve">PAGEREF _Toc11 \h</w:instrText>
+              <w:fldChar w:fldCharType="separate"/>
+              <w:t xml:space="preserve">2</w:t>
+              <w:fldChar w:fldCharType="end"/>
+            </w:r>
+          </w:hyperlink>
+          <w:r>
+            <w:rPr>
+              <w:rFonts w:ascii="Arial" w:hAnsi="Arial" w:cs="Arial"/>
+            </w:rPr>
+          </w:r>
+        </w:p>
+        <w:p>
+          <w:pPr>
+            <w:pStyle w:val="879"/>
+            <w:pBdr/>
+            <w:tabs>
+              <w:tab w:val="right" w:leader="dot" w:pos="9072"/>
+            </w:tabs>
+            <w:spacing/>
+            <w:ind/>
+            <w:rPr>
+              <w:rFonts w:ascii="Arial" w:hAnsi="Arial" w:cs="Arial"/>
+            </w:rPr>
+          </w:pPr>
+          <w:hyperlink w:tooltip="#_Toc12" w:anchor="_Toc12" w:history="1">
+            <w:r>
+              <w:rPr>
+                <w:rStyle w:val="877"/>
+              </w:rPr>
+            </w:r>
+            <w:r>
+              <w:rPr>
+                <w:rStyle w:val="877"/>
+                <w:rFonts w:ascii="Arial" w:hAnsi="Arial" w:eastAsia="Arial" w:cs="Arial"/>
+                <w:highlight w:val="none"/>
+              </w:rPr>
+              <w:t xml:space="preserve">Table des figures :</w:t>
+            </w:r>
+            <w:r>
+              <w:rPr>
+                <w:rStyle w:val="877"/>
+                <w:rFonts w:ascii="Arial" w:hAnsi="Arial" w:cs="Arial"/>
+              </w:rPr>
+            </w:r>
+            <w:r>
+              <w:tab/>
+            </w:r>
+            <w:r>
+              <w:fldChar w:fldCharType="begin"/>
+              <w:instrText xml:space="preserve">PAGEREF _Toc12 \h</w:instrText>
+              <w:fldChar w:fldCharType="separate"/>
+              <w:t xml:space="preserve">2</w:t>
+              <w:fldChar w:fldCharType="end"/>
+            </w:r>
+          </w:hyperlink>
+          <w:r>
+            <w:rPr>
+              <w:rFonts w:ascii="Arial" w:hAnsi="Arial" w:cs="Arial"/>
+            </w:rPr>
+          </w:r>
+        </w:p>
+        <w:p>
+          <w:pPr>
+            <w:pStyle w:val="879"/>
+            <w:pBdr/>
+            <w:tabs>
+              <w:tab w:val="right" w:leader="dot" w:pos="9072"/>
+            </w:tabs>
+            <w:spacing/>
+            <w:ind/>
+            <w:rPr>
+              <w:rFonts w:ascii="Arial" w:hAnsi="Arial" w:eastAsia="Arial" w:cs="Arial"/>
+              <w:highlight w:val="none"/>
+            </w:rPr>
+          </w:pPr>
+          <w:hyperlink w:tooltip="#_Toc13" w:anchor="_Toc13" w:history="1">
+            <w:r>
+              <w:rPr>
+                <w:rStyle w:val="877"/>
+              </w:rPr>
+            </w:r>
+            <w:r>
+              <w:rPr>
+                <w:rStyle w:val="877"/>
+                <w:rFonts w:ascii="Arial" w:hAnsi="Arial" w:eastAsia="Arial" w:cs="Arial"/>
+              </w:rPr>
+              <w:t xml:space="preserve">Introduction au Projet :</w:t>
+            </w:r>
+            <w:r>
+              <w:rPr>
+                <w:rStyle w:val="877"/>
+                <w:rFonts w:ascii="Arial" w:hAnsi="Arial" w:eastAsia="Arial" w:cs="Arial"/>
+                <w:highlight w:val="none"/>
+              </w:rPr>
+            </w:r>
+            <w:r>
+              <w:tab/>
+            </w:r>
+            <w:r>
+              <w:fldChar w:fldCharType="begin"/>
+              <w:instrText xml:space="preserve">PAGEREF _Toc13 \h</w:instrText>
               <w:fldChar w:fldCharType="separate"/>
               <w:t xml:space="preserve">3</w:t>
               <w:fldChar w:fldCharType="end"/>
             </w:r>
           </w:hyperlink>
-          <w:r>
-            <w:rPr>
-              <w:rFonts w:ascii="Arial" w:hAnsi="Arial" w:eastAsia="Arial" w:cs="Arial"/>
-              <w:highlight w:val="none"/>
-            </w:rPr>
-          </w:r>
           <w:r>
             <w:rPr>
               <w:rFonts w:ascii="Arial" w:hAnsi="Arial" w:eastAsia="Arial" w:cs="Arial"/>
@@ -908,8 +1004,7 @@
               <w:highlight w:val="none"/>
             </w:rPr>
           </w:pPr>
-          <w:r/>
-          <w:hyperlink w:tooltip="#_Toc2" w:anchor="_Toc2" w:history="1">
+          <w:hyperlink w:tooltip="#_Toc14" w:anchor="_Toc14" w:history="1">
             <w:r>
               <w:rPr>
                 <w:rStyle w:val="877"/>
@@ -920,12 +1015,12 @@
                 <w:rStyle w:val="877"/>
                 <w:rFonts w:ascii="Arial" w:hAnsi="Arial" w:eastAsia="Arial" w:cs="Arial"/>
               </w:rPr>
-              <w:t xml:space="preserve">Présentation du projet en détail</w:t>
+              <w:t xml:space="preserve">Gestion du projet :</w:t>
             </w:r>
             <w:r>
               <w:rPr>
                 <w:rStyle w:val="877"/>
-                <w:rFonts w:ascii="Arial" w:hAnsi="Arial" w:eastAsia="Arial" w:cs="Arial"/>
+                <w:rFonts w:ascii="Arial" w:hAnsi="Arial" w:cs="Arial"/>
                 <w:highlight w:val="none"/>
               </w:rPr>
             </w:r>
@@ -934,18 +1029,12 @@
             </w:r>
             <w:r>
               <w:fldChar w:fldCharType="begin"/>
-              <w:instrText xml:space="preserve">PAGEREF _Toc2 \h</w:instrText>
+              <w:instrText xml:space="preserve">PAGEREF _Toc14 \h</w:instrText>
               <w:fldChar w:fldCharType="separate"/>
               <w:t xml:space="preserve">3</w:t>
               <w:fldChar w:fldCharType="end"/>
             </w:r>
           </w:hyperlink>
-          <w:r>
-            <w:rPr>
-              <w:rFonts w:ascii="Arial" w:hAnsi="Arial" w:cs="Arial"/>
-              <w:highlight w:val="none"/>
-            </w:rPr>
-          </w:r>
           <w:r>
             <w:rPr>
               <w:rFonts w:ascii="Arial" w:hAnsi="Arial" w:cs="Arial"/>
@@ -966,8 +1055,7 @@
               <w:rFonts w:ascii="Arial" w:hAnsi="Arial" w:cs="Arial"/>
             </w:rPr>
           </w:pPr>
-          <w:r/>
-          <w:hyperlink w:tooltip="#_Toc3" w:anchor="_Toc3" w:history="1">
+          <w:hyperlink w:tooltip="#_Toc15" w:anchor="_Toc15" w:history="1">
             <w:r>
               <w:rPr>
                 <w:rStyle w:val="877"/>
@@ -978,12 +1066,12 @@
                 <w:rStyle w:val="877"/>
                 <w:rFonts w:ascii="Arial" w:hAnsi="Arial" w:eastAsia="Arial" w:cs="Arial"/>
               </w:rPr>
-              <w:t xml:space="preserve">Déroulement du projet :</w:t>
+              <w:t xml:space="preserve">Description du système:</w:t>
             </w:r>
             <w:r>
               <w:rPr>
                 <w:rStyle w:val="877"/>
-                <w:rFonts w:ascii="Arial" w:hAnsi="Arial" w:eastAsia="Arial" w:cs="Arial"/>
+                <w:rFonts w:ascii="Arial" w:hAnsi="Arial" w:cs="Arial"/>
               </w:rPr>
             </w:r>
             <w:r>
@@ -991,17 +1079,12 @@
             </w:r>
             <w:r>
               <w:fldChar w:fldCharType="begin"/>
-              <w:instrText xml:space="preserve">PAGEREF _Toc3 \h</w:instrText>
+              <w:instrText xml:space="preserve">PAGEREF _Toc15 \h</w:instrText>
               <w:fldChar w:fldCharType="separate"/>
-              <w:t xml:space="preserve">3</w:t>
+              <w:t xml:space="preserve">4</w:t>
               <w:fldChar w:fldCharType="end"/>
             </w:r>
           </w:hyperlink>
-          <w:r>
-            <w:rPr>
-              <w:rFonts w:ascii="Arial" w:hAnsi="Arial" w:cs="Arial"/>
-            </w:rPr>
-          </w:r>
           <w:r>
             <w:rPr>
               <w:rFonts w:ascii="Arial" w:hAnsi="Arial" w:cs="Arial"/>
@@ -1021,8 +1104,7 @@
               <w:rFonts w:ascii="Arial" w:hAnsi="Arial" w:cs="Arial"/>
             </w:rPr>
           </w:pPr>
-          <w:r/>
-          <w:hyperlink w:tooltip="#_Toc4" w:anchor="_Toc4" w:history="1">
+          <w:hyperlink w:tooltip="#_Toc16" w:anchor="_Toc16" w:history="1">
             <w:r>
               <w:rPr>
                 <w:rStyle w:val="877"/>
@@ -1038,7 +1120,7 @@
             <w:r>
               <w:rPr>
                 <w:rStyle w:val="877"/>
-                <w:rFonts w:ascii="Arial" w:hAnsi="Arial" w:eastAsia="Arial" w:cs="Arial"/>
+                <w:rFonts w:ascii="Arial" w:hAnsi="Arial" w:cs="Arial"/>
               </w:rPr>
             </w:r>
             <w:r>
@@ -1046,17 +1128,12 @@
             </w:r>
             <w:r>
               <w:fldChar w:fldCharType="begin"/>
-              <w:instrText xml:space="preserve">PAGEREF _Toc4 \h</w:instrText>
+              <w:instrText xml:space="preserve">PAGEREF _Toc16 \h</w:instrText>
               <w:fldChar w:fldCharType="separate"/>
-              <w:t xml:space="preserve">3</w:t>
+              <w:t xml:space="preserve">4</w:t>
               <w:fldChar w:fldCharType="end"/>
             </w:r>
           </w:hyperlink>
-          <w:r>
-            <w:rPr>
-              <w:rFonts w:ascii="Arial" w:hAnsi="Arial" w:cs="Arial"/>
-            </w:rPr>
-          </w:r>
           <w:r>
             <w:rPr>
               <w:rFonts w:ascii="Arial" w:hAnsi="Arial" w:cs="Arial"/>
@@ -1076,8 +1153,7 @@
               <w:rFonts w:ascii="Arial" w:hAnsi="Arial" w:cs="Arial"/>
             </w:rPr>
           </w:pPr>
-          <w:r/>
-          <w:hyperlink w:tooltip="#_Toc5" w:anchor="_Toc5" w:history="1">
+          <w:hyperlink w:tooltip="#_Toc17" w:anchor="_Toc17" w:history="1">
             <w:r>
               <w:rPr>
                 <w:rStyle w:val="877"/>
@@ -1093,7 +1169,7 @@
             <w:r>
               <w:rPr>
                 <w:rStyle w:val="877"/>
-                <w:rFonts w:ascii="Arial" w:hAnsi="Arial" w:eastAsia="Arial" w:cs="Arial"/>
+                <w:rFonts w:ascii="Arial" w:hAnsi="Arial" w:cs="Arial"/>
               </w:rPr>
             </w:r>
             <w:r>
@@ -1101,17 +1177,12 @@
             </w:r>
             <w:r>
               <w:fldChar w:fldCharType="begin"/>
-              <w:instrText xml:space="preserve">PAGEREF _Toc5 \h</w:instrText>
+              <w:instrText xml:space="preserve">PAGEREF _Toc17 \h</w:instrText>
               <w:fldChar w:fldCharType="separate"/>
-              <w:t xml:space="preserve">3</w:t>
+              <w:t xml:space="preserve">4</w:t>
               <w:fldChar w:fldCharType="end"/>
             </w:r>
           </w:hyperlink>
-          <w:r>
-            <w:rPr>
-              <w:rFonts w:ascii="Arial" w:hAnsi="Arial" w:cs="Arial"/>
-            </w:rPr>
-          </w:r>
           <w:r>
             <w:rPr>
               <w:rFonts w:ascii="Arial" w:hAnsi="Arial" w:cs="Arial"/>
@@ -1131,8 +1202,7 @@
               <w:rFonts w:ascii="Arial" w:hAnsi="Arial" w:cs="Arial"/>
             </w:rPr>
           </w:pPr>
-          <w:r/>
-          <w:hyperlink w:tooltip="#_Toc6" w:anchor="_Toc6" w:history="1">
+          <w:hyperlink w:tooltip="#_Toc18" w:anchor="_Toc18" w:history="1">
             <w:r>
               <w:rPr>
                 <w:rStyle w:val="877"/>
@@ -1143,12 +1213,19 @@
                 <w:rStyle w:val="877"/>
                 <w:rFonts w:ascii="Arial" w:hAnsi="Arial" w:eastAsia="Arial" w:cs="Arial"/>
               </w:rPr>
-              <w:t xml:space="preserve">La possibilité d’un tir LASER</w:t>
+              <w:t xml:space="preserve">Émission </w:t>
             </w:r>
             <w:r>
               <w:rPr>
                 <w:rStyle w:val="877"/>
                 <w:rFonts w:ascii="Arial" w:hAnsi="Arial" w:eastAsia="Arial" w:cs="Arial"/>
+              </w:rPr>
+              <w:t xml:space="preserve">LASER</w:t>
+            </w:r>
+            <w:r>
+              <w:rPr>
+                <w:rStyle w:val="877"/>
+                <w:rFonts w:ascii="Arial" w:hAnsi="Arial" w:cs="Arial"/>
               </w:rPr>
             </w:r>
             <w:r>
@@ -1156,17 +1233,12 @@
             </w:r>
             <w:r>
               <w:fldChar w:fldCharType="begin"/>
-              <w:instrText xml:space="preserve">PAGEREF _Toc6 \h</w:instrText>
+              <w:instrText xml:space="preserve">PAGEREF _Toc18 \h</w:instrText>
               <w:fldChar w:fldCharType="separate"/>
-              <w:t xml:space="preserve">3</w:t>
+              <w:t xml:space="preserve">4</w:t>
               <w:fldChar w:fldCharType="end"/>
             </w:r>
           </w:hyperlink>
-          <w:r>
-            <w:rPr>
-              <w:rFonts w:ascii="Arial" w:hAnsi="Arial" w:cs="Arial"/>
-            </w:rPr>
-          </w:r>
           <w:r>
             <w:rPr>
               <w:rFonts w:ascii="Arial" w:hAnsi="Arial" w:cs="Arial"/>
@@ -1186,8 +1258,7 @@
               <w:rFonts w:ascii="Arial" w:hAnsi="Arial" w:cs="Arial"/>
             </w:rPr>
           </w:pPr>
-          <w:r/>
-          <w:hyperlink w:tooltip="#_Toc7" w:anchor="_Toc7" w:history="1">
+          <w:hyperlink w:tooltip="#_Toc19" w:anchor="_Toc19" w:history="1">
             <w:r>
               <w:rPr>
                 <w:rStyle w:val="877"/>
@@ -1198,12 +1269,12 @@
                 <w:rStyle w:val="877"/>
                 <w:rFonts w:ascii="Arial" w:hAnsi="Arial" w:eastAsia="Arial" w:cs="Arial"/>
               </w:rPr>
-              <w:t xml:space="preserve">Passage au tir IR</w:t>
+              <w:t xml:space="preserve">Émission IR</w:t>
             </w:r>
             <w:r>
               <w:rPr>
                 <w:rStyle w:val="877"/>
-                <w:rFonts w:ascii="Arial" w:hAnsi="Arial" w:eastAsia="Arial" w:cs="Arial"/>
+                <w:rFonts w:ascii="Arial" w:hAnsi="Arial" w:cs="Arial"/>
               </w:rPr>
             </w:r>
             <w:r>
@@ -1211,17 +1282,12 @@
             </w:r>
             <w:r>
               <w:fldChar w:fldCharType="begin"/>
-              <w:instrText xml:space="preserve">PAGEREF _Toc7 \h</w:instrText>
+              <w:instrText xml:space="preserve">PAGEREF _Toc19 \h</w:instrText>
               <w:fldChar w:fldCharType="separate"/>
-              <w:t xml:space="preserve">3</w:t>
+              <w:t xml:space="preserve">5</w:t>
               <w:fldChar w:fldCharType="end"/>
             </w:r>
           </w:hyperlink>
-          <w:r>
-            <w:rPr>
-              <w:rFonts w:ascii="Arial" w:hAnsi="Arial" w:cs="Arial"/>
-            </w:rPr>
-          </w:r>
           <w:r>
             <w:rPr>
               <w:rFonts w:ascii="Arial" w:hAnsi="Arial" w:cs="Arial"/>
@@ -1241,8 +1307,7 @@
               <w:rFonts w:ascii="Arial" w:hAnsi="Arial" w:cs="Arial"/>
             </w:rPr>
           </w:pPr>
-          <w:r/>
-          <w:hyperlink w:tooltip="#_Toc8" w:anchor="_Toc8" w:history="1">
+          <w:hyperlink w:tooltip="#_Toc20" w:anchor="_Toc20" w:history="1">
             <w:r>
               <w:rPr>
                 <w:rStyle w:val="877"/>
@@ -1253,12 +1318,12 @@
                 <w:rStyle w:val="877"/>
                 <w:rFonts w:ascii="Arial" w:hAnsi="Arial" w:eastAsia="Arial" w:cs="Arial"/>
               </w:rPr>
-              <w:t xml:space="preserve">Protocole NEC fait maison</w:t>
+              <w:t xml:space="preserve">Protocole NEC </w:t>
             </w:r>
             <w:r>
               <w:rPr>
                 <w:rStyle w:val="877"/>
-                <w:rFonts w:ascii="Arial" w:hAnsi="Arial" w:eastAsia="Arial" w:cs="Arial"/>
+                <w:rFonts w:ascii="Arial" w:hAnsi="Arial" w:cs="Arial"/>
               </w:rPr>
             </w:r>
             <w:r>
@@ -1266,17 +1331,12 @@
             </w:r>
             <w:r>
               <w:fldChar w:fldCharType="begin"/>
-              <w:instrText xml:space="preserve">PAGEREF _Toc8 \h</w:instrText>
+              <w:instrText xml:space="preserve">PAGEREF _Toc20 \h</w:instrText>
               <w:fldChar w:fldCharType="separate"/>
-              <w:t xml:space="preserve">4</w:t>
+              <w:t xml:space="preserve">5</w:t>
               <w:fldChar w:fldCharType="end"/>
             </w:r>
           </w:hyperlink>
-          <w:r>
-            <w:rPr>
-              <w:rFonts w:ascii="Arial" w:hAnsi="Arial" w:cs="Arial"/>
-            </w:rPr>
-          </w:r>
           <w:r>
             <w:rPr>
               <w:rFonts w:ascii="Arial" w:hAnsi="Arial" w:cs="Arial"/>
@@ -1296,8 +1356,7 @@
               <w:rFonts w:ascii="Arial" w:hAnsi="Arial" w:cs="Arial"/>
             </w:rPr>
           </w:pPr>
-          <w:r/>
-          <w:hyperlink w:tooltip="#_Toc9" w:anchor="_Toc9" w:history="1">
+          <w:hyperlink w:tooltip="#_Toc21" w:anchor="_Toc21" w:history="1">
             <w:r>
               <w:rPr>
                 <w:rStyle w:val="877"/>
@@ -1308,19 +1367,19 @@
                 <w:rStyle w:val="877"/>
                 <w:rFonts w:ascii="Arial" w:hAnsi="Arial" w:eastAsia="Arial" w:cs="Arial"/>
               </w:rPr>
-              <w:t xml:space="preserve">Programmations</w:t>
+              <w:t xml:space="preserve">Gestion</w:t>
             </w:r>
             <w:r>
               <w:rPr>
                 <w:rStyle w:val="877"/>
                 <w:rFonts w:ascii="Arial" w:hAnsi="Arial" w:eastAsia="Arial" w:cs="Arial"/>
               </w:rPr>
-              <w:t xml:space="preserve"> des LEDs</w:t>
+              <w:t xml:space="preserve"> des lumières</w:t>
             </w:r>
             <w:r>
               <w:rPr>
                 <w:rStyle w:val="877"/>
-                <w:rFonts w:ascii="Arial" w:hAnsi="Arial" w:eastAsia="Arial" w:cs="Arial"/>
+                <w:rFonts w:ascii="Arial" w:hAnsi="Arial" w:cs="Arial"/>
               </w:rPr>
             </w:r>
             <w:r>
@@ -1328,17 +1387,12 @@
             </w:r>
             <w:r>
               <w:fldChar w:fldCharType="begin"/>
-              <w:instrText xml:space="preserve">PAGEREF _Toc9 \h</w:instrText>
+              <w:instrText xml:space="preserve">PAGEREF _Toc21 \h</w:instrText>
               <w:fldChar w:fldCharType="separate"/>
-              <w:t xml:space="preserve">4</w:t>
+              <w:t xml:space="preserve">7</w:t>
               <w:fldChar w:fldCharType="end"/>
             </w:r>
           </w:hyperlink>
-          <w:r>
-            <w:rPr>
-              <w:rFonts w:ascii="Arial" w:hAnsi="Arial" w:cs="Arial"/>
-            </w:rPr>
-          </w:r>
           <w:r>
             <w:rPr>
               <w:rFonts w:ascii="Arial" w:hAnsi="Arial" w:cs="Arial"/>
@@ -1355,11 +1409,58 @@
             <w:spacing/>
             <w:ind/>
             <w:rPr>
+              <w:highlight w:val="none"/>
+            </w:rPr>
+          </w:pPr>
+          <w:hyperlink w:tooltip="#_Toc22" w:anchor="_Toc22" w:history="1">
+            <w:r>
+              <w:rPr>
+                <w:rStyle w:val="877"/>
+              </w:rPr>
+            </w:r>
+            <w:r>
+              <w:rPr>
+                <w:rStyle w:val="877"/>
+              </w:rPr>
+              <w:t xml:space="preserve">Serveur HTTP et réseau mobile</w:t>
+            </w:r>
+            <w:r>
+              <w:rPr>
+                <w:rStyle w:val="877"/>
+                <w:highlight w:val="none"/>
+              </w:rPr>
+            </w:r>
+            <w:r>
+              <w:tab/>
+            </w:r>
+            <w:r>
+              <w:fldChar w:fldCharType="begin"/>
+              <w:instrText xml:space="preserve">PAGEREF _Toc22 \h</w:instrText>
+              <w:fldChar w:fldCharType="separate"/>
+              <w:t xml:space="preserve">8</w:t>
+              <w:fldChar w:fldCharType="end"/>
+            </w:r>
+          </w:hyperlink>
+          <w:r>
+            <w:rPr>
+              <w:highlight w:val="none"/>
+            </w:rPr>
+          </w:r>
+        </w:p>
+        <w:p>
+          <w:pPr>
+            <w:pStyle w:val="881"/>
+            <w:pBdr/>
+            <w:tabs>
+              <w:tab w:val="right" w:leader="dot" w:pos="9072"/>
+            </w:tabs>
+            <w:spacing/>
+            <w:ind/>
+            <w:rPr>
               <w:rFonts w:ascii="Arial" w:hAnsi="Arial" w:cs="Arial"/>
             </w:rPr>
           </w:pPr>
-          <w:r/>
-          <w:hyperlink w:tooltip="#_Toc10" w:anchor="_Toc10" w:history="1">
+          <w:hyperlink w:tooltip="#_Toc23" w:anchor="_Toc23" w:history="1">
             <w:r>
               <w:rPr>
                 <w:rStyle w:val="877"/>
@@ -1370,12 +1471,12 @@
                 <w:rStyle w:val="877"/>
                 <w:rFonts w:ascii="Arial" w:hAnsi="Arial" w:eastAsia="Arial" w:cs="Arial"/>
               </w:rPr>
-              <w:t xml:space="preserve">Utilisation du LTE-M</w:t>
+              <w:t xml:space="preserve">Pourquoi LTE-M ?</w:t>
             </w:r>
             <w:r>
               <w:rPr>
                 <w:rStyle w:val="877"/>
-                <w:rFonts w:ascii="Arial" w:hAnsi="Arial" w:eastAsia="Arial" w:cs="Arial"/>
+                <w:rFonts w:ascii="Arial" w:hAnsi="Arial" w:cs="Arial"/>
               </w:rPr>
             </w:r>
             <w:r>
@@ -1383,17 +1484,12 @@
             </w:r>
             <w:r>
               <w:fldChar w:fldCharType="begin"/>
-              <w:instrText xml:space="preserve">PAGEREF _Toc10 \h</w:instrText>
+              <w:instrText xml:space="preserve">PAGEREF _Toc23 \h</w:instrText>
               <w:fldChar w:fldCharType="separate"/>
-              <w:t xml:space="preserve">4</w:t>
+              <w:t xml:space="preserve">8</w:t>
               <w:fldChar w:fldCharType="end"/>
             </w:r>
           </w:hyperlink>
-          <w:r>
-            <w:rPr>
-              <w:rFonts w:ascii="Arial" w:hAnsi="Arial" w:cs="Arial"/>
-            </w:rPr>
-          </w:r>
           <w:r>
             <w:rPr>
               <w:rFonts w:ascii="Arial" w:hAnsi="Arial" w:cs="Arial"/>
@@ -1413,63 +1509,7 @@
               <w:rFonts w:ascii="Arial" w:hAnsi="Arial" w:cs="Arial"/>
             </w:rPr>
           </w:pPr>
-          <w:r/>
-          <w:hyperlink w:tooltip="#_Toc11" w:anchor="_Toc11" w:history="1">
-            <w:r>
-              <w:rPr>
-                <w:rStyle w:val="877"/>
-              </w:rPr>
-            </w:r>
-            <w:r>
-              <w:rPr>
-                <w:rStyle w:val="877"/>
-                <w:rFonts w:ascii="Arial" w:hAnsi="Arial" w:eastAsia="Arial" w:cs="Arial"/>
-              </w:rPr>
-              <w:t xml:space="preserve">Pourquoi LTE-M ?</w:t>
-            </w:r>
-            <w:r>
-              <w:rPr>
-                <w:rStyle w:val="877"/>
-                <w:rFonts w:ascii="Arial" w:hAnsi="Arial" w:eastAsia="Arial" w:cs="Arial"/>
-              </w:rPr>
-            </w:r>
-            <w:r>
-              <w:tab/>
-            </w:r>
-            <w:r>
-              <w:fldChar w:fldCharType="begin"/>
-              <w:instrText xml:space="preserve">PAGEREF _Toc11 \h</w:instrText>
-              <w:fldChar w:fldCharType="separate"/>
-              <w:t xml:space="preserve">4</w:t>
-              <w:fldChar w:fldCharType="end"/>
-            </w:r>
-          </w:hyperlink>
-          <w:r>
-            <w:rPr>
-              <w:rFonts w:ascii="Arial" w:hAnsi="Arial" w:cs="Arial"/>
-            </w:rPr>
-          </w:r>
-          <w:r>
-            <w:rPr>
-              <w:rFonts w:ascii="Arial" w:hAnsi="Arial" w:cs="Arial"/>
-            </w:rPr>
-          </w:r>
-        </w:p>
-        <w:p>
-          <w:pPr>
-            <w:pStyle w:val="881"/>
-            <w:pBdr/>
-            <w:tabs>
-              <w:tab w:val="right" w:leader="dot" w:pos="9072"/>
-            </w:tabs>
-            <w:spacing/>
-            <w:ind/>
-            <w:rPr>
-              <w:rFonts w:ascii="Arial" w:hAnsi="Arial" w:cs="Arial"/>
-            </w:rPr>
-          </w:pPr>
-          <w:r/>
-          <w:hyperlink w:tooltip="#_Toc12" w:anchor="_Toc12" w:history="1">
+          <w:hyperlink w:tooltip="#_Toc24" w:anchor="_Toc24" w:history="1">
             <w:r>
               <w:rPr>
                 <w:rStyle w:val="877"/>
@@ -1485,7 +1525,7 @@
             <w:r>
               <w:rPr>
                 <w:rStyle w:val="877"/>
-                <w:rFonts w:ascii="Arial" w:hAnsi="Arial" w:eastAsia="Arial" w:cs="Arial"/>
+                <w:rFonts w:ascii="Arial" w:hAnsi="Arial" w:cs="Arial"/>
               </w:rPr>
             </w:r>
             <w:r>
@@ -1493,17 +1533,12 @@
             </w:r>
             <w:r>
               <w:fldChar w:fldCharType="begin"/>
-              <w:instrText xml:space="preserve">PAGEREF _Toc12 \h</w:instrText>
+              <w:instrText xml:space="preserve">PAGEREF _Toc24 \h</w:instrText>
               <w:fldChar w:fldCharType="separate"/>
-              <w:t xml:space="preserve">4</w:t>
+              <w:t xml:space="preserve">8</w:t>
               <w:fldChar w:fldCharType="end"/>
             </w:r>
           </w:hyperlink>
-          <w:r>
-            <w:rPr>
-              <w:rFonts w:ascii="Arial" w:hAnsi="Arial" w:cs="Arial"/>
-            </w:rPr>
-          </w:r>
           <w:r>
             <w:rPr>
               <w:rFonts w:ascii="Arial" w:hAnsi="Arial" w:cs="Arial"/>
@@ -1523,8 +1558,63 @@
               <w:rFonts w:ascii="Arial" w:hAnsi="Arial" w:cs="Arial"/>
             </w:rPr>
           </w:pPr>
-          <w:r/>
-          <w:hyperlink w:tooltip="#_Toc13" w:anchor="_Toc13" w:history="1">
+          <w:hyperlink w:tooltip="#_Toc25" w:anchor="_Toc25" w:history="1">
+            <w:r>
+              <w:rPr>
+                <w:rStyle w:val="877"/>
+              </w:rPr>
+            </w:r>
+            <w:r>
+              <w:rPr>
+                <w:rStyle w:val="877"/>
+                <w:rFonts w:ascii="Arial" w:hAnsi="Arial" w:eastAsia="Arial" w:cs="Arial"/>
+              </w:rPr>
+              <w:t xml:space="preserve">Programmation du micro-contr</w:t>
+            </w:r>
+            <w:r>
+              <w:rPr>
+                <w:rStyle w:val="877"/>
+                <w:rFonts w:ascii="Arial" w:hAnsi="Arial" w:eastAsia="Arial" w:cs="Arial"/>
+              </w:rPr>
+              <w:t xml:space="preserve">ôleur</w:t>
+            </w:r>
+            <w:r>
+              <w:rPr>
+                <w:rStyle w:val="877"/>
+                <w:rFonts w:ascii="Arial" w:hAnsi="Arial" w:cs="Arial"/>
+              </w:rPr>
+            </w:r>
+            <w:r>
+              <w:tab/>
+            </w:r>
+            <w:r>
+              <w:fldChar w:fldCharType="begin"/>
+              <w:instrText xml:space="preserve">PAGEREF _Toc25 \h</w:instrText>
+              <w:fldChar w:fldCharType="separate"/>
+              <w:t xml:space="preserve">8</w:t>
+              <w:fldChar w:fldCharType="end"/>
+            </w:r>
+          </w:hyperlink>
+          <w:r>
+            <w:rPr>
+              <w:rFonts w:ascii="Arial" w:hAnsi="Arial" w:cs="Arial"/>
+            </w:rPr>
+          </w:r>
+        </w:p>
+        <w:p>
+          <w:pPr>
+            <w:pStyle w:val="879"/>
+            <w:pBdr/>
+            <w:tabs>
+              <w:tab w:val="right" w:leader="dot" w:pos="9072"/>
+            </w:tabs>
+            <w:spacing/>
+            <w:ind/>
+            <w:rPr>
+              <w:rFonts w:ascii="Arial" w:hAnsi="Arial" w:cs="Arial"/>
+            </w:rPr>
+          </w:pPr>
+          <w:hyperlink w:tooltip="#_Toc26" w:anchor="_Toc26" w:history="1">
             <w:r>
               <w:rPr>
                 <w:rStyle w:val="877"/>
@@ -1540,7 +1630,7 @@
             <w:r>
               <w:rPr>
                 <w:rStyle w:val="877"/>
-                <w:rFonts w:ascii="Arial" w:hAnsi="Arial" w:eastAsia="Arial" w:cs="Arial"/>
+                <w:rFonts w:ascii="Arial" w:hAnsi="Arial" w:cs="Arial"/>
               </w:rPr>
             </w:r>
             <w:r>
@@ -1548,17 +1638,12 @@
             </w:r>
             <w:r>
               <w:fldChar w:fldCharType="begin"/>
-              <w:instrText xml:space="preserve">PAGEREF _Toc13 \h</w:instrText>
+              <w:instrText xml:space="preserve">PAGEREF _Toc26 \h</w:instrText>
               <w:fldChar w:fldCharType="separate"/>
-              <w:t xml:space="preserve">4</w:t>
+              <w:t xml:space="preserve">8</w:t>
               <w:fldChar w:fldCharType="end"/>
             </w:r>
           </w:hyperlink>
-          <w:r>
-            <w:rPr>
-              <w:rFonts w:ascii="Arial" w:hAnsi="Arial" w:cs="Arial"/>
-            </w:rPr>
-          </w:r>
           <w:r>
             <w:rPr>
               <w:rFonts w:ascii="Arial" w:hAnsi="Arial" w:cs="Arial"/>
@@ -1575,21 +1660,12 @@
               <w:highlight w:val="none"/>
             </w:rPr>
           </w:pPr>
+          <w:r/>
           <w:r>
             <w:fldChar w:fldCharType="end"/>
           </w:r>
-          <w:r>
-            <w:rPr>
-              <w:rFonts w:ascii="Arial" w:hAnsi="Arial" w:eastAsia="Arial" w:cs="Arial"/>
-              <w:highlight w:val="none"/>
-            </w:rPr>
-          </w:r>
-          <w:r>
-            <w:rPr>
-              <w:rFonts w:ascii="Arial" w:hAnsi="Arial" w:eastAsia="Arial" w:cs="Arial"/>
-              <w:highlight w:val="none"/>
-            </w:rPr>
-          </w:r>
+          <w:r/>
+          <w:r/>
         </w:p>
       </w:sdtContent>
     </w:sdt>
@@ -1603,12 +1679,8 @@
           <w:rFonts w:ascii="Arial" w:hAnsi="Arial" w:cs="Arial"/>
         </w:rPr>
       </w:pPr>
-      <w:r>
-        <w:rPr>
-          <w:rFonts w:ascii="Arial" w:hAnsi="Arial" w:eastAsia="Arial" w:cs="Arial"/>
-          <w:highlight w:val="none"/>
-        </w:rPr>
-      </w:r>
+      <w:r/>
+      <w:bookmarkStart w:id="12" w:name="_Toc12"/>
       <w:r>
         <w:rPr>
           <w:rFonts w:ascii="Arial" w:hAnsi="Arial" w:eastAsia="Arial" w:cs="Arial"/>
@@ -1616,6 +1688,9 @@
         </w:rPr>
         <w:t xml:space="preserve">Table des figures :</w:t>
       </w:r>
+      <w:r/>
+      <w:bookmarkEnd w:id="12"/>
+      <w:r/>
       <w:r>
         <w:rPr>
           <w:rFonts w:ascii="Arial" w:hAnsi="Arial" w:cs="Arial"/>
@@ -1845,17 +1920,16 @@
         </w:rPr>
       </w:pPr>
       <w:r/>
+      <w:bookmarkStart w:id="13" w:name="_Toc13"/>
       <w:r>
         <w:rPr>
           <w:rFonts w:ascii="Arial" w:hAnsi="Arial" w:eastAsia="Arial" w:cs="Arial"/>
         </w:rPr>
         <w:t xml:space="preserve">Introduction au Projet :</w:t>
       </w:r>
-      <w:r>
-        <w:rPr>
-          <w:rFonts w:ascii="Arial" w:hAnsi="Arial" w:eastAsia="Arial" w:cs="Arial"/>
-        </w:rPr>
-      </w:r>
+      <w:r/>
+      <w:bookmarkEnd w:id="13"/>
+      <w:r/>
       <w:r>
         <w:rPr>
           <w:rFonts w:ascii="Arial" w:hAnsi="Arial" w:eastAsia="Arial" w:cs="Arial"/>
@@ -1888,12 +1962,11 @@
         <w:rPr>
           <w:rFonts w:ascii="Arial" w:hAnsi="Arial" w:eastAsia="Arial" w:cs="Arial"/>
         </w:rPr>
-        <w:t xml:space="preserve">UM Electronique. Il consiste à développer un système de laser game complet, intégrant des composants électroniques embarqués pour les plastrons, les modules d'épaules et les pistolets, avec une connectivité sans fil NR+ (remplacé finalement par du LTE-M). </w:t>
+        <w:t xml:space="preserve">UM Electronique. Il consiste à développer un système de « laser game » complet, intégrant des composants électroniques embarqués pour les plastrons, les modules d'épaules et les pistolets, avec une connectivité sans fil NR+ (remplacé finalement par du LTE-M). </w:t>
       </w:r>
       <w:r>
         <w:rPr>
-          <w:rFonts w:ascii="Arial" w:hAnsi="Arial" w:cs="Arial"/>
-          <w:highlight w:val="none"/>
+          <w:rFonts w:ascii="Arial" w:hAnsi="Arial" w:eastAsia="Arial" w:cs="Arial"/>
         </w:rPr>
       </w:r>
       <w:r>
@@ -1923,11 +1996,12 @@
         <w:rPr>
           <w:rFonts w:ascii="Arial" w:hAnsi="Arial" w:eastAsia="Arial" w:cs="Arial"/>
         </w:rPr>
-        <w:t xml:space="preserve">tion technique fonctionnelle capable de détecter les tirs, d'identifier les tireurs et de transmettre les données de jeu en temps réel.</w:t>
+        <w:t xml:space="preserve">tion technique fonctionnelle capable de détecter les tirs, d'identifier les tireurs et de transmettre les données de jeu en temps réel à un serveur HTTP via LTE-M.</w:t>
       </w:r>
       <w:r>
         <w:rPr>
-          <w:rFonts w:ascii="Arial" w:hAnsi="Arial" w:eastAsia="Arial" w:cs="Arial"/>
+          <w:rFonts w:ascii="Arial" w:hAnsi="Arial" w:cs="Arial"/>
+          <w:highlight w:val="none"/>
         </w:rPr>
       </w:r>
       <w:r>
@@ -1963,7 +2037,7 @@
       </w:r>
       <w:r>
         <w:rPr>
-          <w:rFonts w:ascii="Arial" w:hAnsi="Arial" w:eastAsia="Arial" w:cs="Arial"/>
+          <w:rFonts w:ascii="Arial" w:hAnsi="Arial" w:cs="Arial"/>
           <w:highlight w:val="none"/>
         </w:rPr>
       </w:r>
@@ -2031,7 +2105,7 @@
       </w:r>
       <w:r>
         <w:rPr>
-          <w:rFonts w:ascii="Arial" w:hAnsi="Arial" w:eastAsia="Arial" w:cs="Arial"/>
+          <w:rFonts w:ascii="Arial" w:hAnsi="Arial" w:cs="Arial"/>
           <w:highlight w:val="none"/>
         </w:rPr>
       </w:r>
@@ -2089,7 +2163,7 @@
       </w:r>
       <w:r>
         <w:rPr>
-          <w:rFonts w:ascii="Arial" w:hAnsi="Arial" w:eastAsia="Arial" w:cs="Arial"/>
+          <w:rFonts w:ascii="Arial" w:hAnsi="Arial" w:cs="Arial"/>
           <w:highlight w:val="none"/>
         </w:rPr>
       </w:r>
@@ -2148,7 +2222,7 @@
       </w:r>
       <w:r>
         <w:rPr>
-          <w:rFonts w:ascii="Arial" w:hAnsi="Arial" w:eastAsia="Arial" w:cs="Arial"/>
+          <w:rFonts w:ascii="Arial" w:hAnsi="Arial" w:cs="Arial"/>
           <w:highlight w:val="none"/>
         </w:rPr>
       </w:r>
@@ -2176,7 +2250,7 @@
           <w:highlight w:val="none"/>
         </w:rPr>
         <w:tab/>
-        <w:t xml:space="preserve">Ce projet à fait appel à mes compétences d’électroniques</w:t>
+        <w:t xml:space="preserve">Ce projet à fait appel à des compétences d’électroniques</w:t>
       </w:r>
       <w:r>
         <w:rPr>
@@ -2187,7 +2261,563 @@
       </w:r>
       <w:r>
         <w:rPr>
+          <w:rFonts w:ascii="Arial" w:hAnsi="Arial" w:cs="Arial"/>
+          <w:highlight w:val="none"/>
+        </w:rPr>
+        <w:t xml:space="preserve">, d’études de de documentations et de réflexion sur la conception électronique.</w:t>
+      </w:r>
+      <w:r>
+        <w:rPr>
+          <w:rFonts w:ascii="Arial" w:hAnsi="Arial" w:cs="Arial"/>
+          <w:highlight w:val="none"/>
+        </w:rPr>
+      </w:r>
+    </w:p>
+    <w:p>
+      <w:pPr>
+        <w:pStyle w:val="893"/>
+        <w:pBdr/>
+        <w:spacing/>
+        <w:ind/>
+        <w:rPr>
+          <w:rFonts w:ascii="Arial" w:hAnsi="Arial" w:cs="Arial"/>
+          <w:highlight w:val="none"/>
+        </w:rPr>
+      </w:pPr>
+      <w:r/>
+      <w:bookmarkStart w:id="14" w:name="_Toc14"/>
+      <w:r>
+        <w:rPr>
           <w:rFonts w:ascii="Arial" w:hAnsi="Arial" w:eastAsia="Arial" w:cs="Arial"/>
+        </w:rPr>
+        <w:t xml:space="preserve">Gestion du projet :</w:t>
+      </w:r>
+      <w:r/>
+      <w:bookmarkEnd w:id="14"/>
+      <w:r/>
+      <w:r>
+        <w:rPr>
+          <w:rFonts w:ascii="Arial" w:hAnsi="Arial" w:cs="Arial"/>
+          <w:highlight w:val="none"/>
+        </w:rPr>
+      </w:r>
+    </w:p>
+    <w:p>
+      <w:pPr>
+        <w:pBdr/>
+        <w:spacing/>
+        <w:ind/>
+        <w:jc w:val="both"/>
+        <w:rPr>
+          <w:highlight w:val="none"/>
+        </w:rPr>
+      </w:pPr>
+      <w:r>
+        <w:rPr>
+          <w:rFonts w:ascii="Arial" w:hAnsi="Arial" w:cs="Arial"/>
+          <w:highlight w:val="none"/>
+        </w:rPr>
+        <w:tab/>
+        <w:t xml:space="preserve">On organise le projet autour du planning </w:t>
+      </w:r>
+      <w:r>
+        <w:t xml:space="preserve">donné dans le sujet de stage. (Pour rappel) il s’organise autour de 4 mois : de Octobre 2025 à Janvier 2026, et suit  </w:t>
+      </w:r>
+      <w:r>
+        <w:t xml:space="preserve">les grandes étapes décrites ci-dessous :</w:t>
+      </w:r>
+      <w:r/>
+    </w:p>
+    <w:p>
+      <w:pPr>
+        <w:pStyle w:val="919"/>
+        <w:numPr>
+          <w:ilvl w:val="0"/>
+          <w:numId w:val="4"/>
+        </w:numPr>
+        <w:pBdr/>
+        <w:spacing/>
+        <w:ind/>
+        <w:jc w:val="both"/>
+        <w:rPr/>
+      </w:pPr>
+      <w:r>
+        <w:rPr>
+          <w:b/>
+          <w:bCs/>
+          <w:highlight w:val="none"/>
+        </w:rPr>
+        <w:t xml:space="preserve">Octobre 2025 :</w:t>
+      </w:r>
+      <w:r>
+        <w:rPr>
+          <w:highlight w:val="none"/>
+        </w:rPr>
+        <w:t xml:space="preserve"> L’analyse théorique et les tests du système de tir : on commence par se renseigner sur ce qu’il existe déjà en terme de système de Laser Game et les technologies qu’ils utilisent</w:t>
+      </w:r>
+      <w:r>
+        <w:rPr>
+          <w:highlight w:val="none"/>
+        </w:rPr>
+        <w:t xml:space="preserve">. Puis on commence à faire des tests avec le matériel à notre disposition et la documentation que l’on peut trouver en ligne, pour savoir quelle technologie choisir pour notre systèmes.  </w:t>
+      </w:r>
+      <w:r/>
+      <w:r>
+        <w:rPr>
+          <w:highlight w:val="none"/>
+        </w:rPr>
+      </w:r>
+      <w:r>
+        <w:rPr>
+          <w:highlight w:val="none"/>
+        </w:rPr>
+      </w:r>
+      <w:r>
+        <w:rPr>
+          <w:highlight w:val="none"/>
+        </w:rPr>
+      </w:r>
+      <w:r/>
+      <w:r/>
+    </w:p>
+    <w:p>
+      <w:pPr>
+        <w:pBdr/>
+        <w:spacing/>
+        <w:ind w:firstLine="0" w:left="709"/>
+        <w:jc w:val="both"/>
+        <w:rPr/>
+      </w:pPr>
+      <w:r>
+        <w:rPr>
+          <w:highlight w:val="none"/>
+        </w:rPr>
+      </w:r>
+      <w:r>
+        <w:rPr>
+          <w:highlight w:val="none"/>
+        </w:rPr>
+      </w:r>
+      <w:r>
+        <w:rPr>
+          <w:highlight w:val="none"/>
+        </w:rPr>
+      </w:r>
+    </w:p>
+    <w:p>
+      <w:pPr>
+        <w:pStyle w:val="919"/>
+        <w:numPr>
+          <w:ilvl w:val="0"/>
+          <w:numId w:val="4"/>
+        </w:numPr>
+        <w:pBdr/>
+        <w:spacing/>
+        <w:ind/>
+        <w:jc w:val="both"/>
+        <w:rPr/>
+      </w:pPr>
+      <w:r>
+        <w:rPr>
+          <w:b/>
+          <w:bCs/>
+          <w:highlight w:val="none"/>
+        </w:rPr>
+        <w:t xml:space="preserve">Novembre 2025 : </w:t>
+      </w:r>
+      <w:r>
+        <w:rPr>
+          <w:highlight w:val="none"/>
+        </w:rPr>
+        <w:t xml:space="preserve">Choix de la technologie, prototypage et tests de performances : une fois l’analyse théorique complète, on fait le choix de la technologie ainsi que du protocole à utiliser. On commande ainsi les composants nécessaire et on les implémente afin d’y conduire des tests. Pour le système de tir, des tests de portées et de directivité sont nécessaires.</w:t>
+      </w:r>
+      <w:r/>
+    </w:p>
+    <w:p>
+      <w:pPr>
+        <w:pBdr/>
+        <w:spacing/>
+        <w:ind w:firstLine="0" w:left="709"/>
+        <w:jc w:val="both"/>
+        <w:rPr/>
+      </w:pPr>
+      <w:r>
+        <w:rPr>
+          <w:highlight w:val="none"/>
+        </w:rPr>
+      </w:r>
+      <w:r>
+        <w:rPr>
+          <w:highlight w:val="none"/>
+        </w:rPr>
+      </w:r>
+      <w:r>
+        <w:rPr>
+          <w:highlight w:val="none"/>
+        </w:rPr>
+      </w:r>
+    </w:p>
+    <w:p>
+      <w:pPr>
+        <w:pStyle w:val="919"/>
+        <w:numPr>
+          <w:ilvl w:val="0"/>
+          <w:numId w:val="4"/>
+        </w:numPr>
+        <w:pBdr/>
+        <w:spacing/>
+        <w:ind/>
+        <w:jc w:val="both"/>
+        <w:rPr>
+          <w:b/>
+          <w:bCs/>
+        </w:rPr>
+      </w:pPr>
+      <w:r>
+        <w:rPr>
+          <w:highlight w:val="none"/>
+        </w:rPr>
+      </w:r>
+      <w:r>
+        <w:rPr>
+          <w:b/>
+          <w:bCs/>
+          <w:highlight w:val="none"/>
+        </w:rPr>
+        <w:t xml:space="preserve">Décembre 2025 :</w:t>
+      </w:r>
+      <w:r>
+        <w:rPr>
+          <w:b w:val="0"/>
+          <w:bCs w:val="0"/>
+          <w:highlight w:val="none"/>
+        </w:rPr>
+        <w:t xml:space="preserve"> Début de la programmation embarqué : après avoir une émission fonctionnel, </w:t>
+      </w:r>
+      <w:r>
+        <w:rPr>
+          <w:b w:val="0"/>
+          <w:bCs w:val="0"/>
+          <w:highlight w:val="none"/>
+        </w:rPr>
+        <w:t xml:space="preserve">on commence la phase de programmation embarqué sur micro-contr</w:t>
+      </w:r>
+      <w:r>
+        <w:rPr>
+          <w:b w:val="0"/>
+          <w:bCs w:val="0"/>
+          <w:highlight w:val="none"/>
+        </w:rPr>
+        <w:t xml:space="preserve">ôleur. L’objectif ici et de faire réagir le système à la réception d’un tir afin de, dans un premier temps gérer les LEDs de l’équipement puis dans un second temps d’envoyer les information récupérée à la réception vers un serveur HTTP via le réseau mobile.</w:t>
+      </w:r>
+      <w:r>
+        <w:rPr>
+          <w:b/>
+          <w:bCs/>
+        </w:rPr>
+      </w:r>
+    </w:p>
+    <w:p>
+      <w:pPr>
+        <w:pBdr/>
+        <w:spacing/>
+        <w:ind w:firstLine="0" w:left="709"/>
+        <w:jc w:val="both"/>
+        <w:rPr>
+          <w:b/>
+          <w:bCs/>
+        </w:rPr>
+      </w:pPr>
+      <w:r>
+        <w:rPr>
+          <w:b w:val="0"/>
+          <w:bCs w:val="0"/>
+          <w:highlight w:val="none"/>
+        </w:rPr>
+      </w:r>
+      <w:r>
+        <w:rPr>
+          <w:b/>
+          <w:bCs/>
+        </w:rPr>
+      </w:r>
+    </w:p>
+    <w:p>
+      <w:pPr>
+        <w:pStyle w:val="919"/>
+        <w:numPr>
+          <w:ilvl w:val="0"/>
+          <w:numId w:val="4"/>
+        </w:numPr>
+        <w:pBdr/>
+        <w:spacing/>
+        <w:ind/>
+        <w:jc w:val="both"/>
+        <w:rPr>
+          <w:b/>
+          <w:bCs/>
+        </w:rPr>
+      </w:pPr>
+      <w:r>
+        <w:rPr>
+          <w:b/>
+          <w:bCs/>
+          <w:highlight w:val="none"/>
+        </w:rPr>
+        <w:t xml:space="preserve">Janvier 2026 :</w:t>
+      </w:r>
+      <w:r>
+        <w:rPr>
+          <w:b/>
+          <w:bCs/>
+          <w:highlight w:val="none"/>
+        </w:rPr>
+        <w:t xml:space="preserve"> </w:t>
+      </w:r>
+      <w:r>
+        <w:rPr>
+          <w:b w:val="0"/>
+          <w:bCs w:val="0"/>
+          <w:highlight w:val="none"/>
+        </w:rPr>
+        <w:t xml:space="preserve">Finalisation de la programmation embarqué : mise en commun de toute les parties du projets, tests de fonctionnement complet. On assemble les différentes parties du projets. Et on les tests ensembles afin d’obtenir un prototype fonctionnel</w:t>
+      </w:r>
+      <w:r>
+        <w:rPr>
+          <w:b w:val="0"/>
+          <w:bCs w:val="0"/>
+          <w:highlight w:val="none"/>
+        </w:rPr>
+        <w:t xml:space="preserve">.</w:t>
+      </w:r>
+      <w:r>
+        <w:rPr>
+          <w:b/>
+          <w:bCs/>
+          <w:highlight w:val="none"/>
+        </w:rPr>
+      </w:r>
+      <w:r>
+        <w:rPr>
+          <w:rFonts w:ascii="Arial" w:hAnsi="Arial" w:eastAsia="Arial" w:cs="Arial"/>
+          <w:highlight w:val="none"/>
+        </w:rPr>
+      </w:r>
+      <w:r>
+        <w:rPr>
+          <w:rFonts w:ascii="Arial" w:hAnsi="Arial" w:cs="Arial"/>
+          <w:u w:val="single"/>
+        </w:rPr>
+      </w:r>
+      <w:r>
+        <w:rPr>
+          <w:rFonts w:ascii="Arial" w:hAnsi="Arial" w:cs="Arial"/>
+        </w:rPr>
+      </w:r>
+      <w:r>
+        <w:rPr>
+          <w:b/>
+          <w:bCs/>
+        </w:rPr>
+      </w:r>
+    </w:p>
+    <w:p>
+      <w:pPr>
+        <w:pStyle w:val="892"/>
+        <w:pBdr/>
+        <w:spacing/>
+        <w:ind/>
+        <w:rPr>
+          <w:rFonts w:ascii="Arial" w:hAnsi="Arial" w:cs="Arial"/>
+        </w:rPr>
+      </w:pPr>
+      <w:r/>
+      <w:bookmarkStart w:id="15" w:name="_Toc15"/>
+      <w:r>
+        <w:rPr>
+          <w:rFonts w:ascii="Arial" w:hAnsi="Arial" w:eastAsia="Arial" w:cs="Arial"/>
+        </w:rPr>
+        <w:t xml:space="preserve">Description du système:</w:t>
+      </w:r>
+      <w:r/>
+      <w:bookmarkEnd w:id="15"/>
+      <w:r/>
+      <w:r>
+        <w:rPr>
+          <w:rFonts w:ascii="Arial" w:hAnsi="Arial" w:cs="Arial"/>
+        </w:rPr>
+      </w:r>
+    </w:p>
+    <w:p>
+      <w:pPr>
+        <w:pBdr/>
+        <w:spacing/>
+        <w:ind/>
+        <w:jc w:val="both"/>
+        <w:rPr/>
+      </w:pPr>
+      <w:r>
+        <w:tab/>
+        <w:t xml:space="preserve">(Intro explication de ce qu’on attend d’un système de Laser Game Classique)</w:t>
+      </w:r>
+      <w:r>
+        <w:rPr>
+          <w:rFonts w:ascii="Arial" w:hAnsi="Arial" w:cs="Arial"/>
+        </w:rPr>
+      </w:r>
+      <w:r/>
+    </w:p>
+    <w:p>
+      <w:pPr>
+        <w:pStyle w:val="893"/>
+        <w:pBdr/>
+        <w:spacing/>
+        <w:ind w:firstLine="708"/>
+        <w:rPr>
+          <w:rFonts w:ascii="Arial" w:hAnsi="Arial" w:cs="Arial"/>
+        </w:rPr>
+      </w:pPr>
+      <w:r/>
+      <w:bookmarkStart w:id="16" w:name="_Toc16"/>
+      <w:r>
+        <w:rPr>
+          <w:rFonts w:ascii="Arial" w:hAnsi="Arial" w:eastAsia="Arial" w:cs="Arial"/>
+        </w:rPr>
+        <w:t xml:space="preserve">Gestion du système de « tir »</w:t>
+      </w:r>
+      <w:r/>
+      <w:bookmarkEnd w:id="16"/>
+      <w:r/>
+      <w:r>
+        <w:rPr>
+          <w:rFonts w:ascii="Arial" w:hAnsi="Arial" w:cs="Arial"/>
+        </w:rPr>
+      </w:r>
+    </w:p>
+    <w:p>
+      <w:pPr>
+        <w:pBdr/>
+        <w:spacing/>
+        <w:ind/>
+        <w:rPr/>
+      </w:pPr>
+      <w:r>
+        <w:rPr>
+          <w:rFonts w:ascii="Arial" w:hAnsi="Arial" w:cs="Arial"/>
+        </w:rPr>
+        <w:t xml:space="preserve">(insister sur la comparaison</w:t>
+      </w:r>
+      <w:r/>
+    </w:p>
+    <w:p>
+      <w:pPr>
+        <w:pStyle w:val="894"/>
+        <w:pBdr/>
+        <w:spacing/>
+        <w:ind/>
+        <w:rPr>
+          <w:rFonts w:ascii="Arial" w:hAnsi="Arial" w:cs="Arial"/>
+        </w:rPr>
+      </w:pPr>
+      <w:r/>
+      <w:bookmarkStart w:id="17" w:name="_Toc17"/>
+      <w:r>
+        <w:rPr>
+          <w:rFonts w:ascii="Arial" w:hAnsi="Arial" w:eastAsia="Arial" w:cs="Arial"/>
+        </w:rPr>
+        <w:t xml:space="preserve">Technologie utilisée</w:t>
+      </w:r>
+      <w:r/>
+      <w:bookmarkEnd w:id="17"/>
+      <w:r/>
+      <w:r>
+        <w:rPr>
+          <w:rFonts w:ascii="Arial" w:hAnsi="Arial" w:cs="Arial"/>
+        </w:rPr>
+      </w:r>
+    </w:p>
+    <w:p>
+      <w:pPr>
+        <w:pBdr/>
+        <w:spacing/>
+        <w:ind/>
+        <w:rPr>
+          <w:rFonts w:ascii="Arial" w:hAnsi="Arial" w:cs="Arial"/>
+          <w:highlight w:val="none"/>
+        </w:rPr>
+      </w:pPr>
+      <w:r>
+        <w:rPr>
+          <w:rFonts w:ascii="Arial" w:hAnsi="Arial" w:cs="Arial"/>
+        </w:rPr>
+        <w:tab/>
+      </w:r>
+      <w:r>
+        <w:rPr>
+          <w:rFonts w:ascii="Arial" w:hAnsi="Arial" w:cs="Arial"/>
+        </w:rPr>
+        <w:t xml:space="preserve">Pour ce qui est de l’émission et de la réception, en première approche, on imagine que l’information se transmet directement le laser « visible » que l’on voit, en se penchant sur ce sujet, on trouve des entreprise comme « </w:t>
+      </w:r>
+      <w:r>
+        <w:rPr>
+          <w:rFonts w:ascii="Arial" w:hAnsi="Arial" w:cs="Arial"/>
+          <w:i/>
+          <w:iCs/>
+        </w:rPr>
+        <w:t xml:space="preserve">Laser Game Entreprise</w:t>
+      </w:r>
+      <w:r>
+        <w:rPr>
+          <w:rFonts w:ascii="Arial" w:hAnsi="Arial" w:cs="Arial"/>
+        </w:rPr>
+        <w:t xml:space="preserve"> »</w:t>
+      </w:r>
+      <w:r>
+        <w:rPr>
+          <w:rFonts w:ascii="Arial" w:hAnsi="Arial" w:cs="Arial"/>
+        </w:rPr>
+        <w:t xml:space="preserve"> annonçant une technologie 100% LASER (en comparaison à des systèmes mélangeant technologie infrarouge (</w:t>
+      </w:r>
+      <w:r>
+        <w:rPr>
+          <w:rFonts w:ascii="Arial" w:hAnsi="Arial" w:cs="Arial"/>
+          <w:b/>
+          <w:bCs/>
+        </w:rPr>
+        <w:t xml:space="preserve">IR</w:t>
+      </w:r>
+      <w:r>
+        <w:rPr>
+          <w:rFonts w:ascii="Arial" w:hAnsi="Arial" w:cs="Arial"/>
+        </w:rPr>
+        <w:t xml:space="preserve">) et LASER plus classique). On se penche alors sur la recherche de technologie LASER pour transmettre l’information.</w:t>
+      </w:r>
+      <w:r>
+        <w:rPr>
+          <w:rFonts w:ascii="Arial" w:hAnsi="Arial" w:cs="Arial"/>
+          <w:highlight w:val="none"/>
+        </w:rPr>
+      </w:r>
+    </w:p>
+    <w:p>
+      <w:pPr>
+        <w:pBdr/>
+        <w:spacing/>
+        <w:ind/>
+        <w:rPr>
+          <w:rFonts w:ascii="Arial" w:hAnsi="Arial" w:cs="Arial"/>
+          <w:highlight w:val="none"/>
+        </w:rPr>
+      </w:pPr>
+      <w:r>
+        <w:rPr>
+          <w:rFonts w:ascii="Arial" w:hAnsi="Arial" w:cs="Arial"/>
+          <w:highlight w:val="none"/>
+        </w:rPr>
+      </w:r>
+      <w:r>
+        <w:rPr>
+          <w:rFonts w:ascii="Arial" w:hAnsi="Arial" w:cs="Arial"/>
           <w:highlight w:val="none"/>
         </w:rPr>
       </w:r>
@@ -2200,21 +2830,776 @@
     </w:p>
     <w:p>
       <w:pPr>
-        <w:pStyle w:val="893"/>
+        <w:pStyle w:val="895"/>
         <w:pBdr/>
         <w:spacing/>
         <w:ind/>
         <w:rPr>
           <w:rFonts w:ascii="Arial" w:hAnsi="Arial" w:cs="Arial"/>
+        </w:rPr>
+      </w:pPr>
+      <w:r/>
+      <w:bookmarkStart w:id="18" w:name="_Toc18"/>
+      <w:r>
+        <w:rPr>
+          <w:rFonts w:ascii="Arial" w:hAnsi="Arial" w:eastAsia="Arial" w:cs="Arial"/>
+        </w:rPr>
+        <w:t xml:space="preserve">Émission </w:t>
+      </w:r>
+      <w:r>
+        <w:rPr>
+          <w:rFonts w:ascii="Arial" w:hAnsi="Arial" w:eastAsia="Arial" w:cs="Arial"/>
+        </w:rPr>
+        <w:t xml:space="preserve">LASER</w:t>
+      </w:r>
+      <w:r/>
+      <w:bookmarkEnd w:id="18"/>
+      <w:r/>
+      <w:r>
+        <w:rPr>
+          <w:rFonts w:ascii="Arial" w:hAnsi="Arial" w:cs="Arial"/>
+        </w:rPr>
+      </w:r>
+    </w:p>
+    <w:p>
+      <w:pPr>
+        <w:pBdr/>
+        <w:spacing/>
+        <w:ind/>
+        <w:rPr>
+          <w:rFonts w:ascii="Arial" w:hAnsi="Arial" w:eastAsia="Arial" w:cs="Arial"/>
           <w:highlight w:val="none"/>
         </w:rPr>
       </w:pPr>
+      <w:r>
+        <w:rPr>
+          <w:rFonts w:ascii="Arial" w:hAnsi="Arial" w:eastAsia="Arial" w:cs="Arial"/>
+        </w:rPr>
+        <w:tab/>
+        <w:t xml:space="preserve">On commence des tests d’émission laser à partir de la diode LASER KY-008, compatible Arduino. Ainsi que son module de réception, équipé d’un photo-transistor et d’un circuit anti-rebond.</w:t>
+      </w:r>
+      <w:r>
+        <w:rPr>
+          <w:rFonts w:ascii="Arial" w:hAnsi="Arial" w:eastAsia="Arial" w:cs="Arial"/>
+        </w:rPr>
+      </w:r>
+    </w:p>
+    <w:p>
+      <w:pPr>
+        <w:pBdr/>
+        <w:spacing/>
+        <w:ind/>
+        <w:rPr>
+          <w:highlight w:val="none"/>
+        </w:rPr>
+      </w:pPr>
+      <w:r>
+        <w:rPr>
+          <w:rFonts w:ascii="Arial" w:hAnsi="Arial" w:eastAsia="Arial" w:cs="Arial"/>
+          <w:highlight w:val="none"/>
+        </w:rPr>
+      </w:r>
+      <w:r>
+        <mc:AlternateContent>
+          <mc:Choice Requires="wpg">
+            <w:drawing>
+              <wp:anchor xmlns:wp="http://schemas.openxmlformats.org/drawingml/2006/wordprocessingDrawing" xmlns:wp14="http://schemas.microsoft.com/office/word/2010/wordprocessingDrawing" distT="0" distB="0" distL="115200" distR="115200" simplePos="0" relativeHeight="29696" behindDoc="0" locked="0" layoutInCell="1" allowOverlap="1">
+                <wp:simplePos x="0" y="0"/>
+                <wp:positionH relativeFrom="column">
+                  <wp:posOffset>2033018</wp:posOffset>
+                </wp:positionH>
+                <wp:positionV relativeFrom="paragraph">
+                  <wp:posOffset>816849</wp:posOffset>
+                </wp:positionV>
+                <wp:extent cx="1383413" cy="1448530"/>
+                <wp:effectExtent l="0" t="0" r="0" b="0"/>
+                <wp:wrapTopAndBottom/>
+                <wp:docPr id="2" name=""/>
+                <wp:cNvGraphicFramePr>
+                  <a:graphicFrameLocks xmlns:a="http://schemas.openxmlformats.org/drawingml/2006/main" noChangeAspect="1"/>
+                </wp:cNvGraphicFramePr>
+                <a:graphic xmlns:a="http://schemas.openxmlformats.org/drawingml/2006/main">
+                  <a:graphicData uri="http://schemas.openxmlformats.org/drawingml/2006/picture">
+                    <pic:pic xmlns:pic="http://schemas.openxmlformats.org/drawingml/2006/picture">
+                      <pic:nvPicPr>
+                        <pic:cNvPr id="564499176" name=""/>
+                        <pic:cNvPicPr>
+                          <a:picLocks noChangeAspect="1"/>
+                        </pic:cNvPicPr>
+                        <pic:nvPr/>
+                      </pic:nvPicPr>
+                      <pic:blipFill rotWithShape="1">
+                        <a:blip r:embed="rId12"/>
+                        <a:srcRect l="23716" t="4433" r="21554" b="0"/>
+                        <a:stretch/>
+                      </pic:blipFill>
+                      <pic:spPr bwMode="auto">
+                        <a:xfrm flipH="0" flipV="0">
+                          <a:off x="0" y="0"/>
+                          <a:ext cx="1383412" cy="1448529"/>
+                        </a:xfrm>
+                        <a:prstGeom prst="rect">
+                          <a:avLst/>
+                        </a:prstGeom>
+                      </pic:spPr>
+                    </pic:pic>
+                  </a:graphicData>
+                </a:graphic>
+              </wp:anchor>
+            </w:drawing>
+          </mc:Choice>
+          <mc:Fallback>
+            <w:pict>
+              <v:shapetype id="_x0000_t75" coordsize="21600,21600" o:spt="75" o:preferrelative="t" path="m@4@5l@4@11@9@11@9@5xe" filled="f" stroked="f">
+                <v:stroke joinstyle="miter"/>
+                <v:formulas>
+                  <v:f eqn="if lineDrawn pixelLineWidth 0"/>
+                  <v:f eqn="sum @0 1 0"/>
+                  <v:f eqn="sum 0 0 @1"/>
+                  <v:f eqn="prod @2 1 2"/>
+                  <v:f eqn="prod @3 21600 pixelWidth"/>
+                  <v:f eqn="prod @3 21600 pixelHeight"/>
+                  <v:f eqn="sum @0 0 1"/>
+                  <v:f eqn="prod @6 1 2"/>
+                  <v:f eqn="prod @7 21600 pixelWidth"/>
+                  <v:f eqn="sum @8 21600 0"/>
+                  <v:f eqn="prod @7 21600 pixelHeight"/>
+                  <v:f eqn="sum @10 21600 0"/>
+                </v:formulas>
+                <v:path o:extrusionok="f" gradientshapeok="t" o:connecttype="rect"/>
+                <o:lock v:ext="edit" aspectratio="t"/>
+              </v:shapetype>
+              <v:shape id="_x0000_i1" o:spid="_x0000_s1" type="#_x0000_t75" style="position:absolute;z-index:29696;o:allowoverlap:true;o:allowincell:true;mso-position-horizontal-relative:text;margin-left:160.08pt;mso-position-horizontal:absolute;mso-position-vertical-relative:text;margin-top:64.32pt;mso-position-vertical:absolute;width:108.93pt;height:114.06pt;mso-wrap-distance-left:9.07pt;mso-wrap-distance-top:0.00pt;mso-wrap-distance-right:9.07pt;mso-wrap-distance-bottom:0.00pt;z-index:1;" stroked="false">
+                <w10:wrap type="topAndBottom"/>
+                <v:imagedata r:id="rId12" o:title="" croptop="2905f" cropleft="15543f" cropbottom="0f" cropright="14126f"/>
+                <o:lock v:ext="edit" rotation="t"/>
+              </v:shape>
+            </w:pict>
+          </mc:Fallback>
+        </mc:AlternateContent>
+      </w:r>
+      <w:r>
+        <w:rPr>
+          <w:rFonts w:ascii="Arial" w:hAnsi="Arial" w:eastAsia="Arial" w:cs="Arial"/>
+          <w:highlight w:val="none"/>
+        </w:rPr>
+      </w:r>
+      <w:r>
+        <mc:AlternateContent>
+          <mc:Choice Requires="wpg">
+            <w:drawing>
+              <wp:anchor xmlns:wp="http://schemas.openxmlformats.org/drawingml/2006/wordprocessingDrawing" xmlns:wp14="http://schemas.microsoft.com/office/word/2010/wordprocessingDrawing" distT="0" distB="0" distL="115200" distR="115200" simplePos="0" relativeHeight="28672" behindDoc="0" locked="0" layoutInCell="1" allowOverlap="1">
+                <wp:simplePos x="0" y="0"/>
+                <wp:positionH relativeFrom="column">
+                  <wp:posOffset>3983355</wp:posOffset>
+                </wp:positionH>
+                <wp:positionV relativeFrom="paragraph">
+                  <wp:posOffset>816849</wp:posOffset>
+                </wp:positionV>
+                <wp:extent cx="1871050" cy="1263954"/>
+                <wp:effectExtent l="0" t="0" r="0" b="0"/>
+                <wp:wrapTopAndBottom/>
+                <wp:docPr id="3" name=""/>
+                <wp:cNvGraphicFramePr>
+                  <a:graphicFrameLocks xmlns:a="http://schemas.openxmlformats.org/drawingml/2006/main" noChangeAspect="1"/>
+                </wp:cNvGraphicFramePr>
+                <a:graphic xmlns:a="http://schemas.openxmlformats.org/drawingml/2006/main">
+                  <a:graphicData uri="http://schemas.openxmlformats.org/drawingml/2006/picture">
+                    <pic:pic xmlns:pic="http://schemas.openxmlformats.org/drawingml/2006/picture">
+                      <pic:nvPicPr>
+                        <pic:cNvPr id="1631302723" name=""/>
+                        <pic:cNvPicPr>
+                          <a:picLocks noChangeAspect="1"/>
+                        </pic:cNvPicPr>
+                        <pic:nvPr/>
+                      </pic:nvPicPr>
+                      <pic:blipFill rotWithShape="1">
+                        <a:blip r:embed="rId13"/>
+                        <a:srcRect l="17433" t="12514" r="20397" b="19967"/>
+                        <a:stretch/>
+                      </pic:blipFill>
+                      <pic:spPr bwMode="auto">
+                        <a:xfrm flipH="0" flipV="0">
+                          <a:off x="0" y="0"/>
+                          <a:ext cx="1871049" cy="1263953"/>
+                        </a:xfrm>
+                        <a:prstGeom prst="rect">
+                          <a:avLst/>
+                        </a:prstGeom>
+                      </pic:spPr>
+                    </pic:pic>
+                  </a:graphicData>
+                </a:graphic>
+              </wp:anchor>
+            </w:drawing>
+          </mc:Choice>
+          <mc:Fallback>
+            <w:pict>
+              <v:shapetype id="_x0000_t75" coordsize="21600,21600" o:spt="75" o:preferrelative="t" path="m@4@5l@4@11@9@11@9@5xe" filled="f" stroked="f">
+                <v:stroke joinstyle="miter"/>
+                <v:formulas>
+                  <v:f eqn="if lineDrawn pixelLineWidth 0"/>
+                  <v:f eqn="sum @0 1 0"/>
+                  <v:f eqn="sum 0 0 @1"/>
+                  <v:f eqn="prod @2 1 2"/>
+                  <v:f eqn="prod @3 21600 pixelWidth"/>
+                  <v:f eqn="prod @3 21600 pixelHeight"/>
+                  <v:f eqn="sum @0 0 1"/>
+                  <v:f eqn="prod @6 1 2"/>
+                  <v:f eqn="prod @7 21600 pixelWidth"/>
+                  <v:f eqn="sum @8 21600 0"/>
+                  <v:f eqn="prod @7 21600 pixelHeight"/>
+                  <v:f eqn="sum @10 21600 0"/>
+                </v:formulas>
+                <v:path o:extrusionok="f" gradientshapeok="t" o:connecttype="rect"/>
+                <o:lock v:ext="edit" aspectratio="t"/>
+              </v:shapetype>
+              <v:shape id="_x0000_i2" o:spid="_x0000_s2" type="#_x0000_t75" style="position:absolute;z-index:28672;o:allowoverlap:true;o:allowincell:true;mso-position-horizontal-relative:text;margin-left:313.65pt;mso-position-horizontal:absolute;mso-position-vertical-relative:text;margin-top:64.32pt;mso-position-vertical:absolute;width:147.33pt;height:99.52pt;mso-wrap-distance-left:9.07pt;mso-wrap-distance-top:0.00pt;mso-wrap-distance-right:9.07pt;mso-wrap-distance-bottom:0.00pt;z-index:1;" stroked="false">
+                <w10:wrap type="topAndBottom"/>
+                <v:imagedata r:id="rId13" o:title="" croptop="8201f" cropleft="11425f" cropbottom="13086f" cropright="13367f"/>
+                <o:lock v:ext="edit" rotation="t"/>
+              </v:shape>
+            </w:pict>
+          </mc:Fallback>
+        </mc:AlternateContent>
+      </w:r>
+      <w:r>
+        <w:rPr>
+          <w:rFonts w:ascii="Arial" w:hAnsi="Arial" w:eastAsia="Arial" w:cs="Arial"/>
+          <w:highlight w:val="none"/>
+        </w:rPr>
+      </w:r>
+      <w:r>
+        <mc:AlternateContent>
+          <mc:Choice Requires="wpg">
+            <w:drawing>
+              <wp:anchor xmlns:wp="http://schemas.openxmlformats.org/drawingml/2006/wordprocessingDrawing" xmlns:wp14="http://schemas.microsoft.com/office/word/2010/wordprocessingDrawing" distT="0" distB="0" distL="115200" distR="115200" simplePos="0" relativeHeight="20480" behindDoc="0" locked="0" layoutInCell="1" allowOverlap="1">
+                <wp:simplePos x="0" y="0"/>
+                <wp:positionH relativeFrom="column">
+                  <wp:posOffset>0</wp:posOffset>
+                </wp:positionH>
+                <wp:positionV relativeFrom="paragraph">
+                  <wp:posOffset>816849</wp:posOffset>
+                </wp:positionV>
+                <wp:extent cx="1110442" cy="1193603"/>
+                <wp:effectExtent l="0" t="0" r="0" b="0"/>
+                <wp:wrapTopAndBottom/>
+                <wp:docPr id="4" name=""/>
+                <wp:cNvGraphicFramePr>
+                  <a:graphicFrameLocks xmlns:a="http://schemas.openxmlformats.org/drawingml/2006/main" noChangeAspect="1"/>
+                </wp:cNvGraphicFramePr>
+                <a:graphic xmlns:a="http://schemas.openxmlformats.org/drawingml/2006/main">
+                  <a:graphicData uri="http://schemas.openxmlformats.org/drawingml/2006/picture">
+                    <pic:pic xmlns:pic="http://schemas.openxmlformats.org/drawingml/2006/picture">
+                      <pic:nvPicPr>
+                        <pic:cNvPr id="1719147005" name=""/>
+                        <pic:cNvPicPr>
+                          <a:picLocks noChangeAspect="1"/>
+                        </pic:cNvPicPr>
+                        <pic:nvPr/>
+                      </pic:nvPicPr>
+                      <pic:blipFill rotWithShape="1">
+                        <a:blip r:embed="rId14"/>
+                        <a:stretch/>
+                      </pic:blipFill>
+                      <pic:spPr bwMode="auto">
+                        <a:xfrm flipH="0" flipV="0">
+                          <a:off x="0" y="0"/>
+                          <a:ext cx="1110441" cy="1193602"/>
+                        </a:xfrm>
+                        <a:prstGeom prst="rect">
+                          <a:avLst/>
+                        </a:prstGeom>
+                      </pic:spPr>
+                    </pic:pic>
+                  </a:graphicData>
+                </a:graphic>
+              </wp:anchor>
+            </w:drawing>
+          </mc:Choice>
+          <mc:Fallback>
+            <w:pict>
+              <v:shapetype id="_x0000_t75" coordsize="21600,21600" o:spt="75" o:preferrelative="t" path="m@4@5l@4@11@9@11@9@5xe" filled="f" stroked="f">
+                <v:stroke joinstyle="miter"/>
+                <v:formulas>
+                  <v:f eqn="if lineDrawn pixelLineWidth 0"/>
+                  <v:f eqn="sum @0 1 0"/>
+                  <v:f eqn="sum 0 0 @1"/>
+                  <v:f eqn="prod @2 1 2"/>
+                  <v:f eqn="prod @3 21600 pixelWidth"/>
+                  <v:f eqn="prod @3 21600 pixelHeight"/>
+                  <v:f eqn="sum @0 0 1"/>
+                  <v:f eqn="prod @6 1 2"/>
+                  <v:f eqn="prod @7 21600 pixelWidth"/>
+                  <v:f eqn="sum @8 21600 0"/>
+                  <v:f eqn="prod @7 21600 pixelHeight"/>
+                  <v:f eqn="sum @10 21600 0"/>
+                </v:formulas>
+                <v:path o:extrusionok="f" gradientshapeok="t" o:connecttype="rect"/>
+                <o:lock v:ext="edit" aspectratio="t"/>
+              </v:shapetype>
+              <v:shape id="_x0000_i3" o:spid="_x0000_s3" type="#_x0000_t75" style="position:absolute;z-index:20480;o:allowoverlap:true;o:allowincell:true;mso-position-horizontal-relative:text;margin-left:0.00pt;mso-position-horizontal:absolute;mso-position-vertical-relative:text;margin-top:64.32pt;mso-position-vertical:absolute;width:87.44pt;height:93.98pt;mso-wrap-distance-left:9.07pt;mso-wrap-distance-top:0.00pt;mso-wrap-distance-right:9.07pt;mso-wrap-distance-bottom:0.00pt;z-index:1;" stroked="false">
+                <w10:wrap type="topAndBottom"/>
+                <v:imagedata r:id="rId14" o:title=""/>
+                <o:lock v:ext="edit" rotation="t"/>
+              </v:shape>
+            </w:pict>
+          </mc:Fallback>
+        </mc:AlternateContent>
+      </w:r>
+      <w:r>
+        <w:rPr>
+          <w:rFonts w:ascii="Arial" w:hAnsi="Arial" w:eastAsia="Arial" w:cs="Arial"/>
+          <w:highlight w:val="none"/>
+        </w:rPr>
+      </w:r>
+      <w:r/>
+      <w:r>
+        <w:rPr>
+          <w:rFonts w:ascii="Arial" w:hAnsi="Arial" w:eastAsia="Arial" w:cs="Arial"/>
+          <w:highlight w:val="none"/>
+        </w:rPr>
+      </w:r>
+      <w:r/>
+      <w:r>
+        <w:rPr>
+          <w:rFonts w:ascii="Arial" w:hAnsi="Arial" w:eastAsia="Arial" w:cs="Arial"/>
+          <w:highlight w:val="none"/>
+        </w:rPr>
+        <w:tab/>
+        <w:t xml:space="preserve">Les photos-transistors sont des composants équivalent à un transistor bipolaire à l’exception que la base </w:t>
+      </w:r>
+      <w:r>
+        <w:rPr>
+          <w:rFonts w:ascii="Arial" w:hAnsi="Arial" w:eastAsia="Arial" w:cs="Arial"/>
+          <w:highlight w:val="none"/>
+        </w:rPr>
+        <w:t xml:space="preserve">est activé en fonction de la lumière reçue. Ce transistor peut </w:t>
+      </w:r>
+      <w:r>
+        <w:rPr>
+          <w:rFonts w:ascii="Arial" w:hAnsi="Arial" w:eastAsia="Arial" w:cs="Arial"/>
+          <w:highlight w:val="none"/>
+        </w:rPr>
+        <w:t xml:space="preserve">être plus ou moins sensible à certaines longueurs d’ondes. Celui choisie est le plus sensible autour de la longueur d’onde du LASER (càd. </w:t>
+      </w:r>
+      <w:r>
+        <w:rPr>
+          <w:rFonts w:ascii="Arial" w:hAnsi="Arial" w:eastAsia="Arial" w:cs="Arial"/>
+          <w:highlight w:val="none"/>
+        </w:rPr>
+        <w:t xml:space="preserve">630 </w:t>
+      </w:r>
+      <w:r>
+        <w:rPr>
+          <w:rFonts w:ascii="Arial" w:hAnsi="Arial" w:eastAsia="Arial" w:cs="Arial"/>
+          <w:i/>
+          <w:iCs/>
+          <w:highlight w:val="none"/>
+        </w:rPr>
+        <w:t xml:space="preserve">nm </w:t>
+      </w:r>
+      <w:r>
+        <w:rPr>
+          <w:rFonts w:ascii="Arial" w:hAnsi="Arial" w:eastAsia="Arial" w:cs="Arial"/>
+          <w:i w:val="0"/>
+          <w:iCs w:val="0"/>
+          <w:highlight w:val="none"/>
+        </w:rPr>
+        <w:t xml:space="preserve">).</w:t>
+      </w:r>
+      <w:r>
+        <w:rPr>
+          <w:rFonts w:ascii="Arial" w:hAnsi="Arial" w:eastAsia="Arial" w:cs="Arial"/>
+          <w:bCs w:val="0"/>
+          <w:i w:val="0"/>
+        </w:rPr>
+      </w:r>
+      <w:r>
+        <w:rPr>
+          <w:highlight w:val="none"/>
+        </w:rPr>
+      </w:r>
+      <w:r>
+        <w:rPr>
+          <w:highlight w:val="none"/>
+        </w:rPr>
+      </w:r>
+      <w:r>
+        <w:rPr>
+          <w:highlight w:val="none"/>
+        </w:rPr>
+      </w:r>
+      <w:r>
+        <w:rPr>
+          <w:rFonts w:ascii="Arial" w:hAnsi="Arial" w:eastAsia="Arial" w:cs="Arial"/>
+          <w:bCs w:val="0"/>
+          <w:i w:val="0"/>
+        </w:rPr>
+      </w:r>
+      <w:r>
+        <w:rPr>
+          <w:highlight w:val="none"/>
+        </w:rPr>
+      </w:r>
+      <w:r>
+        <w:rPr>
+          <w:highlight w:val="none"/>
+        </w:rPr>
+      </w:r>
+      <w:r>
+        <w:rPr>
+          <w:highlight w:val="none"/>
+        </w:rPr>
+      </w:r>
+      <w:r>
+        <w:rPr>
+          <w:highlight w:val="none"/>
+        </w:rPr>
+      </w:r>
+      <w:r>
+        <w:rPr>
+          <w:highlight w:val="none"/>
+        </w:rPr>
+      </w:r>
+      <w:r>
+        <w:rPr>
+          <w:highlight w:val="none"/>
+        </w:rPr>
+      </w:r>
+      <w:r>
+        <w:rPr>
+          <w:highlight w:val="none"/>
+        </w:rPr>
+      </w:r>
+      <w:r/>
+      <w:r>
+        <w:rPr>
+          <w:highlight w:val="none"/>
+        </w:rPr>
+      </w:r>
+      <w:r/>
+      <w:r>
+        <w:rPr>
+          <w:highlight w:val="none"/>
+        </w:rPr>
+      </w:r>
+      <w:r>
+        <w:rPr>
+          <w:highlight w:val="none"/>
+        </w:rPr>
+      </w:r>
+      <w:r>
+        <w:rPr>
+          <w:highlight w:val="none"/>
+        </w:rPr>
+      </w:r>
+      <w:r>
+        <w:rPr>
+          <w:highlight w:val="none"/>
+        </w:rPr>
+      </w:r>
+    </w:p>
+    <w:p>
+      <w:pPr>
+        <w:pBdr/>
+        <w:spacing/>
+        <w:ind w:firstLine="708"/>
+        <w:rPr>
+          <w:highlight w:val="none"/>
+        </w:rPr>
+      </w:pPr>
+      <w:r>
+        <w:rPr>
+          <w:rFonts w:ascii="Arial" w:hAnsi="Arial" w:eastAsia="Arial" w:cs="Arial"/>
+        </w:rPr>
+        <w:t xml:space="preserve">Les tests ont eu des résultats peu </w:t>
+      </w:r>
+      <w:r>
+        <w:rPr>
+          <w:rFonts w:ascii="Arial" w:hAnsi="Arial" w:eastAsia="Arial" w:cs="Arial"/>
+        </w:rPr>
+        <w:t xml:space="preserve">concluant, le premier facteur limitant étant le temps de monté et de descente du photo-transistor, ne permettant une fréquence de clignotement de 33.33 Hz (réactivité de 30ms). Bien que l’on puisse réduire la quantité d’information à envoyer, cette fréquence d’envoi est trop faible. De plus le laser ayant une puissance &lt;5mW (pour des raisons de sécurités) la lumière ambiante interfère avec la détection m</w:t>
+      </w:r>
+      <w:r>
+        <w:rPr>
+          <w:rFonts w:ascii="Arial" w:hAnsi="Arial" w:eastAsia="Arial" w:cs="Arial"/>
+        </w:rPr>
+        <w:t xml:space="preserve">ême à courte portée, rendant la détection du signal laser moins fiable. </w:t>
+      </w:r>
+      <w:r>
+        <w:rPr>
+          <w:rFonts w:ascii="Arial" w:hAnsi="Arial" w:eastAsia="Arial" w:cs="Arial"/>
+        </w:rPr>
+        <w:t xml:space="preserve">On arrive à des tests concluant qu’en p</w:t>
+      </w:r>
+      <w:r>
+        <w:rPr>
+          <w:rFonts w:ascii="Arial" w:hAnsi="Arial" w:cs="Arial"/>
+        </w:rPr>
+        <w:t xml:space="preserve">laçant le LASER dans un chambre sombre avec que très peu de lumière</w:t>
+      </w:r>
+      <w:r>
+        <w:rPr>
+          <w:rFonts w:ascii="Arial" w:hAnsi="Arial" w:eastAsia="Arial" w:cs="Arial"/>
+        </w:rPr>
+        <w:t xml:space="preserve"> ce qui est loin d’</w:t>
+      </w:r>
+      <w:r>
+        <w:rPr>
+          <w:rFonts w:ascii="Arial" w:hAnsi="Arial" w:eastAsia="Arial" w:cs="Arial"/>
+        </w:rPr>
+        <w:t xml:space="preserve">être idéal si on veut étendre notre application de Laser Game à l’extérieur.</w:t>
+      </w:r>
+      <w:r/>
+    </w:p>
+    <w:p>
+      <w:pPr>
+        <w:pBdr/>
+        <w:spacing/>
+        <w:ind/>
+        <w:rPr>
+          <w:rFonts w:ascii="Arial" w:hAnsi="Arial" w:eastAsia="Arial" w:cs="Arial"/>
+        </w:rPr>
+      </w:pPr>
+      <w:r>
+        <w:rPr>
+          <w:highlight w:val="none"/>
+        </w:rPr>
+        <w:tab/>
+      </w:r>
+      <w:r>
+        <w:rPr>
+          <w:highlight w:val="none"/>
+        </w:rPr>
+      </w:r>
+      <w:r>
+        <w:rPr>
+          <w:highlight w:val="none"/>
+        </w:rPr>
+      </w:r>
+    </w:p>
+    <w:p>
+      <w:pPr>
+        <w:pStyle w:val="895"/>
+        <w:pBdr/>
+        <w:spacing/>
+        <w:ind/>
+        <w:rPr>
+          <w:rFonts w:ascii="Arial" w:hAnsi="Arial" w:cs="Arial"/>
+        </w:rPr>
+      </w:pPr>
+      <w:r/>
+      <w:bookmarkStart w:id="19" w:name="_Toc19"/>
       <w:r/>
       <w:r>
         <w:rPr>
           <w:rFonts w:ascii="Arial" w:hAnsi="Arial" w:eastAsia="Arial" w:cs="Arial"/>
         </w:rPr>
-        <w:t xml:space="preserve">Présentation du projet en détail</w:t>
+        <w:t xml:space="preserve">Émission IR</w:t>
+      </w:r>
+      <w:r/>
+      <w:bookmarkEnd w:id="19"/>
+      <w:r/>
+      <w:r>
+        <w:rPr>
+          <w:rFonts w:ascii="Arial" w:hAnsi="Arial" w:cs="Arial"/>
+        </w:rPr>
+      </w:r>
+    </w:p>
+    <w:p>
+      <w:pPr>
+        <w:pBdr/>
+        <w:spacing/>
+        <w:ind/>
+        <w:jc w:val="both"/>
+        <w:rPr>
+          <w:rFonts w:ascii="Arial" w:hAnsi="Arial" w:eastAsia="Arial" w:cs="Arial"/>
+          <w:highlight w:val="none"/>
+        </w:rPr>
+      </w:pPr>
+      <w:r>
+        <w:rPr>
+          <w:rFonts w:ascii="Arial" w:hAnsi="Arial" w:eastAsia="Arial" w:cs="Arial"/>
+          <w:highlight w:val="none"/>
+        </w:rPr>
+        <w:tab/>
+        <w:t xml:space="preserve">Suite aux problématiques rencontrés avec les tests LASER, on décide de s’orienter plut</w:t>
+      </w:r>
+      <w:r>
+        <w:rPr>
+          <w:rFonts w:ascii="Arial" w:hAnsi="Arial" w:eastAsia="Arial" w:cs="Arial"/>
+          <w:highlight w:val="none"/>
+        </w:rPr>
+        <w:t xml:space="preserve">ôt vers </w:t>
+      </w:r>
+      <w:r>
+        <w:rPr>
+          <w:rFonts w:ascii="Arial" w:hAnsi="Arial" w:eastAsia="Arial" w:cs="Arial"/>
+          <w:highlight w:val="none"/>
+        </w:rPr>
+        <w:t xml:space="preserve">les technologies IR déjà utilisé pour les télécommande de télévision par exemple. On commence alors les tests avec un récepteur IR (que l’on identifiera comme </w:t>
+      </w:r>
+      <w:r>
+        <w:rPr>
+          <w:rFonts w:ascii="Arial" w:hAnsi="Arial" w:eastAsia="Arial" w:cs="Arial"/>
+          <w:highlight w:val="none"/>
+        </w:rPr>
+        <w:t xml:space="preserve">TSOP38238</w:t>
+      </w:r>
+      <w:r>
+        <w:rPr>
+          <w:rFonts w:ascii="Arial" w:hAnsi="Arial" w:eastAsia="Arial" w:cs="Arial"/>
+          <w:highlight w:val="none"/>
+        </w:rPr>
+        <w:t xml:space="preserve">), une télécommande IR compatible Arduino, et une carte Arduino Uno. Des librairies Arduino gérant l’émission et la réception IR existait déjà, il était alors plus facile d’effectuer des tests de performances avec l’Arduino.</w:t>
+      </w:r>
+      <w:r>
+        <w:rPr>
+          <w:rFonts w:ascii="Arial" w:hAnsi="Arial" w:cs="Arial"/>
+        </w:rPr>
+      </w:r>
+    </w:p>
+    <w:p>
+      <w:pPr>
+        <w:pBdr/>
+        <w:spacing/>
+        <w:ind/>
+        <w:jc w:val="both"/>
+        <w:rPr>
+          <w:rFonts w:ascii="Arial" w:hAnsi="Arial" w:eastAsia="Arial" w:cs="Arial"/>
+          <w:highlight w:val="none"/>
+        </w:rPr>
+      </w:pPr>
+      <w:r>
+        <w:rPr>
+          <w:rFonts w:ascii="Arial" w:hAnsi="Arial" w:eastAsia="Arial" w:cs="Arial"/>
+          <w:highlight w:val="none"/>
+        </w:rPr>
+      </w:r>
+      <w:r>
+        <w:rPr>
+          <w:rFonts w:ascii="Arial" w:hAnsi="Arial" w:eastAsia="Arial" w:cs="Arial"/>
+          <w:highlight w:val="none"/>
+        </w:rPr>
+        <w:tab/>
+        <w:t xml:space="preserve">Le résultat de ces tests furent concluants : les  essais avec plusieurs télécommande (dont télécommande de télévision) ont montrés que la communication est stable sur une distance convenable,</w:t>
+      </w:r>
+      <w:r>
+        <w:rPr>
+          <w:rFonts w:ascii="Arial" w:hAnsi="Arial" w:eastAsia="Arial" w:cs="Arial"/>
+          <w:highlight w:val="none"/>
+        </w:rPr>
+        <w:t xml:space="preserve"> la portée de communication dépend de la puissance fournie par la diode IR.</w:t>
+      </w:r>
+      <w:r>
+        <w:rPr>
+          <w:rFonts w:ascii="Arial" w:hAnsi="Arial" w:eastAsia="Arial" w:cs="Arial"/>
+          <w:highlight w:val="none"/>
+        </w:rPr>
+        <w:t xml:space="preserve"> Pour ce qui est des protocoles de communications, on choisi le protocole de communication NEC dont je parlerais plus en détail ci-dessous. On choisis par la suite des composants adaptés pour implémenter cette communication, les principales caractéristiques recherchés sont :</w:t>
+      </w:r>
+      <w:r>
+        <w:rPr>
+          <w:rFonts w:ascii="Arial" w:hAnsi="Arial" w:cs="Arial"/>
+        </w:rPr>
+      </w:r>
+    </w:p>
+    <w:p>
+      <w:pPr>
+        <w:pStyle w:val="919"/>
+        <w:numPr>
+          <w:ilvl w:val="0"/>
+          <w:numId w:val="5"/>
+        </w:numPr>
+        <w:pBdr/>
+        <w:spacing/>
+        <w:ind/>
+        <w:jc w:val="both"/>
+        <w:rPr>
+          <w:rFonts w:ascii="Arial" w:hAnsi="Arial" w:cs="Arial"/>
+        </w:rPr>
+      </w:pPr>
+      <w:r>
+        <w:rPr>
+          <w:rFonts w:ascii="Arial" w:hAnsi="Arial" w:eastAsia="Arial" w:cs="Arial"/>
+          <w:highlight w:val="none"/>
+        </w:rPr>
+        <w:t xml:space="preserve">Pour la diode IR: Une bonne puissance d’émission maximale et</w:t>
+      </w:r>
+      <w:r>
+        <w:rPr>
+          <w:rFonts w:ascii="Arial" w:hAnsi="Arial" w:eastAsia="Arial" w:cs="Arial"/>
+          <w:highlight w:val="none"/>
+        </w:rPr>
+        <w:t xml:space="preserve"> une </w:t>
+      </w:r>
+      <w:r>
+        <w:rPr>
+          <w:rFonts w:ascii="Arial" w:hAnsi="Arial" w:eastAsia="Arial" w:cs="Arial"/>
+          <w:highlight w:val="none"/>
+        </w:rPr>
+        <w:t xml:space="preserve">émission maximale pour une longueur d’onde correspondante à la sensibilité max récepteur ( autour de 950nm pour le récepteur choisi)</w:t>
+      </w:r>
+      <w:r>
+        <w:rPr>
+          <w:rFonts w:ascii="Arial" w:hAnsi="Arial" w:cs="Arial"/>
+        </w:rPr>
+      </w:r>
+    </w:p>
+    <w:p>
+      <w:pPr>
+        <w:pStyle w:val="919"/>
+        <w:numPr>
+          <w:ilvl w:val="0"/>
+          <w:numId w:val="5"/>
+        </w:numPr>
+        <w:pBdr/>
+        <w:spacing/>
+        <w:ind/>
+        <w:jc w:val="both"/>
+        <w:rPr>
+          <w:rFonts w:ascii="Arial" w:hAnsi="Arial" w:cs="Arial"/>
+        </w:rPr>
+      </w:pPr>
+      <w:r>
+        <w:rPr>
+          <w:rFonts w:ascii="Arial" w:hAnsi="Arial" w:eastAsia="Arial" w:cs="Arial"/>
+          <w:highlight w:val="none"/>
+        </w:rPr>
+        <w:t xml:space="preserve">Pour le capteur IR : Une sensibilité max autour de la longueur d’onde correspondante à la diode ( autour de </w:t>
+      </w:r>
+      <w:r>
+        <w:rPr>
+          <w:rFonts w:ascii="Arial" w:hAnsi="Arial" w:eastAsia="Arial" w:cs="Arial"/>
+          <w:highlight w:val="none"/>
+        </w:rPr>
+        <w:t xml:space="preserve">900nm pour la diode IR choisie )</w:t>
+      </w:r>
+      <w:r>
+        <w:rPr>
+          <w:rFonts w:ascii="Arial" w:hAnsi="Arial" w:cs="Arial"/>
+        </w:rPr>
+      </w:r>
+    </w:p>
+    <w:p>
+      <w:pPr>
+        <w:pBdr/>
+        <w:spacing/>
+        <w:ind/>
+        <w:jc w:val="both"/>
+        <w:rPr>
+          <w:rFonts w:ascii="Arial" w:hAnsi="Arial" w:eastAsia="Arial" w:cs="Arial"/>
+          <w:highlight w:val="none"/>
+        </w:rPr>
+      </w:pPr>
+      <w:r>
+        <w:rPr>
+          <w:rFonts w:ascii="Arial" w:hAnsi="Arial" w:eastAsia="Arial" w:cs="Arial"/>
+          <w:highlight w:val="none"/>
+        </w:rPr>
+        <w:tab/>
+        <w:t xml:space="preserve">On choisi alors la diode IR : </w:t>
       </w:r>
       <w:r>
         <w:rPr>
@@ -2227,6 +3612,244 @@
           <w:rFonts w:ascii="Arial" w:hAnsi="Arial" w:eastAsia="Arial" w:cs="Arial"/>
           <w:highlight w:val="none"/>
         </w:rPr>
+        <w:t xml:space="preserve">MT5900-IR</w:t>
+      </w:r>
+      <w:r>
+        <w:rPr>
+          <w:rFonts w:ascii="Arial" w:hAnsi="Arial" w:eastAsia="Arial" w:cs="Arial"/>
+          <w:highlight w:val="none"/>
+        </w:rPr>
+      </w:r>
+      <w:r>
+        <w:rPr>
+          <w:rFonts w:ascii="Arial" w:hAnsi="Arial" w:eastAsia="Arial" w:cs="Arial"/>
+          <w:highlight w:val="none"/>
+        </w:rPr>
+        <w:t xml:space="preserve"> avec le récepteur </w:t>
+      </w:r>
+      <w:r>
+        <w:rPr>
+          <w:rFonts w:ascii="Arial" w:hAnsi="Arial" w:eastAsia="Arial" w:cs="Arial"/>
+          <w:highlight w:val="none"/>
+        </w:rPr>
+        <w:t xml:space="preserve">TSOP38238</w:t>
+      </w:r>
+      <w:r>
+        <w:rPr>
+          <w:rFonts w:ascii="Arial" w:hAnsi="Arial" w:eastAsia="Arial" w:cs="Arial"/>
+          <w:highlight w:val="none"/>
+        </w:rPr>
+        <w:t xml:space="preserve">. L’avantage avec ce récepteur infrarouge c’est qu’il intègre des composants de démodulations intégrés afin de recevoir un signal numérique (tout ou rien) à l’arrivée, le protocole NEC utilisant un codage par distance d’impulsion avec  une porteuse en PWM.</w:t>
+      </w:r>
+      <w:r>
+        <w:rPr>
+          <w:rFonts w:ascii="Arial" w:hAnsi="Arial" w:eastAsia="Arial" w:cs="Arial"/>
+          <w:highlight w:val="none"/>
+        </w:rPr>
+      </w:r>
+    </w:p>
+    <w:p>
+      <w:pPr>
+        <w:pStyle w:val="894"/>
+        <w:pBdr/>
+        <w:spacing/>
+        <w:ind/>
+        <w:rPr>
+          <w:rFonts w:ascii="Arial" w:hAnsi="Arial" w:cs="Arial"/>
+        </w:rPr>
+      </w:pPr>
+      <w:r/>
+      <w:bookmarkStart w:id="20" w:name="_Toc20"/>
+      <w:r/>
+      <w:bookmarkStart w:id="10" w:name="_Toc10"/>
+      <w:r>
+        <w:rPr>
+          <w:rFonts w:ascii="Arial" w:hAnsi="Arial" w:eastAsia="Arial" w:cs="Arial"/>
+        </w:rPr>
+        <w:t xml:space="preserve">Protocole NEC </w:t>
+      </w:r>
+      <w:r/>
+      <w:bookmarkEnd w:id="20"/>
+      <w:r/>
+      <w:r>
+        <w:rPr>
+          <w:rFonts w:ascii="Arial" w:hAnsi="Arial" w:cs="Arial"/>
+        </w:rPr>
+      </w:r>
+    </w:p>
+    <w:p>
+      <w:pPr>
+        <w:pBdr/>
+        <w:spacing/>
+        <w:ind/>
+        <w:jc w:val="both"/>
+        <w:rPr>
+          <w:rFonts w:ascii="Arial" w:hAnsi="Arial" w:cs="Arial"/>
+        </w:rPr>
+      </w:pPr>
+      <w:r>
+        <w:rPr>
+          <w:rFonts w:ascii="Arial" w:hAnsi="Arial" w:eastAsia="Arial" w:cs="Arial"/>
+        </w:rPr>
+        <w:tab/>
+        <w:t xml:space="preserve">Pour réaliser la transmission IR</w:t>
+      </w:r>
+      <w:r>
+        <w:rPr>
+          <w:rFonts w:ascii="Arial" w:hAnsi="Arial" w:cs="Arial"/>
+        </w:rPr>
+        <w:t xml:space="preserve"> on prend la décision d’utiliser le protocole NEC car il est facile d’utilisation, fiable et bien documenté. </w:t>
+      </w:r>
+      <w:r/>
+      <w:r>
+        <w:rPr>
+          <w:rFonts w:ascii="Arial" w:hAnsi="Arial" w:cs="Arial"/>
+        </w:rPr>
+        <w:t xml:space="preserve">Le proto</w:t>
+      </w:r>
+      <w:r>
+        <w:t xml:space="preserve">cole NEC est un protocole de communication utilisant le codage par durée d’impulsion avec une porteuse de 38kHz (PWM avec rapport cyclique de 1/3 ou 1/4 étant conseillée). Alors pour coder un ‘0’ logique, une impulsion de 560 µs de la porteuse suivi de 560 µs de pause sont envoyé, pour un ‘1‘ logique, </w:t>
+      </w:r>
+      <w:r>
+        <w:t xml:space="preserve">une impulsion de 560 µs de la porteuse suivi de 1 680 µs</w:t>
+      </w:r>
+      <w:r>
+        <w:t xml:space="preserve"> de « pause » sont envoyé.</w:t>
+      </w:r>
+      <w:r/>
+      <w:r/>
+      <w:r/>
+      <w:r>
+        <w:rPr>
+          <w:rFonts w:ascii="Arial" w:hAnsi="Arial" w:cs="Arial"/>
+        </w:rPr>
+      </w:r>
+    </w:p>
+    <w:p>
+      <w:pPr>
+        <w:pBdr/>
+        <w:spacing/>
+        <w:ind w:firstLine="708"/>
+        <w:jc w:val="both"/>
+        <w:rPr/>
+      </w:pPr>
+      <w:r>
+        <w:rPr>
+          <w:highlight w:val="none"/>
+        </w:rPr>
+      </w:r>
+      <w:r>
+        <w:rPr>
+          <w:highlight w:val="none"/>
+        </w:rPr>
+      </w:r>
+      <w:r>
+        <w:rPr>
+          <w:highlight w:val="none"/>
+        </w:rPr>
+      </w:r>
+    </w:p>
+    <w:p>
+      <w:pPr>
+        <w:pBdr/>
+        <w:spacing/>
+        <w:ind/>
+        <w:jc w:val="both"/>
+        <w:rPr>
+          <w:rFonts w:ascii="Arial" w:hAnsi="Arial" w:eastAsia="Arial" w:cs="Arial"/>
+          <w:highlight w:val="none"/>
+        </w:rPr>
+      </w:pPr>
+      <w:r>
+        <w:rPr>
+          <w:rFonts w:ascii="Arial" w:hAnsi="Arial" w:eastAsia="Arial" w:cs="Arial"/>
+          <w:highlight w:val="none"/>
+        </w:rPr>
+      </w:r>
+      <w:r>
+        <mc:AlternateContent>
+          <mc:Choice Requires="wpg">
+            <w:drawing>
+              <wp:anchor xmlns:wp="http://schemas.openxmlformats.org/drawingml/2006/wordprocessingDrawing" xmlns:wp14="http://schemas.microsoft.com/office/word/2010/wordprocessingDrawing" distT="0" distB="0" distL="115200" distR="115200" simplePos="0" relativeHeight="47104" behindDoc="0" locked="0" layoutInCell="1" allowOverlap="1">
+                <wp:simplePos x="0" y="0"/>
+                <wp:positionH relativeFrom="column">
+                  <wp:posOffset>867557</wp:posOffset>
+                </wp:positionH>
+                <wp:positionV relativeFrom="paragraph">
+                  <wp:posOffset>-65204</wp:posOffset>
+                </wp:positionV>
+                <wp:extent cx="4025605" cy="1963842"/>
+                <wp:effectExtent l="0" t="0" r="0" b="0"/>
+                <wp:wrapTopAndBottom/>
+                <wp:docPr id="5" name=""/>
+                <wp:cNvGraphicFramePr>
+                  <a:graphicFrameLocks xmlns:a="http://schemas.openxmlformats.org/drawingml/2006/main" noChangeAspect="1"/>
+                </wp:cNvGraphicFramePr>
+                <a:graphic xmlns:a="http://schemas.openxmlformats.org/drawingml/2006/main">
+                  <a:graphicData uri="http://schemas.openxmlformats.org/drawingml/2006/picture">
+                    <pic:pic xmlns:pic="http://schemas.openxmlformats.org/drawingml/2006/picture">
+                      <pic:nvPicPr>
+                        <pic:cNvPr id="1991178594" name=""/>
+                        <pic:cNvPicPr>
+                          <a:picLocks noChangeAspect="1"/>
+                        </pic:cNvPicPr>
+                        <pic:nvPr/>
+                      </pic:nvPicPr>
+                      <pic:blipFill rotWithShape="1">
+                        <a:blip r:embed="rId15"/>
+                        <a:stretch/>
+                      </pic:blipFill>
+                      <pic:spPr bwMode="auto">
+                        <a:xfrm flipH="0" flipV="0">
+                          <a:off x="0" y="0"/>
+                          <a:ext cx="4025604" cy="1963842"/>
+                        </a:xfrm>
+                        <a:prstGeom prst="rect">
+                          <a:avLst/>
+                        </a:prstGeom>
+                      </pic:spPr>
+                    </pic:pic>
+                  </a:graphicData>
+                </a:graphic>
+              </wp:anchor>
+            </w:drawing>
+          </mc:Choice>
+          <mc:Fallback>
+            <w:pict>
+              <v:shapetype id="_x0000_t75" coordsize="21600,21600" o:spt="75" o:preferrelative="t" path="m@4@5l@4@11@9@11@9@5xe" filled="f" stroked="f">
+                <v:stroke joinstyle="miter"/>
+                <v:formulas>
+                  <v:f eqn="if lineDrawn pixelLineWidth 0"/>
+                  <v:f eqn="sum @0 1 0"/>
+                  <v:f eqn="sum 0 0 @1"/>
+                  <v:f eqn="prod @2 1 2"/>
+                  <v:f eqn="prod @3 21600 pixelWidth"/>
+                  <v:f eqn="prod @3 21600 pixelHeight"/>
+                  <v:f eqn="sum @0 0 1"/>
+                  <v:f eqn="prod @6 1 2"/>
+                  <v:f eqn="prod @7 21600 pixelWidth"/>
+                  <v:f eqn="sum @8 21600 0"/>
+                  <v:f eqn="prod @7 21600 pixelHeight"/>
+                  <v:f eqn="sum @10 21600 0"/>
+                </v:formulas>
+                <v:path o:extrusionok="f" gradientshapeok="t" o:connecttype="rect"/>
+                <o:lock v:ext="edit" aspectratio="t"/>
+              </v:shapetype>
+              <v:shape id="_x0000_i4" o:spid="_x0000_s4" type="#_x0000_t75" style="position:absolute;z-index:47104;o:allowoverlap:true;o:allowincell:true;mso-position-horizontal-relative:text;margin-left:68.31pt;mso-position-horizontal:absolute;mso-position-vertical-relative:text;margin-top:-5.13pt;mso-position-vertical:absolute;width:316.98pt;height:154.63pt;mso-wrap-distance-left:9.07pt;mso-wrap-distance-top:0.00pt;mso-wrap-distance-right:9.07pt;mso-wrap-distance-bottom:0.00pt;z-index:1;" stroked="false">
+                <w10:wrap type="topAndBottom"/>
+                <v:imagedata r:id="rId15" o:title=""/>
+                <o:lock v:ext="edit" rotation="t"/>
+              </v:shape>
+            </w:pict>
+          </mc:Fallback>
+        </mc:AlternateContent>
+      </w:r>
+      <w:r>
+        <w:rPr>
+          <w:rFonts w:ascii="Arial" w:hAnsi="Arial" w:eastAsia="Arial" w:cs="Arial"/>
+          <w:highlight w:val="none"/>
+        </w:rPr>
+        <w:tab/>
       </w:r>
       <w:r>
         <w:rPr>
@@ -2239,7 +3862,8 @@
       <w:pPr>
         <w:pBdr/>
         <w:spacing/>
-        <w:ind/>
+        <w:ind w:firstLine="708"/>
+        <w:jc w:val="both"/>
         <w:rPr>
           <w:rFonts w:ascii="Arial" w:hAnsi="Arial" w:cs="Arial"/>
           <w:highlight w:val="none"/>
@@ -2248,18 +3872,157 @@
       <w:r>
         <w:rPr>
           <w:rFonts w:ascii="Arial" w:hAnsi="Arial" w:eastAsia="Arial" w:cs="Arial"/>
+          <w:highlight w:val="none"/>
         </w:rPr>
-        <w:t xml:space="preserve">Les 3 morceaux principal du projet</w:t>
+        <w:t xml:space="preserve">De plus l’algorithme du protocole NEC est composé d’un pulse long de 9 ms suivi de 4.5 ms de pause </w:t>
       </w:r>
       <w:r>
         <w:rPr>
           <w:rFonts w:ascii="Arial" w:hAnsi="Arial" w:eastAsia="Arial" w:cs="Arial"/>
+          <w:highlight w:val="none"/>
         </w:rPr>
-        <w:t xml:space="preserve"> : </w:t>
+        <w:t xml:space="preserve">indiquant au récepteur le début de transmission</w:t>
       </w:r>
       <w:r>
         <w:rPr>
           <w:rFonts w:ascii="Arial" w:hAnsi="Arial" w:eastAsia="Arial" w:cs="Arial"/>
+          <w:highlight w:val="none"/>
+        </w:rPr>
+        <w:t xml:space="preserve">, et pour chaque cha</w:t>
+      </w:r>
+      <w:r>
+        <w:rPr>
+          <w:rFonts w:ascii="Arial" w:hAnsi="Arial" w:eastAsia="Arial" w:cs="Arial"/>
+          <w:highlight w:val="none"/>
+        </w:rPr>
+        <w:t xml:space="preserve">îne de 8 bits envoyés, envoie aussi l’inverse logique </w:t>
+      </w:r>
+      <w:r>
+        <w:rPr>
+          <w:rFonts w:ascii="Arial" w:hAnsi="Arial" w:cs="Arial"/>
+        </w:rPr>
+        <w:t xml:space="preserve">de cette dernière, permettant ainsi d’avoir le m</w:t>
+      </w:r>
+      <w:r>
+        <w:rPr>
+          <w:rFonts w:ascii="Arial" w:hAnsi="Arial" w:cs="Arial"/>
+        </w:rPr>
+        <w:t xml:space="preserve">ême nombre de ‘1’ et de ‘0’, dans la trame, ce qui crée une trame de longueur fixe, et assure une meilleure fiabilité (fonctionnalité que l’on a pas implémentée pour avoir une meilleure quantité de donnée à envoyé) .</w:t>
+      </w:r>
+      <w:r>
+        <w:rPr>
+          <w:rFonts w:ascii="Arial" w:hAnsi="Arial" w:eastAsia="Arial" w:cs="Arial"/>
+          <w:highlight w:val="none"/>
+        </w:rPr>
+      </w:r>
+      <w:r/>
+    </w:p>
+    <w:p>
+      <w:pPr>
+        <w:pBdr/>
+        <w:spacing/>
+        <w:ind/>
+        <w:jc w:val="both"/>
+        <w:rPr>
+          <w:rFonts w:ascii="Arial" w:hAnsi="Arial" w:eastAsia="Arial" w:cs="Arial"/>
+          <w:highlight w:val="none"/>
+        </w:rPr>
+      </w:pPr>
+      <w:r>
+        <w:rPr>
+          <w:rFonts w:ascii="Arial" w:hAnsi="Arial" w:cs="Arial"/>
+          <w:highlight w:val="none"/>
+        </w:rPr>
+      </w:r>
+      <w:r>
+        <w:rPr>
+          <w:rFonts w:ascii="Arial" w:hAnsi="Arial" w:cs="Arial"/>
+          <w:highlight w:val="none"/>
+        </w:rPr>
+      </w:r>
+      <w:r/>
+      <w:r>
+        <mc:AlternateContent>
+          <mc:Choice Requires="wpg">
+            <w:drawing>
+              <wp:anchor xmlns:wp="http://schemas.openxmlformats.org/drawingml/2006/wordprocessingDrawing" xmlns:wp14="http://schemas.microsoft.com/office/word/2010/wordprocessingDrawing" distT="0" distB="0" distL="115200" distR="115200" simplePos="0" relativeHeight="75776" behindDoc="0" locked="0" layoutInCell="1" allowOverlap="1">
+                <wp:simplePos x="0" y="0"/>
+                <wp:positionH relativeFrom="column">
+                  <wp:posOffset>191282</wp:posOffset>
+                </wp:positionH>
+                <wp:positionV relativeFrom="paragraph">
+                  <wp:posOffset>76200</wp:posOffset>
+                </wp:positionV>
+                <wp:extent cx="5378155" cy="1730404"/>
+                <wp:effectExtent l="0" t="0" r="0" b="0"/>
+                <wp:wrapTopAndBottom/>
+                <wp:docPr id="6" name=""/>
+                <wp:cNvGraphicFramePr>
+                  <a:graphicFrameLocks xmlns:a="http://schemas.openxmlformats.org/drawingml/2006/main" noChangeAspect="1"/>
+                </wp:cNvGraphicFramePr>
+                <a:graphic xmlns:a="http://schemas.openxmlformats.org/drawingml/2006/main">
+                  <a:graphicData uri="http://schemas.openxmlformats.org/drawingml/2006/picture">
+                    <pic:pic xmlns:pic="http://schemas.openxmlformats.org/drawingml/2006/picture">
+                      <pic:nvPicPr>
+                        <pic:cNvPr id="1047405702" name=""/>
+                        <pic:cNvPicPr>
+                          <a:picLocks noChangeAspect="1"/>
+                        </pic:cNvPicPr>
+                        <pic:nvPr/>
+                      </pic:nvPicPr>
+                      <pic:blipFill rotWithShape="1">
+                        <a:blip r:embed="rId16"/>
+                        <a:stretch/>
+                      </pic:blipFill>
+                      <pic:spPr bwMode="auto">
+                        <a:xfrm flipH="0" flipV="0">
+                          <a:off x="0" y="0"/>
+                          <a:ext cx="5378154" cy="1730404"/>
+                        </a:xfrm>
+                        <a:prstGeom prst="rect">
+                          <a:avLst/>
+                        </a:prstGeom>
+                      </pic:spPr>
+                    </pic:pic>
+                  </a:graphicData>
+                </a:graphic>
+              </wp:anchor>
+            </w:drawing>
+          </mc:Choice>
+          <mc:Fallback>
+            <w:pict>
+              <v:shapetype id="_x0000_t75" coordsize="21600,21600" o:spt="75" o:preferrelative="t" path="m@4@5l@4@11@9@11@9@5xe" filled="f" stroked="f">
+                <v:stroke joinstyle="miter"/>
+                <v:formulas>
+                  <v:f eqn="if lineDrawn pixelLineWidth 0"/>
+                  <v:f eqn="sum @0 1 0"/>
+                  <v:f eqn="sum 0 0 @1"/>
+                  <v:f eqn="prod @2 1 2"/>
+                  <v:f eqn="prod @3 21600 pixelWidth"/>
+                  <v:f eqn="prod @3 21600 pixelHeight"/>
+                  <v:f eqn="sum @0 0 1"/>
+                  <v:f eqn="prod @6 1 2"/>
+                  <v:f eqn="prod @7 21600 pixelWidth"/>
+                  <v:f eqn="sum @8 21600 0"/>
+                  <v:f eqn="prod @7 21600 pixelHeight"/>
+                  <v:f eqn="sum @10 21600 0"/>
+                </v:formulas>
+                <v:path o:extrusionok="f" gradientshapeok="t" o:connecttype="rect"/>
+                <o:lock v:ext="edit" aspectratio="t"/>
+              </v:shapetype>
+              <v:shape id="_x0000_i5" o:spid="_x0000_s5" type="#_x0000_t75" style="position:absolute;z-index:75776;o:allowoverlap:true;o:allowincell:true;mso-position-horizontal-relative:text;margin-left:15.06pt;mso-position-horizontal:absolute;mso-position-vertical-relative:text;margin-top:6.00pt;mso-position-vertical:absolute;width:423.48pt;height:136.25pt;mso-wrap-distance-left:9.07pt;mso-wrap-distance-top:0.00pt;mso-wrap-distance-right:9.07pt;mso-wrap-distance-bottom:0.00pt;z-index:1;" stroked="false">
+                <w10:wrap type="topAndBottom"/>
+                <v:imagedata r:id="rId16" o:title=""/>
+                <o:lock v:ext="edit" rotation="t"/>
+              </v:shape>
+            </w:pict>
+          </mc:Fallback>
+        </mc:AlternateContent>
+      </w:r>
+      <w:r/>
+      <w:r>
+        <w:rPr>
+          <w:rFonts w:ascii="Arial" w:hAnsi="Arial" w:cs="Arial"/>
           <w:highlight w:val="none"/>
         </w:rPr>
       </w:r>
@@ -2272,16 +4035,12 @@
     </w:p>
     <w:p>
       <w:pPr>
-        <w:pStyle w:val="919"/>
-        <w:numPr>
-          <w:ilvl w:val="0"/>
-          <w:numId w:val="2"/>
-        </w:numPr>
-        <w:pBdr/>
-        <w:spacing/>
-        <w:ind/>
+        <w:pBdr/>
+        <w:spacing/>
+        <w:ind w:firstLine="708"/>
+        <w:jc w:val="both"/>
         <w:rPr>
-          <w:rFonts w:ascii="Arial" w:hAnsi="Arial" w:cs="Arial"/>
+          <w:highlight w:val="none"/>
         </w:rPr>
       </w:pPr>
       <w:r>
@@ -2289,13 +4048,58 @@
           <w:rFonts w:ascii="Arial" w:hAnsi="Arial" w:eastAsia="Arial" w:cs="Arial"/>
           <w:highlight w:val="none"/>
         </w:rPr>
-        <w:t xml:space="preserve">Le tir </w:t>
+      </w:r>
+      <w:r/>
+      <w:r>
+        <w:rPr>
+          <w:rFonts w:ascii="Arial" w:hAnsi="Arial" w:eastAsia="Arial" w:cs="Arial"/>
+          <w:highlight w:val="none"/>
+        </w:rPr>
+      </w:r>
+      <w:r/>
+      <w:r>
+        <w:rPr>
+          <w:rFonts w:ascii="Arial" w:hAnsi="Arial" w:eastAsia="Arial" w:cs="Arial"/>
+          <w:highlight w:val="none"/>
+        </w:rPr>
+        <w:t xml:space="preserve">Seule problématique rencontré pour </w:t>
       </w:r>
       <w:r>
         <w:rPr>
           <w:rFonts w:ascii="Arial" w:hAnsi="Arial" w:eastAsia="Arial" w:cs="Arial"/>
+          <w:highlight w:val="none"/>
         </w:rPr>
+        <w:t xml:space="preserve">l’implémentation de ce protocole sur notre micro-contrôleur est que l’on a pas trouvé de librairie NEC en C déjà développée, par conséquent il a fallu en développer une par nos propres moyens. Ayant le détail de l’algorithme nécessaire à son implémentation dans la librairie Arduino, il suffit d’étudier et de comprendre cette librairie et de l’adapté en C pour le micro-contr</w:t>
       </w:r>
+      <w:r>
+        <w:rPr>
+          <w:rFonts w:ascii="Arial" w:hAnsi="Arial" w:eastAsia="Arial" w:cs="Arial"/>
+          <w:highlight w:val="none"/>
+        </w:rPr>
+        <w:t xml:space="preserve">ôleur souhaité. Cette </w:t>
+      </w:r>
+      <w:r>
+        <w:rPr>
+          <w:rFonts w:ascii="Arial" w:hAnsi="Arial" w:eastAsia="Arial" w:cs="Arial"/>
+          <w:highlight w:val="none"/>
+        </w:rPr>
+        <w:t xml:space="preserve">étape a pris un certain mais s’est conclus par un succès. Il a fallu adapter la tolérance à cause l’instabilité de la PWM du micro-contr</w:t>
+      </w:r>
+      <w:r>
+        <w:rPr>
+          <w:rFonts w:ascii="Arial" w:hAnsi="Arial" w:eastAsia="Arial" w:cs="Arial"/>
+          <w:highlight w:val="none"/>
+        </w:rPr>
+        <w:t xml:space="preserve">ôleur, qui ne s’arr</w:t>
+      </w:r>
+      <w:r>
+        <w:rPr>
+          <w:rFonts w:ascii="Arial" w:hAnsi="Arial" w:eastAsia="Arial" w:cs="Arial"/>
+          <w:highlight w:val="none"/>
+        </w:rPr>
+        <w:t xml:space="preserve">êtait pas et ne s’allumait immédiatement au moment idéal (ce qui n’a rien de surprenant) ou à cause du bruit que peut recevoir le capteur.</w:t>
+      </w:r>
+      <w:r/>
       <w:r>
         <w:rPr>
           <w:rFonts w:ascii="Arial" w:hAnsi="Arial" w:cs="Arial"/>
@@ -2304,30 +4108,57 @@
     </w:p>
     <w:p>
       <w:pPr>
-        <w:pStyle w:val="919"/>
-        <w:numPr>
-          <w:ilvl w:val="0"/>
-          <w:numId w:val="2"/>
-        </w:numPr>
-        <w:pBdr/>
-        <w:spacing/>
-        <w:ind/>
+        <w:pBdr/>
+        <w:spacing/>
+        <w:ind w:firstLine="708"/>
+        <w:jc w:val="both"/>
         <w:rPr>
           <w:rFonts w:ascii="Arial" w:hAnsi="Arial" w:cs="Arial"/>
         </w:rPr>
       </w:pPr>
       <w:r>
         <w:rPr>
-          <w:rFonts w:ascii="Arial" w:hAnsi="Arial" w:eastAsia="Arial" w:cs="Arial"/>
           <w:highlight w:val="none"/>
         </w:rPr>
-        <w:t xml:space="preserve">La programmation des LEDs</w:t>
+      </w:r>
+      <w:r>
+        <w:rPr>
+          <w:highlight w:val="none"/>
+        </w:rPr>
+      </w:r>
+      <w:r>
+        <w:rPr>
+          <w:highlight w:val="none"/>
+        </w:rPr>
+      </w:r>
+    </w:p>
+    <w:p>
+      <w:pPr>
+        <w:pStyle w:val="893"/>
+        <w:pBdr/>
+        <w:spacing/>
+        <w:ind/>
+        <w:rPr>
+          <w:rFonts w:ascii="Arial" w:hAnsi="Arial" w:cs="Arial"/>
+        </w:rPr>
+      </w:pPr>
+      <w:r/>
+      <w:bookmarkStart w:id="21" w:name="_Toc21"/>
+      <w:r>
+        <w:rPr>
+          <w:rFonts w:ascii="Arial" w:hAnsi="Arial" w:eastAsia="Arial" w:cs="Arial"/>
+        </w:rPr>
+        <w:t xml:space="preserve">Gestion</w:t>
       </w:r>
       <w:r>
         <w:rPr>
           <w:rFonts w:ascii="Arial" w:hAnsi="Arial" w:eastAsia="Arial" w:cs="Arial"/>
         </w:rPr>
+        <w:t xml:space="preserve"> des lumières</w:t>
       </w:r>
+      <w:r/>
+      <w:bookmarkEnd w:id="21"/>
+      <w:r/>
       <w:r>
         <w:rPr>
           <w:rFonts w:ascii="Arial" w:hAnsi="Arial" w:cs="Arial"/>
@@ -2336,570 +4167,6 @@
     </w:p>
     <w:p>
       <w:pPr>
-        <w:pStyle w:val="919"/>
-        <w:numPr>
-          <w:ilvl w:val="0"/>
-          <w:numId w:val="2"/>
-        </w:numPr>
-        <w:pBdr/>
-        <w:spacing/>
-        <w:ind/>
-        <w:rPr>
-          <w:rFonts w:ascii="Arial" w:hAnsi="Arial" w:cs="Arial"/>
-        </w:rPr>
-      </w:pPr>
-      <w:r>
-        <w:rPr>
-          <w:rFonts w:ascii="Arial" w:hAnsi="Arial" w:eastAsia="Arial" w:cs="Arial"/>
-          <w:highlight w:val="none"/>
-        </w:rPr>
-        <w:t xml:space="preserve">L’envoie des informations sur un serveur via LTE-M</w:t>
-      </w:r>
-      <w:r>
-        <w:rPr>
-          <w:rFonts w:ascii="Arial" w:hAnsi="Arial" w:eastAsia="Arial" w:cs="Arial"/>
-        </w:rPr>
-      </w:r>
-      <w:r>
-        <w:rPr>
-          <w:rFonts w:ascii="Arial" w:hAnsi="Arial" w:cs="Arial"/>
-        </w:rPr>
-      </w:r>
-    </w:p>
-    <w:p>
-      <w:pPr>
-        <w:pStyle w:val="919"/>
-        <w:numPr>
-          <w:ilvl w:val="0"/>
-          <w:numId w:val="2"/>
-        </w:numPr>
-        <w:pBdr/>
-        <w:spacing/>
-        <w:ind/>
-        <w:rPr>
-          <w:rFonts w:ascii="Arial" w:hAnsi="Arial" w:cs="Arial"/>
-        </w:rPr>
-      </w:pPr>
-      <w:r>
-        <w:rPr>
-          <w:rFonts w:ascii="Arial" w:hAnsi="Arial" w:eastAsia="Arial" w:cs="Arial"/>
-          <w:highlight w:val="none"/>
-        </w:rPr>
-      </w:r>
-      <w:r>
-        <w:rPr>
-          <w:rFonts w:ascii="Arial" w:hAnsi="Arial" w:eastAsia="Arial" w:cs="Arial"/>
-        </w:rPr>
-      </w:r>
-      <w:r>
-        <w:rPr>
-          <w:rFonts w:ascii="Arial" w:hAnsi="Arial" w:cs="Arial"/>
-        </w:rPr>
-      </w:r>
-    </w:p>
-    <w:p>
-      <w:pPr>
-        <w:pStyle w:val="892"/>
-        <w:pBdr/>
-        <w:spacing/>
-        <w:ind/>
-        <w:rPr>
-          <w:rFonts w:ascii="Arial" w:hAnsi="Arial" w:cs="Arial"/>
-        </w:rPr>
-      </w:pPr>
-      <w:r/>
-      <w:r>
-        <w:rPr>
-          <w:rFonts w:ascii="Arial" w:hAnsi="Arial" w:eastAsia="Arial" w:cs="Arial"/>
-        </w:rPr>
-        <w:t xml:space="preserve">Déroulement du projet :</w:t>
-      </w:r>
-      <w:r>
-        <w:rPr>
-          <w:rFonts w:ascii="Arial" w:hAnsi="Arial" w:eastAsia="Arial" w:cs="Arial"/>
-        </w:rPr>
-      </w:r>
-      <w:r>
-        <w:rPr>
-          <w:rFonts w:ascii="Arial" w:hAnsi="Arial" w:cs="Arial"/>
-        </w:rPr>
-      </w:r>
-    </w:p>
-    <w:p>
-      <w:pPr>
-        <w:pStyle w:val="893"/>
-        <w:pBdr/>
-        <w:spacing/>
-        <w:ind/>
-        <w:rPr>
-          <w:rFonts w:ascii="Arial" w:hAnsi="Arial" w:cs="Arial"/>
-        </w:rPr>
-      </w:pPr>
-      <w:r/>
-      <w:r>
-        <w:rPr>
-          <w:rFonts w:ascii="Arial" w:hAnsi="Arial" w:eastAsia="Arial" w:cs="Arial"/>
-        </w:rPr>
-        <w:t xml:space="preserve">Gestion du système de « tir »</w:t>
-      </w:r>
-      <w:r>
-        <w:rPr>
-          <w:rFonts w:ascii="Arial" w:hAnsi="Arial" w:eastAsia="Arial" w:cs="Arial"/>
-        </w:rPr>
-      </w:r>
-      <w:r>
-        <w:rPr>
-          <w:rFonts w:ascii="Arial" w:hAnsi="Arial" w:cs="Arial"/>
-        </w:rPr>
-      </w:r>
-    </w:p>
-    <w:p>
-      <w:pPr>
-        <w:pStyle w:val="894"/>
-        <w:pBdr/>
-        <w:spacing/>
-        <w:ind/>
-        <w:rPr>
-          <w:rFonts w:ascii="Arial" w:hAnsi="Arial" w:cs="Arial"/>
-        </w:rPr>
-      </w:pPr>
-      <w:r/>
-      <w:r>
-        <w:rPr>
-          <w:rFonts w:ascii="Arial" w:hAnsi="Arial" w:eastAsia="Arial" w:cs="Arial"/>
-        </w:rPr>
-        <w:t xml:space="preserve">Technologie utilisée</w:t>
-      </w:r>
-      <w:r>
-        <w:rPr>
-          <w:rFonts w:ascii="Arial" w:hAnsi="Arial" w:eastAsia="Arial" w:cs="Arial"/>
-        </w:rPr>
-      </w:r>
-      <w:r>
-        <w:rPr>
-          <w:rFonts w:ascii="Arial" w:hAnsi="Arial" w:cs="Arial"/>
-        </w:rPr>
-      </w:r>
-    </w:p>
-    <w:p>
-      <w:pPr>
-        <w:pStyle w:val="895"/>
-        <w:pBdr/>
-        <w:spacing/>
-        <w:ind/>
-        <w:rPr>
-          <w:rFonts w:ascii="Arial" w:hAnsi="Arial" w:cs="Arial"/>
-        </w:rPr>
-      </w:pPr>
-      <w:r/>
-      <w:r>
-        <w:rPr>
-          <w:rFonts w:ascii="Arial" w:hAnsi="Arial" w:eastAsia="Arial" w:cs="Arial"/>
-        </w:rPr>
-        <w:t xml:space="preserve">La possibilité d’un tir LASER</w:t>
-      </w:r>
-      <w:r>
-        <w:rPr>
-          <w:rFonts w:ascii="Arial" w:hAnsi="Arial" w:eastAsia="Arial" w:cs="Arial"/>
-        </w:rPr>
-      </w:r>
-      <w:r>
-        <w:rPr>
-          <w:rFonts w:ascii="Arial" w:hAnsi="Arial" w:cs="Arial"/>
-        </w:rPr>
-      </w:r>
-    </w:p>
-    <w:p>
-      <w:pPr>
-        <w:pBdr/>
-        <w:spacing/>
-        <w:ind/>
-        <w:rPr>
-          <w:rFonts w:ascii="Arial" w:hAnsi="Arial" w:cs="Arial"/>
-        </w:rPr>
-      </w:pPr>
-      <w:r>
-        <w:rPr>
-          <w:rFonts w:ascii="Arial" w:hAnsi="Arial" w:eastAsia="Arial" w:cs="Arial"/>
-        </w:rPr>
-        <w:t xml:space="preserve">Choix photo-transistors/photos diodes</w:t>
-      </w:r>
-      <w:r>
-        <w:rPr>
-          <w:rFonts w:ascii="Arial" w:hAnsi="Arial" w:eastAsia="Arial" w:cs="Arial"/>
-        </w:rPr>
-      </w:r>
-      <w:r>
-        <w:rPr>
-          <w:rFonts w:ascii="Arial" w:hAnsi="Arial" w:cs="Arial"/>
-        </w:rPr>
-      </w:r>
-    </w:p>
-    <w:p>
-      <w:pPr>
-        <w:pBdr/>
-        <w:spacing/>
-        <w:ind/>
-        <w:rPr>
-          <w:rFonts w:ascii="Arial" w:hAnsi="Arial" w:cs="Arial"/>
-        </w:rPr>
-      </w:pPr>
-      <w:r>
-        <w:rPr>
-          <w:rFonts w:ascii="Arial" w:hAnsi="Arial" w:eastAsia="Arial" w:cs="Arial"/>
-        </w:rPr>
-        <w:t xml:space="preserve">compo arduino </w:t>
-      </w:r>
-      <w:r>
-        <w:rPr>
-          <w:rFonts w:ascii="Arial" w:hAnsi="Arial" w:eastAsia="Arial" w:cs="Arial"/>
-        </w:rPr>
-        <w:t xml:space="preserve"> KY-008</w:t>
-      </w:r>
-      <w:r>
-        <w:rPr>
-          <w:rFonts w:ascii="Arial" w:hAnsi="Arial" w:eastAsia="Arial" w:cs="Arial"/>
-        </w:rPr>
-      </w:r>
-      <w:r>
-        <w:rPr>
-          <w:rFonts w:ascii="Arial" w:hAnsi="Arial" w:cs="Arial"/>
-        </w:rPr>
-      </w:r>
-    </w:p>
-    <w:p>
-      <w:pPr>
-        <w:pStyle w:val="895"/>
-        <w:pBdr/>
-        <w:spacing/>
-        <w:ind/>
-        <w:rPr>
-          <w:rFonts w:ascii="Arial" w:hAnsi="Arial" w:cs="Arial"/>
-        </w:rPr>
-      </w:pPr>
-      <w:r/>
-      <w:r>
-        <w:rPr>
-          <w:rFonts w:ascii="Arial" w:hAnsi="Arial" w:eastAsia="Arial" w:cs="Arial"/>
-        </w:rPr>
-        <w:t xml:space="preserve">Passage au tir IR</w:t>
-      </w:r>
-      <w:r>
-        <w:rPr>
-          <w:rFonts w:ascii="Arial" w:hAnsi="Arial" w:eastAsia="Arial" w:cs="Arial"/>
-        </w:rPr>
-      </w:r>
-      <w:r>
-        <w:rPr>
-          <w:rFonts w:ascii="Arial" w:hAnsi="Arial" w:cs="Arial"/>
-        </w:rPr>
-      </w:r>
-    </w:p>
-    <w:p>
-      <w:pPr>
-        <w:pBdr/>
-        <w:spacing/>
-        <w:ind/>
-        <w:rPr>
-          <w:rFonts w:ascii="Arial" w:hAnsi="Arial" w:cs="Arial"/>
-        </w:rPr>
-      </w:pPr>
-      <w:r>
-        <w:rPr>
-          <w:rFonts w:ascii="Arial" w:hAnsi="Arial" w:eastAsia="Arial" w:cs="Arial"/>
-        </w:rPr>
-        <w:t xml:space="preserve">Test avec le kit Arduin</w:t>
-      </w:r>
-      <w:r>
-        <w:rPr>
-          <w:rFonts w:ascii="Arial" w:hAnsi="Arial" w:eastAsia="Arial" w:cs="Arial"/>
-        </w:rPr>
-        <w:t xml:space="preserve">o, </w:t>
-      </w:r>
-      <w:r>
-        <w:rPr>
-          <w:rFonts w:ascii="Arial" w:hAnsi="Arial" w:eastAsia="Arial" w:cs="Arial"/>
-        </w:rPr>
-        <w:t xml:space="preserve">et </w:t>
-      </w:r>
-      <w:r>
-        <w:rPr>
-          <w:rFonts w:ascii="Arial" w:hAnsi="Arial" w:eastAsia="Arial" w:cs="Arial"/>
-        </w:rPr>
-        <w:t xml:space="preserve">sa librairie</w:t>
-      </w:r>
-      <w:r>
-        <w:rPr>
-          <w:rFonts w:ascii="Arial" w:hAnsi="Arial" w:eastAsia="Arial" w:cs="Arial"/>
-        </w:rPr>
-        <w:t xml:space="preserve">,</w:t>
-      </w:r>
-      <w:r>
-        <w:rPr>
-          <w:rFonts w:ascii="Arial" w:hAnsi="Arial" w:eastAsia="Arial" w:cs="Arial"/>
-        </w:rPr>
-        <w:t xml:space="preserve"> pour définir </w:t>
-      </w:r>
-      <w:r>
-        <w:rPr>
-          <w:rFonts w:ascii="Arial" w:hAnsi="Arial" w:eastAsia="Arial" w:cs="Arial"/>
-        </w:rPr>
-        <w:t xml:space="preserve">quel protocole utilisé</w:t>
-      </w:r>
-      <w:r>
-        <w:rPr>
-          <w:rFonts w:ascii="Arial" w:hAnsi="Arial" w:eastAsia="Arial" w:cs="Arial"/>
-        </w:rPr>
-      </w:r>
-      <w:r>
-        <w:rPr>
-          <w:rFonts w:ascii="Arial" w:hAnsi="Arial" w:cs="Arial"/>
-        </w:rPr>
-      </w:r>
-    </w:p>
-    <w:p>
-      <w:pPr>
-        <w:pBdr/>
-        <w:spacing/>
-        <w:ind/>
-        <w:rPr>
-          <w:rFonts w:ascii="Arial" w:hAnsi="Arial" w:cs="Arial"/>
-        </w:rPr>
-      </w:pPr>
-      <w:r>
-        <w:rPr>
-          <w:rFonts w:ascii="Arial" w:hAnsi="Arial" w:eastAsia="Arial" w:cs="Arial"/>
-        </w:rPr>
-        <w:t xml:space="preserve">Sélection</w:t>
-      </w:r>
-      <w:r>
-        <w:rPr>
-          <w:rFonts w:ascii="Arial" w:hAnsi="Arial" w:eastAsia="Arial" w:cs="Arial"/>
-        </w:rPr>
-        <w:t xml:space="preserve"> des composants adaptés </w:t>
-      </w:r>
-      <w:r>
-        <w:rPr>
-          <w:rFonts w:ascii="Arial" w:hAnsi="Arial" w:eastAsia="Arial" w:cs="Arial"/>
-        </w:rPr>
-      </w:r>
-      <w:r>
-        <w:rPr>
-          <w:rFonts w:ascii="Arial" w:hAnsi="Arial" w:cs="Arial"/>
-        </w:rPr>
-      </w:r>
-    </w:p>
-    <w:p>
-      <w:pPr>
-        <w:pBdr/>
-        <w:spacing/>
-        <w:ind/>
-        <w:rPr>
-          <w:rFonts w:ascii="Arial" w:hAnsi="Arial" w:cs="Arial"/>
-        </w:rPr>
-      </w:pPr>
-      <w:r>
-        <w:rPr>
-          <w:rFonts w:ascii="Arial" w:hAnsi="Arial" w:eastAsia="Arial" w:cs="Arial"/>
-        </w:rPr>
-        <w:t xml:space="preserve">Capteurs-démodulateurs </w:t>
-      </w:r>
-      <w:r>
-        <w:rPr>
-          <w:rFonts w:ascii="Arial" w:hAnsi="Arial" w:eastAsia="Arial" w:cs="Arial"/>
-        </w:rPr>
-        <w:t xml:space="preserve">idéale pour le protocole choisi.</w:t>
-      </w:r>
-      <w:r>
-        <w:rPr>
-          <w:rFonts w:ascii="Arial" w:hAnsi="Arial" w:eastAsia="Arial" w:cs="Arial"/>
-        </w:rPr>
-        <w:br/>
-      </w:r>
-      <w:r>
-        <w:rPr>
-          <w:rFonts w:ascii="Arial" w:hAnsi="Arial" w:eastAsia="Arial" w:cs="Arial"/>
-        </w:rPr>
-        <w:t xml:space="preserve">Émetteurs</w:t>
-      </w:r>
-      <w:r>
-        <w:rPr>
-          <w:rFonts w:ascii="Arial" w:hAnsi="Arial" w:eastAsia="Arial" w:cs="Arial"/>
-        </w:rPr>
-        <w:t xml:space="preserve"> LEDs IR adaptés</w:t>
-      </w:r>
-      <w:r>
-        <w:rPr>
-          <w:rFonts w:ascii="Arial" w:hAnsi="Arial" w:eastAsia="Arial" w:cs="Arial"/>
-        </w:rPr>
-      </w:r>
-      <w:r>
-        <w:rPr>
-          <w:rFonts w:ascii="Arial" w:hAnsi="Arial" w:cs="Arial"/>
-        </w:rPr>
-      </w:r>
-    </w:p>
-    <w:p>
-      <w:pPr>
-        <w:pStyle w:val="894"/>
-        <w:pBdr/>
-        <w:spacing/>
-        <w:ind/>
-        <w:rPr>
-          <w:rFonts w:ascii="Arial" w:hAnsi="Arial" w:cs="Arial"/>
-        </w:rPr>
-      </w:pPr>
-      <w:r/>
-      <w:r>
-        <w:rPr>
-          <w:rFonts w:ascii="Arial" w:hAnsi="Arial" w:eastAsia="Arial" w:cs="Arial"/>
-        </w:rPr>
-        <w:t xml:space="preserve">Protocole NEC fait maison</w:t>
-      </w:r>
-      <w:r>
-        <w:rPr>
-          <w:rFonts w:ascii="Arial" w:hAnsi="Arial" w:eastAsia="Arial" w:cs="Arial"/>
-        </w:rPr>
-      </w:r>
-      <w:r>
-        <w:rPr>
-          <w:rFonts w:ascii="Arial" w:hAnsi="Arial" w:cs="Arial"/>
-        </w:rPr>
-      </w:r>
-    </w:p>
-    <w:p>
-      <w:pPr>
-        <w:pBdr/>
-        <w:spacing/>
-        <w:ind/>
-        <w:rPr>
-          <w:rFonts w:ascii="Arial" w:hAnsi="Arial" w:cs="Arial"/>
-        </w:rPr>
-      </w:pPr>
-      <w:r>
-        <w:rPr>
-          <w:rFonts w:ascii="Arial" w:hAnsi="Arial" w:eastAsia="Arial" w:cs="Arial"/>
-        </w:rPr>
-        <w:t xml:space="preserve">Inspiration du protocole NEC de la librairie Arduino,</w:t>
-      </w:r>
-      <w:r>
-        <w:rPr>
-          <w:rFonts w:ascii="Arial" w:hAnsi="Arial" w:eastAsia="Arial" w:cs="Arial"/>
-        </w:rPr>
-        <w:br/>
-        <w:t xml:space="preserve">Instanciation faite maison et succès en changeant </w:t>
-      </w:r>
-      <w:r>
-        <w:rPr>
-          <w:rFonts w:ascii="Arial" w:hAnsi="Arial" w:eastAsia="Arial" w:cs="Arial"/>
-        </w:rPr>
-        <w:t xml:space="preserve">« </w:t>
-      </w:r>
-      <w:r>
-        <w:rPr>
-          <w:rFonts w:ascii="Arial" w:hAnsi="Arial" w:eastAsia="Arial" w:cs="Arial"/>
-        </w:rPr>
-        <w:t xml:space="preserve">légèrement</w:t>
-      </w:r>
-      <w:r>
-        <w:rPr>
-          <w:rFonts w:ascii="Arial" w:hAnsi="Arial" w:eastAsia="Arial" w:cs="Arial"/>
-        </w:rPr>
-        <w:t xml:space="preserve"> » la tolérance, la PWM étant légèrement instable ou le détecteur </w:t>
-      </w:r>
-      <w:r>
-        <w:rPr>
-          <w:rFonts w:ascii="Arial" w:hAnsi="Arial" w:eastAsia="Arial" w:cs="Arial"/>
-        </w:rPr>
-        <w:t xml:space="preserve">n’étant pas parfait.</w:t>
-      </w:r>
-      <w:r>
-        <w:rPr>
-          <w:rFonts w:ascii="Arial" w:hAnsi="Arial" w:eastAsia="Arial" w:cs="Arial"/>
-        </w:rPr>
-      </w:r>
-      <w:r>
-        <w:rPr>
-          <w:rFonts w:ascii="Arial" w:hAnsi="Arial" w:cs="Arial"/>
-        </w:rPr>
-      </w:r>
-    </w:p>
-    <w:p>
-      <w:pPr>
-        <w:pStyle w:val="893"/>
-        <w:pBdr/>
-        <w:spacing/>
-        <w:ind/>
-        <w:rPr>
-          <w:rFonts w:ascii="Arial" w:hAnsi="Arial" w:cs="Arial"/>
-        </w:rPr>
-      </w:pPr>
-      <w:r/>
-      <w:r>
-        <w:rPr>
-          <w:rFonts w:ascii="Arial" w:hAnsi="Arial" w:eastAsia="Arial" w:cs="Arial"/>
-        </w:rPr>
-        <w:t xml:space="preserve">Programmations</w:t>
-      </w:r>
-      <w:r>
-        <w:rPr>
-          <w:rFonts w:ascii="Arial" w:hAnsi="Arial" w:eastAsia="Arial" w:cs="Arial"/>
-        </w:rPr>
-        <w:t xml:space="preserve"> des LEDs</w:t>
-      </w:r>
-      <w:r>
-        <w:rPr>
-          <w:rFonts w:ascii="Arial" w:hAnsi="Arial" w:eastAsia="Arial" w:cs="Arial"/>
-        </w:rPr>
-      </w:r>
-      <w:r>
-        <w:rPr>
-          <w:rFonts w:ascii="Arial" w:hAnsi="Arial" w:cs="Arial"/>
-        </w:rPr>
-      </w:r>
-    </w:p>
-    <w:p>
-      <w:pPr>
-        <w:pBdr/>
-        <w:spacing/>
-        <w:ind w:firstLine="708"/>
-        <w:jc w:val="both"/>
-        <w:rPr>
-          <w:rFonts w:ascii="Arial" w:hAnsi="Arial" w:eastAsia="Arial" w:cs="Arial"/>
-        </w:rPr>
-      </w:pPr>
-      <w:r>
-        <w:rPr>
-          <w:rFonts w:ascii="Arial" w:hAnsi="Arial" w:eastAsia="Arial" w:cs="Arial"/>
-        </w:rPr>
-      </w:r>
-      <w:r>
-        <w:rPr>
-          <w:rFonts w:ascii="Arial" w:hAnsi="Arial" w:eastAsia="Arial" w:cs="Arial"/>
-        </w:rPr>
-        <w:t xml:space="preserve">Pour ce qui est des LEDs on commence par utiliser des LEDs RGB SK</w:t>
-      </w:r>
-      <w:r>
-        <w:rPr>
-          <w:rFonts w:ascii="Arial" w:hAnsi="Arial" w:eastAsia="Arial" w:cs="Arial"/>
-        </w:rPr>
-        <w:t xml:space="preserve">6812. Ce sont des LEDs RGB composé de 3 pins : 1 pin 5V , 1 pin GND, 1pin Data. </w:t>
-        <w:br/>
-        <w:t xml:space="preserve">La pins Data sert à commander les 3 composantes R,G, et B via le protocole suivant :</w:t>
-      </w:r>
-      <w:r>
-        <w:rPr>
-          <w:rFonts w:ascii="Arial" w:hAnsi="Arial" w:cs="Arial"/>
-        </w:rPr>
-      </w:r>
-      <w:r>
-        <w:rPr>
-          <w:rFonts w:ascii="Arial" w:hAnsi="Arial" w:eastAsia="Arial" w:cs="Arial"/>
-        </w:rPr>
-      </w:r>
-    </w:p>
-    <w:p>
-      <w:pPr>
         <w:pBdr/>
         <w:spacing/>
         <w:ind w:firstLine="708"/>
@@ -2909,78 +4176,25 @@
           <w:highlight w:val="none"/>
         </w:rPr>
       </w:pPr>
-      <w:r>
-        <w:rPr>
-          <w:rFonts w:ascii="Arial" w:hAnsi="Arial" w:eastAsia="Arial" w:cs="Arial"/>
-        </w:rPr>
-      </w:r>
-      <w:r>
-        <w:rPr>
-          <w:rFonts w:ascii="Arial" w:hAnsi="Arial" w:eastAsia="Arial" w:cs="Arial"/>
-        </w:rPr>
-        <w:br/>
-        <w:tab/>
-        <w:t xml:space="preserve">Protocole RZ unipolaire à une fréquence de 800 kHz</w:t>
-      </w:r>
-      <w:r>
-        <w:rPr>
-          <w:rFonts w:ascii="Arial" w:hAnsi="Arial" w:eastAsia="Arial" w:cs="Arial"/>
-        </w:rPr>
-        <w:t xml:space="preserve">. Chaque composantes est codée sur 8bit et sont envoyé dans l’ordre suivant : vert, rouge, bleu : </w:t>
-      </w:r>
-      <w:r>
-        <w:rPr>
-          <w:rFonts w:ascii="Arial" w:hAnsi="Arial" w:cs="Arial"/>
-        </w:rPr>
-      </w:r>
-      <w:r>
-        <w:rPr>
-          <w:rFonts w:ascii="Arial" w:hAnsi="Arial" w:eastAsia="Arial" w:cs="Arial"/>
-          <w:highlight w:val="none"/>
-        </w:rPr>
-      </w:r>
-    </w:p>
-    <w:p>
-      <w:pPr>
-        <w:pBdr/>
-        <w:spacing/>
-        <w:ind w:firstLine="0"/>
-        <w:jc w:val="both"/>
-        <w:rPr>
-          <w:rFonts w:ascii="Arial" w:hAnsi="Arial" w:cs="Arial"/>
-        </w:rPr>
-      </w:pPr>
-      <w:r>
-        <w:rPr>
-          <w:rFonts w:ascii="Arial" w:hAnsi="Arial" w:eastAsia="Arial" w:cs="Arial"/>
-          <w:highlight w:val="none"/>
-        </w:rPr>
-      </w:r>
+      <w:r/>
+      <w:r/>
+      <w:r/>
       <w:r>
         <mc:AlternateContent>
           <mc:Choice Requires="wpg">
             <w:drawing>
-              <wp:anchor xmlns:wp="http://schemas.openxmlformats.org/drawingml/2006/wordprocessingDrawing" xmlns:wp14="http://schemas.microsoft.com/office/word/2010/wordprocessingDrawing" distT="0" distB="0" distL="0" distR="0" simplePos="0" relativeHeight="15360" behindDoc="0" locked="0" layoutInCell="1" allowOverlap="1">
+              <wp:anchor xmlns:wp="http://schemas.openxmlformats.org/drawingml/2006/wordprocessingDrawing" xmlns:wp14="http://schemas.microsoft.com/office/word/2010/wordprocessingDrawing" distT="0" distB="0" distL="0" distR="0" simplePos="0" relativeHeight="157696" behindDoc="0" locked="0" layoutInCell="1" allowOverlap="1">
                 <wp:simplePos x="0" y="0"/>
                 <wp:positionH relativeFrom="page">
-                  <wp:posOffset>766445</wp:posOffset>
+                  <wp:posOffset>1012530</wp:posOffset>
                 </wp:positionH>
                 <wp:positionV relativeFrom="page">
-                  <wp:posOffset>4247693</wp:posOffset>
+                  <wp:posOffset>4347705</wp:posOffset>
                 </wp:positionV>
-                <wp:extent cx="5817870" cy="1227408"/>
+                <wp:extent cx="5571785" cy="1503185"/>
                 <wp:effectExtent l="0" t="0" r="0" b="0"/>
-                <wp:wrapThrough wrapText="bothSides">
-                  <wp:wrapPolygon edited="1">
-                    <wp:start x="0" y="0"/>
-                    <wp:lineTo x="21387" y="0"/>
-                    <wp:lineTo x="21387" y="15999"/>
-                    <wp:lineTo x="21601" y="21606"/>
-                    <wp:lineTo x="211" y="21606"/>
-                    <wp:lineTo x="0" y="15999"/>
-                  </wp:wrapPolygon>
-                </wp:wrapThrough>
-                <wp:docPr id="2" name=""/>
+                <wp:wrapTopAndBottom/>
+                <wp:docPr id="7" name=""/>
                 <wp:cNvGraphicFramePr/>
                 <a:graphic xmlns:a="http://schemas.openxmlformats.org/drawingml/2006/main">
                   <a:graphicData uri="http://schemas.microsoft.com/office/word/2010/wordprocessingGroup">
@@ -2989,106 +4203,56 @@
                       <wpg:grpSpPr bwMode="auto">
                         <a:xfrm>
                           <a:off x="0" y="0"/>
-                          <a:ext cx="5817870" cy="1227408"/>
+                          <a:ext cx="5571784" cy="1503185"/>
                           <a:chOff x="0" y="0"/>
-                          <a:chExt cx="5817870" cy="1227408"/>
+                          <a:chExt cx="5571784" cy="1503185"/>
                         </a:xfrm>
                       </wpg:grpSpPr>
                       <pic:pic xmlns:pic="http://schemas.openxmlformats.org/drawingml/2006/picture">
                         <pic:nvPicPr>
-                          <pic:cNvPr id="938274941" name=""/>
+                          <pic:cNvPr id="1629761564" name=""/>
                           <pic:cNvPicPr>
                             <a:picLocks noChangeAspect="1"/>
                           </pic:cNvPicPr>
                           <pic:nvPr/>
                         </pic:nvPicPr>
                         <pic:blipFill rotWithShape="1">
-                          <a:blip r:embed="rId12"/>
+                          <a:blip r:embed="rId17"/>
+                          <a:srcRect l="56532" t="0" r="0" b="70127"/>
                           <a:stretch/>
                         </pic:blipFill>
                         <pic:spPr bwMode="auto">
-                          <a:xfrm>
+                          <a:xfrm flipH="0" flipV="0">
                             <a:off x="0" y="0"/>
-                            <a:ext cx="5760718" cy="909157"/>
+                            <a:ext cx="2187279" cy="1503185"/>
                           </a:xfrm>
                           <a:prstGeom prst="rect">
                             <a:avLst/>
                           </a:prstGeom>
                         </pic:spPr>
                       </pic:pic>
-                      <wps:wsp>
-                        <wps:cNvPr id="938274942" name=""/>
-                        <wps:cNvSpPr/>
-                        <wps:spPr bwMode="auto">
-                          <a:xfrm>
-                            <a:off x="57150" y="968974"/>
-                            <a:ext cx="5761080" cy="258793"/>
+                      <pic:pic xmlns:pic="http://schemas.openxmlformats.org/drawingml/2006/picture">
+                        <pic:nvPicPr>
+                          <pic:cNvPr id="1521830209" name=""/>
+                          <pic:cNvPicPr>
+                            <a:picLocks noChangeAspect="1"/>
+                          </pic:cNvPicPr>
+                          <pic:nvPr/>
+                        </pic:nvPicPr>
+                        <pic:blipFill rotWithShape="1">
+                          <a:blip r:embed="rId18"/>
+                          <a:stretch/>
+                        </pic:blipFill>
+                        <pic:spPr bwMode="auto">
+                          <a:xfrm flipH="0" flipV="0">
+                            <a:off x="3223259" y="85545"/>
+                            <a:ext cx="2348524" cy="1332093"/>
                           </a:xfrm>
                           <a:prstGeom prst="rect">
                             <a:avLst/>
                           </a:prstGeom>
-                          <a:noFill/>
-                          <a:ln>
-                            <a:noFill/>
-                          </a:ln>
-                        </wps:spPr>
-                        <wps:txbx>
-                          <w:txbxContent>
-                            <w:p>
-                              <w:pPr>
-                                <w:pStyle w:val="870"/>
-                                <w:pBdr/>
-                                <w:tabs>
-                                  <w:tab w:val="center" w:leader="none" w:pos="4536"/>
-                                </w:tabs>
-                                <w:spacing/>
-                                <w:ind/>
-                                <w:jc w:val="right"/>
-                                <w:rPr>
-                                  <w:rFonts w:ascii="Cambria Math" w:hAnsi="Cambria Math" w:eastAsia="Cambria Math" w:cs="Cambria Math"/>
-                                </w:rPr>
-                              </w:pPr>
-                              <w:r/>
-                              <w:bookmarkStart w:id="1" w:name="_Toc1"/>
-                              <w:r>
-                                <w:t xml:space="preserve">Figure </w:t>
-                              </w:r>
-                              <w:r>
-                                <w:fldChar w:fldCharType="begin"/>
-                                <w:instrText xml:space="preserve"> SEQ Figure \* Arabic </w:instrText>
-                                <w:fldChar w:fldCharType="separate"/>
-                              </w:r>
-                              <w:r>
-                                <w:t xml:space="preserve">1</w:t>
-                              </w:r>
-                              <w:r>
-                                <w:fldChar w:fldCharType="end"/>
-                              </w:r>
-                              <w:r>
-                                <w:t xml:space="preserve"> - Ordre d'envoie des bits SK6812 </w:t>
-                              </w:r>
-                              <w:r>
-                                <w:rPr>
-                                  <w:rFonts w:ascii="Cambria Math" w:hAnsi="Cambria Math" w:eastAsia="Cambria Math" w:cs="Cambria Math"/>
-                                </w:rPr>
-                                <w:tab/>
-                              </w:r>
-                              <w:r/>
-                              <w:bookmarkEnd w:id="1"/>
-                              <w:r/>
-                              <w:r>
-                                <w:rPr>
-                                  <w:rFonts w:ascii="Cambria Math" w:hAnsi="Cambria Math" w:eastAsia="Cambria Math" w:cs="Cambria Math"/>
-                                </w:rPr>
-                              </w:r>
-                            </w:p>
-                          </w:txbxContent>
-                        </wps:txbx>
-                        <wps:bodyPr rot="0" spcFirstLastPara="0" vertOverflow="overflow" horzOverflow="overflow" vert="horz" wrap="square" lIns="0" tIns="0" rIns="0" bIns="0" numCol="1" spcCol="0" rtlCol="0" fromWordArt="0" anchor="t" anchorCtr="0" forceAA="0" upright="0" compatLnSpc="1">
-                          <a:prstTxWarp prst="textNoShape"/>
-                          <a:spAutoFit/>
-                        </wps:bodyPr>
-                      </wps:wsp>
+                        </pic:spPr>
+                      </pic:pic>
                     </wpg:wgp>
                   </a:graphicData>
                 </a:graphic>
@@ -3097,7 +4261,7 @@
           </mc:Choice>
           <mc:Fallback>
             <w:pict>
-              <v:group id="group 1" o:spid="_x0000_s0000" style="position:absolute;z-index:15360;o:allowoverlap:true;o:allowincell:true;mso-position-horizontal-relative:page;margin-left:60.35pt;mso-position-horizontal:absolute;mso-position-vertical-relative:page;margin-top:334.46pt;mso-position-vertical:absolute;width:458.10pt;height:96.65pt;mso-wrap-distance-left:0.00pt;mso-wrap-distance-top:0.00pt;mso-wrap-distance-right:0.00pt;mso-wrap-distance-bottom:0.00pt;" wrapcoords="0 0 21387 0 21387 15999 21601 21606 211 21606 0 15999" coordorigin="0,0" coordsize="58178,12274">
+              <v:group id="group 6" o:spid="_x0000_s0000" style="position:absolute;z-index:157696;o:allowoverlap:true;o:allowincell:true;mso-position-horizontal-relative:page;margin-left:79.73pt;mso-position-horizontal:absolute;mso-position-vertical-relative:page;margin-top:342.34pt;mso-position-vertical:absolute;width:438.72pt;height:118.36pt;mso-wrap-distance-left:0.00pt;mso-wrap-distance-top:0.00pt;mso-wrap-distance-right:0.00pt;mso-wrap-distance-bottom:0.00pt;" coordorigin="0,0" coordsize="55717,15031">
                 <v:shapetype id="_x0000_t75" coordsize="21600,21600" o:spt="75" o:preferrelative="t" path="m@4@5l@4@11@9@11@9@5xe" filled="f" stroked="f">
                   <v:stroke joinstyle="miter"/>
                   <v:formulas>
@@ -3117,66 +4281,358 @@
                   <v:path o:extrusionok="f" gradientshapeok="t" o:connecttype="rect"/>
                   <o:lock v:ext="edit" aspectratio="t"/>
                 </v:shapetype>
-                <v:shape id="_x0000_i2" o:spid="_x0000_s2" type="#_x0000_t75" style="position:absolute;left:0;top:0;width:57607;height:9091;z-index:1;" stroked="false">
-                  <w10:wrap type="through"/>
-                  <v:imagedata r:id="rId12" o:title=""/>
+                <v:shape id="_x0000_i7" o:spid="_x0000_s7" type="#_x0000_t75" style="position:absolute;left:0;top:0;width:21872;height:15031;z-index:1;" stroked="false">
+                  <w10:wrap type="topAndBottom"/>
+                  <v:imagedata r:id="rId17" o:title="" croptop="0f" cropleft="37049f" cropbottom="45958f" cropright="0f"/>
                   <o:lock v:ext="edit" rotation="t"/>
                 </v:shape>
-                <v:shape id="shape 3" o:spid="_x0000_s3" o:spt="1" type="#_x0000_t1" style="position:absolute;left:571;top:9689;width:57610;height:2587;v-text-anchor:top;visibility:visible;" filled="f" stroked="f">
-                  <v:textbox inset="0,0,0,0">
-                    <w:txbxContent>
-                      <w:p>
-                        <w:pPr>
-                          <w:pStyle w:val="870"/>
-                          <w:pBdr/>
-                          <w:tabs>
-                            <w:tab w:val="center" w:leader="none" w:pos="4536"/>
-                          </w:tabs>
-                          <w:spacing/>
-                          <w:ind/>
-                          <w:jc w:val="right"/>
-                          <w:rPr>
-                            <w:rFonts w:ascii="Cambria Math" w:hAnsi="Cambria Math" w:eastAsia="Cambria Math" w:cs="Cambria Math"/>
-                          </w:rPr>
-                        </w:pPr>
-                        <w:r/>
-                        <w:bookmarkStart w:id="1" w:name="_Toc1"/>
-                        <w:r>
-                          <w:t xml:space="preserve">Figure </w:t>
-                        </w:r>
-                        <w:r>
-                          <w:fldChar w:fldCharType="begin"/>
-                          <w:instrText xml:space="preserve"> SEQ Figure \* Arabic </w:instrText>
-                          <w:fldChar w:fldCharType="separate"/>
-                        </w:r>
-                        <w:r>
-                          <w:t xml:space="preserve">1</w:t>
-                        </w:r>
-                        <w:r>
-                          <w:fldChar w:fldCharType="end"/>
-                        </w:r>
-                        <w:r>
-                          <w:t xml:space="preserve"> - Ordre d'envoie des bits SK6812 </w:t>
-                        </w:r>
-                        <w:r>
-                          <w:rPr>
-                            <w:rFonts w:ascii="Cambria Math" w:hAnsi="Cambria Math" w:eastAsia="Cambria Math" w:cs="Cambria Math"/>
-                          </w:rPr>
-                          <w:tab/>
-                        </w:r>
-                        <w:r/>
-                        <w:bookmarkEnd w:id="1"/>
-                        <w:r/>
-                        <w:r>
-                          <w:rPr>
-                            <w:rFonts w:ascii="Cambria Math" w:hAnsi="Cambria Math" w:eastAsia="Cambria Math" w:cs="Cambria Math"/>
-                          </w:rPr>
-                        </w:r>
-                      </w:p>
-                    </w:txbxContent>
-                  </v:textbox>
+                <v:shapetype id="_x0000_t75" coordsize="21600,21600" o:spt="75" o:preferrelative="t" path="m@4@5l@4@11@9@11@9@5xe" filled="f" stroked="f">
+                  <v:stroke joinstyle="miter"/>
+                  <v:formulas>
+                    <v:f eqn="if lineDrawn pixelLineWidth 0"/>
+                    <v:f eqn="sum @0 1 0"/>
+                    <v:f eqn="sum 0 0 @1"/>
+                    <v:f eqn="prod @2 1 2"/>
+                    <v:f eqn="prod @3 21600 pixelWidth"/>
+                    <v:f eqn="prod @3 21600 pixelHeight"/>
+                    <v:f eqn="sum @0 0 1"/>
+                    <v:f eqn="prod @6 1 2"/>
+                    <v:f eqn="prod @7 21600 pixelWidth"/>
+                    <v:f eqn="sum @8 21600 0"/>
+                    <v:f eqn="prod @7 21600 pixelHeight"/>
+                    <v:f eqn="sum @10 21600 0"/>
+                  </v:formulas>
+                  <v:path o:extrusionok="f" gradientshapeok="t" o:connecttype="rect"/>
+                  <o:lock v:ext="edit" aspectratio="t"/>
+                </v:shapetype>
+                <v:shape id="_x0000_i8" o:spid="_x0000_s8" type="#_x0000_t75" style="position:absolute;left:32232;top:855;width:23485;height:13320;z-index:1;" stroked="false">
+                  <v:imagedata r:id="rId18" o:title=""/>
+                  <o:lock v:ext="edit" rotation="t"/>
                 </v:shape>
               </v:group>
+            </w:pict>
+          </mc:Fallback>
+        </mc:AlternateContent>
+      </w:r>
+      <w:r/>
+      <w:r>
+        <w:rPr>
+          <w:rFonts w:ascii="Arial" w:hAnsi="Arial" w:eastAsia="Arial" w:cs="Arial"/>
+        </w:rPr>
+      </w:r>
+      <w:r/>
+      <w:r>
+        <w:rPr>
+          <w:rFonts w:ascii="Arial" w:hAnsi="Arial" w:eastAsia="Arial" w:cs="Arial"/>
+        </w:rPr>
+      </w:r>
+      <w:r/>
+      <w:r>
+        <w:rPr>
+          <w:rFonts w:ascii="Arial" w:hAnsi="Arial" w:eastAsia="Arial" w:cs="Arial"/>
+        </w:rPr>
+        <w:t xml:space="preserve">Pour ce qui est de la gestion de lumières sur l’équipement,  on se propose d’utiliser les LEDs RGB SK</w:t>
+      </w:r>
+      <w:r>
+        <w:rPr>
+          <w:rFonts w:ascii="Arial" w:hAnsi="Arial" w:eastAsia="Arial" w:cs="Arial"/>
+        </w:rPr>
+        <w:t xml:space="preserve">6812. Ce sont des LEDs RGB composé de 3 pins : 1 pin 5V , 1 pin GND, 1 pin Data. </w:t>
+      </w:r>
+      <w:r>
+        <w:rPr>
+          <w:rFonts w:ascii="Arial" w:hAnsi="Arial" w:eastAsia="Arial" w:cs="Arial"/>
+        </w:rPr>
+      </w:r>
+    </w:p>
+    <w:p>
+      <w:pPr>
+        <w:pBdr/>
+        <w:spacing/>
+        <w:ind w:firstLine="708"/>
+        <w:jc w:val="both"/>
+        <w:rPr>
+          <w:rFonts w:ascii="Arial" w:hAnsi="Arial" w:eastAsia="Arial" w:cs="Arial"/>
+        </w:rPr>
+      </w:pPr>
+      <w:r>
+        <w:rPr>
+          <w:rFonts w:ascii="Arial" w:hAnsi="Arial" w:eastAsia="Arial" w:cs="Arial"/>
+          <w:highlight w:val="none"/>
+        </w:rPr>
+      </w:r>
+      <w:r/>
+      <w:r>
+        <w:rPr>
+          <w:rFonts w:ascii="Arial" w:hAnsi="Arial" w:eastAsia="Arial" w:cs="Arial"/>
+          <w:highlight w:val="none"/>
+        </w:rPr>
+      </w:r>
+      <w:r/>
+      <w:r>
+        <w:rPr>
+          <w:rFonts w:ascii="Arial" w:hAnsi="Arial" w:eastAsia="Arial" w:cs="Arial"/>
+          <w:highlight w:val="none"/>
+        </w:rPr>
+      </w:r>
+      <w:r>
+        <w:rPr>
+          <w:rFonts w:ascii="Arial" w:hAnsi="Arial" w:eastAsia="Arial" w:cs="Arial"/>
+          <w:highlight w:val="none"/>
+        </w:rPr>
+      </w:r>
+      <w:r>
+        <w:rPr>
+          <w:rFonts w:ascii="Arial" w:hAnsi="Arial" w:eastAsia="Arial" w:cs="Arial"/>
+          <w:highlight w:val="none"/>
+        </w:rPr>
+      </w:r>
+    </w:p>
+    <w:p>
+      <w:pPr>
+        <w:pBdr/>
+        <w:spacing/>
+        <w:ind w:firstLine="708"/>
+        <w:jc w:val="both"/>
+        <w:rPr>
+          <w:rFonts w:ascii="Arial" w:hAnsi="Arial" w:eastAsia="Arial" w:cs="Arial"/>
+          <w:highlight w:val="none"/>
+        </w:rPr>
+      </w:pPr>
+      <w:r>
+        <w:rPr>
+          <w:rFonts w:ascii="Arial" w:hAnsi="Arial" w:eastAsia="Arial" w:cs="Arial"/>
+          <w:highlight w:val="none"/>
+        </w:rPr>
+      </w:r>
+      <w:r>
+        <w:rPr>
+          <w:rFonts w:ascii="Arial" w:hAnsi="Arial" w:eastAsia="Arial" w:cs="Arial"/>
+          <w:highlight w:val="none"/>
+        </w:rPr>
+      </w:r>
+      <w:r>
+        <w:rPr>
+          <w:rFonts w:ascii="Arial" w:hAnsi="Arial" w:eastAsia="Arial" w:cs="Arial"/>
+          <w:highlight w:val="none"/>
+        </w:rPr>
+      </w:r>
+    </w:p>
+    <w:p>
+      <w:pPr>
+        <w:pBdr/>
+        <w:spacing/>
+        <w:ind w:firstLine="708"/>
+        <w:jc w:val="both"/>
+        <w:rPr>
+          <w:rFonts w:ascii="Arial" w:hAnsi="Arial" w:eastAsia="Arial" w:cs="Arial"/>
+          <w:highlight w:val="none"/>
+        </w:rPr>
+      </w:pPr>
+      <w:r>
+        <w:rPr>
+          <w:rFonts w:ascii="Arial" w:hAnsi="Arial" w:eastAsia="Arial" w:cs="Arial"/>
+        </w:rPr>
+      </w:r>
+      <w:r/>
+      <w:r>
+        <w:rPr>
+          <w:rFonts w:ascii="Arial" w:hAnsi="Arial" w:eastAsia="Arial" w:cs="Arial"/>
+        </w:rPr>
+      </w:r>
+      <w:r/>
+      <w:r>
+        <w:rPr>
+          <w:rFonts w:ascii="Arial" w:hAnsi="Arial" w:eastAsia="Arial" w:cs="Arial"/>
+        </w:rPr>
+      </w:r>
+      <w:r/>
+      <w:r>
+        <w:rPr>
+          <w:rFonts w:ascii="Arial" w:hAnsi="Arial" w:eastAsia="Arial" w:cs="Arial"/>
+        </w:rPr>
+      </w:r>
+      <w:r/>
+      <w:r>
+        <w:rPr>
+          <w:rFonts w:ascii="Arial" w:hAnsi="Arial" w:eastAsia="Arial" w:cs="Arial"/>
+        </w:rPr>
+      </w:r>
+      <w:r/>
+      <w:r>
+        <w:rPr>
+          <w:rFonts w:ascii="Arial" w:hAnsi="Arial" w:eastAsia="Arial" w:cs="Arial"/>
+        </w:rPr>
+        <w:t xml:space="preserve">La pins Data sert à commander les 3 composantes R,G, et B via un </w:t>
+      </w:r>
+      <w:r>
+        <w:rPr>
+          <w:rFonts w:ascii="Arial" w:hAnsi="Arial" w:eastAsia="Arial" w:cs="Arial"/>
+        </w:rPr>
+        <w:t xml:space="preserve">protocole RZ unipolaire à une fréquence de 800 kHz</w:t>
+      </w:r>
+      <w:r>
+        <w:rPr>
+          <w:rFonts w:ascii="Arial" w:hAnsi="Arial" w:eastAsia="Arial" w:cs="Arial"/>
+        </w:rPr>
+        <w:t xml:space="preserve">. Chaque composantes est codée sur 8bit et sont envoyé dans l’ordre suivant : vert, rouge, bleu : </w:t>
+      </w:r>
+      <w:r>
+        <w:rPr>
+          <w:rFonts w:ascii="Arial" w:hAnsi="Arial" w:eastAsia="Arial" w:cs="Arial"/>
+        </w:rPr>
+      </w:r>
+      <w:r/>
+      <w:r>
+        <w:rPr>
+          <w:rFonts w:ascii="Arial" w:hAnsi="Arial" w:eastAsia="Arial" w:cs="Arial"/>
+          <w:highlight w:val="none"/>
+        </w:rPr>
+      </w:r>
+      <w:r/>
+      <w:r>
+        <w:rPr>
+          <w:rFonts w:ascii="Arial" w:hAnsi="Arial" w:eastAsia="Arial" w:cs="Arial"/>
+          <w:highlight w:val="none"/>
+        </w:rPr>
+      </w:r>
+      <w:r/>
+      <w:r>
+        <w:rPr>
+          <w:rFonts w:ascii="Arial" w:hAnsi="Arial" w:eastAsia="Arial" w:cs="Arial"/>
+          <w:highlight w:val="none"/>
+        </w:rPr>
+      </w:r>
+      <w:r/>
+      <w:r>
+        <w:rPr>
+          <w:rFonts w:ascii="Arial" w:hAnsi="Arial" w:eastAsia="Arial" w:cs="Arial"/>
+          <w:highlight w:val="none"/>
+        </w:rPr>
+      </w:r>
+      <w:r>
+        <w:rPr>
+          <w:rFonts w:ascii="Arial" w:hAnsi="Arial" w:eastAsia="Arial" w:cs="Arial"/>
+          <w:highlight w:val="none"/>
+        </w:rPr>
+      </w:r>
+      <w:r>
+        <w:rPr>
+          <w:rFonts w:ascii="Arial" w:hAnsi="Arial" w:eastAsia="Arial" w:cs="Arial"/>
+          <w:highlight w:val="none"/>
+        </w:rPr>
+      </w:r>
+      <w:r>
+        <w:rPr>
+          <w:rFonts w:ascii="Arial" w:hAnsi="Arial" w:eastAsia="Arial" w:cs="Arial"/>
+          <w:highlight w:val="none"/>
+        </w:rPr>
+      </w:r>
+    </w:p>
+    <w:p>
+      <w:pPr>
+        <w:pBdr/>
+        <w:spacing/>
+        <w:ind w:firstLine="708"/>
+        <w:jc w:val="both"/>
+        <w:rPr>
+          <w:rFonts w:ascii="Arial" w:hAnsi="Arial" w:eastAsia="Arial" w:cs="Arial"/>
+          <w:highlight w:val="none"/>
+        </w:rPr>
+      </w:pPr>
+      <w:r>
+        <w:rPr>
+          <w:rFonts w:ascii="Arial" w:hAnsi="Arial" w:eastAsia="Arial" w:cs="Arial"/>
+          <w:highlight w:val="none"/>
+        </w:rPr>
+      </w:r>
+      <w:r>
+        <w:rPr>
+          <w:rFonts w:ascii="Arial" w:hAnsi="Arial" w:eastAsia="Arial" w:cs="Arial"/>
+          <w:highlight w:val="none"/>
+        </w:rPr>
+        <w:t xml:space="preserve">^</w:t>
+      </w:r>
+      <w:r>
+        <w:rPr>
+          <w:rFonts w:ascii="Arial" w:hAnsi="Arial" w:eastAsia="Arial" w:cs="Arial"/>
+          <w:highlight w:val="none"/>
+        </w:rPr>
+      </w:r>
+      <w:r>
+        <mc:AlternateContent>
+          <mc:Choice Requires="wpg">
+            <w:drawing>
+              <wp:anchor xmlns:wp="http://schemas.openxmlformats.org/drawingml/2006/wordprocessingDrawing" xmlns:wp14="http://schemas.microsoft.com/office/word/2010/wordprocessingDrawing" distT="0" distB="0" distL="0" distR="0" simplePos="0" relativeHeight="15360" behindDoc="0" locked="0" layoutInCell="1" allowOverlap="1">
+                <wp:simplePos x="0" y="0"/>
+                <wp:positionH relativeFrom="page">
+                  <wp:posOffset>823597</wp:posOffset>
+                </wp:positionH>
+                <wp:positionV relativeFrom="page">
+                  <wp:posOffset>6987165</wp:posOffset>
+                </wp:positionV>
+                <wp:extent cx="5760718" cy="909157"/>
+                <wp:effectExtent l="0" t="0" r="0" b="0"/>
+                <wp:wrapTopAndBottom/>
+                <wp:docPr id="8" name=""/>
+                <wp:cNvGraphicFramePr>
+                  <a:graphicFrameLocks xmlns:a="http://schemas.openxmlformats.org/drawingml/2006/main" noChangeAspect="1"/>
+                </wp:cNvGraphicFramePr>
+                <a:graphic xmlns:a="http://schemas.openxmlformats.org/drawingml/2006/main">
+                  <a:graphicData uri="http://schemas.openxmlformats.org/drawingml/2006/picture">
+                    <pic:pic xmlns:pic="http://schemas.openxmlformats.org/drawingml/2006/picture">
+                      <pic:nvPicPr>
+                        <pic:cNvPr id="325876116" name=""/>
+                        <pic:cNvPicPr>
+                          <a:picLocks noChangeAspect="1"/>
+                        </pic:cNvPicPr>
+                        <pic:nvPr/>
+                      </pic:nvPicPr>
+                      <pic:blipFill rotWithShape="1">
+                        <a:blip r:embed="rId19"/>
+                        <a:stretch/>
+                      </pic:blipFill>
+                      <pic:spPr bwMode="auto">
+                        <a:xfrm rot="0" flipH="0" flipV="0">
+                          <a:off x="0" y="0"/>
+                          <a:ext cx="5760717" cy="909156"/>
+                        </a:xfrm>
+                        <a:prstGeom prst="rect">
+                          <a:avLst/>
+                        </a:prstGeom>
+                      </pic:spPr>
+                    </pic:pic>
+                  </a:graphicData>
+                </a:graphic>
+              </wp:anchor>
+            </w:drawing>
+          </mc:Choice>
+          <mc:Fallback>
+            <w:pict>
+              <v:shapetype id="_x0000_t75" coordsize="21600,21600" o:spt="75" o:preferrelative="t" path="m@4@5l@4@11@9@11@9@5xe" filled="f" stroked="f">
+                <v:stroke joinstyle="miter"/>
+                <v:formulas>
+                  <v:f eqn="if lineDrawn pixelLineWidth 0"/>
+                  <v:f eqn="sum @0 1 0"/>
+                  <v:f eqn="sum 0 0 @1"/>
+                  <v:f eqn="prod @2 1 2"/>
+                  <v:f eqn="prod @3 21600 pixelWidth"/>
+                  <v:f eqn="prod @3 21600 pixelHeight"/>
+                  <v:f eqn="sum @0 0 1"/>
+                  <v:f eqn="prod @6 1 2"/>
+                  <v:f eqn="prod @7 21600 pixelWidth"/>
+                  <v:f eqn="sum @8 21600 0"/>
+                  <v:f eqn="prod @7 21600 pixelHeight"/>
+                  <v:f eqn="sum @10 21600 0"/>
+                </v:formulas>
+                <v:path o:extrusionok="f" gradientshapeok="t" o:connecttype="rect"/>
+                <o:lock v:ext="edit" aspectratio="t"/>
+              </v:shapetype>
+              <v:shape id="_x0000_i9" o:spid="_x0000_s9" type="#_x0000_t75" style="position:absolute;z-index:15360;o:allowoverlap:true;o:allowincell:true;mso-position-horizontal-relative:page;margin-left:64.85pt;mso-position-horizontal:absolute;mso-position-vertical-relative:page;margin-top:550.17pt;mso-position-vertical:absolute;width:453.60pt;height:71.59pt;mso-wrap-distance-left:0.00pt;mso-wrap-distance-top:0.00pt;mso-wrap-distance-right:0.00pt;mso-wrap-distance-bottom:0.00pt;rotation:0;z-index:1;" stroked="false">
+                <w10:wrap type="topAndBottom"/>
+                <v:imagedata r:id="rId19" o:title=""/>
+                <o:lock v:ext="edit" rotation="t"/>
+              </v:shape>
             </w:pict>
           </mc:Fallback>
         </mc:AlternateContent>
@@ -3187,9 +4643,23 @@
           <w:highlight w:val="none"/>
         </w:rPr>
       </w:r>
+      <w:r/>
       <w:r>
         <w:rPr>
-          <w:rFonts w:ascii="Arial" w:hAnsi="Arial" w:cs="Arial"/>
+          <w:rFonts w:ascii="Arial" w:hAnsi="Arial" w:eastAsia="Arial" w:cs="Arial"/>
+          <w:highlight w:val="none"/>
+        </w:rPr>
+      </w:r>
+      <w:r>
+        <w:rPr>
+          <w:rFonts w:ascii="Arial" w:hAnsi="Arial" w:eastAsia="Arial" w:cs="Arial"/>
+          <w:highlight w:val="none"/>
+        </w:rPr>
+      </w:r>
+      <w:r>
+        <w:rPr>
+          <w:rFonts w:ascii="Arial" w:hAnsi="Arial" w:eastAsia="Arial" w:cs="Arial"/>
+          <w:highlight w:val="none"/>
         </w:rPr>
       </w:r>
     </w:p>
@@ -3198,11 +4668,78 @@
         <w:pBdr/>
         <w:spacing/>
         <w:ind w:firstLine="708"/>
+        <w:jc w:val="both"/>
         <w:rPr>
           <w:rFonts w:ascii="Arial" w:hAnsi="Arial" w:eastAsia="Arial" w:cs="Arial"/>
           <w:highlight w:val="none"/>
         </w:rPr>
       </w:pPr>
+      <w:r>
+        <w:rPr>
+          <w:rFonts w:ascii="Arial" w:hAnsi="Arial" w:eastAsia="Arial" w:cs="Arial"/>
+        </w:rPr>
+      </w:r>
+      <w:r/>
+      <w:r>
+        <w:rPr>
+          <w:rFonts w:ascii="Arial" w:hAnsi="Arial" w:eastAsia="Arial" w:cs="Arial"/>
+        </w:rPr>
+      </w:r>
+      <w:r/>
+      <w:r>
+        <w:rPr>
+          <w:rFonts w:ascii="Arial" w:hAnsi="Arial" w:eastAsia="Arial" w:cs="Arial"/>
+        </w:rPr>
+      </w:r>
+      <w:r/>
+      <w:r>
+        <w:rPr>
+          <w:rFonts w:ascii="Arial" w:hAnsi="Arial" w:eastAsia="Arial" w:cs="Arial"/>
+        </w:rPr>
+      </w:r>
+      <w:r/>
+      <w:r>
+        <w:rPr>
+          <w:rFonts w:ascii="Arial" w:hAnsi="Arial" w:eastAsia="Arial" w:cs="Arial"/>
+        </w:rPr>
+      </w:r>
+      <w:r/>
+      <w:r>
+        <w:rPr>
+          <w:rFonts w:ascii="Arial" w:hAnsi="Arial" w:eastAsia="Arial" w:cs="Arial"/>
+        </w:rPr>
+      </w:r>
+      <w:r/>
+      <w:r>
+        <w:rPr>
+          <w:rFonts w:ascii="Arial" w:hAnsi="Arial" w:eastAsia="Arial" w:cs="Arial"/>
+        </w:rPr>
+      </w:r>
+      <w:r/>
+      <w:r>
+        <w:rPr>
+          <w:rFonts w:ascii="Arial" w:hAnsi="Arial" w:eastAsia="Arial" w:cs="Arial"/>
+        </w:rPr>
+      </w:r>
+      <w:r/>
+      <w:r>
+        <w:rPr>
+          <w:rFonts w:ascii="Arial" w:hAnsi="Arial" w:eastAsia="Arial" w:cs="Arial"/>
+        </w:rPr>
+      </w:r>
+      <w:r/>
+      <w:r>
+        <w:rPr>
+          <w:rFonts w:ascii="Arial" w:hAnsi="Arial" w:eastAsia="Arial" w:cs="Arial"/>
+        </w:rPr>
+      </w:r>
+      <w:r/>
+      <w:r>
+        <w:rPr>
+          <w:rFonts w:ascii="Arial" w:hAnsi="Arial" w:eastAsia="Arial" w:cs="Arial"/>
+        </w:rPr>
+      </w:r>
+      <w:r/>
       <w:r>
         <w:rPr>
           <w:rFonts w:ascii="Arial" w:hAnsi="Arial" w:eastAsia="Arial" w:cs="Arial"/>
@@ -3225,21 +4762,10 @@
           <w:rFonts w:ascii="Arial" w:hAnsi="Arial" w:eastAsia="Arial" w:cs="Arial"/>
         </w:rPr>
         <w:t xml:space="preserve">sur le micro-controller nrf9151 : 16 , 8, 4, 2 ou 1 Mhz et 500,250 ou 125 kHz.</w:t>
-        <w:br/>
-        <w:tab/>
-        <w:t xml:space="preserve">On alors eu l’idée de sélectionner une fréquence plus élevé, multiple de la fréquence voulue, et envoyer un nombre de bits plus élevé. Par exemple, on pouvait choisir 4 MHz cor</w:t>
       </w:r>
       <w:r>
         <w:rPr>
           <w:rFonts w:ascii="Arial" w:hAnsi="Arial" w:eastAsia="Arial" w:cs="Arial"/>
-        </w:rPr>
-        <w:t xml:space="preserve">respondant à 5 * 800kHz, il fallait alors envoyé 5 fois plus de bits, pour envoyer ‘01’ il aura fallu envoyer ‘0000011111’.</w:t>
-        <w:br/>
-        <w:t xml:space="preserve">Cela n’a pas fonctionner probablement car les LEDs ne reconnaissaient pas les 1 et les 0, la PWM tournant à une fréquence trop élevé</w:t>
-      </w:r>
-      <w:r>
-        <w:rPr>
-          <w:rFonts w:ascii="Arial" w:hAnsi="Arial" w:cs="Arial"/>
         </w:rPr>
       </w:r>
       <w:r>
@@ -3248,16 +4774,14 @@
           <w:highlight w:val="none"/>
         </w:rPr>
       </w:r>
-    </w:p>
-    <w:p>
-      <w:pPr>
-        <w:pBdr/>
-        <w:spacing/>
-        <w:ind/>
+      <w:r/>
+      <w:r>
         <w:rPr>
-          <w:rFonts w:ascii="Arial" w:hAnsi="Arial" w:cs="Arial"/>
+          <w:rFonts w:ascii="Arial" w:hAnsi="Arial" w:eastAsia="Arial" w:cs="Arial"/>
+          <w:highlight w:val="none"/>
         </w:rPr>
-      </w:pPr>
+      </w:r>
+      <w:r/>
       <w:r>
         <w:rPr>
           <w:rFonts w:ascii="Arial" w:hAnsi="Arial" w:eastAsia="Arial" w:cs="Arial"/>
@@ -3272,25 +4796,427 @@
       </w:r>
       <w:r>
         <w:rPr>
-          <w:rFonts w:ascii="Arial" w:hAnsi="Arial" w:cs="Arial"/>
+          <w:rFonts w:ascii="Arial" w:hAnsi="Arial" w:eastAsia="Arial" w:cs="Arial"/>
+          <w:highlight w:val="none"/>
         </w:rPr>
       </w:r>
-    </w:p>
-    <w:p>
-      <w:pPr>
-        <w:pBdr/>
-        <w:spacing/>
-        <w:ind/>
-        <w:rPr>
-          <w:rFonts w:ascii="Arial" w:hAnsi="Arial" w:cs="Arial"/>
-        </w:rPr>
-      </w:pPr>
+      <w:r/>
+      <w:r/>
+      <w:r/>
       <w:r>
         <w:rPr>
           <w:rFonts w:ascii="Arial" w:hAnsi="Arial" w:eastAsia="Arial" w:cs="Arial"/>
           <w:highlight w:val="none"/>
         </w:rPr>
       </w:r>
+      <w:r>
+        <w:rPr>
+          <w:rFonts w:ascii="Arial" w:hAnsi="Arial" w:eastAsia="Arial" w:cs="Arial"/>
+          <w:highlight w:val="none"/>
+        </w:rPr>
+      </w:r>
+      <w:r>
+        <w:rPr>
+          <w:highlight w:val="none"/>
+        </w:rPr>
+      </w:r>
+      <w:r>
+        <w:rPr>
+          <w:rFonts w:ascii="Arial" w:hAnsi="Arial" w:eastAsia="Arial" w:cs="Arial"/>
+          <w:highlight w:val="none"/>
+        </w:rPr>
+      </w:r>
+      <w:r/>
+      <w:r>
+        <w:rPr>
+          <w:rFonts w:ascii="Arial" w:hAnsi="Arial" w:eastAsia="Arial" w:cs="Arial"/>
+          <w:highlight w:val="none"/>
+        </w:rPr>
+      </w:r>
+      <w:r/>
+      <w:r>
+        <w:rPr>
+          <w:rFonts w:ascii="Arial" w:hAnsi="Arial" w:eastAsia="Arial" w:cs="Arial"/>
+          <w:highlight w:val="none"/>
+        </w:rPr>
+      </w:r>
+      <w:r>
+        <w:rPr>
+          <w:rFonts w:ascii="Arial" w:hAnsi="Arial" w:eastAsia="Arial" w:cs="Arial"/>
+          <w:highlight w:val="none"/>
+        </w:rPr>
+      </w:r>
+      <w:r>
+        <w:rPr>
+          <w:rFonts w:ascii="Arial" w:hAnsi="Arial" w:eastAsia="Arial" w:cs="Arial"/>
+          <w:highlight w:val="none"/>
+        </w:rPr>
+      </w:r>
+      <w:r>
+        <w:rPr>
+          <w:rFonts w:ascii="Arial" w:hAnsi="Arial" w:eastAsia="Arial" w:cs="Arial"/>
+          <w:highlight w:val="none"/>
+        </w:rPr>
+      </w:r>
+    </w:p>
+    <w:p>
+      <w:pPr>
+        <w:pBdr/>
+        <w:spacing/>
+        <w:ind w:firstLine="708"/>
+        <w:jc w:val="both"/>
+        <w:rPr>
+          <w:rFonts w:ascii="Arial" w:hAnsi="Arial" w:eastAsia="Arial" w:cs="Arial"/>
+          <w:highlight w:val="none"/>
+        </w:rPr>
+      </w:pPr>
+      <w:r>
+        <w:rPr>
+          <w:rFonts w:ascii="Arial" w:hAnsi="Arial" w:eastAsia="Arial" w:cs="Arial"/>
+        </w:rPr>
+      </w:r>
+      <w:r/>
+      <w:r>
+        <w:rPr>
+          <w:rFonts w:ascii="Arial" w:hAnsi="Arial" w:eastAsia="Arial" w:cs="Arial"/>
+        </w:rPr>
+      </w:r>
+      <w:r/>
+      <w:r>
+        <w:rPr>
+          <w:rFonts w:ascii="Arial" w:hAnsi="Arial" w:eastAsia="Arial" w:cs="Arial"/>
+        </w:rPr>
+        <w:t xml:space="preserve">On a alors eu l’idée de sélectionner une fréquence plus élevé, multiple de la fréquence voulue, et envoyer un nombre de bits plus élevé. Par exemple, on pouvait choisir 4 MHz cor</w:t>
+      </w:r>
+      <w:r>
+        <w:rPr>
+          <w:rFonts w:ascii="Arial" w:hAnsi="Arial" w:eastAsia="Arial" w:cs="Arial"/>
+        </w:rPr>
+        <w:t xml:space="preserve">respondant à 5 * 800kHz, il fallait alors envoyé 5 fois plus de bits, pour envoyer ‘01’ il aura fallu envoyer ‘0000011111’. Cela n’a pas fonctionner probablement car les LEDs ne reconnaissaient pas les 1 et les 0 de la PWM tournant à une fréquence trop élevé</w:t>
+      </w:r>
+      <w:r>
+        <w:rPr>
+          <w:rFonts w:ascii="Arial" w:hAnsi="Arial" w:eastAsia="Arial" w:cs="Arial"/>
+          <w:highlight w:val="none"/>
+        </w:rPr>
+        <w:t xml:space="preserve">.</w:t>
+      </w:r>
+      <w:r>
+        <w:rPr>
+          <w:rFonts w:ascii="Arial" w:hAnsi="Arial" w:eastAsia="Arial" w:cs="Arial"/>
+          <w:highlight w:val="none"/>
+        </w:rPr>
+      </w:r>
+      <w:r/>
+    </w:p>
+    <w:p>
+      <w:pPr>
+        <w:pBdr/>
+        <w:spacing/>
+        <w:ind/>
+        <w:rPr>
+          <w:highlight w:val="none"/>
+        </w:rPr>
+      </w:pPr>
+      <w:r>
+        <w:rPr>
+          <w:highlight w:val="none"/>
+        </w:rPr>
+      </w:r>
+      <w:r>
+        <w:rPr>
+          <w:highlight w:val="none"/>
+        </w:rPr>
+        <w:tab/>
+        <w:t xml:space="preserve">N’ayant pas obtenu de résultat concluant on se tourne alors vers des LEDs RGB 4 pins à Cathode Commune l’avantage de c</w:t>
+      </w:r>
+      <w:r>
+        <w:rPr>
+          <w:highlight w:val="none"/>
+        </w:rPr>
+        <w:t xml:space="preserve">’est que les composantes R, G et B peuvent </w:t>
+      </w:r>
+      <w:r>
+        <w:rPr>
+          <w:highlight w:val="none"/>
+        </w:rPr>
+        <w:t xml:space="preserve">être commandées indépendamment sur 3 pins GPIOs différentes, c’est idéal pour un ensemble de LEDs devant afficher la m</w:t>
+      </w:r>
+      <w:r>
+        <w:rPr>
+          <w:highlight w:val="none"/>
+        </w:rPr>
+        <w:t xml:space="preserve">ême couleur. Cela peut par contre </w:t>
+      </w:r>
+      <w:r>
+        <w:rPr>
+          <w:highlight w:val="none"/>
+        </w:rPr>
+        <w:t xml:space="preserve">être un désavantage si les GPIOs viennent à manquer (ce qui n’est pas notre cas).</w:t>
+      </w:r>
+      <w:r>
+        <w:rPr>
+          <w:highlight w:val="none"/>
+        </w:rPr>
+      </w:r>
+    </w:p>
+    <w:p>
+      <w:pPr>
+        <w:pBdr/>
+        <w:spacing/>
+        <w:ind/>
+        <w:rPr>
+          <w:highlight w:val="none"/>
+        </w:rPr>
+      </w:pPr>
+      <w:r>
+        <w:rPr>
+          <w:highlight w:val="none"/>
+        </w:rPr>
+      </w:r>
+      <w:r>
+        <w:rPr>
+          <w:highlight w:val="none"/>
+        </w:rPr>
+      </w:r>
+      <w:r>
+        <w:rPr>
+          <w:highlight w:val="none"/>
+        </w:rPr>
+      </w:r>
+    </w:p>
+    <w:p>
+      <w:pPr>
+        <w:pBdr/>
+        <w:spacing/>
+        <w:ind/>
+        <w:rPr>
+          <w:rFonts w:ascii="Arial" w:hAnsi="Arial" w:cs="Arial"/>
+        </w:rPr>
+      </w:pPr>
+      <w:r>
+        <w:rPr>
+          <w:rFonts w:ascii="Arial" w:hAnsi="Arial" w:cs="Arial"/>
+        </w:rPr>
+      </w:r>
+      <w:r>
+        <w:rPr>
+          <w:rFonts w:ascii="Arial" w:hAnsi="Arial" w:cs="Arial"/>
+        </w:rPr>
+      </w:r>
+      <w:r>
+        <mc:AlternateContent>
+          <mc:Choice Requires="wpg">
+            <w:drawing>
+              <wp:anchor xmlns:wp="http://schemas.openxmlformats.org/drawingml/2006/wordprocessingDrawing" xmlns:wp14="http://schemas.microsoft.com/office/word/2010/wordprocessingDrawing" distT="0" distB="0" distL="115200" distR="115200" simplePos="0" relativeHeight="155648" behindDoc="0" locked="0" layoutInCell="1" allowOverlap="1">
+                <wp:simplePos x="0" y="0"/>
+                <wp:positionH relativeFrom="column">
+                  <wp:posOffset>1176714</wp:posOffset>
+                </wp:positionH>
+                <wp:positionV relativeFrom="paragraph">
+                  <wp:posOffset>-304800</wp:posOffset>
+                </wp:positionV>
+                <wp:extent cx="3616842" cy="2236345"/>
+                <wp:effectExtent l="0" t="0" r="0" b="0"/>
+                <wp:wrapTopAndBottom/>
+                <wp:docPr id="9" name=""/>
+                <wp:cNvGraphicFramePr>
+                  <a:graphicFrameLocks xmlns:a="http://schemas.openxmlformats.org/drawingml/2006/main" noChangeAspect="1"/>
+                </wp:cNvGraphicFramePr>
+                <a:graphic xmlns:a="http://schemas.openxmlformats.org/drawingml/2006/main">
+                  <a:graphicData uri="http://schemas.openxmlformats.org/drawingml/2006/picture">
+                    <pic:pic xmlns:pic="http://schemas.openxmlformats.org/drawingml/2006/picture">
+                      <pic:nvPicPr>
+                        <pic:cNvPr id="557236838" name=""/>
+                        <pic:cNvPicPr>
+                          <a:picLocks noChangeAspect="1"/>
+                        </pic:cNvPicPr>
+                        <pic:nvPr/>
+                      </pic:nvPicPr>
+                      <pic:blipFill rotWithShape="1">
+                        <a:blip r:embed="rId20"/>
+                        <a:stretch/>
+                      </pic:blipFill>
+                      <pic:spPr bwMode="auto">
+                        <a:xfrm flipH="0" flipV="0">
+                          <a:off x="0" y="0"/>
+                          <a:ext cx="3616841" cy="2236345"/>
+                        </a:xfrm>
+                        <a:prstGeom prst="rect">
+                          <a:avLst/>
+                        </a:prstGeom>
+                      </pic:spPr>
+                    </pic:pic>
+                  </a:graphicData>
+                </a:graphic>
+              </wp:anchor>
+            </w:drawing>
+          </mc:Choice>
+          <mc:Fallback>
+            <w:pict>
+              <v:shapetype id="_x0000_t75" coordsize="21600,21600" o:spt="75" o:preferrelative="t" path="m@4@5l@4@11@9@11@9@5xe" filled="f" stroked="f">
+                <v:stroke joinstyle="miter"/>
+                <v:formulas>
+                  <v:f eqn="if lineDrawn pixelLineWidth 0"/>
+                  <v:f eqn="sum @0 1 0"/>
+                  <v:f eqn="sum 0 0 @1"/>
+                  <v:f eqn="prod @2 1 2"/>
+                  <v:f eqn="prod @3 21600 pixelWidth"/>
+                  <v:f eqn="prod @3 21600 pixelHeight"/>
+                  <v:f eqn="sum @0 0 1"/>
+                  <v:f eqn="prod @6 1 2"/>
+                  <v:f eqn="prod @7 21600 pixelWidth"/>
+                  <v:f eqn="sum @8 21600 0"/>
+                  <v:f eqn="prod @7 21600 pixelHeight"/>
+                  <v:f eqn="sum @10 21600 0"/>
+                </v:formulas>
+                <v:path o:extrusionok="f" gradientshapeok="t" o:connecttype="rect"/>
+                <o:lock v:ext="edit" aspectratio="t"/>
+              </v:shapetype>
+              <v:shape id="_x0000_i10" o:spid="_x0000_s10" type="#_x0000_t75" style="position:absolute;z-index:155648;o:allowoverlap:true;o:allowincell:true;mso-position-horizontal-relative:text;margin-left:92.65pt;mso-position-horizontal:absolute;mso-position-vertical-relative:text;margin-top:-24.00pt;mso-position-vertical:absolute;width:284.79pt;height:176.09pt;mso-wrap-distance-left:9.07pt;mso-wrap-distance-top:0.00pt;mso-wrap-distance-right:9.07pt;mso-wrap-distance-bottom:0.00pt;z-index:1;" stroked="false">
+                <w10:wrap type="topAndBottom"/>
+                <v:imagedata r:id="rId20" o:title=""/>
+                <o:lock v:ext="edit" rotation="t"/>
+              </v:shape>
+            </w:pict>
+          </mc:Fallback>
+        </mc:AlternateContent>
+      </w:r>
+      <w:r>
+        <w:rPr>
+          <w:rFonts w:ascii="Arial" w:hAnsi="Arial" w:cs="Arial"/>
+        </w:rPr>
+      </w:r>
+      <w:r>
+        <w:rPr>
+          <w:rFonts w:ascii="Arial" w:hAnsi="Arial" w:cs="Arial"/>
+        </w:rPr>
+      </w:r>
+      <w:r>
+        <w:rPr>
+          <w:highlight w:val="none"/>
+        </w:rPr>
+      </w:r>
+      <w:r>
+        <w:rPr>
+          <w:highlight w:val="none"/>
+        </w:rPr>
+      </w:r>
+      <w:r>
+        <w:rPr>
+          <w:highlight w:val="none"/>
+        </w:rPr>
+      </w:r>
+      <w:r>
+        <w:rPr>
+          <w:rFonts w:ascii="Arial" w:hAnsi="Arial" w:cs="Arial"/>
+        </w:rPr>
+      </w:r>
+    </w:p>
+    <w:p>
+      <w:pPr>
+        <w:pStyle w:val="893"/>
+        <w:pBdr/>
+        <w:spacing/>
+        <w:ind/>
+        <w:rPr>
+          <w:highlight w:val="none"/>
+        </w:rPr>
+      </w:pPr>
+      <w:r/>
+      <w:bookmarkStart w:id="22" w:name="_Toc22"/>
+      <w:r>
+        <w:t xml:space="preserve">Serveur HTTP et réseau mobile</w:t>
+      </w:r>
+      <w:r/>
+      <w:bookmarkEnd w:id="22"/>
+      <w:r/>
+      <w:r>
+        <w:rPr>
+          <w:highlight w:val="none"/>
+        </w:rPr>
+      </w:r>
+    </w:p>
+    <w:p>
+      <w:pPr>
+        <w:pBdr/>
+        <w:spacing/>
+        <w:ind/>
+        <w:jc w:val="both"/>
+        <w:rPr/>
+      </w:pPr>
+      <w:r>
+        <w:rPr>
+          <w:rFonts w:ascii="Arial" w:hAnsi="Arial" w:cs="Arial"/>
+        </w:rPr>
+        <w:tab/>
+      </w:r>
+      <w:r/>
+    </w:p>
+    <w:p>
+      <w:pPr>
+        <w:pStyle w:val="894"/>
+        <w:pBdr/>
+        <w:spacing/>
+        <w:ind/>
+        <w:rPr>
+          <w:rFonts w:ascii="Arial" w:hAnsi="Arial" w:cs="Arial"/>
+        </w:rPr>
+      </w:pPr>
+      <w:r/>
+      <w:bookmarkStart w:id="23" w:name="_Toc23"/>
+      <w:r/>
+      <w:r>
+        <w:rPr>
+          <w:rFonts w:ascii="Arial" w:hAnsi="Arial" w:eastAsia="Arial" w:cs="Arial"/>
+        </w:rPr>
+        <w:t xml:space="preserve">Pourquoi LTE-M ?</w:t>
+      </w:r>
+      <w:r/>
+      <w:bookmarkEnd w:id="23"/>
+      <w:r/>
+      <w:r>
+        <w:rPr>
+          <w:rFonts w:ascii="Arial" w:hAnsi="Arial" w:cs="Arial"/>
+        </w:rPr>
+      </w:r>
+    </w:p>
+    <w:p>
+      <w:pPr>
+        <w:pStyle w:val="894"/>
+        <w:pBdr/>
+        <w:spacing/>
+        <w:ind/>
+        <w:rPr>
+          <w:rFonts w:ascii="Arial" w:hAnsi="Arial" w:cs="Arial"/>
+        </w:rPr>
+      </w:pPr>
+      <w:r/>
+      <w:bookmarkStart w:id="24" w:name="_Toc24"/>
+      <w:r>
+        <w:rPr>
+          <w:rFonts w:ascii="Arial" w:hAnsi="Arial" w:eastAsia="Arial" w:cs="Arial"/>
+        </w:rPr>
+        <w:t xml:space="preserve">Samples HTTP</w:t>
+      </w:r>
+      <w:r/>
+      <w:bookmarkEnd w:id="24"/>
+      <w:r/>
+      <w:r>
+        <w:rPr>
+          <w:rFonts w:ascii="Arial" w:hAnsi="Arial" w:cs="Arial"/>
+        </w:rPr>
+      </w:r>
+    </w:p>
+    <w:p>
+      <w:pPr>
+        <w:pBdr/>
+        <w:spacing/>
+        <w:ind/>
+        <w:rPr>
+          <w:rFonts w:ascii="Arial" w:hAnsi="Arial" w:cs="Arial"/>
+        </w:rPr>
+      </w:pPr>
       <w:r>
         <w:rPr>
           <w:rFonts w:ascii="Arial" w:hAnsi="Arial" w:eastAsia="Arial" w:cs="Arial"/>
@@ -3301,58 +5227,86 @@
           <w:rFonts w:ascii="Arial" w:hAnsi="Arial" w:cs="Arial"/>
         </w:rPr>
       </w:r>
-    </w:p>
-    <w:p>
-      <w:pPr>
-        <w:pBdr/>
-        <w:spacing/>
-        <w:ind/>
+      <w:r>
         <w:rPr>
           <w:rFonts w:ascii="Arial" w:hAnsi="Arial" w:cs="Arial"/>
         </w:rPr>
-      </w:pPr>
+      </w:r>
+    </w:p>
+    <w:p>
+      <w:pPr>
+        <w:pStyle w:val="892"/>
+        <w:pBdr/>
+        <w:spacing/>
+        <w:ind/>
+        <w:rPr>
+          <w:rFonts w:ascii="Arial" w:hAnsi="Arial" w:cs="Arial"/>
+        </w:rPr>
+      </w:pPr>
+      <w:r/>
+      <w:bookmarkStart w:id="25" w:name="_Toc25"/>
       <w:r>
         <w:rPr>
           <w:rFonts w:ascii="Arial" w:hAnsi="Arial" w:eastAsia="Arial" w:cs="Arial"/>
         </w:rPr>
-        <w:t xml:space="preserve">Etude de la datasheet des LEDs. </w:t>
+        <w:t xml:space="preserve">Programmation du micro-contr</w:t>
       </w:r>
       <w:r>
         <w:rPr>
           <w:rFonts w:ascii="Arial" w:hAnsi="Arial" w:eastAsia="Arial" w:cs="Arial"/>
         </w:rPr>
-        <w:t xml:space="preserve">Protocole de communication RZ </w:t>
+        <w:t xml:space="preserve">ôleur</w:t>
       </w:r>
+      <w:bookmarkEnd w:id="25"/>
+      <w:r/>
+      <w:r>
+        <w:rPr>
+          <w:rFonts w:ascii="Arial" w:hAnsi="Arial" w:cs="Arial"/>
+        </w:rPr>
+      </w:r>
+    </w:p>
+    <w:p>
+      <w:pPr>
+        <w:pStyle w:val="892"/>
+        <w:pBdr/>
+        <w:spacing/>
+        <w:ind/>
+        <w:rPr>
+          <w:rFonts w:ascii="Arial" w:hAnsi="Arial" w:cs="Arial"/>
+        </w:rPr>
+      </w:pPr>
+      <w:r/>
+      <w:bookmarkStart w:id="26" w:name="_Toc26"/>
       <w:r>
         <w:rPr>
           <w:rFonts w:ascii="Arial" w:hAnsi="Arial" w:eastAsia="Arial" w:cs="Arial"/>
         </w:rPr>
-        <w:t xml:space="preserve">unipolaire </w:t>
+        <w:t xml:space="preserve">Perspectives futurs idées de suite : </w:t>
       </w:r>
+      <w:r/>
+      <w:bookmarkEnd w:id="26"/>
+      <w:r/>
+      <w:r>
+        <w:rPr>
+          <w:rFonts w:ascii="Arial" w:hAnsi="Arial" w:cs="Arial"/>
+        </w:rPr>
+      </w:r>
+    </w:p>
+    <w:p>
+      <w:pPr>
+        <w:pBdr/>
+        <w:spacing/>
+        <w:ind/>
+        <w:rPr>
+          <w:rFonts w:ascii="Arial" w:hAnsi="Arial" w:cs="Arial"/>
+        </w:rPr>
+      </w:pPr>
       <w:r>
         <w:rPr>
           <w:rFonts w:ascii="Arial" w:hAnsi="Arial" w:eastAsia="Arial" w:cs="Arial"/>
         </w:rPr>
-        <w:t xml:space="preserve">à fréquence définie (800</w:t>
       </w:r>
-      <w:r>
-        <w:rPr>
-          <w:rFonts w:ascii="Arial" w:hAnsi="Arial" w:eastAsia="Arial" w:cs="Arial"/>
-        </w:rPr>
-        <w:t xml:space="preserve">kHz) en envoyant dans l’ordre</w:t>
-      </w:r>
-      <w:r>
-        <w:rPr>
-          <w:rFonts w:ascii="Arial" w:hAnsi="Arial" w:eastAsia="Arial" w:cs="Arial"/>
-        </w:rPr>
-        <w:t xml:space="preserve"> 1octet pour le vert, 1o pour le </w:t>
-      </w:r>
-      <w:r>
-        <w:rPr>
-          <w:rFonts w:ascii="Arial" w:hAnsi="Arial" w:eastAsia="Arial" w:cs="Arial"/>
-        </w:rPr>
-        <w:t xml:space="preserve">rouge et 1o pour le bleu.</w:t>
-      </w:r>
+      <w:r/>
       <w:r>
         <w:rPr>
           <w:rFonts w:ascii="Arial" w:hAnsi="Arial" w:eastAsia="Arial" w:cs="Arial"/>
@@ -3363,29 +5317,6 @@
           <w:rFonts w:ascii="Arial" w:hAnsi="Arial" w:cs="Arial"/>
         </w:rPr>
       </w:r>
-    </w:p>
-    <w:p>
-      <w:pPr>
-        <w:pStyle w:val="893"/>
-        <w:pBdr/>
-        <w:spacing/>
-        <w:ind/>
-        <w:rPr>
-          <w:rFonts w:ascii="Arial" w:hAnsi="Arial" w:cs="Arial"/>
-        </w:rPr>
-      </w:pPr>
-      <w:r/>
-      <w:r>
-        <w:rPr>
-          <w:rFonts w:ascii="Arial" w:hAnsi="Arial" w:eastAsia="Arial" w:cs="Arial"/>
-        </w:rPr>
-        <w:t xml:space="preserve">Utilisation du LTE-M</w:t>
-      </w:r>
-      <w:r>
-        <w:rPr>
-          <w:rFonts w:ascii="Arial" w:hAnsi="Arial" w:eastAsia="Arial" w:cs="Arial"/>
-        </w:rPr>
-      </w:r>
       <w:r>
         <w:rPr>
           <w:rFonts w:ascii="Arial" w:hAnsi="Arial" w:cs="Arial"/>
@@ -3394,7 +5325,6 @@
     </w:p>
     <w:p>
       <w:pPr>
-        <w:pStyle w:val="894"/>
         <w:pBdr/>
         <w:spacing/>
         <w:ind/>
@@ -3402,164 +5332,12 @@
           <w:rFonts w:ascii="Arial" w:hAnsi="Arial" w:cs="Arial"/>
         </w:rPr>
       </w:pPr>
-      <w:r/>
-      <w:r>
-        <w:rPr>
-          <w:rFonts w:ascii="Arial" w:hAnsi="Arial" w:eastAsia="Arial" w:cs="Arial"/>
-        </w:rPr>
-        <w:t xml:space="preserve">Pourquoi LTE-M ?</w:t>
-      </w:r>
       <w:r>
         <w:rPr>
           <w:rFonts w:ascii="Arial" w:hAnsi="Arial" w:eastAsia="Arial" w:cs="Arial"/>
         </w:rPr>
       </w:r>
-      <w:r>
-        <w:rPr>
-          <w:rFonts w:ascii="Arial" w:hAnsi="Arial" w:cs="Arial"/>
-        </w:rPr>
-      </w:r>
-    </w:p>
-    <w:p>
-      <w:pPr>
-        <w:pStyle w:val="894"/>
-        <w:pBdr/>
-        <w:spacing/>
-        <w:ind/>
-        <w:rPr>
-          <w:rFonts w:ascii="Arial" w:hAnsi="Arial" w:cs="Arial"/>
-        </w:rPr>
-      </w:pPr>
       <w:r/>
-      <w:r>
-        <w:rPr>
-          <w:rFonts w:ascii="Arial" w:hAnsi="Arial" w:eastAsia="Arial" w:cs="Arial"/>
-        </w:rPr>
-        <w:t xml:space="preserve">Samples HTTP</w:t>
-      </w:r>
-      <w:r>
-        <w:rPr>
-          <w:rFonts w:ascii="Arial" w:hAnsi="Arial" w:eastAsia="Arial" w:cs="Arial"/>
-        </w:rPr>
-      </w:r>
-      <w:r>
-        <w:rPr>
-          <w:rFonts w:ascii="Arial" w:hAnsi="Arial" w:cs="Arial"/>
-        </w:rPr>
-      </w:r>
-    </w:p>
-    <w:p>
-      <w:pPr>
-        <w:pBdr/>
-        <w:spacing/>
-        <w:ind/>
-        <w:rPr>
-          <w:rFonts w:ascii="Arial" w:hAnsi="Arial" w:cs="Arial"/>
-        </w:rPr>
-      </w:pPr>
-      <w:r>
-        <w:rPr>
-          <w:rFonts w:ascii="Arial" w:hAnsi="Arial" w:eastAsia="Arial" w:cs="Arial"/>
-        </w:rPr>
-      </w:r>
-      <w:r>
-        <w:rPr>
-          <w:rFonts w:ascii="Arial" w:hAnsi="Arial" w:eastAsia="Arial" w:cs="Arial"/>
-        </w:rPr>
-      </w:r>
-      <w:r>
-        <w:rPr>
-          <w:rFonts w:ascii="Arial" w:hAnsi="Arial" w:cs="Arial"/>
-        </w:rPr>
-      </w:r>
-    </w:p>
-    <w:p>
-      <w:pPr>
-        <w:pBdr/>
-        <w:spacing/>
-        <w:ind/>
-        <w:rPr>
-          <w:rFonts w:ascii="Arial" w:hAnsi="Arial" w:cs="Arial"/>
-        </w:rPr>
-      </w:pPr>
-      <w:r>
-        <w:rPr>
-          <w:rFonts w:ascii="Arial" w:hAnsi="Arial" w:eastAsia="Arial" w:cs="Arial"/>
-        </w:rPr>
-      </w:r>
-      <w:r>
-        <w:rPr>
-          <w:rFonts w:ascii="Arial" w:hAnsi="Arial" w:eastAsia="Arial" w:cs="Arial"/>
-        </w:rPr>
-      </w:r>
-      <w:r>
-        <w:rPr>
-          <w:rFonts w:ascii="Arial" w:hAnsi="Arial" w:cs="Arial"/>
-        </w:rPr>
-      </w:r>
-    </w:p>
-    <w:p>
-      <w:pPr>
-        <w:pStyle w:val="892"/>
-        <w:pBdr/>
-        <w:spacing/>
-        <w:ind/>
-        <w:rPr>
-          <w:rFonts w:ascii="Arial" w:hAnsi="Arial" w:cs="Arial"/>
-        </w:rPr>
-      </w:pPr>
-      <w:r/>
-      <w:r>
-        <w:rPr>
-          <w:rFonts w:ascii="Arial" w:hAnsi="Arial" w:eastAsia="Arial" w:cs="Arial"/>
-        </w:rPr>
-        <w:t xml:space="preserve">Perspectives futurs idées de suite : </w:t>
-      </w:r>
-      <w:r>
-        <w:rPr>
-          <w:rFonts w:ascii="Arial" w:hAnsi="Arial" w:eastAsia="Arial" w:cs="Arial"/>
-        </w:rPr>
-      </w:r>
-      <w:r>
-        <w:rPr>
-          <w:rFonts w:ascii="Arial" w:hAnsi="Arial" w:cs="Arial"/>
-        </w:rPr>
-      </w:r>
-    </w:p>
-    <w:p>
-      <w:pPr>
-        <w:pBdr/>
-        <w:spacing/>
-        <w:ind/>
-        <w:rPr>
-          <w:rFonts w:ascii="Arial" w:hAnsi="Arial" w:cs="Arial"/>
-        </w:rPr>
-      </w:pPr>
-      <w:r>
-        <w:rPr>
-          <w:rFonts w:ascii="Arial" w:hAnsi="Arial" w:eastAsia="Arial" w:cs="Arial"/>
-        </w:rPr>
-      </w:r>
-      <w:r>
-        <w:rPr>
-          <w:rFonts w:ascii="Arial" w:hAnsi="Arial" w:eastAsia="Arial" w:cs="Arial"/>
-        </w:rPr>
-      </w:r>
-      <w:r>
-        <w:rPr>
-          <w:rFonts w:ascii="Arial" w:hAnsi="Arial" w:cs="Arial"/>
-        </w:rPr>
-      </w:r>
-    </w:p>
-    <w:p>
-      <w:pPr>
-        <w:pBdr/>
-        <w:spacing/>
-        <w:ind/>
-        <w:rPr>
-          <w:rFonts w:ascii="Arial" w:hAnsi="Arial" w:cs="Arial"/>
-        </w:rPr>
-      </w:pPr>
       <w:r>
         <w:rPr>
           <w:rFonts w:ascii="Arial" w:hAnsi="Arial" w:eastAsia="Arial" w:cs="Arial"/>
@@ -3568,7 +5346,7 @@
       </w:r>
       <w:r>
         <w:rPr>
-          <w:rFonts w:ascii="Arial" w:hAnsi="Arial" w:eastAsia="Arial" w:cs="Arial"/>
+          <w:rFonts w:ascii="Arial" w:hAnsi="Arial" w:cs="Arial"/>
         </w:rPr>
       </w:r>
       <w:r>
@@ -3617,7 +5395,7 @@
       </w:r>
       <w:r>
         <w:rPr>
-          <w:rFonts w:ascii="Arial" w:hAnsi="Arial" w:eastAsia="Arial" w:cs="Arial"/>
+          <w:rFonts w:ascii="Arial" w:hAnsi="Arial" w:cs="Arial"/>
         </w:rPr>
       </w:r>
       <w:r>
@@ -3654,7 +5432,7 @@
       </w:r>
       <w:r>
         <w:rPr>
-          <w:rFonts w:ascii="Arial" w:hAnsi="Arial" w:eastAsia="Arial" w:cs="Arial"/>
+          <w:rFonts w:ascii="Arial" w:hAnsi="Arial" w:cs="Arial"/>
         </w:rPr>
       </w:r>
       <w:r>
@@ -3685,7 +5463,7 @@
       </w:r>
       <w:r>
         <w:rPr>
-          <w:rFonts w:ascii="Arial" w:hAnsi="Arial" w:eastAsia="Arial" w:cs="Arial"/>
+          <w:rFonts w:ascii="Arial" w:hAnsi="Arial" w:cs="Arial"/>
         </w:rPr>
       </w:r>
       <w:r>
@@ -3716,7 +5494,7 @@
       </w:r>
       <w:r>
         <w:rPr>
-          <w:rFonts w:ascii="Arial" w:hAnsi="Arial" w:eastAsia="Arial" w:cs="Arial"/>
+          <w:rFonts w:ascii="Arial" w:hAnsi="Arial" w:cs="Arial"/>
         </w:rPr>
       </w:r>
       <w:r>
@@ -3747,7 +5525,7 @@
       </w:r>
       <w:r>
         <w:rPr>
-          <w:rFonts w:ascii="Arial" w:hAnsi="Arial" w:eastAsia="Arial" w:cs="Arial"/>
+          <w:rFonts w:ascii="Arial" w:hAnsi="Arial" w:cs="Arial"/>
         </w:rPr>
       </w:r>
       <w:r>
@@ -3796,7 +5574,7 @@
       </w:r>
       <w:r>
         <w:rPr>
-          <w:rFonts w:ascii="Arial" w:hAnsi="Arial" w:eastAsia="Arial" w:cs="Arial"/>
+          <w:rFonts w:ascii="Arial" w:hAnsi="Arial" w:cs="Arial"/>
         </w:rPr>
       </w:r>
       <w:r>
@@ -3827,7 +5605,7 @@
       </w:r>
       <w:r>
         <w:rPr>
-          <w:rFonts w:ascii="Arial" w:hAnsi="Arial" w:eastAsia="Arial" w:cs="Arial"/>
+          <w:rFonts w:ascii="Arial" w:hAnsi="Arial" w:cs="Arial"/>
         </w:rPr>
       </w:r>
       <w:r>
@@ -3870,7 +5648,7 @@
       </w:r>
       <w:r>
         <w:rPr>
-          <w:rFonts w:ascii="Arial" w:hAnsi="Arial" w:eastAsia="Arial" w:cs="Arial"/>
+          <w:rFonts w:ascii="Arial" w:hAnsi="Arial" w:cs="Arial"/>
         </w:rPr>
       </w:r>
       <w:r>
@@ -3913,7 +5691,7 @@
       </w:r>
       <w:r>
         <w:rPr>
-          <w:rFonts w:ascii="Arial" w:hAnsi="Arial" w:eastAsia="Arial" w:cs="Arial"/>
+          <w:rFonts w:ascii="Arial" w:hAnsi="Arial" w:cs="Arial"/>
         </w:rPr>
       </w:r>
       <w:r>
@@ -3944,7 +5722,7 @@
       </w:r>
       <w:r>
         <w:rPr>
-          <w:rFonts w:ascii="Arial" w:hAnsi="Arial" w:eastAsia="Arial" w:cs="Arial"/>
+          <w:rFonts w:ascii="Arial" w:hAnsi="Arial" w:cs="Arial"/>
         </w:rPr>
       </w:r>
       <w:r>
@@ -3999,7 +5777,7 @@
       </w:r>
       <w:r>
         <w:rPr>
-          <w:rFonts w:ascii="Arial" w:hAnsi="Arial" w:eastAsia="Arial" w:cs="Arial"/>
+          <w:rFonts w:ascii="Arial" w:hAnsi="Arial" w:cs="Arial"/>
         </w:rPr>
       </w:r>
       <w:r>
@@ -4022,6 +5800,12 @@
           <w:rFonts w:ascii="Arial" w:hAnsi="Arial" w:cs="Arial"/>
         </w:rPr>
       </w:pPr>
+      <w:r>
+        <w:rPr>
+          <w:rFonts w:ascii="Arial" w:hAnsi="Arial" w:eastAsia="Arial" w:cs="Arial"/>
+        </w:rPr>
+      </w:r>
+      <w:r/>
       <w:r>
         <w:rPr>
           <w:rFonts w:ascii="Arial" w:hAnsi="Arial" w:eastAsia="Arial" w:cs="Arial"/>
@@ -4036,7 +5820,7 @@
       </w:r>
       <w:r>
         <w:rPr>
-          <w:rFonts w:ascii="Arial" w:hAnsi="Arial" w:eastAsia="Arial" w:cs="Arial"/>
+          <w:rFonts w:ascii="Arial" w:hAnsi="Arial" w:cs="Arial"/>
         </w:rPr>
       </w:r>
       <w:r>
@@ -4592,6 +6376,300 @@
       <w:suff w:val="tab"/>
     </w:lvl>
   </w:abstractNum>
+  <w:abstractNum w:abstractNumId="3">
+    <w:nsid w:val="50B8AEB9"/>
+    <w:lvl w:ilvl="0">
+      <w:isLgl w:val="false"/>
+      <w:lvlJc w:val="left"/>
+      <w:lvlText w:val="Ø"/>
+      <w:numFmt w:val="bullet"/>
+      <w:pPr>
+        <w:pBdr/>
+        <w:spacing/>
+        <w:ind w:hanging="360" w:left="709"/>
+      </w:pPr>
+      <w:rPr>
+        <w:rFonts w:ascii="Wingdings" w:hAnsi="Wingdings" w:eastAsia="Wingdings" w:cs="Wingdings"/>
+      </w:rPr>
+      <w:start w:val="1"/>
+      <w:suff w:val="tab"/>
+    </w:lvl>
+    <w:lvl w:ilvl="1">
+      <w:isLgl w:val="false"/>
+      <w:lvlJc w:val="left"/>
+      <w:lvlText w:val="o"/>
+      <w:numFmt w:val="bullet"/>
+      <w:pPr>
+        <w:pBdr/>
+        <w:spacing/>
+        <w:ind w:hanging="360" w:left="1429"/>
+      </w:pPr>
+      <w:rPr>
+        <w:rFonts w:hint="default" w:ascii="Courier New" w:hAnsi="Courier New" w:eastAsia="Courier New" w:cs="Courier New"/>
+      </w:rPr>
+      <w:start w:val="1"/>
+      <w:suff w:val="tab"/>
+    </w:lvl>
+    <w:lvl w:ilvl="2">
+      <w:isLgl w:val="false"/>
+      <w:lvlJc w:val="left"/>
+      <w:lvlText w:val="§"/>
+      <w:numFmt w:val="bullet"/>
+      <w:pPr>
+        <w:pBdr/>
+        <w:spacing/>
+        <w:ind w:hanging="360" w:left="2149"/>
+      </w:pPr>
+      <w:rPr>
+        <w:rFonts w:hint="default" w:ascii="Wingdings" w:hAnsi="Wingdings" w:eastAsia="Wingdings" w:cs="Wingdings"/>
+      </w:rPr>
+      <w:start w:val="1"/>
+      <w:suff w:val="tab"/>
+    </w:lvl>
+    <w:lvl w:ilvl="3">
+      <w:isLgl w:val="false"/>
+      <w:lvlJc w:val="left"/>
+      <w:lvlText w:val="·"/>
+      <w:numFmt w:val="bullet"/>
+      <w:pPr>
+        <w:pBdr/>
+        <w:spacing/>
+        <w:ind w:hanging="360" w:left="2869"/>
+      </w:pPr>
+      <w:rPr>
+        <w:rFonts w:hint="default" w:ascii="Symbol" w:hAnsi="Symbol" w:eastAsia="Symbol" w:cs="Symbol"/>
+      </w:rPr>
+      <w:start w:val="1"/>
+      <w:suff w:val="tab"/>
+    </w:lvl>
+    <w:lvl w:ilvl="4">
+      <w:isLgl w:val="false"/>
+      <w:lvlJc w:val="left"/>
+      <w:lvlText w:val="o"/>
+      <w:numFmt w:val="bullet"/>
+      <w:pPr>
+        <w:pBdr/>
+        <w:spacing/>
+        <w:ind w:hanging="360" w:left="3589"/>
+      </w:pPr>
+      <w:rPr>
+        <w:rFonts w:hint="default" w:ascii="Courier New" w:hAnsi="Courier New" w:eastAsia="Courier New" w:cs="Courier New"/>
+      </w:rPr>
+      <w:start w:val="1"/>
+      <w:suff w:val="tab"/>
+    </w:lvl>
+    <w:lvl w:ilvl="5">
+      <w:isLgl w:val="false"/>
+      <w:lvlJc w:val="left"/>
+      <w:lvlText w:val="§"/>
+      <w:numFmt w:val="bullet"/>
+      <w:pPr>
+        <w:pBdr/>
+        <w:spacing/>
+        <w:ind w:hanging="360" w:left="4309"/>
+      </w:pPr>
+      <w:rPr>
+        <w:rFonts w:hint="default" w:ascii="Wingdings" w:hAnsi="Wingdings" w:eastAsia="Wingdings" w:cs="Wingdings"/>
+      </w:rPr>
+      <w:start w:val="1"/>
+      <w:suff w:val="tab"/>
+    </w:lvl>
+    <w:lvl w:ilvl="6">
+      <w:isLgl w:val="false"/>
+      <w:lvlJc w:val="left"/>
+      <w:lvlText w:val="·"/>
+      <w:numFmt w:val="bullet"/>
+      <w:pPr>
+        <w:pBdr/>
+        <w:spacing/>
+        <w:ind w:hanging="360" w:left="5029"/>
+      </w:pPr>
+      <w:rPr>
+        <w:rFonts w:hint="default" w:ascii="Symbol" w:hAnsi="Symbol" w:eastAsia="Symbol" w:cs="Symbol"/>
+      </w:rPr>
+      <w:start w:val="1"/>
+      <w:suff w:val="tab"/>
+    </w:lvl>
+    <w:lvl w:ilvl="7">
+      <w:isLgl w:val="false"/>
+      <w:lvlJc w:val="left"/>
+      <w:lvlText w:val="o"/>
+      <w:numFmt w:val="bullet"/>
+      <w:pPr>
+        <w:pBdr/>
+        <w:spacing/>
+        <w:ind w:hanging="360" w:left="5749"/>
+      </w:pPr>
+      <w:rPr>
+        <w:rFonts w:hint="default" w:ascii="Courier New" w:hAnsi="Courier New" w:eastAsia="Courier New" w:cs="Courier New"/>
+      </w:rPr>
+      <w:start w:val="1"/>
+      <w:suff w:val="tab"/>
+    </w:lvl>
+    <w:lvl w:ilvl="8">
+      <w:isLgl w:val="false"/>
+      <w:lvlJc w:val="left"/>
+      <w:lvlText w:val="§"/>
+      <w:numFmt w:val="bullet"/>
+      <w:pPr>
+        <w:pBdr/>
+        <w:spacing/>
+        <w:ind w:hanging="360" w:left="6469"/>
+      </w:pPr>
+      <w:rPr>
+        <w:rFonts w:hint="default" w:ascii="Wingdings" w:hAnsi="Wingdings" w:eastAsia="Wingdings" w:cs="Wingdings"/>
+      </w:rPr>
+      <w:start w:val="1"/>
+      <w:suff w:val="tab"/>
+    </w:lvl>
+  </w:abstractNum>
+  <w:abstractNum w:abstractNumId="4">
+    <w:nsid w:val="0204CC2C"/>
+    <w:lvl w:ilvl="0">
+      <w:isLgl w:val="false"/>
+      <w:lvlJc w:val="left"/>
+      <w:lvlText w:val="·"/>
+      <w:numFmt w:val="bullet"/>
+      <w:pPr>
+        <w:pBdr/>
+        <w:spacing/>
+        <w:ind w:hanging="360" w:left="709"/>
+      </w:pPr>
+      <w:rPr>
+        <w:rFonts w:hint="default" w:ascii="Symbol" w:hAnsi="Symbol" w:eastAsia="Symbol" w:cs="Symbol"/>
+      </w:rPr>
+      <w:start w:val="1"/>
+      <w:suff w:val="tab"/>
+    </w:lvl>
+    <w:lvl w:ilvl="1">
+      <w:isLgl w:val="false"/>
+      <w:lvlJc w:val="left"/>
+      <w:lvlText w:val="o"/>
+      <w:numFmt w:val="bullet"/>
+      <w:pPr>
+        <w:pBdr/>
+        <w:spacing/>
+        <w:ind w:hanging="360" w:left="1429"/>
+      </w:pPr>
+      <w:rPr>
+        <w:rFonts w:hint="default" w:ascii="Courier New" w:hAnsi="Courier New" w:eastAsia="Courier New" w:cs="Courier New"/>
+      </w:rPr>
+      <w:start w:val="1"/>
+      <w:suff w:val="tab"/>
+    </w:lvl>
+    <w:lvl w:ilvl="2">
+      <w:isLgl w:val="false"/>
+      <w:lvlJc w:val="left"/>
+      <w:lvlText w:val="§"/>
+      <w:numFmt w:val="bullet"/>
+      <w:pPr>
+        <w:pBdr/>
+        <w:spacing/>
+        <w:ind w:hanging="360" w:left="2149"/>
+      </w:pPr>
+      <w:rPr>
+        <w:rFonts w:hint="default" w:ascii="Wingdings" w:hAnsi="Wingdings" w:eastAsia="Wingdings" w:cs="Wingdings"/>
+      </w:rPr>
+      <w:start w:val="1"/>
+      <w:suff w:val="tab"/>
+    </w:lvl>
+    <w:lvl w:ilvl="3">
+      <w:isLgl w:val="false"/>
+      <w:lvlJc w:val="left"/>
+      <w:lvlText w:val="·"/>
+      <w:numFmt w:val="bullet"/>
+      <w:pPr>
+        <w:pBdr/>
+        <w:spacing/>
+        <w:ind w:hanging="360" w:left="2869"/>
+      </w:pPr>
+      <w:rPr>
+        <w:rFonts w:hint="default" w:ascii="Symbol" w:hAnsi="Symbol" w:eastAsia="Symbol" w:cs="Symbol"/>
+      </w:rPr>
+      <w:start w:val="1"/>
+      <w:suff w:val="tab"/>
+    </w:lvl>
+    <w:lvl w:ilvl="4">
+      <w:isLgl w:val="false"/>
+      <w:lvlJc w:val="left"/>
+      <w:lvlText w:val="o"/>
+      <w:numFmt w:val="bullet"/>
+      <w:pPr>
+        <w:pBdr/>
+        <w:spacing/>
+        <w:ind w:hanging="360" w:left="3589"/>
+      </w:pPr>
+      <w:rPr>
+        <w:rFonts w:hint="default" w:ascii="Courier New" w:hAnsi="Courier New" w:eastAsia="Courier New" w:cs="Courier New"/>
+      </w:rPr>
+      <w:start w:val="1"/>
+      <w:suff w:val="tab"/>
+    </w:lvl>
+    <w:lvl w:ilvl="5">
+      <w:isLgl w:val="false"/>
+      <w:lvlJc w:val="left"/>
+      <w:lvlText w:val="§"/>
+      <w:numFmt w:val="bullet"/>
+      <w:pPr>
+        <w:pBdr/>
+        <w:spacing/>
+        <w:ind w:hanging="360" w:left="4309"/>
+      </w:pPr>
+      <w:rPr>
+        <w:rFonts w:hint="default" w:ascii="Wingdings" w:hAnsi="Wingdings" w:eastAsia="Wingdings" w:cs="Wingdings"/>
+      </w:rPr>
+      <w:start w:val="1"/>
+      <w:suff w:val="tab"/>
+    </w:lvl>
+    <w:lvl w:ilvl="6">
+      <w:isLgl w:val="false"/>
+      <w:lvlJc w:val="left"/>
+      <w:lvlText w:val="·"/>
+      <w:numFmt w:val="bullet"/>
+      <w:pPr>
+        <w:pBdr/>
+        <w:spacing/>
+        <w:ind w:hanging="360" w:left="5029"/>
+      </w:pPr>
+      <w:rPr>
+        <w:rFonts w:hint="default" w:ascii="Symbol" w:hAnsi="Symbol" w:eastAsia="Symbol" w:cs="Symbol"/>
+      </w:rPr>
+      <w:start w:val="1"/>
+      <w:suff w:val="tab"/>
+    </w:lvl>
+    <w:lvl w:ilvl="7">
+      <w:isLgl w:val="false"/>
+      <w:lvlJc w:val="left"/>
+      <w:lvlText w:val="o"/>
+      <w:numFmt w:val="bullet"/>
+      <w:pPr>
+        <w:pBdr/>
+        <w:spacing/>
+        <w:ind w:hanging="360" w:left="5749"/>
+      </w:pPr>
+      <w:rPr>
+        <w:rFonts w:hint="default" w:ascii="Courier New" w:hAnsi="Courier New" w:eastAsia="Courier New" w:cs="Courier New"/>
+      </w:rPr>
+      <w:start w:val="1"/>
+      <w:suff w:val="tab"/>
+    </w:lvl>
+    <w:lvl w:ilvl="8">
+      <w:isLgl w:val="false"/>
+      <w:lvlJc w:val="left"/>
+      <w:lvlText w:val="§"/>
+      <w:numFmt w:val="bullet"/>
+      <w:pPr>
+        <w:pBdr/>
+        <w:spacing/>
+        <w:ind w:hanging="360" w:left="6469"/>
+      </w:pPr>
+      <w:rPr>
+        <w:rFonts w:hint="default" w:ascii="Wingdings" w:hAnsi="Wingdings" w:eastAsia="Wingdings" w:cs="Wingdings"/>
+      </w:rPr>
+      <w:start w:val="1"/>
+      <w:suff w:val="tab"/>
+    </w:lvl>
+  </w:abstractNum>
   <w:num w:numId="1">
     <w:abstractNumId w:val="0"/>
   </w:num>
@@ -4600,6 +6678,12 @@
   </w:num>
   <w:num w:numId="3">
     <w:abstractNumId w:val="2"/>
+  </w:num>
+  <w:num w:numId="4">
+    <w:abstractNumId w:val="3"/>
+  </w:num>
+  <w:num w:numId="5">
+    <w:abstractNumId w:val="4"/>
   </w:num>
 </w:numbering>
 </file>
@@ -35674,7 +37758,6 @@
         <w:ind/>
         <w:rPr/>
       </w:pPr>
-      <w:r/>
       <w:r>
         <w:separator/>
       </w:r>
@@ -35689,7 +37772,6 @@
         <w:ind/>
         <w:rPr/>
       </w:pPr>
-      <w:r/>
       <w:r>
         <w:continuationSeparator/>
       </w:r>
@@ -35726,7 +37808,6 @@
         <w:ind/>
         <w:rPr/>
       </w:pPr>
-      <w:r/>
       <w:r>
         <w:separator/>
       </w:r>
@@ -35741,7 +37822,6 @@
         <w:ind/>
         <w:rPr/>
       </w:pPr>
-      <w:r/>
       <w:r>
         <w:continuationSeparator/>
       </w:r>
@@ -35949,7 +38029,7 @@
     <w:lsdException w:name="Bibliography" w:uiPriority="37"/>
     <w:lsdException w:name="TOC Heading" w:uiPriority="39" w:qFormat="1"/>
   </w:latentStyles>
-  <w:style w:type="table" w:styleId="1390" w:default="1">
+  <w:style w:type="table" w:styleId="1426" w:default="1">
     <w:name w:val="Normal Table"/>
     <w:uiPriority w:val="99"/>
     <w:semiHidden/>
@@ -36142,9 +38222,9 @@
       </w:tcPr>
     </w:tblStylePr>
   </w:style>
-  <w:style w:type="table" w:styleId="1391">
+  <w:style w:type="table" w:styleId="1427">
     <w:name w:val="Table Grid"/>
-    <w:basedOn w:val="1390"/>
+    <w:basedOn w:val="1426"/>
     <w:uiPriority w:val="59"/>
     <w:pPr>
       <w:pBdr/>
@@ -36341,9 +38421,9 @@
       </w:tcPr>
     </w:tblStylePr>
   </w:style>
-  <w:style w:type="table" w:styleId="1392">
+  <w:style w:type="table" w:styleId="1428">
     <w:name w:val="Table Grid Light"/>
-    <w:basedOn w:val="1390"/>
+    <w:basedOn w:val="1426"/>
     <w:uiPriority w:val="59"/>
     <w:pPr>
       <w:pBdr/>
@@ -36540,9 +38620,9 @@
       </w:tcPr>
     </w:tblStylePr>
   </w:style>
-  <w:style w:type="table" w:styleId="1393">
+  <w:style w:type="table" w:styleId="1429">
     <w:name w:val="Plain Table 1"/>
-    <w:basedOn w:val="1390"/>
+    <w:basedOn w:val="1426"/>
     <w:uiPriority w:val="59"/>
     <w:pPr>
       <w:pBdr/>
@@ -36765,9 +38845,9 @@
       </w:tcPr>
     </w:tblStylePr>
   </w:style>
-  <w:style w:type="table" w:styleId="1394">
+  <w:style w:type="table" w:styleId="1430">
     <w:name w:val="Plain Table 2"/>
-    <w:basedOn w:val="1390"/>
+    <w:basedOn w:val="1426"/>
     <w:uiPriority w:val="59"/>
     <w:pPr>
       <w:pBdr/>
@@ -36998,9 +39078,9 @@
       </w:tcPr>
     </w:tblStylePr>
   </w:style>
-  <w:style w:type="table" w:styleId="1395">
+  <w:style w:type="table" w:styleId="1431">
     <w:name w:val="Plain Table 3"/>
-    <w:basedOn w:val="1390"/>
+    <w:basedOn w:val="1426"/>
     <w:uiPriority w:val="99"/>
     <w:pPr>
       <w:pBdr/>
@@ -37228,9 +39308,9 @@
       </w:tcPr>
     </w:tblStylePr>
   </w:style>
-  <w:style w:type="table" w:styleId="1396">
+  <w:style w:type="table" w:styleId="1432">
     <w:name w:val="Plain Table 4"/>
-    <w:basedOn w:val="1390"/>
+    <w:basedOn w:val="1426"/>
     <w:uiPriority w:val="99"/>
     <w:pPr>
       <w:pBdr/>
@@ -37444,9 +39524,9 @@
       </w:tcPr>
     </w:tblStylePr>
   </w:style>
-  <w:style w:type="table" w:styleId="1397">
+  <w:style w:type="table" w:styleId="1433">
     <w:name w:val="Plain Table 5"/>
-    <w:basedOn w:val="1390"/>
+    <w:basedOn w:val="1426"/>
     <w:uiPriority w:val="99"/>
     <w:pPr>
       <w:pBdr/>
@@ -37677,9 +39757,9 @@
       </w:tcPr>
     </w:tblStylePr>
   </w:style>
-  <w:style w:type="table" w:styleId="1398">
+  <w:style w:type="table" w:styleId="1434">
     <w:name w:val="Grid Table 1 Light"/>
-    <w:basedOn w:val="1390"/>
+    <w:basedOn w:val="1426"/>
     <w:uiPriority w:val="99"/>
     <w:pPr>
       <w:pBdr/>
@@ -37900,9 +39980,9 @@
       </w:tcPr>
     </w:tblStylePr>
   </w:style>
-  <w:style w:type="table" w:styleId="1399">
+  <w:style w:type="table" w:styleId="1435">
     <w:name w:val="Grid Table 1 Light - Accent 1"/>
-    <w:basedOn w:val="1390"/>
+    <w:basedOn w:val="1426"/>
     <w:uiPriority w:val="99"/>
     <w:pPr>
       <w:pBdr/>
@@ -38123,9 +40203,9 @@
       </w:tcPr>
     </w:tblStylePr>
   </w:style>
-  <w:style w:type="table" w:styleId="1400">
+  <w:style w:type="table" w:styleId="1436">
     <w:name w:val="Grid Table 1 Light - Accent 2"/>
-    <w:basedOn w:val="1390"/>
+    <w:basedOn w:val="1426"/>
     <w:uiPriority w:val="99"/>
     <w:pPr>
       <w:pBdr/>
@@ -38346,9 +40426,9 @@
       </w:tcPr>
     </w:tblStylePr>
   </w:style>
-  <w:style w:type="table" w:styleId="1401">
+  <w:style w:type="table" w:styleId="1437">
     <w:name w:val="Grid Table 1 Light - Accent 3"/>
-    <w:basedOn w:val="1390"/>
+    <w:basedOn w:val="1426"/>
     <w:uiPriority w:val="99"/>
     <w:pPr>
       <w:pBdr/>
@@ -38569,9 +40649,9 @@
       </w:tcPr>
     </w:tblStylePr>
   </w:style>
-  <w:style w:type="table" w:styleId="1402">
+  <w:style w:type="table" w:styleId="1438">
     <w:name w:val="Grid Table 1 Light - Accent 4"/>
-    <w:basedOn w:val="1390"/>
+    <w:basedOn w:val="1426"/>
     <w:uiPriority w:val="99"/>
     <w:pPr>
       <w:pBdr/>
@@ -38792,9 +40872,9 @@
       </w:tcPr>
     </w:tblStylePr>
   </w:style>
-  <w:style w:type="table" w:styleId="1403">
+  <w:style w:type="table" w:styleId="1439">
     <w:name w:val="Grid Table 1 Light - Accent 5"/>
-    <w:basedOn w:val="1390"/>
+    <w:basedOn w:val="1426"/>
     <w:uiPriority w:val="99"/>
     <w:pPr>
       <w:pBdr/>
@@ -39015,9 +41095,9 @@
       </w:tcPr>
     </w:tblStylePr>
   </w:style>
-  <w:style w:type="table" w:styleId="1404">
+  <w:style w:type="table" w:styleId="1440">
     <w:name w:val="Grid Table 1 Light - Accent 6"/>
-    <w:basedOn w:val="1390"/>
+    <w:basedOn w:val="1426"/>
     <w:uiPriority w:val="99"/>
     <w:pPr>
       <w:pBdr/>
@@ -39238,9 +41318,9 @@
       </w:tcPr>
     </w:tblStylePr>
   </w:style>
-  <w:style w:type="table" w:styleId="1405">
+  <w:style w:type="table" w:styleId="1441">
     <w:name w:val="Grid Table 2"/>
-    <w:basedOn w:val="1390"/>
+    <w:basedOn w:val="1426"/>
     <w:uiPriority w:val="99"/>
     <w:pPr>
       <w:pBdr/>
@@ -39470,9 +41550,9 @@
       </w:tcPr>
     </w:tblStylePr>
   </w:style>
-  <w:style w:type="table" w:styleId="1406">
+  <w:style w:type="table" w:styleId="1442">
     <w:name w:val="Grid Table 2 - Accent 1"/>
-    <w:basedOn w:val="1390"/>
+    <w:basedOn w:val="1426"/>
     <w:uiPriority w:val="99"/>
     <w:pPr>
       <w:pBdr/>
@@ -39702,9 +41782,9 @@
       </w:tcPr>
     </w:tblStylePr>
   </w:style>
-  <w:style w:type="table" w:styleId="1407">
+  <w:style w:type="table" w:styleId="1443">
     <w:name w:val="Grid Table 2 - Accent 2"/>
-    <w:basedOn w:val="1390"/>
+    <w:basedOn w:val="1426"/>
     <w:uiPriority w:val="99"/>
     <w:pPr>
       <w:pBdr/>
@@ -39934,9 +42014,9 @@
       </w:tcPr>
     </w:tblStylePr>
   </w:style>
-  <w:style w:type="table" w:styleId="1408">
+  <w:style w:type="table" w:styleId="1444">
     <w:name w:val="Grid Table 2 - Accent 3"/>
-    <w:basedOn w:val="1390"/>
+    <w:basedOn w:val="1426"/>
     <w:uiPriority w:val="99"/>
     <w:pPr>
       <w:pBdr/>
@@ -40166,9 +42246,9 @@
       </w:tcPr>
     </w:tblStylePr>
   </w:style>
-  <w:style w:type="table" w:styleId="1409">
+  <w:style w:type="table" w:styleId="1445">
     <w:name w:val="Grid Table 2 - Accent 4"/>
-    <w:basedOn w:val="1390"/>
+    <w:basedOn w:val="1426"/>
     <w:uiPriority w:val="99"/>
     <w:pPr>
       <w:pBdr/>
@@ -40398,9 +42478,9 @@
       </w:tcPr>
     </w:tblStylePr>
   </w:style>
-  <w:style w:type="table" w:styleId="1410">
+  <w:style w:type="table" w:styleId="1446">
     <w:name w:val="Grid Table 2 - Accent 5"/>
-    <w:basedOn w:val="1390"/>
+    <w:basedOn w:val="1426"/>
     <w:uiPriority w:val="99"/>
     <w:pPr>
       <w:pBdr/>
@@ -40630,9 +42710,9 @@
       </w:tcPr>
     </w:tblStylePr>
   </w:style>
-  <w:style w:type="table" w:styleId="1411">
+  <w:style w:type="table" w:styleId="1447">
     <w:name w:val="Grid Table 2 - Accent 6"/>
-    <w:basedOn w:val="1390"/>
+    <w:basedOn w:val="1426"/>
     <w:uiPriority w:val="99"/>
     <w:pPr>
       <w:pBdr/>
@@ -40862,9 +42942,9 @@
       </w:tcPr>
     </w:tblStylePr>
   </w:style>
-  <w:style w:type="table" w:styleId="1412">
+  <w:style w:type="table" w:styleId="1448">
     <w:name w:val="Grid Table 3"/>
-    <w:basedOn w:val="1390"/>
+    <w:basedOn w:val="1426"/>
     <w:uiPriority w:val="99"/>
     <w:pPr>
       <w:pBdr/>
@@ -41107,9 +43187,9 @@
       </w:tcPr>
     </w:tblStylePr>
   </w:style>
-  <w:style w:type="table" w:styleId="1413">
+  <w:style w:type="table" w:styleId="1449">
     <w:name w:val="Grid Table 3 - Accent 1"/>
-    <w:basedOn w:val="1390"/>
+    <w:basedOn w:val="1426"/>
     <w:uiPriority w:val="99"/>
     <w:pPr>
       <w:pBdr/>
@@ -41352,9 +43432,9 @@
       </w:tcPr>
     </w:tblStylePr>
   </w:style>
-  <w:style w:type="table" w:styleId="1414">
+  <w:style w:type="table" w:styleId="1450">
     <w:name w:val="Grid Table 3 - Accent 2"/>
-    <w:basedOn w:val="1390"/>
+    <w:basedOn w:val="1426"/>
     <w:uiPriority w:val="99"/>
     <w:pPr>
       <w:pBdr/>
@@ -41597,9 +43677,9 @@
       </w:tcPr>
     </w:tblStylePr>
   </w:style>
-  <w:style w:type="table" w:styleId="1415">
+  <w:style w:type="table" w:styleId="1451">
     <w:name w:val="Grid Table 3 - Accent 3"/>
-    <w:basedOn w:val="1390"/>
+    <w:basedOn w:val="1426"/>
     <w:uiPriority w:val="99"/>
     <w:pPr>
       <w:pBdr/>
@@ -41842,9 +43922,9 @@
       </w:tcPr>
     </w:tblStylePr>
   </w:style>
-  <w:style w:type="table" w:styleId="1416">
+  <w:style w:type="table" w:styleId="1452">
     <w:name w:val="Grid Table 3 - Accent 4"/>
-    <w:basedOn w:val="1390"/>
+    <w:basedOn w:val="1426"/>
     <w:uiPriority w:val="99"/>
     <w:pPr>
       <w:pBdr/>
@@ -42087,9 +44167,9 @@
       </w:tcPr>
     </w:tblStylePr>
   </w:style>
-  <w:style w:type="table" w:styleId="1417">
+  <w:style w:type="table" w:styleId="1453">
     <w:name w:val="Grid Table 3 - Accent 5"/>
-    <w:basedOn w:val="1390"/>
+    <w:basedOn w:val="1426"/>
     <w:uiPriority w:val="99"/>
     <w:pPr>
       <w:pBdr/>
@@ -42332,9 +44412,9 @@
       </w:tcPr>
     </w:tblStylePr>
   </w:style>
-  <w:style w:type="table" w:styleId="1418">
+  <w:style w:type="table" w:styleId="1454">
     <w:name w:val="Grid Table 3 - Accent 6"/>
-    <w:basedOn w:val="1390"/>
+    <w:basedOn w:val="1426"/>
     <w:uiPriority w:val="99"/>
     <w:pPr>
       <w:pBdr/>
@@ -42577,9 +44657,9 @@
       </w:tcPr>
     </w:tblStylePr>
   </w:style>
-  <w:style w:type="table" w:styleId="1419">
+  <w:style w:type="table" w:styleId="1455">
     <w:name w:val="Grid Table 4"/>
-    <w:basedOn w:val="1390"/>
+    <w:basedOn w:val="1426"/>
     <w:uiPriority w:val="59"/>
     <w:pPr>
       <w:pBdr/>
@@ -42810,9 +44890,9 @@
       </w:tcPr>
     </w:tblStylePr>
   </w:style>
-  <w:style w:type="table" w:styleId="1420">
+  <w:style w:type="table" w:styleId="1456">
     <w:name w:val="Grid Table 4 - Accent 1"/>
-    <w:basedOn w:val="1390"/>
+    <w:basedOn w:val="1426"/>
     <w:uiPriority w:val="59"/>
     <w:pPr>
       <w:pBdr/>
@@ -43043,9 +45123,9 @@
       </w:tcPr>
     </w:tblStylePr>
   </w:style>
-  <w:style w:type="table" w:styleId="1421">
+  <w:style w:type="table" w:styleId="1457">
     <w:name w:val="Grid Table 4 - Accent 2"/>
-    <w:basedOn w:val="1390"/>
+    <w:basedOn w:val="1426"/>
     <w:uiPriority w:val="59"/>
     <w:pPr>
       <w:pBdr/>
@@ -43276,9 +45356,9 @@
       </w:tcPr>
     </w:tblStylePr>
   </w:style>
-  <w:style w:type="table" w:styleId="1422">
+  <w:style w:type="table" w:styleId="1458">
     <w:name w:val="Grid Table 4 - Accent 3"/>
-    <w:basedOn w:val="1390"/>
+    <w:basedOn w:val="1426"/>
     <w:uiPriority w:val="59"/>
     <w:pPr>
       <w:pBdr/>
@@ -43509,9 +45589,9 @@
       </w:tcPr>
     </w:tblStylePr>
   </w:style>
-  <w:style w:type="table" w:styleId="1423">
+  <w:style w:type="table" w:styleId="1459">
     <w:name w:val="Grid Table 4 - Accent 4"/>
-    <w:basedOn w:val="1390"/>
+    <w:basedOn w:val="1426"/>
     <w:uiPriority w:val="59"/>
     <w:pPr>
       <w:pBdr/>
@@ -43742,9 +45822,9 @@
       </w:tcPr>
     </w:tblStylePr>
   </w:style>
-  <w:style w:type="table" w:styleId="1424">
+  <w:style w:type="table" w:styleId="1460">
     <w:name w:val="Grid Table 4 - Accent 5"/>
-    <w:basedOn w:val="1390"/>
+    <w:basedOn w:val="1426"/>
     <w:uiPriority w:val="59"/>
     <w:pPr>
       <w:pBdr/>
@@ -43975,9 +46055,9 @@
       </w:tcPr>
     </w:tblStylePr>
   </w:style>
-  <w:style w:type="table" w:styleId="1425">
+  <w:style w:type="table" w:styleId="1461">
     <w:name w:val="Grid Table 4 - Accent 6"/>
-    <w:basedOn w:val="1390"/>
+    <w:basedOn w:val="1426"/>
     <w:uiPriority w:val="59"/>
     <w:pPr>
       <w:pBdr/>
@@ -44208,9 +46288,9 @@
       </w:tcPr>
     </w:tblStylePr>
   </w:style>
-  <w:style w:type="table" w:styleId="1426">
+  <w:style w:type="table" w:styleId="1462">
     <w:name w:val="Grid Table 5 Dark"/>
-    <w:basedOn w:val="1390"/>
+    <w:basedOn w:val="1426"/>
     <w:uiPriority w:val="99"/>
     <w:pPr>
       <w:pBdr/>
@@ -44436,9 +46516,9 @@
       </w:tcPr>
     </w:tblStylePr>
   </w:style>
-  <w:style w:type="table" w:styleId="1427">
+  <w:style w:type="table" w:styleId="1463">
     <w:name w:val="Grid Table 5 Dark- Accent 1"/>
-    <w:basedOn w:val="1390"/>
+    <w:basedOn w:val="1426"/>
     <w:uiPriority w:val="99"/>
     <w:pPr>
       <w:pBdr/>
@@ -44664,9 +46744,9 @@
       </w:tcPr>
     </w:tblStylePr>
   </w:style>
-  <w:style w:type="table" w:styleId="1428">
+  <w:style w:type="table" w:styleId="1464">
     <w:name w:val="Grid Table 5 Dark - Accent 2"/>
-    <w:basedOn w:val="1390"/>
+    <w:basedOn w:val="1426"/>
     <w:uiPriority w:val="99"/>
     <w:pPr>
       <w:pBdr/>
@@ -44892,9 +46972,9 @@
       </w:tcPr>
     </w:tblStylePr>
   </w:style>
-  <w:style w:type="table" w:styleId="1429">
+  <w:style w:type="table" w:styleId="1465">
     <w:name w:val="Grid Table 5 Dark - Accent 3"/>
-    <w:basedOn w:val="1390"/>
+    <w:basedOn w:val="1426"/>
     <w:uiPriority w:val="99"/>
     <w:pPr>
       <w:pBdr/>
@@ -45120,9 +47200,9 @@
       </w:tcPr>
     </w:tblStylePr>
   </w:style>
-  <w:style w:type="table" w:styleId="1430">
+  <w:style w:type="table" w:styleId="1466">
     <w:name w:val="Grid Table 5 Dark- Accent 4"/>
-    <w:basedOn w:val="1390"/>
+    <w:basedOn w:val="1426"/>
     <w:uiPriority w:val="99"/>
     <w:pPr>
       <w:pBdr/>
@@ -45348,9 +47428,9 @@
       </w:tcPr>
     </w:tblStylePr>
   </w:style>
-  <w:style w:type="table" w:styleId="1431">
+  <w:style w:type="table" w:styleId="1467">
     <w:name w:val="Grid Table 5 Dark - Accent 5"/>
-    <w:basedOn w:val="1390"/>
+    <w:basedOn w:val="1426"/>
     <w:uiPriority w:val="99"/>
     <w:pPr>
       <w:pBdr/>
@@ -45576,9 +47656,9 @@
       </w:tcPr>
     </w:tblStylePr>
   </w:style>
-  <w:style w:type="table" w:styleId="1432">
+  <w:style w:type="table" w:styleId="1468">
     <w:name w:val="Grid Table 5 Dark - Accent 6"/>
-    <w:basedOn w:val="1390"/>
+    <w:basedOn w:val="1426"/>
     <w:uiPriority w:val="99"/>
     <w:pPr>
       <w:pBdr/>
@@ -45804,9 +47884,9 @@
       </w:tcPr>
     </w:tblStylePr>
   </w:style>
-  <w:style w:type="table" w:styleId="1433">
+  <w:style w:type="table" w:styleId="1469">
     <w:name w:val="Grid Table 6 Colorful"/>
-    <w:basedOn w:val="1390"/>
+    <w:basedOn w:val="1426"/>
     <w:uiPriority w:val="99"/>
     <w:pPr>
       <w:pBdr/>
@@ -46034,9 +48114,9 @@
       </w:tcPr>
     </w:tblStylePr>
   </w:style>
-  <w:style w:type="table" w:styleId="1434">
+  <w:style w:type="table" w:styleId="1470">
     <w:name w:val="Grid Table 6 Colorful - Accent 1"/>
-    <w:basedOn w:val="1390"/>
+    <w:basedOn w:val="1426"/>
     <w:uiPriority w:val="99"/>
     <w:pPr>
       <w:pBdr/>
@@ -46264,9 +48344,9 @@
       </w:tcPr>
     </w:tblStylePr>
   </w:style>
-  <w:style w:type="table" w:styleId="1435">
+  <w:style w:type="table" w:styleId="1471">
     <w:name w:val="Grid Table 6 Colorful - Accent 2"/>
-    <w:basedOn w:val="1390"/>
+    <w:basedOn w:val="1426"/>
     <w:uiPriority w:val="99"/>
     <w:pPr>
       <w:pBdr/>
@@ -46494,9 +48574,9 @@
       </w:tcPr>
     </w:tblStylePr>
   </w:style>
-  <w:style w:type="table" w:styleId="1436">
+  <w:style w:type="table" w:styleId="1472">
     <w:name w:val="Grid Table 6 Colorful - Accent 3"/>
-    <w:basedOn w:val="1390"/>
+    <w:basedOn w:val="1426"/>
     <w:uiPriority w:val="99"/>
     <w:pPr>
       <w:pBdr/>
@@ -46724,9 +48804,9 @@
       </w:tcPr>
     </w:tblStylePr>
   </w:style>
-  <w:style w:type="table" w:styleId="1437">
+  <w:style w:type="table" w:styleId="1473">
     <w:name w:val="Grid Table 6 Colorful - Accent 4"/>
-    <w:basedOn w:val="1390"/>
+    <w:basedOn w:val="1426"/>
     <w:uiPriority w:val="99"/>
     <w:pPr>
       <w:pBdr/>
@@ -46954,9 +49034,9 @@
       </w:tcPr>
     </w:tblStylePr>
   </w:style>
-  <w:style w:type="table" w:styleId="1438">
+  <w:style w:type="table" w:styleId="1474">
     <w:name w:val="Grid Table 6 Colorful - Accent 5"/>
-    <w:basedOn w:val="1390"/>
+    <w:basedOn w:val="1426"/>
     <w:uiPriority w:val="99"/>
     <w:pPr>
       <w:pBdr/>
@@ -47184,9 +49264,9 @@
       </w:tcPr>
     </w:tblStylePr>
   </w:style>
-  <w:style w:type="table" w:styleId="1439">
+  <w:style w:type="table" w:styleId="1475">
     <w:name w:val="Grid Table 6 Colorful - Accent 6"/>
-    <w:basedOn w:val="1390"/>
+    <w:basedOn w:val="1426"/>
     <w:uiPriority w:val="99"/>
     <w:pPr>
       <w:pBdr/>
@@ -47414,9 +49494,9 @@
       </w:tcPr>
     </w:tblStylePr>
   </w:style>
-  <w:style w:type="table" w:styleId="1440">
+  <w:style w:type="table" w:styleId="1476">
     <w:name w:val="Grid Table 7 Colorful"/>
-    <w:basedOn w:val="1390"/>
+    <w:basedOn w:val="1426"/>
     <w:uiPriority w:val="99"/>
     <w:pPr>
       <w:pBdr/>
@@ -47668,9 +49748,9 @@
       </w:tcPr>
     </w:tblStylePr>
   </w:style>
-  <w:style w:type="table" w:styleId="1441">
+  <w:style w:type="table" w:styleId="1477">
     <w:name w:val="Grid Table 7 Colorful - Accent 1"/>
-    <w:basedOn w:val="1390"/>
+    <w:basedOn w:val="1426"/>
     <w:uiPriority w:val="99"/>
     <w:pPr>
       <w:pBdr/>
@@ -47922,9 +50002,9 @@
       </w:tcPr>
     </w:tblStylePr>
   </w:style>
-  <w:style w:type="table" w:styleId="1442">
+  <w:style w:type="table" w:styleId="1478">
     <w:name w:val="Grid Table 7 Colorful - Accent 2"/>
-    <w:basedOn w:val="1390"/>
+    <w:basedOn w:val="1426"/>
     <w:uiPriority w:val="99"/>
     <w:pPr>
       <w:pBdr/>
@@ -48176,9 +50256,9 @@
       </w:tcPr>
     </w:tblStylePr>
   </w:style>
-  <w:style w:type="table" w:styleId="1443">
+  <w:style w:type="table" w:styleId="1479">
     <w:name w:val="Grid Table 7 Colorful - Accent 3"/>
-    <w:basedOn w:val="1390"/>
+    <w:basedOn w:val="1426"/>
     <w:uiPriority w:val="99"/>
     <w:pPr>
       <w:pBdr/>
@@ -48430,9 +50510,9 @@
       </w:tcPr>
     </w:tblStylePr>
   </w:style>
-  <w:style w:type="table" w:styleId="1444">
+  <w:style w:type="table" w:styleId="1480">
     <w:name w:val="Grid Table 7 Colorful - Accent 4"/>
-    <w:basedOn w:val="1390"/>
+    <w:basedOn w:val="1426"/>
     <w:uiPriority w:val="99"/>
     <w:pPr>
       <w:pBdr/>
@@ -48684,9 +50764,9 @@
       </w:tcPr>
     </w:tblStylePr>
   </w:style>
-  <w:style w:type="table" w:styleId="1445">
+  <w:style w:type="table" w:styleId="1481">
     <w:name w:val="Grid Table 7 Colorful - Accent 5"/>
-    <w:basedOn w:val="1390"/>
+    <w:basedOn w:val="1426"/>
     <w:uiPriority w:val="99"/>
     <w:pPr>
       <w:pBdr/>
@@ -48938,9 +51018,9 @@
       </w:tcPr>
     </w:tblStylePr>
   </w:style>
-  <w:style w:type="table" w:styleId="1446">
+  <w:style w:type="table" w:styleId="1482">
     <w:name w:val="Grid Table 7 Colorful - Accent 6"/>
-    <w:basedOn w:val="1390"/>
+    <w:basedOn w:val="1426"/>
     <w:uiPriority w:val="99"/>
     <w:pPr>
       <w:pBdr/>
@@ -49192,9 +51272,9 @@
       </w:tcPr>
     </w:tblStylePr>
   </w:style>
-  <w:style w:type="table" w:styleId="1447">
+  <w:style w:type="table" w:styleId="1483">
     <w:name w:val="List Table 1 Light"/>
-    <w:basedOn w:val="1390"/>
+    <w:basedOn w:val="1426"/>
     <w:uiPriority w:val="99"/>
     <w:pPr>
       <w:pBdr/>
@@ -49408,9 +51488,9 @@
       </w:tcPr>
     </w:tblStylePr>
   </w:style>
-  <w:style w:type="table" w:styleId="1448">
+  <w:style w:type="table" w:styleId="1484">
     <w:name w:val="List Table 1 Light - Accent 1"/>
-    <w:basedOn w:val="1390"/>
+    <w:basedOn w:val="1426"/>
     <w:uiPriority w:val="99"/>
     <w:pPr>
       <w:pBdr/>
@@ -49624,9 +51704,9 @@
       </w:tcPr>
     </w:tblStylePr>
   </w:style>
-  <w:style w:type="table" w:styleId="1449">
+  <w:style w:type="table" w:styleId="1485">
     <w:name w:val="List Table 1 Light - Accent 2"/>
-    <w:basedOn w:val="1390"/>
+    <w:basedOn w:val="1426"/>
     <w:uiPriority w:val="99"/>
     <w:pPr>
       <w:pBdr/>
@@ -49840,9 +51920,9 @@
       </w:tcPr>
     </w:tblStylePr>
   </w:style>
-  <w:style w:type="table" w:styleId="1450">
+  <w:style w:type="table" w:styleId="1486">
     <w:name w:val="List Table 1 Light - Accent 3"/>
-    <w:basedOn w:val="1390"/>
+    <w:basedOn w:val="1426"/>
     <w:uiPriority w:val="99"/>
     <w:pPr>
       <w:pBdr/>
@@ -50056,9 +52136,9 @@
       </w:tcPr>
     </w:tblStylePr>
   </w:style>
-  <w:style w:type="table" w:styleId="1451">
+  <w:style w:type="table" w:styleId="1487">
     <w:name w:val="List Table 1 Light - Accent 4"/>
-    <w:basedOn w:val="1390"/>
+    <w:basedOn w:val="1426"/>
     <w:uiPriority w:val="99"/>
     <w:pPr>
       <w:pBdr/>
@@ -50272,9 +52352,9 @@
       </w:tcPr>
     </w:tblStylePr>
   </w:style>
-  <w:style w:type="table" w:styleId="1452">
+  <w:style w:type="table" w:styleId="1488">
     <w:name w:val="List Table 1 Light - Accent 5"/>
-    <w:basedOn w:val="1390"/>
+    <w:basedOn w:val="1426"/>
     <w:uiPriority w:val="99"/>
     <w:pPr>
       <w:pBdr/>
@@ -50488,9 +52568,9 @@
       </w:tcPr>
     </w:tblStylePr>
   </w:style>
-  <w:style w:type="table" w:styleId="1453">
+  <w:style w:type="table" w:styleId="1489">
     <w:name w:val="List Table 1 Light - Accent 6"/>
-    <w:basedOn w:val="1390"/>
+    <w:basedOn w:val="1426"/>
     <w:uiPriority w:val="99"/>
     <w:pPr>
       <w:pBdr/>
@@ -50704,9 +52784,9 @@
       </w:tcPr>
     </w:tblStylePr>
   </w:style>
-  <w:style w:type="table" w:styleId="1454">
+  <w:style w:type="table" w:styleId="1490">
     <w:name w:val="List Table 2"/>
-    <w:basedOn w:val="1390"/>
+    <w:basedOn w:val="1426"/>
     <w:uiPriority w:val="99"/>
     <w:pPr>
       <w:pBdr/>
@@ -50942,9 +53022,9 @@
       </w:tcPr>
     </w:tblStylePr>
   </w:style>
-  <w:style w:type="table" w:styleId="1455">
+  <w:style w:type="table" w:styleId="1491">
     <w:name w:val="List Table 2 - Accent 1"/>
-    <w:basedOn w:val="1390"/>
+    <w:basedOn w:val="1426"/>
     <w:uiPriority w:val="99"/>
     <w:pPr>
       <w:pBdr/>
@@ -51180,9 +53260,9 @@
       </w:tcPr>
     </w:tblStylePr>
   </w:style>
-  <w:style w:type="table" w:styleId="1456">
+  <w:style w:type="table" w:styleId="1492">
     <w:name w:val="List Table 2 - Accent 2"/>
-    <w:basedOn w:val="1390"/>
+    <w:basedOn w:val="1426"/>
     <w:uiPriority w:val="99"/>
     <w:pPr>
       <w:pBdr/>
@@ -51418,9 +53498,9 @@
       </w:tcPr>
     </w:tblStylePr>
   </w:style>
-  <w:style w:type="table" w:styleId="1457">
+  <w:style w:type="table" w:styleId="1493">
     <w:name w:val="List Table 2 - Accent 3"/>
-    <w:basedOn w:val="1390"/>
+    <w:basedOn w:val="1426"/>
     <w:uiPriority w:val="99"/>
     <w:pPr>
       <w:pBdr/>
@@ -51656,9 +53736,9 @@
       </w:tcPr>
     </w:tblStylePr>
   </w:style>
-  <w:style w:type="table" w:styleId="1458">
+  <w:style w:type="table" w:styleId="1494">
     <w:name w:val="List Table 2 - Accent 4"/>
-    <w:basedOn w:val="1390"/>
+    <w:basedOn w:val="1426"/>
     <w:uiPriority w:val="99"/>
     <w:pPr>
       <w:pBdr/>
@@ -51894,9 +53974,9 @@
       </w:tcPr>
     </w:tblStylePr>
   </w:style>
-  <w:style w:type="table" w:styleId="1459">
+  <w:style w:type="table" w:styleId="1495">
     <w:name w:val="List Table 2 - Accent 5"/>
-    <w:basedOn w:val="1390"/>
+    <w:basedOn w:val="1426"/>
     <w:uiPriority w:val="99"/>
     <w:pPr>
       <w:pBdr/>
@@ -52132,9 +54212,9 @@
       </w:tcPr>
     </w:tblStylePr>
   </w:style>
-  <w:style w:type="table" w:styleId="1460">
+  <w:style w:type="table" w:styleId="1496">
     <w:name w:val="List Table 2 - Accent 6"/>
-    <w:basedOn w:val="1390"/>
+    <w:basedOn w:val="1426"/>
     <w:uiPriority w:val="99"/>
     <w:pPr>
       <w:pBdr/>
@@ -52370,9 +54450,9 @@
       </w:tcPr>
     </w:tblStylePr>
   </w:style>
-  <w:style w:type="table" w:styleId="1461">
+  <w:style w:type="table" w:styleId="1497">
     <w:name w:val="List Table 3"/>
-    <w:basedOn w:val="1390"/>
+    <w:basedOn w:val="1426"/>
     <w:uiPriority w:val="99"/>
     <w:pPr>
       <w:pBdr/>
@@ -52598,9 +54678,9 @@
       </w:tcPr>
     </w:tblStylePr>
   </w:style>
-  <w:style w:type="table" w:styleId="1462">
+  <w:style w:type="table" w:styleId="1498">
     <w:name w:val="List Table 3 - Accent 1"/>
-    <w:basedOn w:val="1390"/>
+    <w:basedOn w:val="1426"/>
     <w:uiPriority w:val="99"/>
     <w:pPr>
       <w:pBdr/>
@@ -52826,9 +54906,9 @@
       </w:tcPr>
     </w:tblStylePr>
   </w:style>
-  <w:style w:type="table" w:styleId="1463">
+  <w:style w:type="table" w:styleId="1499">
     <w:name w:val="List Table 3 - Accent 2"/>
-    <w:basedOn w:val="1390"/>
+    <w:basedOn w:val="1426"/>
     <w:uiPriority w:val="99"/>
     <w:pPr>
       <w:pBdr/>
@@ -53054,9 +55134,9 @@
       </w:tcPr>
     </w:tblStylePr>
   </w:style>
-  <w:style w:type="table" w:styleId="1464">
+  <w:style w:type="table" w:styleId="1500">
     <w:name w:val="List Table 3 - Accent 3"/>
-    <w:basedOn w:val="1390"/>
+    <w:basedOn w:val="1426"/>
     <w:uiPriority w:val="99"/>
     <w:pPr>
       <w:pBdr/>
@@ -53282,9 +55362,9 @@
       </w:tcPr>
     </w:tblStylePr>
   </w:style>
-  <w:style w:type="table" w:styleId="1465">
+  <w:style w:type="table" w:styleId="1501">
     <w:name w:val="List Table 3 - Accent 4"/>
-    <w:basedOn w:val="1390"/>
+    <w:basedOn w:val="1426"/>
     <w:uiPriority w:val="99"/>
     <w:pPr>
       <w:pBdr/>
@@ -53510,9 +55590,9 @@
       </w:tcPr>
     </w:tblStylePr>
   </w:style>
-  <w:style w:type="table" w:styleId="1466">
+  <w:style w:type="table" w:styleId="1502">
     <w:name w:val="List Table 3 - Accent 5"/>
-    <w:basedOn w:val="1390"/>
+    <w:basedOn w:val="1426"/>
     <w:uiPriority w:val="99"/>
     <w:pPr>
       <w:pBdr/>
@@ -53738,9 +55818,9 @@
       </w:tcPr>
     </w:tblStylePr>
   </w:style>
-  <w:style w:type="table" w:styleId="1467">
+  <w:style w:type="table" w:styleId="1503">
     <w:name w:val="List Table 3 - Accent 6"/>
-    <w:basedOn w:val="1390"/>
+    <w:basedOn w:val="1426"/>
     <w:uiPriority w:val="99"/>
     <w:pPr>
       <w:pBdr/>
@@ -53966,9 +56046,9 @@
       </w:tcPr>
     </w:tblStylePr>
   </w:style>
-  <w:style w:type="table" w:styleId="1468">
+  <w:style w:type="table" w:styleId="1504">
     <w:name w:val="List Table 4"/>
-    <w:basedOn w:val="1390"/>
+    <w:basedOn w:val="1426"/>
     <w:uiPriority w:val="99"/>
     <w:pPr>
       <w:pBdr/>
@@ -54191,9 +56271,9 @@
       </w:tcPr>
     </w:tblStylePr>
   </w:style>
-  <w:style w:type="table" w:styleId="1469">
+  <w:style w:type="table" w:styleId="1505">
     <w:name w:val="List Table 4 - Accent 1"/>
-    <w:basedOn w:val="1390"/>
+    <w:basedOn w:val="1426"/>
     <w:uiPriority w:val="99"/>
     <w:pPr>
       <w:pBdr/>
@@ -54416,9 +56496,9 @@
       </w:tcPr>
     </w:tblStylePr>
   </w:style>
-  <w:style w:type="table" w:styleId="1470">
+  <w:style w:type="table" w:styleId="1506">
     <w:name w:val="List Table 4 - Accent 2"/>
-    <w:basedOn w:val="1390"/>
+    <w:basedOn w:val="1426"/>
     <w:uiPriority w:val="99"/>
     <w:pPr>
       <w:pBdr/>
@@ -54641,9 +56721,9 @@
       </w:tcPr>
     </w:tblStylePr>
   </w:style>
-  <w:style w:type="table" w:styleId="1471">
+  <w:style w:type="table" w:styleId="1507">
     <w:name w:val="List Table 4 - Accent 3"/>
-    <w:basedOn w:val="1390"/>
+    <w:basedOn w:val="1426"/>
     <w:uiPriority w:val="99"/>
     <w:pPr>
       <w:pBdr/>
@@ -54866,9 +56946,9 @@
       </w:tcPr>
     </w:tblStylePr>
   </w:style>
-  <w:style w:type="table" w:styleId="1472">
+  <w:style w:type="table" w:styleId="1508">
     <w:name w:val="List Table 4 - Accent 4"/>
-    <w:basedOn w:val="1390"/>
+    <w:basedOn w:val="1426"/>
     <w:uiPriority w:val="99"/>
     <w:pPr>
       <w:pBdr/>
@@ -55091,9 +57171,9 @@
       </w:tcPr>
     </w:tblStylePr>
   </w:style>
-  <w:style w:type="table" w:styleId="1473">
+  <w:style w:type="table" w:styleId="1509">
     <w:name w:val="List Table 4 - Accent 5"/>
-    <w:basedOn w:val="1390"/>
+    <w:basedOn w:val="1426"/>
     <w:uiPriority w:val="99"/>
     <w:pPr>
       <w:pBdr/>
@@ -55316,9 +57396,9 @@
       </w:tcPr>
     </w:tblStylePr>
   </w:style>
-  <w:style w:type="table" w:styleId="1474">
+  <w:style w:type="table" w:styleId="1510">
     <w:name w:val="List Table 4 - Accent 6"/>
-    <w:basedOn w:val="1390"/>
+    <w:basedOn w:val="1426"/>
     <w:uiPriority w:val="99"/>
     <w:pPr>
       <w:pBdr/>
@@ -55541,9 +57621,9 @@
       </w:tcPr>
     </w:tblStylePr>
   </w:style>
-  <w:style w:type="table" w:styleId="1475">
+  <w:style w:type="table" w:styleId="1511">
     <w:name w:val="List Table 5 Dark"/>
-    <w:basedOn w:val="1390"/>
+    <w:basedOn w:val="1426"/>
     <w:uiPriority w:val="99"/>
     <w:pPr>
       <w:pBdr/>
@@ -55783,9 +57863,9 @@
       </w:tcPr>
     </w:tblStylePr>
   </w:style>
-  <w:style w:type="table" w:styleId="1476">
+  <w:style w:type="table" w:styleId="1512">
     <w:name w:val="List Table 5 Dark - Accent 1"/>
-    <w:basedOn w:val="1390"/>
+    <w:basedOn w:val="1426"/>
     <w:uiPriority w:val="99"/>
     <w:pPr>
       <w:pBdr/>
@@ -56025,9 +58105,9 @@
       </w:tcPr>
     </w:tblStylePr>
   </w:style>
-  <w:style w:type="table" w:styleId="1477">
+  <w:style w:type="table" w:styleId="1513">
     <w:name w:val="List Table 5 Dark - Accent 2"/>
-    <w:basedOn w:val="1390"/>
+    <w:basedOn w:val="1426"/>
     <w:uiPriority w:val="99"/>
     <w:pPr>
       <w:pBdr/>
@@ -56267,9 +58347,9 @@
       </w:tcPr>
     </w:tblStylePr>
   </w:style>
-  <w:style w:type="table" w:styleId="1478">
+  <w:style w:type="table" w:styleId="1514">
     <w:name w:val="List Table 5 Dark - Accent 3"/>
-    <w:basedOn w:val="1390"/>
+    <w:basedOn w:val="1426"/>
     <w:uiPriority w:val="99"/>
     <w:pPr>
       <w:pBdr/>
@@ -56509,9 +58589,9 @@
       </w:tcPr>
     </w:tblStylePr>
   </w:style>
-  <w:style w:type="table" w:styleId="1479">
+  <w:style w:type="table" w:styleId="1515">
     <w:name w:val="List Table 5 Dark - Accent 4"/>
-    <w:basedOn w:val="1390"/>
+    <w:basedOn w:val="1426"/>
     <w:uiPriority w:val="99"/>
     <w:pPr>
       <w:pBdr/>
@@ -56751,9 +58831,9 @@
       </w:tcPr>
     </w:tblStylePr>
   </w:style>
-  <w:style w:type="table" w:styleId="1480">
+  <w:style w:type="table" w:styleId="1516">
     <w:name w:val="List Table 5 Dark - Accent 5"/>
-    <w:basedOn w:val="1390"/>
+    <w:basedOn w:val="1426"/>
     <w:uiPriority w:val="99"/>
     <w:pPr>
       <w:pBdr/>
@@ -56993,9 +59073,9 @@
       </w:tcPr>
     </w:tblStylePr>
   </w:style>
-  <w:style w:type="table" w:styleId="1481">
+  <w:style w:type="table" w:styleId="1517">
     <w:name w:val="List Table 5 Dark - Accent 6"/>
-    <w:basedOn w:val="1390"/>
+    <w:basedOn w:val="1426"/>
     <w:uiPriority w:val="99"/>
     <w:pPr>
       <w:pBdr/>
@@ -57235,9 +59315,9 @@
       </w:tcPr>
     </w:tblStylePr>
   </w:style>
-  <w:style w:type="table" w:styleId="1482">
+  <w:style w:type="table" w:styleId="1518">
     <w:name w:val="List Table 6 Colorful"/>
-    <w:basedOn w:val="1390"/>
+    <w:basedOn w:val="1426"/>
     <w:uiPriority w:val="99"/>
     <w:pPr>
       <w:pBdr/>
@@ -57458,9 +59538,9 @@
       </w:tcPr>
     </w:tblStylePr>
   </w:style>
-  <w:style w:type="table" w:styleId="1483">
+  <w:style w:type="table" w:styleId="1519">
     <w:name w:val="List Table 6 Colorful - Accent 1"/>
-    <w:basedOn w:val="1390"/>
+    <w:basedOn w:val="1426"/>
     <w:uiPriority w:val="99"/>
     <w:pPr>
       <w:pBdr/>
@@ -57681,9 +59761,9 @@
       </w:tcPr>
     </w:tblStylePr>
   </w:style>
-  <w:style w:type="table" w:styleId="1484">
+  <w:style w:type="table" w:styleId="1520">
     <w:name w:val="List Table 6 Colorful - Accent 2"/>
-    <w:basedOn w:val="1390"/>
+    <w:basedOn w:val="1426"/>
     <w:uiPriority w:val="99"/>
     <w:pPr>
       <w:pBdr/>
@@ -57904,9 +59984,9 @@
       </w:tcPr>
     </w:tblStylePr>
   </w:style>
-  <w:style w:type="table" w:styleId="1485">
+  <w:style w:type="table" w:styleId="1521">
     <w:name w:val="List Table 6 Colorful - Accent 3"/>
-    <w:basedOn w:val="1390"/>
+    <w:basedOn w:val="1426"/>
     <w:uiPriority w:val="99"/>
     <w:pPr>
       <w:pBdr/>
@@ -58127,9 +60207,9 @@
       </w:tcPr>
     </w:tblStylePr>
   </w:style>
-  <w:style w:type="table" w:styleId="1486">
+  <w:style w:type="table" w:styleId="1522">
     <w:name w:val="List Table 6 Colorful - Accent 4"/>
-    <w:basedOn w:val="1390"/>
+    <w:basedOn w:val="1426"/>
     <w:uiPriority w:val="99"/>
     <w:pPr>
       <w:pBdr/>
@@ -58350,9 +60430,9 @@
       </w:tcPr>
     </w:tblStylePr>
   </w:style>
-  <w:style w:type="table" w:styleId="1487">
+  <w:style w:type="table" w:styleId="1523">
     <w:name w:val="List Table 6 Colorful - Accent 5"/>
-    <w:basedOn w:val="1390"/>
+    <w:basedOn w:val="1426"/>
     <w:uiPriority w:val="99"/>
     <w:pPr>
       <w:pBdr/>
@@ -58573,9 +60653,9 @@
       </w:tcPr>
     </w:tblStylePr>
   </w:style>
-  <w:style w:type="table" w:styleId="1488">
+  <w:style w:type="table" w:styleId="1524">
     <w:name w:val="List Table 6 Colorful - Accent 6"/>
-    <w:basedOn w:val="1390"/>
+    <w:basedOn w:val="1426"/>
     <w:uiPriority w:val="99"/>
     <w:pPr>
       <w:pBdr/>
@@ -58796,9 +60876,9 @@
       </w:tcPr>
     </w:tblStylePr>
   </w:style>
-  <w:style w:type="table" w:styleId="1489">
+  <w:style w:type="table" w:styleId="1525">
     <w:name w:val="List Table 7 Colorful"/>
-    <w:basedOn w:val="1390"/>
+    <w:basedOn w:val="1426"/>
     <w:uiPriority w:val="99"/>
     <w:pPr>
       <w:pBdr/>
@@ -59052,9 +61132,9 @@
       </w:tcPr>
     </w:tblStylePr>
   </w:style>
-  <w:style w:type="table" w:styleId="1490">
+  <w:style w:type="table" w:styleId="1526">
     <w:name w:val="List Table 7 Colorful - Accent 1"/>
-    <w:basedOn w:val="1390"/>
+    <w:basedOn w:val="1426"/>
     <w:uiPriority w:val="99"/>
     <w:pPr>
       <w:pBdr/>
@@ -59308,9 +61388,9 @@
       </w:tcPr>
     </w:tblStylePr>
   </w:style>
-  <w:style w:type="table" w:styleId="1491">
+  <w:style w:type="table" w:styleId="1527">
     <w:name w:val="List Table 7 Colorful - Accent 2"/>
-    <w:basedOn w:val="1390"/>
+    <w:basedOn w:val="1426"/>
     <w:uiPriority w:val="99"/>
     <w:pPr>
       <w:pBdr/>
@@ -59564,9 +61644,9 @@
       </w:tcPr>
     </w:tblStylePr>
   </w:style>
-  <w:style w:type="table" w:styleId="1492">
+  <w:style w:type="table" w:styleId="1528">
     <w:name w:val="List Table 7 Colorful - Accent 3"/>
-    <w:basedOn w:val="1390"/>
+    <w:basedOn w:val="1426"/>
     <w:uiPriority w:val="99"/>
     <w:pPr>
       <w:pBdr/>
@@ -59820,9 +61900,9 @@
       </w:tcPr>
     </w:tblStylePr>
   </w:style>
-  <w:style w:type="table" w:styleId="1493">
+  <w:style w:type="table" w:styleId="1529">
     <w:name w:val="List Table 7 Colorful - Accent 4"/>
-    <w:basedOn w:val="1390"/>
+    <w:basedOn w:val="1426"/>
     <w:uiPriority w:val="99"/>
     <w:pPr>
       <w:pBdr/>
@@ -60076,9 +62156,9 @@
       </w:tcPr>
     </w:tblStylePr>
   </w:style>
-  <w:style w:type="table" w:styleId="1494">
+  <w:style w:type="table" w:styleId="1530">
     <w:name w:val="List Table 7 Colorful - Accent 5"/>
-    <w:basedOn w:val="1390"/>
+    <w:basedOn w:val="1426"/>
     <w:uiPriority w:val="99"/>
     <w:pPr>
       <w:pBdr/>
@@ -60332,9 +62412,9 @@
       </w:tcPr>
     </w:tblStylePr>
   </w:style>
-  <w:style w:type="table" w:styleId="1495">
+  <w:style w:type="table" w:styleId="1531">
     <w:name w:val="List Table 7 Colorful - Accent 6"/>
-    <w:basedOn w:val="1390"/>
+    <w:basedOn w:val="1426"/>
     <w:uiPriority w:val="99"/>
     <w:pPr>
       <w:pBdr/>
@@ -60588,9 +62668,9 @@
       </w:tcPr>
     </w:tblStylePr>
   </w:style>
-  <w:style w:type="table" w:styleId="1496">
+  <w:style w:type="table" w:styleId="1532">
     <w:name w:val="Lined - Accent"/>
-    <w:basedOn w:val="1390"/>
+    <w:basedOn w:val="1426"/>
     <w:uiPriority w:val="99"/>
     <w:pPr>
       <w:pBdr/>
@@ -60825,9 +62905,9 @@
       </w:tcPr>
     </w:tblStylePr>
   </w:style>
-  <w:style w:type="table" w:styleId="1497">
+  <w:style w:type="table" w:styleId="1533">
     <w:name w:val="Lined - Accent 1"/>
-    <w:basedOn w:val="1390"/>
+    <w:basedOn w:val="1426"/>
     <w:uiPriority w:val="99"/>
     <w:pPr>
       <w:pBdr/>
@@ -61062,9 +63142,9 @@
       </w:tcPr>
     </w:tblStylePr>
   </w:style>
-  <w:style w:type="table" w:styleId="1498">
+  <w:style w:type="table" w:styleId="1534">
     <w:name w:val="Lined - Accent 2"/>
-    <w:basedOn w:val="1390"/>
+    <w:basedOn w:val="1426"/>
     <w:uiPriority w:val="99"/>
     <w:pPr>
       <w:pBdr/>
@@ -61299,9 +63379,9 @@
       </w:tcPr>
     </w:tblStylePr>
   </w:style>
-  <w:style w:type="table" w:styleId="1499">
+  <w:style w:type="table" w:styleId="1535">
     <w:name w:val="Lined - Accent 3"/>
-    <w:basedOn w:val="1390"/>
+    <w:basedOn w:val="1426"/>
     <w:uiPriority w:val="99"/>
     <w:pPr>
       <w:pBdr/>
@@ -61536,9 +63616,9 @@
       </w:tcPr>
     </w:tblStylePr>
   </w:style>
-  <w:style w:type="table" w:styleId="1500">
+  <w:style w:type="table" w:styleId="1536">
     <w:name w:val="Lined - Accent 4"/>
-    <w:basedOn w:val="1390"/>
+    <w:basedOn w:val="1426"/>
     <w:uiPriority w:val="99"/>
     <w:pPr>
       <w:pBdr/>
@@ -61773,9 +63853,9 @@
       </w:tcPr>
     </w:tblStylePr>
   </w:style>
-  <w:style w:type="table" w:styleId="1501">
+  <w:style w:type="table" w:styleId="1537">
     <w:name w:val="Lined - Accent 5"/>
-    <w:basedOn w:val="1390"/>
+    <w:basedOn w:val="1426"/>
     <w:uiPriority w:val="99"/>
     <w:pPr>
       <w:pBdr/>
@@ -62010,9 +64090,9 @@
       </w:tcPr>
     </w:tblStylePr>
   </w:style>
-  <w:style w:type="table" w:styleId="1502">
+  <w:style w:type="table" w:styleId="1538">
     <w:name w:val="Lined - Accent 6"/>
-    <w:basedOn w:val="1390"/>
+    <w:basedOn w:val="1426"/>
     <w:uiPriority w:val="99"/>
     <w:pPr>
       <w:pBdr/>
@@ -62247,9 +64327,9 @@
       </w:tcPr>
     </w:tblStylePr>
   </w:style>
-  <w:style w:type="table" w:styleId="1503">
+  <w:style w:type="table" w:styleId="1539">
     <w:name w:val="Bordered &amp; Lined - Accent"/>
-    <w:basedOn w:val="1390"/>
+    <w:basedOn w:val="1426"/>
     <w:uiPriority w:val="99"/>
     <w:pPr>
       <w:pBdr/>
@@ -62491,9 +64571,9 @@
       </w:tcPr>
     </w:tblStylePr>
   </w:style>
-  <w:style w:type="table" w:styleId="1504">
+  <w:style w:type="table" w:styleId="1540">
     <w:name w:val="Bordered &amp; Lined - Accent 1"/>
-    <w:basedOn w:val="1390"/>
+    <w:basedOn w:val="1426"/>
     <w:uiPriority w:val="99"/>
     <w:pPr>
       <w:pBdr/>
@@ -62735,9 +64815,9 @@
       </w:tcPr>
     </w:tblStylePr>
   </w:style>
-  <w:style w:type="table" w:styleId="1505">
+  <w:style w:type="table" w:styleId="1541">
     <w:name w:val="Bordered &amp; Lined - Accent 2"/>
-    <w:basedOn w:val="1390"/>
+    <w:basedOn w:val="1426"/>
     <w:uiPriority w:val="99"/>
     <w:pPr>
       <w:pBdr/>
@@ -62979,9 +65059,9 @@
       </w:tcPr>
     </w:tblStylePr>
   </w:style>
-  <w:style w:type="table" w:styleId="1506">
+  <w:style w:type="table" w:styleId="1542">
     <w:name w:val="Bordered &amp; Lined - Accent 3"/>
-    <w:basedOn w:val="1390"/>
+    <w:basedOn w:val="1426"/>
     <w:uiPriority w:val="99"/>
     <w:pPr>
       <w:pBdr/>
@@ -63223,9 +65303,9 @@
       </w:tcPr>
     </w:tblStylePr>
   </w:style>
-  <w:style w:type="table" w:styleId="1507">
+  <w:style w:type="table" w:styleId="1543">
     <w:name w:val="Bordered &amp; Lined - Accent 4"/>
-    <w:basedOn w:val="1390"/>
+    <w:basedOn w:val="1426"/>
     <w:uiPriority w:val="99"/>
     <w:pPr>
       <w:pBdr/>
@@ -63467,9 +65547,9 @@
       </w:tcPr>
     </w:tblStylePr>
   </w:style>
-  <w:style w:type="table" w:styleId="1508">
+  <w:style w:type="table" w:styleId="1544">
     <w:name w:val="Bordered &amp; Lined - Accent 5"/>
-    <w:basedOn w:val="1390"/>
+    <w:basedOn w:val="1426"/>
     <w:uiPriority w:val="99"/>
     <w:pPr>
       <w:pBdr/>
@@ -63711,9 +65791,9 @@
       </w:tcPr>
     </w:tblStylePr>
   </w:style>
-  <w:style w:type="table" w:styleId="1509">
+  <w:style w:type="table" w:styleId="1545">
     <w:name w:val="Bordered &amp; Lined - Accent 6"/>
-    <w:basedOn w:val="1390"/>
+    <w:basedOn w:val="1426"/>
     <w:uiPriority w:val="99"/>
     <w:pPr>
       <w:pBdr/>
@@ -63955,9 +66035,9 @@
       </w:tcPr>
     </w:tblStylePr>
   </w:style>
-  <w:style w:type="table" w:styleId="1510">
+  <w:style w:type="table" w:styleId="1546">
     <w:name w:val="Bordered"/>
-    <w:basedOn w:val="1390"/>
+    <w:basedOn w:val="1426"/>
     <w:uiPriority w:val="99"/>
     <w:pPr>
       <w:pBdr/>
@@ -64186,9 +66266,9 @@
       </w:tcPr>
     </w:tblStylePr>
   </w:style>
-  <w:style w:type="table" w:styleId="1511">
+  <w:style w:type="table" w:styleId="1547">
     <w:name w:val="Bordered - Accent 1"/>
-    <w:basedOn w:val="1390"/>
+    <w:basedOn w:val="1426"/>
     <w:uiPriority w:val="99"/>
     <w:pPr>
       <w:pBdr/>
@@ -64417,9 +66497,9 @@
       </w:tcPr>
     </w:tblStylePr>
   </w:style>
-  <w:style w:type="table" w:styleId="1512">
+  <w:style w:type="table" w:styleId="1548">
     <w:name w:val="Bordered - Accent 2"/>
-    <w:basedOn w:val="1390"/>
+    <w:basedOn w:val="1426"/>
     <w:uiPriority w:val="99"/>
     <w:pPr>
       <w:pBdr/>
@@ -64648,9 +66728,9 @@
       </w:tcPr>
     </w:tblStylePr>
   </w:style>
-  <w:style w:type="table" w:styleId="1513">
+  <w:style w:type="table" w:styleId="1549">
     <w:name w:val="Bordered - Accent 3"/>
-    <w:basedOn w:val="1390"/>
+    <w:basedOn w:val="1426"/>
     <w:uiPriority w:val="99"/>
     <w:pPr>
       <w:pBdr/>
@@ -64879,9 +66959,9 @@
       </w:tcPr>
     </w:tblStylePr>
   </w:style>
-  <w:style w:type="table" w:styleId="1514">
+  <w:style w:type="table" w:styleId="1550">
     <w:name w:val="Bordered - Accent 4"/>
-    <w:basedOn w:val="1390"/>
+    <w:basedOn w:val="1426"/>
     <w:uiPriority w:val="99"/>
     <w:pPr>
       <w:pBdr/>
@@ -65110,9 +67190,9 @@
       </w:tcPr>
     </w:tblStylePr>
   </w:style>
-  <w:style w:type="table" w:styleId="1515">
+  <w:style w:type="table" w:styleId="1551">
     <w:name w:val="Bordered - Accent 5"/>
-    <w:basedOn w:val="1390"/>
+    <w:basedOn w:val="1426"/>
     <w:uiPriority w:val="99"/>
     <w:pPr>
       <w:pBdr/>
@@ -65341,9 +67421,9 @@
       </w:tcPr>
     </w:tblStylePr>
   </w:style>
-  <w:style w:type="table" w:styleId="1516">
+  <w:style w:type="table" w:styleId="1552">
     <w:name w:val="Bordered - Accent 6"/>
-    <w:basedOn w:val="1390"/>
+    <w:basedOn w:val="1426"/>
     <w:uiPriority w:val="99"/>
     <w:pPr>
       <w:pBdr/>
@@ -65572,7 +67652,7 @@
       </w:tcPr>
     </w:tblStylePr>
   </w:style>
-  <w:style w:type="paragraph" w:styleId="1517" w:default="1">
+  <w:style w:type="paragraph" w:styleId="1553" w:default="1">
     <w:name w:val="Normal"/>
     <w:qFormat/>
     <w:pPr>
@@ -65581,11 +67661,11 @@
       <w:ind/>
     </w:pPr>
   </w:style>
-  <w:style w:type="paragraph" w:styleId="1518">
+  <w:style w:type="paragraph" w:styleId="1554">
     <w:name w:val="Heading 1"/>
-    <w:basedOn w:val="1517"/>
-    <w:next w:val="1517"/>
-    <w:link w:val="1529"/>
+    <w:basedOn w:val="1553"/>
+    <w:next w:val="1553"/>
+    <w:link w:val="1565"/>
     <w:uiPriority w:val="9"/>
     <w:qFormat/>
     <w:pPr>
@@ -65603,11 +67683,11 @@
       <w:szCs w:val="40"/>
     </w:rPr>
   </w:style>
-  <w:style w:type="paragraph" w:styleId="1519">
+  <w:style w:type="paragraph" w:styleId="1555">
     <w:name w:val="Heading 2"/>
-    <w:basedOn w:val="1517"/>
-    <w:next w:val="1517"/>
-    <w:link w:val="1530"/>
+    <w:basedOn w:val="1553"/>
+    <w:next w:val="1553"/>
+    <w:link w:val="1566"/>
     <w:uiPriority w:val="9"/>
     <w:unhideWhenUsed/>
     <w:qFormat/>
@@ -65626,11 +67706,11 @@
       <w:szCs w:val="32"/>
     </w:rPr>
   </w:style>
-  <w:style w:type="paragraph" w:styleId="1520">
+  <w:style w:type="paragraph" w:styleId="1556">
     <w:name w:val="Heading 3"/>
-    <w:basedOn w:val="1517"/>
-    <w:next w:val="1517"/>
-    <w:link w:val="1531"/>
+    <w:basedOn w:val="1553"/>
+    <w:next w:val="1553"/>
+    <w:link w:val="1567"/>
     <w:uiPriority w:val="9"/>
     <w:unhideWhenUsed/>
     <w:qFormat/>
@@ -65649,11 +67729,11 @@
       <w:szCs w:val="28"/>
     </w:rPr>
   </w:style>
-  <w:style w:type="paragraph" w:styleId="1521">
+  <w:style w:type="paragraph" w:styleId="1557">
     <w:name w:val="Heading 4"/>
-    <w:basedOn w:val="1517"/>
-    <w:next w:val="1517"/>
-    <w:link w:val="1532"/>
+    <w:basedOn w:val="1553"/>
+    <w:next w:val="1553"/>
+    <w:link w:val="1568"/>
     <w:uiPriority w:val="9"/>
     <w:unhideWhenUsed/>
     <w:qFormat/>
@@ -65672,11 +67752,11 @@
       <w:color w:val="0f4761" w:themeColor="accent1" w:themeShade="BF"/>
     </w:rPr>
   </w:style>
-  <w:style w:type="paragraph" w:styleId="1522">
+  <w:style w:type="paragraph" w:styleId="1558">
     <w:name w:val="Heading 5"/>
-    <w:basedOn w:val="1517"/>
-    <w:next w:val="1517"/>
-    <w:link w:val="1533"/>
+    <w:basedOn w:val="1553"/>
+    <w:next w:val="1553"/>
+    <w:link w:val="1569"/>
     <w:uiPriority w:val="9"/>
     <w:unhideWhenUsed/>
     <w:qFormat/>
@@ -65693,11 +67773,11 @@
       <w:color w:val="0f4761" w:themeColor="accent1" w:themeShade="BF"/>
     </w:rPr>
   </w:style>
-  <w:style w:type="paragraph" w:styleId="1523">
+  <w:style w:type="paragraph" w:styleId="1559">
     <w:name w:val="Heading 6"/>
-    <w:basedOn w:val="1517"/>
-    <w:next w:val="1517"/>
-    <w:link w:val="1534"/>
+    <w:basedOn w:val="1553"/>
+    <w:next w:val="1553"/>
+    <w:link w:val="1570"/>
     <w:uiPriority w:val="9"/>
     <w:unhideWhenUsed/>
     <w:qFormat/>
@@ -65716,11 +67796,11 @@
       <w:color w:val="595959" w:themeColor="text1" w:themeTint="A6"/>
     </w:rPr>
   </w:style>
-  <w:style w:type="paragraph" w:styleId="1524">
+  <w:style w:type="paragraph" w:styleId="1560">
     <w:name w:val="Heading 7"/>
-    <w:basedOn w:val="1517"/>
-    <w:next w:val="1517"/>
-    <w:link w:val="1535"/>
+    <w:basedOn w:val="1553"/>
+    <w:next w:val="1553"/>
+    <w:link w:val="1571"/>
     <w:uiPriority w:val="9"/>
     <w:unhideWhenUsed/>
     <w:qFormat/>
@@ -65737,11 +67817,11 @@
       <w:color w:val="595959" w:themeColor="text1" w:themeTint="A6"/>
     </w:rPr>
   </w:style>
-  <w:style w:type="paragraph" w:styleId="1525">
+  <w:style w:type="paragraph" w:styleId="1561">
     <w:name w:val="Heading 8"/>
-    <w:basedOn w:val="1517"/>
-    <w:next w:val="1517"/>
-    <w:link w:val="1536"/>
+    <w:basedOn w:val="1553"/>
+    <w:next w:val="1553"/>
+    <w:link w:val="1572"/>
     <w:uiPriority w:val="9"/>
     <w:unhideWhenUsed/>
     <w:qFormat/>
@@ -65760,11 +67840,11 @@
       <w:color w:val="272727" w:themeColor="text1" w:themeTint="D8"/>
     </w:rPr>
   </w:style>
-  <w:style w:type="paragraph" w:styleId="1526">
+  <w:style w:type="paragraph" w:styleId="1562">
     <w:name w:val="Heading 9"/>
-    <w:basedOn w:val="1517"/>
-    <w:next w:val="1517"/>
-    <w:link w:val="1537"/>
+    <w:basedOn w:val="1553"/>
+    <w:next w:val="1553"/>
+    <w:link w:val="1573"/>
     <w:uiPriority w:val="9"/>
     <w:unhideWhenUsed/>
     <w:qFormat/>
@@ -65783,7 +67863,7 @@
       <w:color w:val="272727" w:themeColor="text1" w:themeTint="D8"/>
     </w:rPr>
   </w:style>
-  <w:style w:type="character" w:styleId="1527" w:default="1">
+  <w:style w:type="character" w:styleId="1563" w:default="1">
     <w:name w:val="Default Paragraph Font"/>
     <w:uiPriority w:val="1"/>
     <w:semiHidden/>
@@ -65794,7 +67874,7 @@
       <w:ind/>
     </w:pPr>
   </w:style>
-  <w:style w:type="numbering" w:styleId="1528" w:default="1">
+  <w:style w:type="numbering" w:styleId="1564" w:default="1">
     <w:name w:val="No List"/>
     <w:uiPriority w:val="99"/>
     <w:semiHidden/>
@@ -65805,10 +67885,10 @@
       <w:ind/>
     </w:pPr>
   </w:style>
-  <w:style w:type="character" w:styleId="1529">
+  <w:style w:type="character" w:styleId="1565">
     <w:name w:val="Heading 1 Char"/>
-    <w:basedOn w:val="1527"/>
-    <w:link w:val="1518"/>
+    <w:basedOn w:val="1563"/>
+    <w:link w:val="1554"/>
     <w:uiPriority w:val="9"/>
     <w:pPr>
       <w:pBdr/>
@@ -65822,10 +67902,10 @@
       <w:szCs w:val="40"/>
     </w:rPr>
   </w:style>
-  <w:style w:type="character" w:styleId="1530">
+  <w:style w:type="character" w:styleId="1566">
     <w:name w:val="Heading 2 Char"/>
-    <w:basedOn w:val="1527"/>
-    <w:link w:val="1519"/>
+    <w:basedOn w:val="1563"/>
+    <w:link w:val="1555"/>
     <w:uiPriority w:val="9"/>
     <w:pPr>
       <w:pBdr/>
@@ -65839,10 +67919,10 @@
       <w:szCs w:val="32"/>
     </w:rPr>
   </w:style>
-  <w:style w:type="character" w:styleId="1531">
+  <w:style w:type="character" w:styleId="1567">
     <w:name w:val="Heading 3 Char"/>
-    <w:basedOn w:val="1527"/>
-    <w:link w:val="1520"/>
+    <w:basedOn w:val="1563"/>
+    <w:link w:val="1556"/>
     <w:uiPriority w:val="9"/>
     <w:pPr>
       <w:pBdr/>
@@ -65856,10 +67936,10 @@
       <w:szCs w:val="28"/>
     </w:rPr>
   </w:style>
-  <w:style w:type="character" w:styleId="1532">
+  <w:style w:type="character" w:styleId="1568">
     <w:name w:val="Heading 4 Char"/>
-    <w:basedOn w:val="1527"/>
-    <w:link w:val="1521"/>
+    <w:basedOn w:val="1563"/>
+    <w:link w:val="1557"/>
     <w:uiPriority w:val="9"/>
     <w:pPr>
       <w:pBdr/>
@@ -65873,10 +67953,10 @@
       <w:color w:val="0f4761" w:themeColor="accent1" w:themeShade="BF"/>
     </w:rPr>
   </w:style>
-  <w:style w:type="character" w:styleId="1533">
+  <w:style w:type="character" w:styleId="1569">
     <w:name w:val="Heading 5 Char"/>
-    <w:basedOn w:val="1527"/>
-    <w:link w:val="1522"/>
+    <w:basedOn w:val="1563"/>
+    <w:link w:val="1558"/>
     <w:uiPriority w:val="9"/>
     <w:pPr>
       <w:pBdr/>
@@ -65888,10 +67968,10 @@
       <w:color w:val="0f4761" w:themeColor="accent1" w:themeShade="BF"/>
     </w:rPr>
   </w:style>
-  <w:style w:type="character" w:styleId="1534">
+  <w:style w:type="character" w:styleId="1570">
     <w:name w:val="Heading 6 Char"/>
-    <w:basedOn w:val="1527"/>
-    <w:link w:val="1523"/>
+    <w:basedOn w:val="1563"/>
+    <w:link w:val="1559"/>
     <w:uiPriority w:val="9"/>
     <w:pPr>
       <w:pBdr/>
@@ -65905,10 +67985,10 @@
       <w:color w:val="595959" w:themeColor="text1" w:themeTint="A6"/>
     </w:rPr>
   </w:style>
-  <w:style w:type="character" w:styleId="1535">
+  <w:style w:type="character" w:styleId="1571">
     <w:name w:val="Heading 7 Char"/>
-    <w:basedOn w:val="1527"/>
-    <w:link w:val="1524"/>
+    <w:basedOn w:val="1563"/>
+    <w:link w:val="1560"/>
     <w:uiPriority w:val="9"/>
     <w:pPr>
       <w:pBdr/>
@@ -65920,10 +68000,10 @@
       <w:color w:val="595959" w:themeColor="text1" w:themeTint="A6"/>
     </w:rPr>
   </w:style>
-  <w:style w:type="character" w:styleId="1536">
+  <w:style w:type="character" w:styleId="1572">
     <w:name w:val="Heading 8 Char"/>
-    <w:basedOn w:val="1527"/>
-    <w:link w:val="1525"/>
+    <w:basedOn w:val="1563"/>
+    <w:link w:val="1561"/>
     <w:uiPriority w:val="9"/>
     <w:pPr>
       <w:pBdr/>
@@ -65937,10 +68017,10 @@
       <w:color w:val="272727" w:themeColor="text1" w:themeTint="D8"/>
     </w:rPr>
   </w:style>
-  <w:style w:type="character" w:styleId="1537">
+  <w:style w:type="character" w:styleId="1573">
     <w:name w:val="Heading 9 Char"/>
-    <w:basedOn w:val="1527"/>
-    <w:link w:val="1526"/>
+    <w:basedOn w:val="1563"/>
+    <w:link w:val="1562"/>
     <w:uiPriority w:val="9"/>
     <w:pPr>
       <w:pBdr/>
@@ -65954,11 +68034,11 @@
       <w:color w:val="272727" w:themeColor="text1" w:themeTint="D8"/>
     </w:rPr>
   </w:style>
-  <w:style w:type="paragraph" w:styleId="1538">
+  <w:style w:type="paragraph" w:styleId="1574">
     <w:name w:val="Title"/>
-    <w:basedOn w:val="1517"/>
-    <w:next w:val="1517"/>
-    <w:link w:val="1539"/>
+    <w:basedOn w:val="1553"/>
+    <w:next w:val="1553"/>
+    <w:link w:val="1575"/>
     <w:uiPriority w:val="10"/>
     <w:qFormat/>
     <w:pPr>
@@ -65974,10 +68054,10 @@
       <w:szCs w:val="56"/>
     </w:rPr>
   </w:style>
-  <w:style w:type="character" w:styleId="1539">
+  <w:style w:type="character" w:styleId="1575">
     <w:name w:val="Title Char"/>
-    <w:basedOn w:val="1527"/>
-    <w:link w:val="1538"/>
+    <w:basedOn w:val="1563"/>
+    <w:link w:val="1574"/>
     <w:uiPriority w:val="10"/>
     <w:pPr>
       <w:pBdr/>
@@ -65991,11 +68071,11 @@
       <w:szCs w:val="56"/>
     </w:rPr>
   </w:style>
-  <w:style w:type="paragraph" w:styleId="1540">
+  <w:style w:type="paragraph" w:styleId="1576">
     <w:name w:val="Subtitle"/>
-    <w:basedOn w:val="1517"/>
-    <w:next w:val="1517"/>
-    <w:link w:val="1541"/>
+    <w:basedOn w:val="1553"/>
+    <w:next w:val="1553"/>
+    <w:link w:val="1577"/>
     <w:uiPriority w:val="11"/>
     <w:qFormat/>
     <w:pPr>
@@ -66013,10 +68093,10 @@
       <w:szCs w:val="28"/>
     </w:rPr>
   </w:style>
-  <w:style w:type="character" w:styleId="1541">
+  <w:style w:type="character" w:styleId="1577">
     <w:name w:val="Subtitle Char"/>
-    <w:basedOn w:val="1527"/>
-    <w:link w:val="1540"/>
+    <w:basedOn w:val="1563"/>
+    <w:link w:val="1576"/>
     <w:uiPriority w:val="11"/>
     <w:pPr>
       <w:pBdr/>
@@ -66030,11 +68110,11 @@
       <w:szCs w:val="28"/>
     </w:rPr>
   </w:style>
-  <w:style w:type="paragraph" w:styleId="1542">
+  <w:style w:type="paragraph" w:styleId="1578">
     <w:name w:val="Quote"/>
-    <w:basedOn w:val="1517"/>
-    <w:next w:val="1517"/>
-    <w:link w:val="1543"/>
+    <w:basedOn w:val="1553"/>
+    <w:next w:val="1553"/>
+    <w:link w:val="1579"/>
     <w:uiPriority w:val="29"/>
     <w:qFormat/>
     <w:pPr>
@@ -66049,10 +68129,10 @@
       <w:color w:val="404040" w:themeColor="text1" w:themeTint="BF"/>
     </w:rPr>
   </w:style>
-  <w:style w:type="character" w:styleId="1543">
+  <w:style w:type="character" w:styleId="1579">
     <w:name w:val="Quote Char"/>
-    <w:basedOn w:val="1527"/>
-    <w:link w:val="1542"/>
+    <w:basedOn w:val="1563"/>
+    <w:link w:val="1578"/>
     <w:uiPriority w:val="29"/>
     <w:pPr>
       <w:pBdr/>
@@ -66065,9 +68145,9 @@
       <w:color w:val="404040" w:themeColor="text1" w:themeTint="BF"/>
     </w:rPr>
   </w:style>
-  <w:style w:type="paragraph" w:styleId="1544">
+  <w:style w:type="paragraph" w:styleId="1580">
     <w:name w:val="List Paragraph"/>
-    <w:basedOn w:val="1517"/>
+    <w:basedOn w:val="1553"/>
     <w:uiPriority w:val="34"/>
     <w:qFormat/>
     <w:pPr>
@@ -66077,9 +68157,9 @@
       <w:contextualSpacing w:val="true"/>
     </w:pPr>
   </w:style>
-  <w:style w:type="character" w:styleId="1545">
+  <w:style w:type="character" w:styleId="1581">
     <w:name w:val="Intense Emphasis"/>
-    <w:basedOn w:val="1527"/>
+    <w:basedOn w:val="1563"/>
     <w:uiPriority w:val="21"/>
     <w:qFormat/>
     <w:pPr>
@@ -66093,11 +68173,11 @@
       <w:color w:val="0f4761" w:themeColor="accent1" w:themeShade="BF"/>
     </w:rPr>
   </w:style>
-  <w:style w:type="paragraph" w:styleId="1546">
+  <w:style w:type="paragraph" w:styleId="1582">
     <w:name w:val="Intense Quote"/>
-    <w:basedOn w:val="1517"/>
-    <w:next w:val="1517"/>
-    <w:link w:val="1547"/>
+    <w:basedOn w:val="1553"/>
+    <w:next w:val="1553"/>
+    <w:link w:val="1583"/>
     <w:uiPriority w:val="30"/>
     <w:qFormat/>
     <w:pPr>
@@ -66115,10 +68195,10 @@
       <w:color w:val="0f4761" w:themeColor="accent1" w:themeShade="BF"/>
     </w:rPr>
   </w:style>
-  <w:style w:type="character" w:styleId="1547">
+  <w:style w:type="character" w:styleId="1583">
     <w:name w:val="Intense Quote Char"/>
-    <w:basedOn w:val="1527"/>
-    <w:link w:val="1546"/>
+    <w:basedOn w:val="1563"/>
+    <w:link w:val="1582"/>
     <w:uiPriority w:val="30"/>
     <w:pPr>
       <w:pBdr/>
@@ -66131,9 +68211,9 @@
       <w:color w:val="0f4761" w:themeColor="accent1" w:themeShade="BF"/>
     </w:rPr>
   </w:style>
-  <w:style w:type="character" w:styleId="1548">
+  <w:style w:type="character" w:styleId="1584">
     <w:name w:val="Intense Reference"/>
-    <w:basedOn w:val="1527"/>
+    <w:basedOn w:val="1563"/>
     <w:uiPriority w:val="32"/>
     <w:qFormat/>
     <w:pPr>
@@ -66149,9 +68229,9 @@
       <w:spacing w:val="5"/>
     </w:rPr>
   </w:style>
-  <w:style w:type="paragraph" w:styleId="1549">
+  <w:style w:type="paragraph" w:styleId="1585">
     <w:name w:val="No Spacing"/>
-    <w:basedOn w:val="1517"/>
+    <w:basedOn w:val="1553"/>
     <w:uiPriority w:val="1"/>
     <w:qFormat/>
     <w:pPr>
@@ -66160,9 +68240,9 @@
       <w:ind/>
     </w:pPr>
   </w:style>
-  <w:style w:type="character" w:styleId="1550">
+  <w:style w:type="character" w:styleId="1586">
     <w:name w:val="Subtle Emphasis"/>
-    <w:basedOn w:val="1527"/>
+    <w:basedOn w:val="1563"/>
     <w:uiPriority w:val="19"/>
     <w:qFormat/>
     <w:pPr>
@@ -66176,9 +68256,9 @@
       <w:color w:val="404040" w:themeColor="text1" w:themeTint="BF"/>
     </w:rPr>
   </w:style>
-  <w:style w:type="character" w:styleId="1551">
+  <w:style w:type="character" w:styleId="1587">
     <w:name w:val="Emphasis"/>
-    <w:basedOn w:val="1527"/>
+    <w:basedOn w:val="1563"/>
     <w:uiPriority w:val="20"/>
     <w:qFormat/>
     <w:pPr>
@@ -66191,9 +68271,9 @@
       <w:iCs/>
     </w:rPr>
   </w:style>
-  <w:style w:type="character" w:styleId="1552">
+  <w:style w:type="character" w:styleId="1588">
     <w:name w:val="Strong"/>
-    <w:basedOn w:val="1527"/>
+    <w:basedOn w:val="1563"/>
     <w:uiPriority w:val="22"/>
     <w:qFormat/>
     <w:pPr>
@@ -66206,9 +68286,9 @@
       <w:bCs/>
     </w:rPr>
   </w:style>
-  <w:style w:type="character" w:styleId="1553">
+  <w:style w:type="character" w:styleId="1589">
     <w:name w:val="Subtle Reference"/>
-    <w:basedOn w:val="1527"/>
+    <w:basedOn w:val="1563"/>
     <w:uiPriority w:val="31"/>
     <w:qFormat/>
     <w:pPr>
@@ -66221,9 +68301,9 @@
       <w:color w:val="5a5a5a" w:themeColor="text1" w:themeTint="A5"/>
     </w:rPr>
   </w:style>
-  <w:style w:type="character" w:styleId="1554">
+  <w:style w:type="character" w:styleId="1590">
     <w:name w:val="Book Title"/>
-    <w:basedOn w:val="1527"/>
+    <w:basedOn w:val="1563"/>
     <w:uiPriority w:val="33"/>
     <w:qFormat/>
     <w:pPr>
@@ -66239,10 +68319,10 @@
       <w:spacing w:val="5"/>
     </w:rPr>
   </w:style>
-  <w:style w:type="paragraph" w:styleId="1555">
+  <w:style w:type="paragraph" w:styleId="1591">
     <w:name w:val="Header"/>
-    <w:basedOn w:val="1517"/>
-    <w:link w:val="1556"/>
+    <w:basedOn w:val="1553"/>
+    <w:link w:val="1592"/>
     <w:uiPriority w:val="99"/>
     <w:unhideWhenUsed/>
     <w:pPr>
@@ -66255,10 +68335,10 @@
       <w:ind/>
     </w:pPr>
   </w:style>
-  <w:style w:type="character" w:styleId="1556">
+  <w:style w:type="character" w:styleId="1592">
     <w:name w:val="Header Char"/>
-    <w:basedOn w:val="1527"/>
-    <w:link w:val="1555"/>
+    <w:basedOn w:val="1563"/>
+    <w:link w:val="1591"/>
     <w:uiPriority w:val="99"/>
     <w:pPr>
       <w:pBdr/>
@@ -66266,10 +68346,10 @@
       <w:ind/>
     </w:pPr>
   </w:style>
-  <w:style w:type="paragraph" w:styleId="1557">
+  <w:style w:type="paragraph" w:styleId="1593">
     <w:name w:val="Footer"/>
-    <w:basedOn w:val="1517"/>
-    <w:link w:val="1558"/>
+    <w:basedOn w:val="1553"/>
+    <w:link w:val="1594"/>
     <w:uiPriority w:val="99"/>
     <w:unhideWhenUsed/>
     <w:pPr>
@@ -66282,10 +68362,10 @@
       <w:ind/>
     </w:pPr>
   </w:style>
-  <w:style w:type="character" w:styleId="1558">
+  <w:style w:type="character" w:styleId="1594">
     <w:name w:val="Footer Char"/>
-    <w:basedOn w:val="1527"/>
-    <w:link w:val="1557"/>
+    <w:basedOn w:val="1563"/>
+    <w:link w:val="1593"/>
     <w:uiPriority w:val="99"/>
     <w:pPr>
       <w:pBdr/>
@@ -66293,10 +68373,10 @@
       <w:ind/>
     </w:pPr>
   </w:style>
-  <w:style w:type="paragraph" w:styleId="1559">
+  <w:style w:type="paragraph" w:styleId="1595">
     <w:name w:val="Caption"/>
-    <w:basedOn w:val="1517"/>
-    <w:next w:val="1517"/>
+    <w:basedOn w:val="1553"/>
+    <w:next w:val="1553"/>
     <w:uiPriority w:val="35"/>
     <w:unhideWhenUsed/>
     <w:qFormat/>
@@ -66313,10 +68393,10 @@
       <w:szCs w:val="18"/>
     </w:rPr>
   </w:style>
-  <w:style w:type="paragraph" w:styleId="1560">
+  <w:style w:type="paragraph" w:styleId="1596">
     <w:name w:val="footnote text"/>
-    <w:basedOn w:val="1517"/>
-    <w:link w:val="1561"/>
+    <w:basedOn w:val="1553"/>
+    <w:link w:val="1597"/>
     <w:uiPriority w:val="99"/>
     <w:semiHidden/>
     <w:unhideWhenUsed/>
@@ -66330,10 +68410,10 @@
       <w:szCs w:val="20"/>
     </w:rPr>
   </w:style>
-  <w:style w:type="character" w:styleId="1561">
+  <w:style w:type="character" w:styleId="1597">
     <w:name w:val="Footnote Text Char"/>
-    <w:basedOn w:val="1527"/>
-    <w:link w:val="1560"/>
+    <w:basedOn w:val="1563"/>
+    <w:link w:val="1596"/>
     <w:uiPriority w:val="99"/>
     <w:semiHidden/>
     <w:pPr>
@@ -66346,9 +68426,9 @@
       <w:szCs w:val="20"/>
     </w:rPr>
   </w:style>
-  <w:style w:type="character" w:styleId="1562">
+  <w:style w:type="character" w:styleId="1598">
     <w:name w:val="footnote reference"/>
-    <w:basedOn w:val="1527"/>
+    <w:basedOn w:val="1563"/>
     <w:uiPriority w:val="99"/>
     <w:semiHidden/>
     <w:unhideWhenUsed/>
@@ -66361,10 +68441,10 @@
       <w:vertAlign w:val="superscript"/>
     </w:rPr>
   </w:style>
-  <w:style w:type="paragraph" w:styleId="1563">
+  <w:style w:type="paragraph" w:styleId="1599">
     <w:name w:val="endnote text"/>
-    <w:basedOn w:val="1517"/>
-    <w:link w:val="1564"/>
+    <w:basedOn w:val="1553"/>
+    <w:link w:val="1600"/>
     <w:uiPriority w:val="99"/>
     <w:semiHidden/>
     <w:unhideWhenUsed/>
@@ -66378,10 +68458,10 @@
       <w:szCs w:val="20"/>
     </w:rPr>
   </w:style>
-  <w:style w:type="character" w:styleId="1564">
+  <w:style w:type="character" w:styleId="1600">
     <w:name w:val="Endnote Text Char"/>
-    <w:basedOn w:val="1527"/>
-    <w:link w:val="1563"/>
+    <w:basedOn w:val="1563"/>
+    <w:link w:val="1599"/>
     <w:uiPriority w:val="99"/>
     <w:semiHidden/>
     <w:pPr>
@@ -66394,9 +68474,9 @@
       <w:szCs w:val="20"/>
     </w:rPr>
   </w:style>
-  <w:style w:type="character" w:styleId="1565">
+  <w:style w:type="character" w:styleId="1601">
     <w:name w:val="endnote reference"/>
-    <w:basedOn w:val="1527"/>
+    <w:basedOn w:val="1563"/>
     <w:uiPriority w:val="99"/>
     <w:semiHidden/>
     <w:unhideWhenUsed/>
@@ -66409,9 +68489,9 @@
       <w:vertAlign w:val="superscript"/>
     </w:rPr>
   </w:style>
-  <w:style w:type="character" w:styleId="1566">
+  <w:style w:type="character" w:styleId="1602">
     <w:name w:val="Hyperlink"/>
-    <w:basedOn w:val="1527"/>
+    <w:basedOn w:val="1563"/>
     <w:uiPriority w:val="99"/>
     <w:unhideWhenUsed/>
     <w:pPr>
@@ -66424,9 +68504,9 @@
       <w:u w:val="single"/>
     </w:rPr>
   </w:style>
-  <w:style w:type="character" w:styleId="1567">
+  <w:style w:type="character" w:styleId="1603">
     <w:name w:val="FollowedHyperlink"/>
-    <w:basedOn w:val="1527"/>
+    <w:basedOn w:val="1563"/>
     <w:uiPriority w:val="99"/>
     <w:semiHidden/>
     <w:unhideWhenUsed/>
@@ -66440,10 +68520,10 @@
       <w:u w:val="single"/>
     </w:rPr>
   </w:style>
-  <w:style w:type="paragraph" w:styleId="1568">
+  <w:style w:type="paragraph" w:styleId="1604">
     <w:name w:val="toc 1"/>
-    <w:basedOn w:val="1517"/>
-    <w:next w:val="1517"/>
+    <w:basedOn w:val="1553"/>
+    <w:next w:val="1553"/>
     <w:uiPriority w:val="39"/>
     <w:unhideWhenUsed/>
     <w:pPr>
@@ -66452,10 +68532,10 @@
       <w:ind/>
     </w:pPr>
   </w:style>
-  <w:style w:type="paragraph" w:styleId="1569">
+  <w:style w:type="paragraph" w:styleId="1605">
     <w:name w:val="toc 2"/>
-    <w:basedOn w:val="1517"/>
-    <w:next w:val="1517"/>
+    <w:basedOn w:val="1553"/>
+    <w:next w:val="1553"/>
     <w:uiPriority w:val="39"/>
     <w:unhideWhenUsed/>
     <w:pPr>
@@ -66464,10 +68544,10 @@
       <w:ind w:left="220"/>
     </w:pPr>
   </w:style>
-  <w:style w:type="paragraph" w:styleId="1570">
+  <w:style w:type="paragraph" w:styleId="1606">
     <w:name w:val="toc 3"/>
-    <w:basedOn w:val="1517"/>
-    <w:next w:val="1517"/>
+    <w:basedOn w:val="1553"/>
+    <w:next w:val="1553"/>
     <w:uiPriority w:val="39"/>
     <w:unhideWhenUsed/>
     <w:pPr>
@@ -66476,10 +68556,10 @@
       <w:ind w:left="440"/>
     </w:pPr>
   </w:style>
-  <w:style w:type="paragraph" w:styleId="1571">
+  <w:style w:type="paragraph" w:styleId="1607">
     <w:name w:val="toc 4"/>
-    <w:basedOn w:val="1517"/>
-    <w:next w:val="1517"/>
+    <w:basedOn w:val="1553"/>
+    <w:next w:val="1553"/>
     <w:uiPriority w:val="39"/>
     <w:unhideWhenUsed/>
     <w:pPr>
@@ -66488,10 +68568,10 @@
       <w:ind w:left="660"/>
     </w:pPr>
   </w:style>
-  <w:style w:type="paragraph" w:styleId="1572">
+  <w:style w:type="paragraph" w:styleId="1608">
     <w:name w:val="toc 5"/>
-    <w:basedOn w:val="1517"/>
-    <w:next w:val="1517"/>
+    <w:basedOn w:val="1553"/>
+    <w:next w:val="1553"/>
     <w:uiPriority w:val="39"/>
     <w:unhideWhenUsed/>
     <w:pPr>
@@ -66500,10 +68580,10 @@
       <w:ind w:left="880"/>
     </w:pPr>
   </w:style>
-  <w:style w:type="paragraph" w:styleId="1573">
+  <w:style w:type="paragraph" w:styleId="1609">
     <w:name w:val="toc 6"/>
-    <w:basedOn w:val="1517"/>
-    <w:next w:val="1517"/>
+    <w:basedOn w:val="1553"/>
+    <w:next w:val="1553"/>
     <w:uiPriority w:val="39"/>
     <w:unhideWhenUsed/>
     <w:pPr>
@@ -66512,10 +68592,10 @@
       <w:ind w:left="1100"/>
     </w:pPr>
   </w:style>
-  <w:style w:type="paragraph" w:styleId="1574">
+  <w:style w:type="paragraph" w:styleId="1610">
     <w:name w:val="toc 7"/>
-    <w:basedOn w:val="1517"/>
-    <w:next w:val="1517"/>
+    <w:basedOn w:val="1553"/>
+    <w:next w:val="1553"/>
     <w:uiPriority w:val="39"/>
     <w:unhideWhenUsed/>
     <w:pPr>
@@ -66524,10 +68604,10 @@
       <w:ind w:left="1320"/>
     </w:pPr>
   </w:style>
-  <w:style w:type="paragraph" w:styleId="1575">
+  <w:style w:type="paragraph" w:styleId="1611">
     <w:name w:val="toc 8"/>
-    <w:basedOn w:val="1517"/>
-    <w:next w:val="1517"/>
+    <w:basedOn w:val="1553"/>
+    <w:next w:val="1553"/>
     <w:uiPriority w:val="39"/>
     <w:unhideWhenUsed/>
     <w:pPr>
@@ -66536,10 +68616,10 @@
       <w:ind w:left="1540"/>
     </w:pPr>
   </w:style>
-  <w:style w:type="paragraph" w:styleId="1576">
+  <w:style w:type="paragraph" w:styleId="1612">
     <w:name w:val="toc 9"/>
-    <w:basedOn w:val="1517"/>
-    <w:next w:val="1517"/>
+    <w:basedOn w:val="1553"/>
+    <w:next w:val="1553"/>
     <w:uiPriority w:val="39"/>
     <w:unhideWhenUsed/>
     <w:pPr>
@@ -66548,9 +68628,9 @@
       <w:ind w:left="1760"/>
     </w:pPr>
   </w:style>
-  <w:style w:type="character" w:styleId="1577">
+  <w:style w:type="character" w:styleId="1613">
     <w:name w:val="Placeholder Text"/>
-    <w:basedOn w:val="1527"/>
+    <w:basedOn w:val="1563"/>
     <w:uiPriority w:val="99"/>
     <w:semiHidden/>
     <w:pPr>
@@ -66562,7 +68642,7 @@
       <w:color w:val="666666"/>
     </w:rPr>
   </w:style>
-  <w:style w:type="paragraph" w:styleId="1578">
+  <w:style w:type="paragraph" w:styleId="1614">
     <w:name w:val="TOC Heading"/>
     <w:uiPriority w:val="39"/>
     <w:unhideWhenUsed/>
@@ -66572,10 +68652,10 @@
       <w:ind/>
     </w:pPr>
   </w:style>
-  <w:style w:type="paragraph" w:styleId="1579">
+  <w:style w:type="paragraph" w:styleId="1615">
     <w:name w:val="table of figures"/>
-    <w:basedOn w:val="1517"/>
-    <w:next w:val="1517"/>
+    <w:basedOn w:val="1553"/>
+    <w:next w:val="1553"/>
     <w:uiPriority w:val="99"/>
     <w:unhideWhenUsed/>
     <w:pPr>
